--- a/2ºDAW/DAW/2ºTrimestre/Unidad 4/Ejercicios/actividad4.4-SuárezGarcíaPablo.docx
+++ b/2ºDAW/DAW/2ºTrimestre/Unidad 4/Ejercicios/actividad4.4-SuárezGarcíaPablo.docx
@@ -290,7 +290,7 @@
                     <pic:cNvPicPr/>
                   </pic:nvPicPr>
                   <pic:blipFill>
-                    <a:blip r:embed="rId7"/>
+                    <a:blip r:embed="rId8"/>
                     <a:stretch>
                       <a:fillRect/>
                     </a:stretch>
@@ -362,81 +362,6 @@
             <wp:extent cx="5400040" cy="1023620"/>
             <wp:effectExtent l="0" t="0" r="0" b="5080"/>
             <wp:docPr id="19" name="Imagen 19"/>
-            <wp:cNvGraphicFramePr>
-              <a:graphicFrameLocks xmlns:a="http://schemas.openxmlformats.org/drawingml/2006/main" noChangeAspect="1"/>
-            </wp:cNvGraphicFramePr>
-            <a:graphic xmlns:a="http://schemas.openxmlformats.org/drawingml/2006/main">
-              <a:graphicData uri="http://schemas.openxmlformats.org/drawingml/2006/picture">
-                <pic:pic xmlns:pic="http://schemas.openxmlformats.org/drawingml/2006/picture">
-                  <pic:nvPicPr>
-                    <pic:cNvPr id="1" name=""/>
-                    <pic:cNvPicPr/>
-                  </pic:nvPicPr>
-                  <pic:blipFill>
-                    <a:blip r:embed="rId8"/>
-                    <a:stretch>
-                      <a:fillRect/>
-                    </a:stretch>
-                  </pic:blipFill>
-                  <pic:spPr>
-                    <a:xfrm>
-                      <a:off x="0" y="0"/>
-                      <a:ext cx="5400040" cy="1023620"/>
-                    </a:xfrm>
-                    <a:prstGeom prst="rect">
-                      <a:avLst/>
-                    </a:prstGeom>
-                  </pic:spPr>
-                </pic:pic>
-              </a:graphicData>
-            </a:graphic>
-          </wp:inline>
-        </w:drawing>
-      </w:r>
-    </w:p>
-    <w:p>
-      <w:pPr>
-        <w:rPr>
-          <w:b/>
-          <w:bCs/>
-        </w:rPr>
-      </w:pPr>
-      <w:r>
-        <w:rPr>
-          <w:b/>
-          <w:bCs/>
-        </w:rPr>
-        <w:t>Ejecución de una imagen:</w:t>
-      </w:r>
-    </w:p>
-    <w:p>
-      <w:r>
-        <w:t xml:space="preserve">sudo </w:t>
-      </w:r>
-      <w:proofErr w:type="spellStart"/>
-      <w:r>
-        <w:t>docker</w:t>
-      </w:r>
-      <w:proofErr w:type="spellEnd"/>
-      <w:r>
-        <w:t xml:space="preserve"> run </w:t>
-      </w:r>
-      <w:proofErr w:type="spellStart"/>
-      <w:r>
-        <w:t>hello-world</w:t>
-      </w:r>
-      <w:proofErr w:type="spellEnd"/>
-    </w:p>
-    <w:p>
-      <w:r>
-        <w:rPr>
-          <w:noProof/>
-        </w:rPr>
-        <w:drawing>
-          <wp:inline distT="0" distB="0" distL="0" distR="0" wp14:anchorId="5887BCC3" wp14:editId="669D5496">
-            <wp:extent cx="5381625" cy="3219862"/>
-            <wp:effectExtent l="0" t="0" r="0" b="0"/>
-            <wp:docPr id="20" name="Imagen 20"/>
             <wp:cNvGraphicFramePr>
               <a:graphicFrameLocks xmlns:a="http://schemas.openxmlformats.org/drawingml/2006/main" noChangeAspect="1"/>
             </wp:cNvGraphicFramePr>
@@ -456,7 +381,7 @@
                   <pic:spPr>
                     <a:xfrm>
                       <a:off x="0" y="0"/>
-                      <a:ext cx="5385562" cy="3222217"/>
+                      <a:ext cx="5400040" cy="1023620"/>
                     </a:xfrm>
                     <a:prstGeom prst="rect">
                       <a:avLst/>
@@ -481,84 +406,26 @@
           <w:b/>
           <w:bCs/>
         </w:rPr>
-        <w:t xml:space="preserve">Uso de </w:t>
-      </w:r>
-      <w:proofErr w:type="spellStart"/>
-      <w:r>
-        <w:rPr>
-          <w:b/>
-          <w:bCs/>
-        </w:rPr>
+        <w:t>Ejecución de una imagen:</w:t>
+      </w:r>
+    </w:p>
+    <w:p>
+      <w:r>
+        <w:t xml:space="preserve">sudo </w:t>
+      </w:r>
+      <w:proofErr w:type="spellStart"/>
+      <w:r>
         <w:t>docker</w:t>
       </w:r>
       <w:proofErr w:type="spellEnd"/>
       <w:r>
-        <w:rPr>
-          <w:b/>
-          <w:bCs/>
-        </w:rPr>
-        <w:t xml:space="preserve"> sin ser </w:t>
-      </w:r>
-      <w:proofErr w:type="spellStart"/>
-      <w:r>
-        <w:rPr>
-          <w:b/>
-          <w:bCs/>
-        </w:rPr>
-        <w:t>root</w:t>
-      </w:r>
-      <w:proofErr w:type="spellEnd"/>
-      <w:r>
-        <w:rPr>
-          <w:b/>
-          <w:bCs/>
-        </w:rPr>
-        <w:t xml:space="preserve">. se añade el usuario de Ubuntu dentro del grupo </w:t>
-      </w:r>
-      <w:proofErr w:type="spellStart"/>
-      <w:r>
-        <w:rPr>
-          <w:b/>
-          <w:bCs/>
-        </w:rPr>
-        <w:t>docker</w:t>
-      </w:r>
-      <w:proofErr w:type="spellEnd"/>
-    </w:p>
-    <w:p>
-      <w:r>
-        <w:t xml:space="preserve">sudo </w:t>
-      </w:r>
-      <w:proofErr w:type="spellStart"/>
-      <w:r>
-        <w:t>usermod</w:t>
-      </w:r>
-      <w:proofErr w:type="spellEnd"/>
-      <w:r>
-        <w:t xml:space="preserve"> -</w:t>
-      </w:r>
-      <w:proofErr w:type="spellStart"/>
-      <w:r>
-        <w:t>aG</w:t>
-      </w:r>
-      <w:proofErr w:type="spellEnd"/>
-      <w:r>
-        <w:t xml:space="preserve"> </w:t>
-      </w:r>
-      <w:proofErr w:type="spellStart"/>
-      <w:r>
-        <w:t>docker</w:t>
-      </w:r>
-      <w:proofErr w:type="spellEnd"/>
-      <w:r>
-        <w:t xml:space="preserve"> p</w:t>
-      </w:r>
-      <w:r>
-        <w:t>ablosg2526</w:t>
-      </w:r>
-      <w:r>
-        <w:t xml:space="preserve"> (hay que cerrar la sesión y volver a entrar para que funcione; si no va, reiniciar Ubuntu)</w:t>
-      </w:r>
+        <w:t xml:space="preserve"> run </w:t>
+      </w:r>
+      <w:proofErr w:type="spellStart"/>
+      <w:r>
+        <w:t>hello-world</w:t>
+      </w:r>
+      <w:proofErr w:type="spellEnd"/>
     </w:p>
     <w:p>
       <w:r>
@@ -566,10 +433,10 @@
           <w:noProof/>
         </w:rPr>
         <w:drawing>
-          <wp:inline distT="0" distB="0" distL="0" distR="0" wp14:anchorId="576F9F06" wp14:editId="48506E6C">
-            <wp:extent cx="5400040" cy="166370"/>
-            <wp:effectExtent l="0" t="0" r="0" b="5080"/>
-            <wp:docPr id="25" name="Imagen 25"/>
+          <wp:inline distT="0" distB="0" distL="0" distR="0" wp14:anchorId="5887BCC3" wp14:editId="669D5496">
+            <wp:extent cx="5381625" cy="3219862"/>
+            <wp:effectExtent l="0" t="0" r="0" b="0"/>
+            <wp:docPr id="20" name="Imagen 20"/>
             <wp:cNvGraphicFramePr>
               <a:graphicFrameLocks xmlns:a="http://schemas.openxmlformats.org/drawingml/2006/main" noChangeAspect="1"/>
             </wp:cNvGraphicFramePr>
@@ -589,7 +456,7 @@
                   <pic:spPr>
                     <a:xfrm>
                       <a:off x="0" y="0"/>
-                      <a:ext cx="5400040" cy="166370"/>
+                      <a:ext cx="5385562" cy="3222217"/>
                     </a:xfrm>
                     <a:prstGeom prst="rect">
                       <a:avLst/>
@@ -614,7 +481,7 @@
           <w:b/>
           <w:bCs/>
         </w:rPr>
-        <w:t xml:space="preserve">Versión de </w:t>
+        <w:t xml:space="preserve">Uso de </w:t>
       </w:r>
       <w:proofErr w:type="spellStart"/>
       <w:r>
@@ -630,8 +497,33 @@
           <w:b/>
           <w:bCs/>
         </w:rPr>
-        <w:t xml:space="preserve"> instalada</w:t>
-      </w:r>
+        <w:t xml:space="preserve"> sin ser </w:t>
+      </w:r>
+      <w:proofErr w:type="spellStart"/>
+      <w:r>
+        <w:rPr>
+          <w:b/>
+          <w:bCs/>
+        </w:rPr>
+        <w:t>root</w:t>
+      </w:r>
+      <w:proofErr w:type="spellEnd"/>
+      <w:r>
+        <w:rPr>
+          <w:b/>
+          <w:bCs/>
+        </w:rPr>
+        <w:t xml:space="preserve">. se añade el usuario de Ubuntu dentro del grupo </w:t>
+      </w:r>
+      <w:proofErr w:type="spellStart"/>
+      <w:r>
+        <w:rPr>
+          <w:b/>
+          <w:bCs/>
+        </w:rPr>
+        <w:t>docker</w:t>
+      </w:r>
+      <w:proofErr w:type="spellEnd"/>
     </w:p>
     <w:p>
       <w:r>
@@ -639,29 +531,45 @@
       </w:r>
       <w:proofErr w:type="spellStart"/>
       <w:r>
+        <w:t>usermod</w:t>
+      </w:r>
+      <w:proofErr w:type="spellEnd"/>
+      <w:r>
+        <w:t xml:space="preserve"> -</w:t>
+      </w:r>
+      <w:proofErr w:type="spellStart"/>
+      <w:r>
+        <w:t>aG</w:t>
+      </w:r>
+      <w:proofErr w:type="spellEnd"/>
+      <w:r>
+        <w:t xml:space="preserve"> </w:t>
+      </w:r>
+      <w:proofErr w:type="spellStart"/>
+      <w:r>
         <w:t>docker</w:t>
       </w:r>
       <w:proofErr w:type="spellEnd"/>
       <w:r>
-        <w:t xml:space="preserve"> </w:t>
-      </w:r>
-      <w:proofErr w:type="spellStart"/>
-      <w:r>
-        <w:t>version</w:t>
-      </w:r>
-      <w:proofErr w:type="spellEnd"/>
+        <w:t xml:space="preserve"> p</w:t>
+      </w:r>
+      <w:r>
+        <w:t>ablosg2526</w:t>
+      </w:r>
+      <w:r>
+        <w:t xml:space="preserve"> (hay que cerrar la sesión y volver a entrar para que funcione; si no va, reiniciar Ubuntu)</w:t>
+      </w:r>
     </w:p>
     <w:p>
       <w:r>
         <w:rPr>
           <w:noProof/>
         </w:rPr>
-        <w:lastRenderedPageBreak/>
         <w:drawing>
-          <wp:inline distT="0" distB="0" distL="0" distR="0" wp14:anchorId="45162373" wp14:editId="07AB8AC5">
-            <wp:extent cx="4265446" cy="3790950"/>
-            <wp:effectExtent l="0" t="0" r="1905" b="0"/>
-            <wp:docPr id="21" name="Imagen 21"/>
+          <wp:inline distT="0" distB="0" distL="0" distR="0" wp14:anchorId="576F9F06" wp14:editId="48506E6C">
+            <wp:extent cx="5400040" cy="166370"/>
+            <wp:effectExtent l="0" t="0" r="0" b="5080"/>
+            <wp:docPr id="25" name="Imagen 25"/>
             <wp:cNvGraphicFramePr>
               <a:graphicFrameLocks xmlns:a="http://schemas.openxmlformats.org/drawingml/2006/main" noChangeAspect="1"/>
             </wp:cNvGraphicFramePr>
@@ -681,7 +589,7 @@
                   <pic:spPr>
                     <a:xfrm>
                       <a:off x="0" y="0"/>
-                      <a:ext cx="4273431" cy="3798047"/>
+                      <a:ext cx="5400040" cy="166370"/>
                     </a:xfrm>
                     <a:prstGeom prst="rect">
                       <a:avLst/>
@@ -706,7 +614,7 @@
           <w:b/>
           <w:bCs/>
         </w:rPr>
-        <w:t xml:space="preserve">Información sobre </w:t>
+        <w:t xml:space="preserve">Versión de </w:t>
       </w:r>
       <w:proofErr w:type="spellStart"/>
       <w:r>
@@ -717,6 +625,13 @@
         <w:t>docker</w:t>
       </w:r>
       <w:proofErr w:type="spellEnd"/>
+      <w:r>
+        <w:rPr>
+          <w:b/>
+          <w:bCs/>
+        </w:rPr>
+        <w:t xml:space="preserve"> instalada</w:t>
+      </w:r>
     </w:p>
     <w:p>
       <w:r>
@@ -732,7 +647,7 @@
       </w:r>
       <w:proofErr w:type="spellStart"/>
       <w:r>
-        <w:t>info</w:t>
+        <w:t>version</w:t>
       </w:r>
       <w:proofErr w:type="spellEnd"/>
     </w:p>
@@ -741,11 +656,12 @@
         <w:rPr>
           <w:noProof/>
         </w:rPr>
+        <w:lastRenderedPageBreak/>
         <w:drawing>
-          <wp:inline distT="0" distB="0" distL="0" distR="0" wp14:anchorId="67185367" wp14:editId="22B57E3D">
-            <wp:extent cx="4218940" cy="3667263"/>
-            <wp:effectExtent l="0" t="0" r="0" b="9525"/>
-            <wp:docPr id="23" name="Imagen 23"/>
+          <wp:inline distT="0" distB="0" distL="0" distR="0" wp14:anchorId="45162373" wp14:editId="07AB8AC5">
+            <wp:extent cx="4265446" cy="3790950"/>
+            <wp:effectExtent l="0" t="0" r="1905" b="0"/>
+            <wp:docPr id="21" name="Imagen 21"/>
             <wp:cNvGraphicFramePr>
               <a:graphicFrameLocks xmlns:a="http://schemas.openxmlformats.org/drawingml/2006/main" noChangeAspect="1"/>
             </wp:cNvGraphicFramePr>
@@ -765,7 +681,7 @@
                   <pic:spPr>
                     <a:xfrm>
                       <a:off x="0" y="0"/>
-                      <a:ext cx="4224094" cy="3671743"/>
+                      <a:ext cx="4273431" cy="3798047"/>
                     </a:xfrm>
                     <a:prstGeom prst="rect">
                       <a:avLst/>
@@ -779,16 +695,57 @@
       </w:r>
     </w:p>
     <w:p>
+      <w:pPr>
+        <w:rPr>
+          <w:b/>
+          <w:bCs/>
+        </w:rPr>
+      </w:pPr>
+      <w:r>
+        <w:rPr>
+          <w:b/>
+          <w:bCs/>
+        </w:rPr>
+        <w:t xml:space="preserve">Información sobre </w:t>
+      </w:r>
+      <w:proofErr w:type="spellStart"/>
+      <w:r>
+        <w:rPr>
+          <w:b/>
+          <w:bCs/>
+        </w:rPr>
+        <w:t>docker</w:t>
+      </w:r>
+      <w:proofErr w:type="spellEnd"/>
+    </w:p>
+    <w:p>
+      <w:r>
+        <w:t xml:space="preserve">sudo </w:t>
+      </w:r>
+      <w:proofErr w:type="spellStart"/>
+      <w:r>
+        <w:t>docker</w:t>
+      </w:r>
+      <w:proofErr w:type="spellEnd"/>
+      <w:r>
+        <w:t xml:space="preserve"> </w:t>
+      </w:r>
+      <w:proofErr w:type="spellStart"/>
+      <w:r>
+        <w:t>info</w:t>
+      </w:r>
+      <w:proofErr w:type="spellEnd"/>
+    </w:p>
+    <w:p>
       <w:r>
         <w:rPr>
           <w:noProof/>
         </w:rPr>
-        <w:lastRenderedPageBreak/>
         <w:drawing>
-          <wp:inline distT="0" distB="0" distL="0" distR="0" wp14:anchorId="6D888936" wp14:editId="1401ABF3">
-            <wp:extent cx="3981450" cy="3988663"/>
-            <wp:effectExtent l="0" t="0" r="0" b="0"/>
-            <wp:docPr id="24" name="Imagen 24"/>
+          <wp:inline distT="0" distB="0" distL="0" distR="0" wp14:anchorId="67185367" wp14:editId="22B57E3D">
+            <wp:extent cx="4218940" cy="3667263"/>
+            <wp:effectExtent l="0" t="0" r="0" b="9525"/>
+            <wp:docPr id="23" name="Imagen 23"/>
             <wp:cNvGraphicFramePr>
               <a:graphicFrameLocks xmlns:a="http://schemas.openxmlformats.org/drawingml/2006/main" noChangeAspect="1"/>
             </wp:cNvGraphicFramePr>
@@ -808,7 +765,7 @@
                   <pic:spPr>
                     <a:xfrm>
                       <a:off x="0" y="0"/>
-                      <a:ext cx="3994925" cy="4002163"/>
+                      <a:ext cx="4224094" cy="3671743"/>
                     </a:xfrm>
                     <a:prstGeom prst="rect">
                       <a:avLst/>
@@ -822,53 +779,16 @@
       </w:r>
     </w:p>
     <w:p>
-      <w:pPr>
-        <w:rPr>
-          <w:b/>
-          <w:bCs/>
-        </w:rPr>
-      </w:pPr>
-      <w:r>
-        <w:rPr>
-          <w:b/>
-          <w:bCs/>
-        </w:rPr>
-        <w:t>Búsqueda de una imagen en hub.docker.com</w:t>
-      </w:r>
-    </w:p>
-    <w:p>
-      <w:proofErr w:type="spellStart"/>
-      <w:r>
-        <w:t>docker</w:t>
-      </w:r>
-      <w:proofErr w:type="spellEnd"/>
-      <w:r>
-        <w:t xml:space="preserve"> </w:t>
-      </w:r>
-      <w:proofErr w:type="spellStart"/>
-      <w:r>
-        <w:t>search</w:t>
-      </w:r>
-      <w:proofErr w:type="spellEnd"/>
-      <w:r>
-        <w:t xml:space="preserve"> </w:t>
-      </w:r>
-      <w:proofErr w:type="spellStart"/>
-      <w:r>
-        <w:t>httpd</w:t>
-      </w:r>
-      <w:proofErr w:type="spellEnd"/>
-    </w:p>
-    <w:p>
       <w:r>
         <w:rPr>
           <w:noProof/>
         </w:rPr>
+        <w:lastRenderedPageBreak/>
         <w:drawing>
-          <wp:inline distT="0" distB="0" distL="0" distR="0" wp14:anchorId="43B44CB3" wp14:editId="17908C68">
-            <wp:extent cx="4362450" cy="2519797"/>
-            <wp:effectExtent l="0" t="0" r="0" b="0"/>
-            <wp:docPr id="26" name="Imagen 26"/>
+          <wp:inline distT="0" distB="0" distL="0" distR="0" wp14:anchorId="6D888936" wp14:editId="1CA06D3E">
+            <wp:extent cx="3061504" cy="3067050"/>
+            <wp:effectExtent l="0" t="0" r="5715" b="0"/>
+            <wp:docPr id="24" name="Imagen 24"/>
             <wp:cNvGraphicFramePr>
               <a:graphicFrameLocks xmlns:a="http://schemas.openxmlformats.org/drawingml/2006/main" noChangeAspect="1"/>
             </wp:cNvGraphicFramePr>
@@ -888,7 +808,7 @@
                   <pic:spPr>
                     <a:xfrm>
                       <a:off x="0" y="0"/>
-                      <a:ext cx="4372476" cy="2525588"/>
+                      <a:ext cx="3083650" cy="3089236"/>
                     </a:xfrm>
                     <a:prstGeom prst="rect">
                       <a:avLst/>
@@ -913,7 +833,7 @@
           <w:b/>
           <w:bCs/>
         </w:rPr>
-        <w:t>Búsqueda con filtro:</w:t>
+        <w:t>Búsqueda de una imagen en hub.docker.com</w:t>
       </w:r>
     </w:p>
     <w:p>
@@ -931,20 +851,24 @@
       </w:r>
       <w:proofErr w:type="spellEnd"/>
       <w:r>
-        <w:t xml:space="preserve"> ubuntu:24.04</w:t>
-      </w:r>
+        <w:t xml:space="preserve"> </w:t>
+      </w:r>
+      <w:proofErr w:type="spellStart"/>
+      <w:r>
+        <w:t>httpd</w:t>
+      </w:r>
+      <w:proofErr w:type="spellEnd"/>
     </w:p>
     <w:p>
       <w:r>
         <w:rPr>
           <w:noProof/>
         </w:rPr>
-        <w:lastRenderedPageBreak/>
         <w:drawing>
-          <wp:inline distT="0" distB="0" distL="0" distR="0" wp14:anchorId="48219427" wp14:editId="7D626146">
-            <wp:extent cx="4123690" cy="2764482"/>
+          <wp:inline distT="0" distB="0" distL="0" distR="0" wp14:anchorId="43B44CB3" wp14:editId="5447D1C1">
+            <wp:extent cx="3265090" cy="1885950"/>
             <wp:effectExtent l="0" t="0" r="0" b="0"/>
-            <wp:docPr id="28" name="Imagen 28"/>
+            <wp:docPr id="26" name="Imagen 26"/>
             <wp:cNvGraphicFramePr>
               <a:graphicFrameLocks xmlns:a="http://schemas.openxmlformats.org/drawingml/2006/main" noChangeAspect="1"/>
             </wp:cNvGraphicFramePr>
@@ -964,7 +888,7 @@
                   <pic:spPr>
                     <a:xfrm>
                       <a:off x="0" y="0"/>
-                      <a:ext cx="4126599" cy="2766432"/>
+                      <a:ext cx="3274021" cy="1891108"/>
                     </a:xfrm>
                     <a:prstGeom prst="rect">
                       <a:avLst/>
@@ -989,33 +913,8 @@
           <w:b/>
           <w:bCs/>
         </w:rPr>
-        <w:t xml:space="preserve">Descargamos </w:t>
-      </w:r>
-      <w:proofErr w:type="spellStart"/>
-      <w:r>
-        <w:rPr>
-          <w:b/>
-          <w:bCs/>
-        </w:rPr>
-        <w:t>httpd</w:t>
-      </w:r>
-      <w:proofErr w:type="spellEnd"/>
-      <w:r>
-        <w:rPr>
-          <w:b/>
-          <w:bCs/>
-        </w:rPr>
-        <w:t xml:space="preserve"> y </w:t>
-      </w:r>
-      <w:proofErr w:type="spellStart"/>
-      <w:r>
-        <w:rPr>
-          <w:b/>
-          <w:bCs/>
-        </w:rPr>
-        <w:t>ubuntu</w:t>
-      </w:r>
-      <w:proofErr w:type="spellEnd"/>
+        <w:t>Búsqueda con filtro:</w:t>
+      </w:r>
     </w:p>
     <w:p>
       <w:proofErr w:type="spellStart"/>
@@ -1028,17 +927,12 @@
       </w:r>
       <w:proofErr w:type="spellStart"/>
       <w:r>
-        <w:t>pull</w:t>
-      </w:r>
-      <w:proofErr w:type="spellEnd"/>
-      <w:r>
-        <w:t xml:space="preserve"> </w:t>
-      </w:r>
-      <w:proofErr w:type="spellStart"/>
-      <w:r>
-        <w:t>httpd</w:t>
-      </w:r>
-      <w:proofErr w:type="spellEnd"/>
+        <w:t>search</w:t>
+      </w:r>
+      <w:proofErr w:type="spellEnd"/>
+      <w:r>
+        <w:t xml:space="preserve"> ubuntu:24.04</w:t>
+      </w:r>
     </w:p>
     <w:p>
       <w:r>
@@ -1046,10 +940,10 @@
           <w:noProof/>
         </w:rPr>
         <w:drawing>
-          <wp:inline distT="0" distB="0" distL="0" distR="0" wp14:anchorId="5F1B26B7" wp14:editId="0CD8B084">
-            <wp:extent cx="4305300" cy="1475770"/>
-            <wp:effectExtent l="0" t="0" r="0" b="0"/>
-            <wp:docPr id="27" name="Imagen 27"/>
+          <wp:inline distT="0" distB="0" distL="0" distR="0" wp14:anchorId="48219427" wp14:editId="658E829F">
+            <wp:extent cx="3370727" cy="2259703"/>
+            <wp:effectExtent l="0" t="0" r="1270" b="7620"/>
+            <wp:docPr id="28" name="Imagen 28"/>
             <wp:cNvGraphicFramePr>
               <a:graphicFrameLocks xmlns:a="http://schemas.openxmlformats.org/drawingml/2006/main" noChangeAspect="1"/>
             </wp:cNvGraphicFramePr>
@@ -1069,7 +963,7 @@
                   <pic:spPr>
                     <a:xfrm>
                       <a:off x="0" y="0"/>
-                      <a:ext cx="4309241" cy="1477121"/>
+                      <a:ext cx="3379441" cy="2265545"/>
                     </a:xfrm>
                     <a:prstGeom prst="rect">
                       <a:avLst/>
@@ -1083,6 +977,47 @@
       </w:r>
     </w:p>
     <w:p>
+      <w:pPr>
+        <w:rPr>
+          <w:b/>
+          <w:bCs/>
+        </w:rPr>
+      </w:pPr>
+      <w:r>
+        <w:rPr>
+          <w:b/>
+          <w:bCs/>
+        </w:rPr>
+        <w:lastRenderedPageBreak/>
+        <w:t xml:space="preserve">Descargamos </w:t>
+      </w:r>
+      <w:proofErr w:type="spellStart"/>
+      <w:r>
+        <w:rPr>
+          <w:b/>
+          <w:bCs/>
+        </w:rPr>
+        <w:t>httpd</w:t>
+      </w:r>
+      <w:proofErr w:type="spellEnd"/>
+      <w:r>
+        <w:rPr>
+          <w:b/>
+          <w:bCs/>
+        </w:rPr>
+        <w:t xml:space="preserve"> y </w:t>
+      </w:r>
+      <w:proofErr w:type="spellStart"/>
+      <w:r>
+        <w:rPr>
+          <w:b/>
+          <w:bCs/>
+        </w:rPr>
+        <w:t>ubuntu</w:t>
+      </w:r>
+      <w:proofErr w:type="spellEnd"/>
+    </w:p>
+    <w:p>
       <w:proofErr w:type="spellStart"/>
       <w:r>
         <w:t>docker</w:t>
@@ -1101,10 +1036,7 @@
       </w:r>
       <w:proofErr w:type="spellStart"/>
       <w:r>
-        <w:t>u</w:t>
-      </w:r>
-      <w:r>
-        <w:t>buntu</w:t>
+        <w:t>httpd</w:t>
       </w:r>
       <w:proofErr w:type="spellEnd"/>
     </w:p>
@@ -1114,10 +1046,10 @@
           <w:noProof/>
         </w:rPr>
         <w:drawing>
-          <wp:inline distT="0" distB="0" distL="0" distR="0" wp14:anchorId="3C772FF1" wp14:editId="39DCF87C">
-            <wp:extent cx="5400040" cy="948055"/>
-            <wp:effectExtent l="0" t="0" r="0" b="4445"/>
-            <wp:docPr id="29" name="Imagen 29"/>
+          <wp:inline distT="0" distB="0" distL="0" distR="0" wp14:anchorId="5F1B26B7" wp14:editId="7A685A40">
+            <wp:extent cx="5640865" cy="1933575"/>
+            <wp:effectExtent l="0" t="0" r="0" b="0"/>
+            <wp:docPr id="27" name="Imagen 27"/>
             <wp:cNvGraphicFramePr>
               <a:graphicFrameLocks xmlns:a="http://schemas.openxmlformats.org/drawingml/2006/main" noChangeAspect="1"/>
             </wp:cNvGraphicFramePr>
@@ -1137,7 +1069,7 @@
                   <pic:spPr>
                     <a:xfrm>
                       <a:off x="0" y="0"/>
-                      <a:ext cx="5400040" cy="948055"/>
+                      <a:ext cx="5657446" cy="1939259"/>
                     </a:xfrm>
                     <a:prstGeom prst="rect">
                       <a:avLst/>
@@ -1151,6 +1083,74 @@
       </w:r>
     </w:p>
     <w:p>
+      <w:proofErr w:type="spellStart"/>
+      <w:r>
+        <w:t>docker</w:t>
+      </w:r>
+      <w:proofErr w:type="spellEnd"/>
+      <w:r>
+        <w:t xml:space="preserve"> </w:t>
+      </w:r>
+      <w:proofErr w:type="spellStart"/>
+      <w:r>
+        <w:t>pull</w:t>
+      </w:r>
+      <w:proofErr w:type="spellEnd"/>
+      <w:r>
+        <w:t xml:space="preserve"> </w:t>
+      </w:r>
+      <w:proofErr w:type="spellStart"/>
+      <w:r>
+        <w:t>u</w:t>
+      </w:r>
+      <w:r>
+        <w:t>buntu</w:t>
+      </w:r>
+      <w:proofErr w:type="spellEnd"/>
+    </w:p>
+    <w:p>
+      <w:r>
+        <w:rPr>
+          <w:noProof/>
+        </w:rPr>
+        <w:drawing>
+          <wp:inline distT="0" distB="0" distL="0" distR="0" wp14:anchorId="3C772FF1" wp14:editId="107A5F0C">
+            <wp:extent cx="5696625" cy="1000125"/>
+            <wp:effectExtent l="0" t="0" r="0" b="0"/>
+            <wp:docPr id="29" name="Imagen 29"/>
+            <wp:cNvGraphicFramePr>
+              <a:graphicFrameLocks xmlns:a="http://schemas.openxmlformats.org/drawingml/2006/main" noChangeAspect="1"/>
+            </wp:cNvGraphicFramePr>
+            <a:graphic xmlns:a="http://schemas.openxmlformats.org/drawingml/2006/main">
+              <a:graphicData uri="http://schemas.openxmlformats.org/drawingml/2006/picture">
+                <pic:pic xmlns:pic="http://schemas.openxmlformats.org/drawingml/2006/picture">
+                  <pic:nvPicPr>
+                    <pic:cNvPr id="1" name=""/>
+                    <pic:cNvPicPr/>
+                  </pic:nvPicPr>
+                  <pic:blipFill>
+                    <a:blip r:embed="rId18"/>
+                    <a:stretch>
+                      <a:fillRect/>
+                    </a:stretch>
+                  </pic:blipFill>
+                  <pic:spPr>
+                    <a:xfrm>
+                      <a:off x="0" y="0"/>
+                      <a:ext cx="5728606" cy="1005740"/>
+                    </a:xfrm>
+                    <a:prstGeom prst="rect">
+                      <a:avLst/>
+                    </a:prstGeom>
+                  </pic:spPr>
+                </pic:pic>
+              </a:graphicData>
+            </a:graphic>
+          </wp:inline>
+        </w:drawing>
+      </w:r>
+    </w:p>
+    <w:p>
       <w:pPr>
         <w:rPr>
           <w:b/>
@@ -1180,21 +1180,938 @@
       </w:r>
       <w:proofErr w:type="spellEnd"/>
     </w:p>
+    <w:p>
+      <w:r>
+        <w:drawing>
+          <wp:inline distT="0" distB="0" distL="0" distR="0" wp14:anchorId="6B1835D8" wp14:editId="0A0A6B0F">
+            <wp:extent cx="5944528" cy="1095375"/>
+            <wp:effectExtent l="0" t="0" r="0" b="0"/>
+            <wp:docPr id="2" name="Imagen 2"/>
+            <wp:cNvGraphicFramePr>
+              <a:graphicFrameLocks xmlns:a="http://schemas.openxmlformats.org/drawingml/2006/main" noChangeAspect="1"/>
+            </wp:cNvGraphicFramePr>
+            <a:graphic xmlns:a="http://schemas.openxmlformats.org/drawingml/2006/main">
+              <a:graphicData uri="http://schemas.openxmlformats.org/drawingml/2006/picture">
+                <pic:pic xmlns:pic="http://schemas.openxmlformats.org/drawingml/2006/picture">
+                  <pic:nvPicPr>
+                    <pic:cNvPr id="1" name=""/>
+                    <pic:cNvPicPr/>
+                  </pic:nvPicPr>
+                  <pic:blipFill>
+                    <a:blip r:embed="rId19"/>
+                    <a:stretch>
+                      <a:fillRect/>
+                    </a:stretch>
+                  </pic:blipFill>
+                  <pic:spPr>
+                    <a:xfrm>
+                      <a:off x="0" y="0"/>
+                      <a:ext cx="5979049" cy="1101736"/>
+                    </a:xfrm>
+                    <a:prstGeom prst="rect">
+                      <a:avLst/>
+                    </a:prstGeom>
+                  </pic:spPr>
+                </pic:pic>
+              </a:graphicData>
+            </a:graphic>
+          </wp:inline>
+        </w:drawing>
+      </w:r>
+    </w:p>
+    <w:p>
+      <w:pPr>
+        <w:rPr>
+          <w:b/>
+          <w:bCs/>
+        </w:rPr>
+      </w:pPr>
+      <w:r>
+        <w:rPr>
+          <w:b/>
+          <w:bCs/>
+        </w:rPr>
+        <w:t>Ver los contenedores en ejecución</w:t>
+      </w:r>
+    </w:p>
+    <w:p>
+      <w:proofErr w:type="spellStart"/>
+      <w:r>
+        <w:t>docker</w:t>
+      </w:r>
+      <w:proofErr w:type="spellEnd"/>
+      <w:r>
+        <w:t xml:space="preserve"> </w:t>
+      </w:r>
+      <w:proofErr w:type="spellStart"/>
+      <w:r>
+        <w:t>ps</w:t>
+      </w:r>
+      <w:proofErr w:type="spellEnd"/>
+      <w:r>
+        <w:t xml:space="preserve"> -a</w:t>
+      </w:r>
+    </w:p>
+    <w:p>
+      <w:r>
+        <w:drawing>
+          <wp:inline distT="0" distB="0" distL="0" distR="0" wp14:anchorId="2B1B3708" wp14:editId="7719C017">
+            <wp:extent cx="6041625" cy="1076325"/>
+            <wp:effectExtent l="0" t="0" r="0" b="0"/>
+            <wp:docPr id="3" name="Imagen 3"/>
+            <wp:cNvGraphicFramePr>
+              <a:graphicFrameLocks xmlns:a="http://schemas.openxmlformats.org/drawingml/2006/main" noChangeAspect="1"/>
+            </wp:cNvGraphicFramePr>
+            <a:graphic xmlns:a="http://schemas.openxmlformats.org/drawingml/2006/main">
+              <a:graphicData uri="http://schemas.openxmlformats.org/drawingml/2006/picture">
+                <pic:pic xmlns:pic="http://schemas.openxmlformats.org/drawingml/2006/picture">
+                  <pic:nvPicPr>
+                    <pic:cNvPr id="1" name=""/>
+                    <pic:cNvPicPr/>
+                  </pic:nvPicPr>
+                  <pic:blipFill>
+                    <a:blip r:embed="rId20"/>
+                    <a:stretch>
+                      <a:fillRect/>
+                    </a:stretch>
+                  </pic:blipFill>
+                  <pic:spPr>
+                    <a:xfrm>
+                      <a:off x="0" y="0"/>
+                      <a:ext cx="6079758" cy="1083119"/>
+                    </a:xfrm>
+                    <a:prstGeom prst="rect">
+                      <a:avLst/>
+                    </a:prstGeom>
+                  </pic:spPr>
+                </pic:pic>
+              </a:graphicData>
+            </a:graphic>
+          </wp:inline>
+        </w:drawing>
+      </w:r>
+    </w:p>
+    <w:p>
+      <w:pPr>
+        <w:rPr>
+          <w:b/>
+          <w:bCs/>
+        </w:rPr>
+      </w:pPr>
+      <w:r>
+        <w:rPr>
+          <w:b/>
+          <w:bCs/>
+        </w:rPr>
+        <w:t>Si se ejecuta una imagen sin más, el contenedor puede arrancar y terminar sin más:</w:t>
+      </w:r>
+    </w:p>
+    <w:p>
+      <w:proofErr w:type="spellStart"/>
+      <w:r>
+        <w:t>docker</w:t>
+      </w:r>
+      <w:proofErr w:type="spellEnd"/>
+      <w:r>
+        <w:t xml:space="preserve"> run </w:t>
+      </w:r>
+      <w:r>
+        <w:t>Ubuntu</w:t>
+      </w:r>
+    </w:p>
+    <w:p>
+      <w:r>
+        <w:drawing>
+          <wp:inline distT="0" distB="0" distL="0" distR="0" wp14:anchorId="5D61EE4D" wp14:editId="56FEFC8C">
+            <wp:extent cx="5894922" cy="257175"/>
+            <wp:effectExtent l="0" t="0" r="0" b="0"/>
+            <wp:docPr id="5" name="Imagen 5"/>
+            <wp:cNvGraphicFramePr>
+              <a:graphicFrameLocks xmlns:a="http://schemas.openxmlformats.org/drawingml/2006/main" noChangeAspect="1"/>
+            </wp:cNvGraphicFramePr>
+            <a:graphic xmlns:a="http://schemas.openxmlformats.org/drawingml/2006/main">
+              <a:graphicData uri="http://schemas.openxmlformats.org/drawingml/2006/picture">
+                <pic:pic xmlns:pic="http://schemas.openxmlformats.org/drawingml/2006/picture">
+                  <pic:nvPicPr>
+                    <pic:cNvPr id="1" name=""/>
+                    <pic:cNvPicPr/>
+                  </pic:nvPicPr>
+                  <pic:blipFill>
+                    <a:blip r:embed="rId21"/>
+                    <a:stretch>
+                      <a:fillRect/>
+                    </a:stretch>
+                  </pic:blipFill>
+                  <pic:spPr>
+                    <a:xfrm>
+                      <a:off x="0" y="0"/>
+                      <a:ext cx="5988738" cy="261268"/>
+                    </a:xfrm>
+                    <a:prstGeom prst="rect">
+                      <a:avLst/>
+                    </a:prstGeom>
+                  </pic:spPr>
+                </pic:pic>
+              </a:graphicData>
+            </a:graphic>
+          </wp:inline>
+        </w:drawing>
+      </w:r>
+    </w:p>
+    <w:p>
+      <w:pPr>
+        <w:rPr>
+          <w:b/>
+          <w:bCs/>
+        </w:rPr>
+      </w:pPr>
+      <w:r>
+        <w:rPr>
+          <w:b/>
+          <w:bCs/>
+        </w:rPr>
+        <w:lastRenderedPageBreak/>
+        <w:t xml:space="preserve">Para hacer un comando con </w:t>
+      </w:r>
+      <w:proofErr w:type="spellStart"/>
+      <w:r>
+        <w:rPr>
+          <w:b/>
+          <w:bCs/>
+        </w:rPr>
+        <w:t>ubuntu</w:t>
+      </w:r>
+      <w:proofErr w:type="spellEnd"/>
+    </w:p>
+    <w:p>
+      <w:proofErr w:type="spellStart"/>
+      <w:r>
+        <w:t>docker</w:t>
+      </w:r>
+      <w:proofErr w:type="spellEnd"/>
+      <w:r>
+        <w:t xml:space="preserve"> run </w:t>
+      </w:r>
+      <w:proofErr w:type="spellStart"/>
+      <w:r>
+        <w:t>ubuntu</w:t>
+      </w:r>
+      <w:proofErr w:type="spellEnd"/>
+      <w:r>
+        <w:t xml:space="preserve"> </w:t>
+      </w:r>
+      <w:proofErr w:type="spellStart"/>
+      <w:r>
+        <w:t>ls</w:t>
+      </w:r>
+      <w:proofErr w:type="spellEnd"/>
+    </w:p>
+    <w:p>
+      <w:r>
+        <w:drawing>
+          <wp:inline distT="0" distB="0" distL="0" distR="0" wp14:anchorId="0830E5A1" wp14:editId="55D000AF">
+            <wp:extent cx="4314190" cy="2945967"/>
+            <wp:effectExtent l="0" t="0" r="0" b="6985"/>
+            <wp:docPr id="6" name="Imagen 6"/>
+            <wp:cNvGraphicFramePr>
+              <a:graphicFrameLocks xmlns:a="http://schemas.openxmlformats.org/drawingml/2006/main" noChangeAspect="1"/>
+            </wp:cNvGraphicFramePr>
+            <a:graphic xmlns:a="http://schemas.openxmlformats.org/drawingml/2006/main">
+              <a:graphicData uri="http://schemas.openxmlformats.org/drawingml/2006/picture">
+                <pic:pic xmlns:pic="http://schemas.openxmlformats.org/drawingml/2006/picture">
+                  <pic:nvPicPr>
+                    <pic:cNvPr id="1" name=""/>
+                    <pic:cNvPicPr/>
+                  </pic:nvPicPr>
+                  <pic:blipFill>
+                    <a:blip r:embed="rId22"/>
+                    <a:stretch>
+                      <a:fillRect/>
+                    </a:stretch>
+                  </pic:blipFill>
+                  <pic:spPr>
+                    <a:xfrm>
+                      <a:off x="0" y="0"/>
+                      <a:ext cx="4320792" cy="2950475"/>
+                    </a:xfrm>
+                    <a:prstGeom prst="rect">
+                      <a:avLst/>
+                    </a:prstGeom>
+                  </pic:spPr>
+                </pic:pic>
+              </a:graphicData>
+            </a:graphic>
+          </wp:inline>
+        </w:drawing>
+      </w:r>
+    </w:p>
+    <w:p>
+      <w:r>
+        <w:t>Lo hace y termina.</w:t>
+      </w:r>
+    </w:p>
+    <w:p>
+      <w:pPr>
+        <w:rPr>
+          <w:b/>
+          <w:bCs/>
+        </w:rPr>
+      </w:pPr>
+      <w:r>
+        <w:rPr>
+          <w:b/>
+          <w:bCs/>
+        </w:rPr>
+        <w:t>Para interactuar con un contenedor, se usan las opciones -</w:t>
+      </w:r>
+      <w:proofErr w:type="spellStart"/>
+      <w:r>
+        <w:rPr>
+          <w:b/>
+          <w:bCs/>
+        </w:rPr>
+        <w:t>it</w:t>
+      </w:r>
+      <w:proofErr w:type="spellEnd"/>
+    </w:p>
+    <w:p>
+      <w:proofErr w:type="spellStart"/>
+      <w:r>
+        <w:t>docker</w:t>
+      </w:r>
+      <w:proofErr w:type="spellEnd"/>
+      <w:r>
+        <w:t xml:space="preserve"> run -</w:t>
+      </w:r>
+      <w:proofErr w:type="spellStart"/>
+      <w:r>
+        <w:t>it</w:t>
+      </w:r>
+      <w:proofErr w:type="spellEnd"/>
+      <w:r>
+        <w:t xml:space="preserve"> </w:t>
+      </w:r>
+      <w:proofErr w:type="spellStart"/>
+      <w:r>
+        <w:t>ubuntu</w:t>
+      </w:r>
+      <w:proofErr w:type="spellEnd"/>
+      <w:r>
+        <w:t xml:space="preserve"> </w:t>
+      </w:r>
+      <w:proofErr w:type="spellStart"/>
+      <w:r>
+        <w:t>bash</w:t>
+      </w:r>
+      <w:proofErr w:type="spellEnd"/>
+    </w:p>
+    <w:p>
+      <w:r>
+        <w:drawing>
+          <wp:inline distT="0" distB="0" distL="0" distR="0" wp14:anchorId="352977F3" wp14:editId="265F0BB9">
+            <wp:extent cx="5400040" cy="381635"/>
+            <wp:effectExtent l="0" t="0" r="0" b="0"/>
+            <wp:docPr id="7" name="Imagen 7"/>
+            <wp:cNvGraphicFramePr>
+              <a:graphicFrameLocks xmlns:a="http://schemas.openxmlformats.org/drawingml/2006/main" noChangeAspect="1"/>
+            </wp:cNvGraphicFramePr>
+            <a:graphic xmlns:a="http://schemas.openxmlformats.org/drawingml/2006/main">
+              <a:graphicData uri="http://schemas.openxmlformats.org/drawingml/2006/picture">
+                <pic:pic xmlns:pic="http://schemas.openxmlformats.org/drawingml/2006/picture">
+                  <pic:nvPicPr>
+                    <pic:cNvPr id="1" name=""/>
+                    <pic:cNvPicPr/>
+                  </pic:nvPicPr>
+                  <pic:blipFill>
+                    <a:blip r:embed="rId23"/>
+                    <a:stretch>
+                      <a:fillRect/>
+                    </a:stretch>
+                  </pic:blipFill>
+                  <pic:spPr>
+                    <a:xfrm>
+                      <a:off x="0" y="0"/>
+                      <a:ext cx="5400040" cy="381635"/>
+                    </a:xfrm>
+                    <a:prstGeom prst="rect">
+                      <a:avLst/>
+                    </a:prstGeom>
+                  </pic:spPr>
+                </pic:pic>
+              </a:graphicData>
+            </a:graphic>
+          </wp:inline>
+        </w:drawing>
+      </w:r>
+    </w:p>
+    <w:p>
+      <w:pPr>
+        <w:rPr>
+          <w:b/>
+          <w:bCs/>
+        </w:rPr>
+      </w:pPr>
+      <w:r>
+        <w:rPr>
+          <w:b/>
+          <w:bCs/>
+        </w:rPr>
+        <w:t>Aparecerá el identificador del contenedor:</w:t>
+      </w:r>
+    </w:p>
+    <w:p>
+      <w:pPr>
+        <w:rPr>
+          <w:b/>
+          <w:bCs/>
+        </w:rPr>
+      </w:pPr>
+    </w:p>
+    <w:p>
+      <w:pPr>
+        <w:rPr>
+          <w:b/>
+          <w:bCs/>
+        </w:rPr>
+      </w:pPr>
+      <w:r>
+        <w:rPr>
+          <w:b/>
+          <w:bCs/>
+        </w:rPr>
+        <w:t>Con otra terminal podemos hacer</w:t>
+      </w:r>
+    </w:p>
+    <w:p>
+      <w:proofErr w:type="spellStart"/>
+      <w:r>
+        <w:t>docker</w:t>
+      </w:r>
+      <w:proofErr w:type="spellEnd"/>
+      <w:r>
+        <w:t xml:space="preserve"> </w:t>
+      </w:r>
+      <w:proofErr w:type="spellStart"/>
+      <w:r>
+        <w:t>ps</w:t>
+      </w:r>
+      <w:proofErr w:type="spellEnd"/>
+      <w:r>
+        <w:t xml:space="preserve"> -a y ver los estados de los contenedores que se han ejecutado hasta el momento:</w:t>
+      </w:r>
+    </w:p>
+    <w:p>
+      <w:r>
+        <w:drawing>
+          <wp:inline distT="0" distB="0" distL="0" distR="0" wp14:anchorId="44EF9FD1" wp14:editId="171DDC16">
+            <wp:extent cx="5400040" cy="2024380"/>
+            <wp:effectExtent l="0" t="0" r="0" b="0"/>
+            <wp:docPr id="8" name="Imagen 8"/>
+            <wp:cNvGraphicFramePr>
+              <a:graphicFrameLocks xmlns:a="http://schemas.openxmlformats.org/drawingml/2006/main" noChangeAspect="1"/>
+            </wp:cNvGraphicFramePr>
+            <a:graphic xmlns:a="http://schemas.openxmlformats.org/drawingml/2006/main">
+              <a:graphicData uri="http://schemas.openxmlformats.org/drawingml/2006/picture">
+                <pic:pic xmlns:pic="http://schemas.openxmlformats.org/drawingml/2006/picture">
+                  <pic:nvPicPr>
+                    <pic:cNvPr id="1" name=""/>
+                    <pic:cNvPicPr/>
+                  </pic:nvPicPr>
+                  <pic:blipFill>
+                    <a:blip r:embed="rId24"/>
+                    <a:stretch>
+                      <a:fillRect/>
+                    </a:stretch>
+                  </pic:blipFill>
+                  <pic:spPr>
+                    <a:xfrm>
+                      <a:off x="0" y="0"/>
+                      <a:ext cx="5400040" cy="2024380"/>
+                    </a:xfrm>
+                    <a:prstGeom prst="rect">
+                      <a:avLst/>
+                    </a:prstGeom>
+                  </pic:spPr>
+                </pic:pic>
+              </a:graphicData>
+            </a:graphic>
+          </wp:inline>
+        </w:drawing>
+      </w:r>
+    </w:p>
+    <w:p>
+      <w:pPr>
+        <w:rPr>
+          <w:b/>
+          <w:bCs/>
+        </w:rPr>
+      </w:pPr>
+      <w:r>
+        <w:rPr>
+          <w:b/>
+          <w:bCs/>
+        </w:rPr>
+        <w:lastRenderedPageBreak/>
+        <w:t xml:space="preserve">Si se ejecuta un comando dentro del contenedor, como </w:t>
+      </w:r>
+      <w:proofErr w:type="spellStart"/>
+      <w:r>
+        <w:rPr>
+          <w:b/>
+          <w:bCs/>
+        </w:rPr>
+        <w:t>mkdir</w:t>
+      </w:r>
+      <w:proofErr w:type="spellEnd"/>
+      <w:r>
+        <w:rPr>
+          <w:b/>
+          <w:bCs/>
+        </w:rPr>
+        <w:t xml:space="preserve"> pruebas, lo hace, pero cuando termine el contenedor no recordará nada (no es persistente)</w:t>
+      </w:r>
+    </w:p>
+    <w:p>
+      <w:r>
+        <w:rPr>
+          <w:noProof/>
+        </w:rPr>
+        <w:drawing>
+          <wp:inline distT="0" distB="0" distL="0" distR="0" wp14:anchorId="23212958" wp14:editId="50731F70">
+            <wp:extent cx="5400040" cy="1385570"/>
+            <wp:effectExtent l="0" t="0" r="0" b="5080"/>
+            <wp:docPr id="9" name="Imagen 9"/>
+            <wp:cNvGraphicFramePr>
+              <a:graphicFrameLocks xmlns:a="http://schemas.openxmlformats.org/drawingml/2006/main" noChangeAspect="1"/>
+            </wp:cNvGraphicFramePr>
+            <a:graphic xmlns:a="http://schemas.openxmlformats.org/drawingml/2006/main">
+              <a:graphicData uri="http://schemas.openxmlformats.org/drawingml/2006/picture">
+                <pic:pic xmlns:pic="http://schemas.openxmlformats.org/drawingml/2006/picture">
+                  <pic:nvPicPr>
+                    <pic:cNvPr id="1" name=""/>
+                    <pic:cNvPicPr/>
+                  </pic:nvPicPr>
+                  <pic:blipFill>
+                    <a:blip r:embed="rId25"/>
+                    <a:stretch>
+                      <a:fillRect/>
+                    </a:stretch>
+                  </pic:blipFill>
+                  <pic:spPr>
+                    <a:xfrm>
+                      <a:off x="0" y="0"/>
+                      <a:ext cx="5400040" cy="1385570"/>
+                    </a:xfrm>
+                    <a:prstGeom prst="rect">
+                      <a:avLst/>
+                    </a:prstGeom>
+                  </pic:spPr>
+                </pic:pic>
+              </a:graphicData>
+            </a:graphic>
+          </wp:inline>
+        </w:drawing>
+      </w:r>
+    </w:p>
+    <w:p>
+      <w:pPr>
+        <w:rPr>
+          <w:b/>
+          <w:bCs/>
+        </w:rPr>
+      </w:pPr>
+      <w:r>
+        <w:rPr>
+          <w:b/>
+          <w:bCs/>
+        </w:rPr>
+        <w:t>Salida de un contenedor:</w:t>
+      </w:r>
+    </w:p>
+    <w:p>
+      <w:proofErr w:type="spellStart"/>
+      <w:r>
+        <w:t>E</w:t>
+      </w:r>
+      <w:r>
+        <w:t>xit</w:t>
+      </w:r>
+      <w:proofErr w:type="spellEnd"/>
+    </w:p>
+    <w:p>
+      <w:r>
+        <w:rPr>
+          <w:noProof/>
+        </w:rPr>
+        <w:drawing>
+          <wp:inline distT="0" distB="0" distL="0" distR="0" wp14:anchorId="2BF80217" wp14:editId="48C605FF">
+            <wp:extent cx="5400040" cy="1385570"/>
+            <wp:effectExtent l="0" t="0" r="0" b="5080"/>
+            <wp:docPr id="10" name="Imagen 10"/>
+            <wp:cNvGraphicFramePr>
+              <a:graphicFrameLocks xmlns:a="http://schemas.openxmlformats.org/drawingml/2006/main" noChangeAspect="1"/>
+            </wp:cNvGraphicFramePr>
+            <a:graphic xmlns:a="http://schemas.openxmlformats.org/drawingml/2006/main">
+              <a:graphicData uri="http://schemas.openxmlformats.org/drawingml/2006/picture">
+                <pic:pic xmlns:pic="http://schemas.openxmlformats.org/drawingml/2006/picture">
+                  <pic:nvPicPr>
+                    <pic:cNvPr id="1" name=""/>
+                    <pic:cNvPicPr/>
+                  </pic:nvPicPr>
+                  <pic:blipFill>
+                    <a:blip r:embed="rId25"/>
+                    <a:stretch>
+                      <a:fillRect/>
+                    </a:stretch>
+                  </pic:blipFill>
+                  <pic:spPr>
+                    <a:xfrm>
+                      <a:off x="0" y="0"/>
+                      <a:ext cx="5400040" cy="1385570"/>
+                    </a:xfrm>
+                    <a:prstGeom prst="rect">
+                      <a:avLst/>
+                    </a:prstGeom>
+                  </pic:spPr>
+                </pic:pic>
+              </a:graphicData>
+            </a:graphic>
+          </wp:inline>
+        </w:drawing>
+      </w:r>
+    </w:p>
+    <w:p>
+      <w:pPr>
+        <w:rPr>
+          <w:b/>
+          <w:bCs/>
+        </w:rPr>
+      </w:pPr>
+      <w:r>
+        <w:rPr>
+          <w:b/>
+          <w:bCs/>
+        </w:rPr>
+        <w:t xml:space="preserve">Borrado de un contenedor de la lista que sale con </w:t>
+      </w:r>
+      <w:proofErr w:type="spellStart"/>
+      <w:r>
+        <w:rPr>
+          <w:b/>
+          <w:bCs/>
+        </w:rPr>
+        <w:t>docker</w:t>
+      </w:r>
+      <w:proofErr w:type="spellEnd"/>
+      <w:r>
+        <w:rPr>
+          <w:b/>
+          <w:bCs/>
+        </w:rPr>
+        <w:t xml:space="preserve"> </w:t>
+      </w:r>
+      <w:proofErr w:type="spellStart"/>
+      <w:r>
+        <w:rPr>
+          <w:b/>
+          <w:bCs/>
+        </w:rPr>
+        <w:t>ps</w:t>
+      </w:r>
+      <w:proofErr w:type="spellEnd"/>
+      <w:r>
+        <w:rPr>
+          <w:b/>
+          <w:bCs/>
+        </w:rPr>
+        <w:t xml:space="preserve"> -a</w:t>
+      </w:r>
+    </w:p>
+    <w:p>
+      <w:proofErr w:type="spellStart"/>
+      <w:r>
+        <w:t>docker</w:t>
+      </w:r>
+      <w:proofErr w:type="spellEnd"/>
+      <w:r>
+        <w:t xml:space="preserve"> </w:t>
+      </w:r>
+      <w:proofErr w:type="spellStart"/>
+      <w:r>
+        <w:t>rm</w:t>
+      </w:r>
+      <w:proofErr w:type="spellEnd"/>
+      <w:r>
+        <w:t xml:space="preserve"> </w:t>
+      </w:r>
+      <w:proofErr w:type="spellStart"/>
+      <w:r>
+        <w:t>id_contenedor</w:t>
+      </w:r>
+      <w:proofErr w:type="spellEnd"/>
+      <w:r>
+        <w:t xml:space="preserve"> Ej: </w:t>
+      </w:r>
+      <w:proofErr w:type="spellStart"/>
+      <w:r>
+        <w:t>docker</w:t>
+      </w:r>
+      <w:proofErr w:type="spellEnd"/>
+      <w:r>
+        <w:t xml:space="preserve"> </w:t>
+      </w:r>
+      <w:proofErr w:type="spellStart"/>
+      <w:r>
+        <w:t>rm</w:t>
+      </w:r>
+      <w:proofErr w:type="spellEnd"/>
+      <w:r>
+        <w:t xml:space="preserve"> a5</w:t>
+      </w:r>
+    </w:p>
+    <w:p>
+      <w:r>
+        <w:rPr>
+          <w:noProof/>
+        </w:rPr>
+        <w:drawing>
+          <wp:inline distT="0" distB="0" distL="0" distR="0" wp14:anchorId="09C56910" wp14:editId="6188AD53">
+            <wp:extent cx="4406063" cy="4019550"/>
+            <wp:effectExtent l="0" t="0" r="0" b="0"/>
+            <wp:docPr id="11" name="Imagen 11"/>
+            <wp:cNvGraphicFramePr>
+              <a:graphicFrameLocks xmlns:a="http://schemas.openxmlformats.org/drawingml/2006/main" noChangeAspect="1"/>
+            </wp:cNvGraphicFramePr>
+            <a:graphic xmlns:a="http://schemas.openxmlformats.org/drawingml/2006/main">
+              <a:graphicData uri="http://schemas.openxmlformats.org/drawingml/2006/picture">
+                <pic:pic xmlns:pic="http://schemas.openxmlformats.org/drawingml/2006/picture">
+                  <pic:nvPicPr>
+                    <pic:cNvPr id="1" name=""/>
+                    <pic:cNvPicPr/>
+                  </pic:nvPicPr>
+                  <pic:blipFill>
+                    <a:blip r:embed="rId26"/>
+                    <a:stretch>
+                      <a:fillRect/>
+                    </a:stretch>
+                  </pic:blipFill>
+                  <pic:spPr>
+                    <a:xfrm>
+                      <a:off x="0" y="0"/>
+                      <a:ext cx="4413828" cy="4026634"/>
+                    </a:xfrm>
+                    <a:prstGeom prst="rect">
+                      <a:avLst/>
+                    </a:prstGeom>
+                  </pic:spPr>
+                </pic:pic>
+              </a:graphicData>
+            </a:graphic>
+          </wp:inline>
+        </w:drawing>
+      </w:r>
+    </w:p>
+    <w:p>
+      <w:pPr>
+        <w:rPr>
+          <w:b/>
+          <w:bCs/>
+        </w:rPr>
+      </w:pPr>
+      <w:r>
+        <w:rPr>
+          <w:b/>
+          <w:bCs/>
+        </w:rPr>
+        <w:lastRenderedPageBreak/>
+        <w:t xml:space="preserve">En vez de 2 terminales se puede usar una con </w:t>
+      </w:r>
+      <w:proofErr w:type="spellStart"/>
+      <w:r>
+        <w:rPr>
+          <w:b/>
+          <w:bCs/>
+        </w:rPr>
+        <w:t>docker</w:t>
+      </w:r>
+      <w:proofErr w:type="spellEnd"/>
+      <w:r>
+        <w:rPr>
+          <w:b/>
+          <w:bCs/>
+        </w:rPr>
+        <w:t xml:space="preserve"> y con un contenedor en ejecución, pulsar </w:t>
+      </w:r>
+      <w:proofErr w:type="spellStart"/>
+      <w:r>
+        <w:rPr>
+          <w:b/>
+          <w:bCs/>
+        </w:rPr>
+        <w:t>Control+q+p</w:t>
+      </w:r>
+      <w:proofErr w:type="spellEnd"/>
+      <w:r>
+        <w:rPr>
+          <w:b/>
+          <w:bCs/>
+        </w:rPr>
+        <w:t xml:space="preserve"> para ir del contenedor a terminal sin más. Para volver al contenedor, se pone</w:t>
+      </w:r>
+    </w:p>
+    <w:p>
+      <w:proofErr w:type="spellStart"/>
+      <w:r>
+        <w:t>docker</w:t>
+      </w:r>
+      <w:proofErr w:type="spellEnd"/>
+      <w:r>
+        <w:t xml:space="preserve"> </w:t>
+      </w:r>
+      <w:proofErr w:type="spellStart"/>
+      <w:r>
+        <w:t>attach</w:t>
+      </w:r>
+      <w:proofErr w:type="spellEnd"/>
+      <w:r>
+        <w:t xml:space="preserve"> id</w:t>
+      </w:r>
+    </w:p>
+    <w:p>
+      <w:r>
+        <w:rPr>
+          <w:noProof/>
+        </w:rPr>
+        <w:drawing>
+          <wp:inline distT="0" distB="0" distL="0" distR="0" wp14:anchorId="5DA4FFFA" wp14:editId="5EB166C5">
+            <wp:extent cx="5658975" cy="5162550"/>
+            <wp:effectExtent l="0" t="0" r="0" b="0"/>
+            <wp:docPr id="13" name="Imagen 13"/>
+            <wp:cNvGraphicFramePr>
+              <a:graphicFrameLocks xmlns:a="http://schemas.openxmlformats.org/drawingml/2006/main" noChangeAspect="1"/>
+            </wp:cNvGraphicFramePr>
+            <a:graphic xmlns:a="http://schemas.openxmlformats.org/drawingml/2006/main">
+              <a:graphicData uri="http://schemas.openxmlformats.org/drawingml/2006/picture">
+                <pic:pic xmlns:pic="http://schemas.openxmlformats.org/drawingml/2006/picture">
+                  <pic:nvPicPr>
+                    <pic:cNvPr id="1" name=""/>
+                    <pic:cNvPicPr/>
+                  </pic:nvPicPr>
+                  <pic:blipFill>
+                    <a:blip r:embed="rId26"/>
+                    <a:stretch>
+                      <a:fillRect/>
+                    </a:stretch>
+                  </pic:blipFill>
+                  <pic:spPr>
+                    <a:xfrm>
+                      <a:off x="0" y="0"/>
+                      <a:ext cx="5660785" cy="5164201"/>
+                    </a:xfrm>
+                    <a:prstGeom prst="rect">
+                      <a:avLst/>
+                    </a:prstGeom>
+                  </pic:spPr>
+                </pic:pic>
+              </a:graphicData>
+            </a:graphic>
+          </wp:inline>
+        </w:drawing>
+      </w:r>
+      <w:r>
+        <w:t xml:space="preserve"> </w:t>
+      </w:r>
+    </w:p>
+    <w:p>
+      <w:r>
+        <w:t>Observa que basta, en la mayoría de los casos, usar los 2 primeros dígitos del contenedor para referirse a él.</w:t>
+      </w:r>
+    </w:p>
+    <w:p>
+      <w:r>
+        <w:t xml:space="preserve">Con los comandos stop, </w:t>
+      </w:r>
+      <w:proofErr w:type="spellStart"/>
+      <w:r>
+        <w:t>start</w:t>
+      </w:r>
+      <w:proofErr w:type="spellEnd"/>
+      <w:r>
+        <w:t xml:space="preserve"> y </w:t>
+      </w:r>
+      <w:proofErr w:type="spellStart"/>
+      <w:r>
+        <w:t>attach</w:t>
+      </w:r>
+      <w:proofErr w:type="spellEnd"/>
+      <w:r>
+        <w:t xml:space="preserve"> es posible parar el contenedor, iniciarlo y volver a él.</w:t>
+      </w:r>
+      <w:r>
+        <w:t xml:space="preserve"> </w:t>
+      </w:r>
+    </w:p>
     <w:p/>
     <w:p>
       <w:pPr>
         <w:rPr>
-          <w:b/>
-          <w:bCs/>
-        </w:rPr>
-      </w:pPr>
-      <w:r>
-        <w:rPr>
-          <w:b/>
-          <w:bCs/>
-        </w:rPr>
-        <w:t>Ver los contenedores en ejecución</w:t>
-      </w:r>
+          <w:rFonts w:asciiTheme="majorHAnsi" w:eastAsiaTheme="majorEastAsia" w:hAnsiTheme="majorHAnsi" w:cstheme="majorBidi"/>
+          <w:b/>
+          <w:sz w:val="32"/>
+          <w:szCs w:val="32"/>
+        </w:rPr>
+      </w:pPr>
+      <w:r>
+        <w:br w:type="page"/>
+      </w:r>
+    </w:p>
+    <w:p>
+      <w:pPr>
+        <w:pStyle w:val="Ttulo1"/>
+      </w:pPr>
+      <w:r>
+        <w:lastRenderedPageBreak/>
+        <w:t>Personalización de contenedores</w:t>
+      </w:r>
+    </w:p>
+    <w:p>
+      <w:r>
+        <w:t xml:space="preserve">Hasta que no se crea una imagen de un contenedor, con </w:t>
+      </w:r>
+      <w:proofErr w:type="spellStart"/>
+      <w:r>
+        <w:t>commit</w:t>
+      </w:r>
+      <w:proofErr w:type="spellEnd"/>
+      <w:r>
+        <w:t>, no se conserva (persiste) lo hecho en el contenedor.</w:t>
+      </w:r>
+    </w:p>
+    <w:p>
+      <w:r>
+        <w:t xml:space="preserve">- Se ejecuta el contenedor y se da a </w:t>
+      </w:r>
+      <w:proofErr w:type="spellStart"/>
+      <w:r>
+        <w:t>apt</w:t>
+      </w:r>
+      <w:proofErr w:type="spellEnd"/>
+      <w:r>
+        <w:t xml:space="preserve"> </w:t>
+      </w:r>
+      <w:proofErr w:type="spellStart"/>
+      <w:r>
+        <w:t>get</w:t>
+      </w:r>
+      <w:proofErr w:type="spellEnd"/>
+      <w:r>
+        <w:t xml:space="preserve"> </w:t>
+      </w:r>
+      <w:proofErr w:type="spellStart"/>
+      <w:r>
+        <w:t>update</w:t>
+      </w:r>
+      <w:proofErr w:type="spellEnd"/>
     </w:p>
     <w:p>
       <w:proofErr w:type="spellStart"/>
@@ -1203,71 +2120,353 @@
       </w:r>
       <w:proofErr w:type="spellEnd"/>
       <w:r>
-        <w:t xml:space="preserve"> </w:t>
-      </w:r>
-      <w:proofErr w:type="spellStart"/>
-      <w:r>
-        <w:t>ps</w:t>
-      </w:r>
-      <w:proofErr w:type="spellEnd"/>
-      <w:r>
-        <w:t xml:space="preserve"> -a</w:t>
+        <w:t xml:space="preserve"> run -</w:t>
+      </w:r>
+      <w:proofErr w:type="spellStart"/>
+      <w:r>
+        <w:t>it</w:t>
+      </w:r>
+      <w:proofErr w:type="spellEnd"/>
+      <w:r>
+        <w:t xml:space="preserve"> </w:t>
+      </w:r>
+      <w:proofErr w:type="spellStart"/>
+      <w:r>
+        <w:t>ubuntu</w:t>
+      </w:r>
+      <w:proofErr w:type="spellEnd"/>
+      <w:r>
+        <w:t xml:space="preserve"> </w:t>
+      </w:r>
+      <w:proofErr w:type="spellStart"/>
+      <w:r>
+        <w:t>bash</w:t>
+      </w:r>
+      <w:proofErr w:type="spellEnd"/>
+    </w:p>
+    <w:p>
+      <w:proofErr w:type="spellStart"/>
+      <w:r>
+        <w:t>apt</w:t>
+      </w:r>
+      <w:proofErr w:type="spellEnd"/>
+      <w:r>
+        <w:t xml:space="preserve"> </w:t>
+      </w:r>
+      <w:proofErr w:type="spellStart"/>
+      <w:r>
+        <w:t>update</w:t>
+      </w:r>
+      <w:proofErr w:type="spellEnd"/>
+    </w:p>
+    <w:p>
+      <w:proofErr w:type="spellStart"/>
+      <w:r>
+        <w:t>mkdir</w:t>
+      </w:r>
+      <w:proofErr w:type="spellEnd"/>
+      <w:r>
+        <w:t xml:space="preserve"> prueba</w:t>
+      </w:r>
+    </w:p>
+    <w:p>
+      <w:proofErr w:type="spellStart"/>
+      <w:r>
+        <w:t>mkdir</w:t>
+      </w:r>
+      <w:proofErr w:type="spellEnd"/>
+      <w:r>
+        <w:t xml:space="preserve"> 2daw</w:t>
+      </w:r>
+    </w:p>
+    <w:p>
+      <w:r>
+        <w:rPr>
+          <w:noProof/>
+        </w:rPr>
+        <w:drawing>
+          <wp:inline distT="0" distB="0" distL="0" distR="0" wp14:anchorId="03AFA225" wp14:editId="1CA665AB">
+            <wp:extent cx="5400040" cy="1071880"/>
+            <wp:effectExtent l="0" t="0" r="0" b="0"/>
+            <wp:docPr id="14" name="Imagen 14"/>
+            <wp:cNvGraphicFramePr>
+              <a:graphicFrameLocks xmlns:a="http://schemas.openxmlformats.org/drawingml/2006/main" noChangeAspect="1"/>
+            </wp:cNvGraphicFramePr>
+            <a:graphic xmlns:a="http://schemas.openxmlformats.org/drawingml/2006/main">
+              <a:graphicData uri="http://schemas.openxmlformats.org/drawingml/2006/picture">
+                <pic:pic xmlns:pic="http://schemas.openxmlformats.org/drawingml/2006/picture">
+                  <pic:nvPicPr>
+                    <pic:cNvPr id="1" name=""/>
+                    <pic:cNvPicPr/>
+                  </pic:nvPicPr>
+                  <pic:blipFill>
+                    <a:blip r:embed="rId27"/>
+                    <a:stretch>
+                      <a:fillRect/>
+                    </a:stretch>
+                  </pic:blipFill>
+                  <pic:spPr>
+                    <a:xfrm>
+                      <a:off x="0" y="0"/>
+                      <a:ext cx="5400040" cy="1071880"/>
+                    </a:xfrm>
+                    <a:prstGeom prst="rect">
+                      <a:avLst/>
+                    </a:prstGeom>
+                  </pic:spPr>
+                </pic:pic>
+              </a:graphicData>
+            </a:graphic>
+          </wp:inline>
+        </w:drawing>
+      </w:r>
+    </w:p>
+    <w:p>
+      <w:r>
+        <w:t xml:space="preserve">- En otra terminal o en esa terminal con </w:t>
+      </w:r>
+      <w:proofErr w:type="spellStart"/>
+      <w:r>
+        <w:t>Control+q+p</w:t>
+      </w:r>
+      <w:proofErr w:type="spellEnd"/>
+      <w:r>
+        <w:t xml:space="preserve"> hacemos:</w:t>
+      </w:r>
+    </w:p>
+    <w:p>
+      <w:proofErr w:type="spellStart"/>
+      <w:r>
+        <w:t>docker</w:t>
+      </w:r>
+      <w:proofErr w:type="spellEnd"/>
+      <w:r>
+        <w:t xml:space="preserve"> </w:t>
+      </w:r>
+      <w:proofErr w:type="spellStart"/>
+      <w:r>
+        <w:t>commit</w:t>
+      </w:r>
+      <w:proofErr w:type="spellEnd"/>
+      <w:r>
+        <w:t xml:space="preserve"> id nombre</w:t>
       </w:r>
     </w:p>
     <w:p/>
     <w:p>
-      <w:pPr>
-        <w:rPr>
-          <w:b/>
-          <w:bCs/>
-        </w:rPr>
-      </w:pPr>
-      <w:r>
-        <w:rPr>
-          <w:b/>
-          <w:bCs/>
-        </w:rPr>
-        <w:t>Si se ejecuta una imagen sin más, el contenedor puede arrancar y terminar sin más:</w:t>
-      </w:r>
-    </w:p>
-    <w:p>
-      <w:proofErr w:type="spellStart"/>
+      <w:r>
+        <w:t>En nuestro caso:</w:t>
+      </w:r>
+    </w:p>
+    <w:p>
+      <w:proofErr w:type="spellStart"/>
+      <w:r>
+        <w:t>docker</w:t>
+      </w:r>
+      <w:proofErr w:type="spellEnd"/>
+      <w:r>
+        <w:t xml:space="preserve"> </w:t>
+      </w:r>
+      <w:proofErr w:type="spellStart"/>
+      <w:r>
+        <w:t>commit</w:t>
+      </w:r>
+      <w:proofErr w:type="spellEnd"/>
+      <w:r>
+        <w:t xml:space="preserve"> 18 </w:t>
+      </w:r>
+      <w:proofErr w:type="spellStart"/>
+      <w:r>
+        <w:t>ubuntu</w:t>
+      </w:r>
+      <w:proofErr w:type="spellEnd"/>
+      <w:r>
+        <w:t>-prueba</w:t>
+      </w:r>
+    </w:p>
+    <w:p/>
+    <w:p>
+      <w:r>
+        <w:t xml:space="preserve">Con </w:t>
+      </w:r>
+      <w:proofErr w:type="spellStart"/>
+      <w:r>
+        <w:t>docker</w:t>
+      </w:r>
+      <w:proofErr w:type="spellEnd"/>
+      <w:r>
+        <w:t xml:space="preserve"> </w:t>
+      </w:r>
+      <w:proofErr w:type="spellStart"/>
+      <w:r>
+        <w:t>images</w:t>
+      </w:r>
+      <w:proofErr w:type="spellEnd"/>
+      <w:r>
+        <w:t xml:space="preserve"> se verá que se ha creado</w:t>
+      </w:r>
+    </w:p>
+    <w:p/>
+    <w:p>
+      <w:r>
+        <w:t>Con esta imagen creada, si la ejecutamos, comprobaremos que se han mantenido las carpetas creadas:</w:t>
+      </w:r>
+    </w:p>
+    <w:p>
+      <w:r>
+        <w:t>Supongamos que, a partir de este contenedor, se quiere instalar un servidor web Apache:</w:t>
+      </w:r>
+    </w:p>
+    <w:p>
+      <w:proofErr w:type="spellStart"/>
+      <w:r>
+        <w:t>apt</w:t>
+      </w:r>
+      <w:proofErr w:type="spellEnd"/>
+      <w:r>
+        <w:t xml:space="preserve"> </w:t>
+      </w:r>
+      <w:proofErr w:type="spellStart"/>
+      <w:r>
+        <w:t>update</w:t>
+      </w:r>
+      <w:proofErr w:type="spellEnd"/>
+    </w:p>
+    <w:p>
+      <w:proofErr w:type="spellStart"/>
+      <w:r>
+        <w:t>apt</w:t>
+      </w:r>
+      <w:proofErr w:type="spellEnd"/>
+      <w:r>
+        <w:t xml:space="preserve"> </w:t>
+      </w:r>
+      <w:proofErr w:type="spellStart"/>
+      <w:r>
+        <w:t>install</w:t>
+      </w:r>
+      <w:proofErr w:type="spellEnd"/>
+      <w:r>
+        <w:t xml:space="preserve"> apache2</w:t>
+      </w:r>
+    </w:p>
+    <w:p>
+      <w:proofErr w:type="spellStart"/>
+      <w:r>
+        <w:t>service</w:t>
+      </w:r>
+      <w:proofErr w:type="spellEnd"/>
+      <w:r>
+        <w:t xml:space="preserve"> apache2 </w:t>
+      </w:r>
+      <w:proofErr w:type="spellStart"/>
+      <w:r>
+        <w:t>start</w:t>
+      </w:r>
+      <w:proofErr w:type="spellEnd"/>
+    </w:p>
+    <w:p>
+      <w:proofErr w:type="spellStart"/>
+      <w:r>
+        <w:t>service</w:t>
+      </w:r>
+      <w:proofErr w:type="spellEnd"/>
+      <w:r>
+        <w:t xml:space="preserve"> apache2 status</w:t>
+      </w:r>
+    </w:p>
+    <w:p/>
+    <w:p>
       <w:r>
         <w:lastRenderedPageBreak/>
+        <w:t>Una vez instalado apache2, se va a crear una imagen, esta vez con una serie de parámetros.</w:t>
+      </w:r>
+    </w:p>
+    <w:p>
+      <w:proofErr w:type="spellStart"/>
+      <w:r>
         <w:t>docker</w:t>
       </w:r>
       <w:proofErr w:type="spellEnd"/>
       <w:r>
-        <w:t xml:space="preserve"> run </w:t>
-      </w:r>
-      <w:r>
-        <w:t>Ubuntu</w:t>
+        <w:t xml:space="preserve"> </w:t>
+      </w:r>
+      <w:proofErr w:type="spellStart"/>
+      <w:r>
+        <w:t>commit</w:t>
+      </w:r>
+      <w:proofErr w:type="spellEnd"/>
+      <w:r>
+        <w:t xml:space="preserve"> --</w:t>
+      </w:r>
+      <w:proofErr w:type="spellStart"/>
+      <w:r>
+        <w:t>change</w:t>
+      </w:r>
+      <w:proofErr w:type="spellEnd"/>
+      <w:r>
+        <w:t>='CMD ["</w:t>
+      </w:r>
+      <w:proofErr w:type="spellStart"/>
+      <w:r>
+        <w:t>apachectl</w:t>
+      </w:r>
+      <w:proofErr w:type="spellEnd"/>
+      <w:r>
+        <w:t>", "-DFOREGROUND"]' -c "EXPOSE 80" 79 apache2mio</w:t>
+      </w:r>
+    </w:p>
+    <w:p>
+      <w:r>
+        <w:t xml:space="preserve">Ojo: no formar el comando desde un procesador de textos no limpio como </w:t>
+      </w:r>
+      <w:proofErr w:type="spellStart"/>
+      <w:r>
+        <w:t>Writer</w:t>
+      </w:r>
+      <w:proofErr w:type="spellEnd"/>
+      <w:r>
+        <w:t>, que puede alterar el tipo de comillas y no funcionar correctamente</w:t>
       </w:r>
     </w:p>
     <w:p/>
     <w:p>
-      <w:pPr>
-        <w:rPr>
-          <w:b/>
-          <w:bCs/>
-        </w:rPr>
-      </w:pPr>
-      <w:r>
-        <w:rPr>
-          <w:b/>
-          <w:bCs/>
-        </w:rPr>
-        <w:t xml:space="preserve">Para hacer un comando con </w:t>
-      </w:r>
-      <w:proofErr w:type="spellStart"/>
-      <w:r>
-        <w:rPr>
-          <w:b/>
-          <w:bCs/>
-        </w:rPr>
-        <w:t>ubuntu</w:t>
-      </w:r>
-      <w:proofErr w:type="spellEnd"/>
+      <w:r>
+        <w:t>Se ha creado una imagen, llamada apache2mio</w:t>
+      </w:r>
+    </w:p>
+    <w:p>
+      <w:r>
+        <w:t xml:space="preserve">A </w:t>
+      </w:r>
+      <w:proofErr w:type="gramStart"/>
+      <w:r>
+        <w:t>continuación</w:t>
+      </w:r>
+      <w:proofErr w:type="gramEnd"/>
+      <w:r>
+        <w:t xml:space="preserve"> vamos a ejecutar la imagen recién creada, iniciando un contenedor con parámetros -d (demonio, para ejecutar en segundo plano) y -p, para asociar el puerto 5000 de nuestro ordenador anfitrión Ubuntu con el puerto 80 del contenedor, donde estará escuchando apache2.</w:t>
+      </w:r>
+    </w:p>
+    <w:p/>
+    <w:p>
+      <w:r>
+        <w:t xml:space="preserve">Ahora, si en nuestro sistema operativo anfitrión entramos en el </w:t>
+      </w:r>
+      <w:proofErr w:type="spellStart"/>
+      <w:r>
+        <w:t>el</w:t>
+      </w:r>
+      <w:proofErr w:type="spellEnd"/>
+      <w:r>
+        <w:t xml:space="preserve"> navegador de internet y ponemos localhost:5000, debe aparecer la página web de inicio del servidor apache2 de nuestro contenedor apache2mio</w:t>
+      </w:r>
+    </w:p>
+    <w:p/>
+    <w:p>
+      <w:r>
+        <w:t>Con</w:t>
+      </w:r>
     </w:p>
     <w:p>
       <w:proofErr w:type="spellStart"/>
@@ -1276,37 +2475,107 @@
       </w:r>
       <w:proofErr w:type="spellEnd"/>
       <w:r>
-        <w:t xml:space="preserve"> run </w:t>
-      </w:r>
-      <w:proofErr w:type="spellStart"/>
-      <w:r>
-        <w:t>ubuntu</w:t>
-      </w:r>
-      <w:proofErr w:type="spellEnd"/>
-      <w:r>
-        <w:t xml:space="preserve"> </w:t>
-      </w:r>
-      <w:proofErr w:type="spellStart"/>
-      <w:r>
-        <w:t>ls</w:t>
-      </w:r>
-      <w:proofErr w:type="spellEnd"/>
+        <w:t xml:space="preserve"> stop </w:t>
+      </w:r>
+      <w:proofErr w:type="spellStart"/>
+      <w:r>
+        <w:t>id_contenedor</w:t>
+      </w:r>
+      <w:proofErr w:type="spellEnd"/>
+      <w:r>
+        <w:t xml:space="preserve"> se parará el contenedor. En mi caso es </w:t>
+      </w:r>
+      <w:proofErr w:type="spellStart"/>
+      <w:r>
+        <w:t>docker</w:t>
+      </w:r>
+      <w:proofErr w:type="spellEnd"/>
+      <w:r>
+        <w:t xml:space="preserve"> stop 07</w:t>
+      </w:r>
     </w:p>
     <w:p/>
     <w:p>
       <w:r>
-        <w:t>Lo hace y termina.</w:t>
-      </w:r>
-    </w:p>
-    <w:p>
-      <w:r>
-        <w:t>Para interactuar con un contenedor, se usan las opciones -</w:t>
-      </w:r>
-      <w:proofErr w:type="spellStart"/>
-      <w:r>
-        <w:t>it</w:t>
-      </w:r>
-      <w:proofErr w:type="spellEnd"/>
+        <w:br w:type="page"/>
+      </w:r>
+    </w:p>
+    <w:p>
+      <w:pPr>
+        <w:pStyle w:val="Ttulo1"/>
+        <w:jc w:val="center"/>
+      </w:pPr>
+      <w:proofErr w:type="spellStart"/>
+      <w:r>
+        <w:lastRenderedPageBreak/>
+        <w:t>DockerFile</w:t>
+      </w:r>
+      <w:proofErr w:type="spellEnd"/>
+    </w:p>
+    <w:p>
+      <w:proofErr w:type="spellStart"/>
+      <w:r>
+        <w:t>DockerFile</w:t>
+      </w:r>
+      <w:proofErr w:type="spellEnd"/>
+      <w:r>
+        <w:t xml:space="preserve"> sirve para realizar imágenes a partir de un contenedor personalizado de una manera sencilla.</w:t>
+      </w:r>
+    </w:p>
+    <w:p>
+      <w:r>
+        <w:t>Se trata de un documento de texto que contiene los comandos a ejecutar para crear una imagen personalizada.</w:t>
+      </w:r>
+    </w:p>
+    <w:p>
+      <w:r>
+        <w:t>Ejemplo 1:</w:t>
+      </w:r>
+    </w:p>
+    <w:p>
+      <w:r>
+        <w:t xml:space="preserve">- Se crea una carpeta llamada </w:t>
+      </w:r>
+      <w:proofErr w:type="spellStart"/>
+      <w:r>
+        <w:t>miweb</w:t>
+      </w:r>
+      <w:proofErr w:type="spellEnd"/>
+      <w:r>
+        <w:t xml:space="preserve"> dentro de nuestra carpeta personal en Ubuntu.</w:t>
+      </w:r>
+    </w:p>
+    <w:p>
+      <w:r>
+        <w:t xml:space="preserve">- Dentro de esa carpeta creamos con un editor de textos un archivo llamado </w:t>
+      </w:r>
+      <w:proofErr w:type="spellStart"/>
+      <w:r>
+        <w:t>Dockerfile</w:t>
+      </w:r>
+      <w:proofErr w:type="spellEnd"/>
+      <w:r>
+        <w:t xml:space="preserve"> (se tiene que llamar así) con esta información:</w:t>
+      </w:r>
+    </w:p>
+    <w:p/>
+    <w:p>
+      <w:r>
+        <w:t xml:space="preserve">- Se crea la imagen, llamada </w:t>
+      </w:r>
+      <w:proofErr w:type="spellStart"/>
+      <w:r>
+        <w:t>miweb</w:t>
+      </w:r>
+      <w:proofErr w:type="spellEnd"/>
+      <w:r>
+        <w:t xml:space="preserve">, con </w:t>
+      </w:r>
+      <w:proofErr w:type="gramStart"/>
+      <w:r>
+        <w:t>este comandos</w:t>
+      </w:r>
+      <w:proofErr w:type="gramEnd"/>
     </w:p>
     <w:p>
       <w:proofErr w:type="spellStart"/>
@@ -1315,89 +2584,575 @@
       </w:r>
       <w:proofErr w:type="spellEnd"/>
       <w:r>
-        <w:t xml:space="preserve"> run -</w:t>
-      </w:r>
-      <w:proofErr w:type="spellStart"/>
-      <w:r>
-        <w:t>it</w:t>
-      </w:r>
-      <w:proofErr w:type="spellEnd"/>
-      <w:r>
-        <w:t xml:space="preserve"> </w:t>
-      </w:r>
-      <w:proofErr w:type="spellStart"/>
-      <w:r>
-        <w:t>ubuntu</w:t>
-      </w:r>
-      <w:proofErr w:type="spellEnd"/>
-      <w:r>
-        <w:t xml:space="preserve"> </w:t>
-      </w:r>
-      <w:proofErr w:type="spellStart"/>
-      <w:r>
-        <w:t>bash</w:t>
+        <w:t xml:space="preserve"> </w:t>
+      </w:r>
+      <w:proofErr w:type="spellStart"/>
+      <w:r>
+        <w:t>build</w:t>
+      </w:r>
+      <w:proofErr w:type="spellEnd"/>
+      <w:r>
+        <w:t xml:space="preserve"> -t </w:t>
+      </w:r>
+      <w:proofErr w:type="spellStart"/>
+      <w:r>
+        <w:t>miweb</w:t>
+      </w:r>
+      <w:proofErr w:type="spellEnd"/>
+      <w:r>
+        <w:t xml:space="preserve"> /home/pc-profe/</w:t>
+      </w:r>
+      <w:proofErr w:type="spellStart"/>
+      <w:r>
+        <w:t>miweb</w:t>
+      </w:r>
+      <w:proofErr w:type="spellEnd"/>
+    </w:p>
+    <w:p>
+      <w:r>
+        <w:t xml:space="preserve">- Se ve que se ha creado satisfactoriamente con </w:t>
+      </w:r>
+      <w:proofErr w:type="spellStart"/>
+      <w:r>
+        <w:t>docker</w:t>
+      </w:r>
+      <w:proofErr w:type="spellEnd"/>
+      <w:r>
+        <w:t xml:space="preserve"> </w:t>
+      </w:r>
+      <w:proofErr w:type="spellStart"/>
+      <w:r>
+        <w:t>images</w:t>
       </w:r>
       <w:proofErr w:type="spellEnd"/>
     </w:p>
     <w:p/>
     <w:p>
       <w:r>
-        <w:t>Aparecerá el identificador del contenedor:</w:t>
-      </w:r>
-    </w:p>
-    <w:p>
-      <w:r>
-        <w:t>Con otra terminal podemos hacer</w:t>
-      </w:r>
-    </w:p>
-    <w:p>
+        <w:t xml:space="preserve">Ejecutamos la imagen </w:t>
+      </w:r>
+      <w:proofErr w:type="spellStart"/>
+      <w:r>
+        <w:t>miweb</w:t>
+      </w:r>
+      <w:proofErr w:type="spellEnd"/>
+      <w:r>
+        <w:t xml:space="preserve"> con este comando </w:t>
+      </w:r>
       <w:proofErr w:type="spellStart"/>
       <w:r>
         <w:t>docker</w:t>
       </w:r>
       <w:proofErr w:type="spellEnd"/>
       <w:r>
-        <w:t xml:space="preserve"> </w:t>
-      </w:r>
-      <w:proofErr w:type="spellStart"/>
-      <w:r>
-        <w:t>ps</w:t>
-      </w:r>
-      <w:proofErr w:type="spellEnd"/>
-      <w:r>
-        <w:t xml:space="preserve"> -a y ver los estados de los contenedores que se han ejecutado hasta el momento:</w:t>
-      </w:r>
+        <w:t xml:space="preserve"> run -d -p 85:80 </w:t>
+      </w:r>
+      <w:proofErr w:type="spellStart"/>
+      <w:r>
+        <w:t>miweb</w:t>
+      </w:r>
+      <w:proofErr w:type="spellEnd"/>
     </w:p>
     <w:p/>
     <w:p>
       <w:r>
-        <w:t xml:space="preserve">Si se ejecuta un comando dentro del contenedor, como </w:t>
-      </w:r>
-      <w:proofErr w:type="spellStart"/>
-      <w:r>
-        <w:t>mkdir</w:t>
-      </w:r>
-      <w:proofErr w:type="spellEnd"/>
-      <w:r>
-        <w:t xml:space="preserve"> pruebas, lo hace, pero cuando termine el contenedor no recordará nada (no es persistente)</w:t>
+        <w:t>- Si ahora entramos en el navegador de nuestro sistema operativo anfitrión y escribimos localhost:85 aparecerá la página de Apache:</w:t>
       </w:r>
     </w:p>
     <w:p/>
     <w:p>
       <w:r>
-        <w:t>Salida de un contenedor:</w:t>
-      </w:r>
-    </w:p>
-    <w:p>
-      <w:proofErr w:type="spellStart"/>
-      <w:r>
-        <w:t>exit</w:t>
-      </w:r>
-      <w:proofErr w:type="spellEnd"/>
-    </w:p>
-    <w:p>
-      <w:r>
-        <w:t xml:space="preserve">Borrado de un contenedor de la lista que sale con </w:t>
+        <w:t>¡Ha funcionado!</w:t>
+      </w:r>
+    </w:p>
+    <w:p>
+      <w:pPr>
+        <w:rPr>
+          <w:b/>
+          <w:bCs/>
+        </w:rPr>
+      </w:pPr>
+      <w:r>
+        <w:rPr>
+          <w:b/>
+          <w:bCs/>
+        </w:rPr>
+        <w:br w:type="page"/>
+      </w:r>
+    </w:p>
+    <w:p>
+      <w:pPr>
+        <w:pStyle w:val="Ttulo1"/>
+        <w:jc w:val="center"/>
+      </w:pPr>
+      <w:r>
+        <w:lastRenderedPageBreak/>
+        <w:t>PROBLEMA IMPORTANTE EN VERSIONES FUTURAS DE DOCKER:</w:t>
+      </w:r>
+    </w:p>
+    <w:p>
+      <w:r>
+        <w:t>Si te has fijado, antes de crear la imagen, se avisa de que esta forma de construir una imagen está descontinuada (</w:t>
+      </w:r>
+      <w:proofErr w:type="spellStart"/>
+      <w:r>
+        <w:t>deprecated</w:t>
+      </w:r>
+      <w:proofErr w:type="spellEnd"/>
+      <w:r>
+        <w:t>), y que será eliminada esta forma de trabajar en futuras versiones. Por ello vamos a instalar la versión oficial de Docker y a usar el método nuevo que recomiendan:</w:t>
+      </w:r>
+    </w:p>
+    <w:p>
+      <w:r>
+        <w:t xml:space="preserve">sudo </w:t>
+      </w:r>
+      <w:proofErr w:type="spellStart"/>
+      <w:r>
+        <w:t>apt</w:t>
+      </w:r>
+      <w:proofErr w:type="spellEnd"/>
+      <w:r>
+        <w:t xml:space="preserve"> </w:t>
+      </w:r>
+      <w:proofErr w:type="spellStart"/>
+      <w:r>
+        <w:t>remove</w:t>
+      </w:r>
+      <w:proofErr w:type="spellEnd"/>
+      <w:r>
+        <w:t xml:space="preserve"> docker.io # Elimina la versión antigua</w:t>
+      </w:r>
+    </w:p>
+    <w:p>
+      <w:r>
+        <w:t xml:space="preserve">sudo </w:t>
+      </w:r>
+      <w:proofErr w:type="spellStart"/>
+      <w:r>
+        <w:t>apt</w:t>
+      </w:r>
+      <w:proofErr w:type="spellEnd"/>
+      <w:r>
+        <w:t xml:space="preserve"> </w:t>
+      </w:r>
+      <w:proofErr w:type="spellStart"/>
+      <w:r>
+        <w:t>update</w:t>
+      </w:r>
+      <w:proofErr w:type="spellEnd"/>
+    </w:p>
+    <w:p>
+      <w:r>
+        <w:t xml:space="preserve">sudo </w:t>
+      </w:r>
+      <w:proofErr w:type="spellStart"/>
+      <w:r>
+        <w:t>apt</w:t>
+      </w:r>
+      <w:proofErr w:type="spellEnd"/>
+      <w:r>
+        <w:t xml:space="preserve"> </w:t>
+      </w:r>
+      <w:proofErr w:type="spellStart"/>
+      <w:r>
+        <w:t>install</w:t>
+      </w:r>
+      <w:proofErr w:type="spellEnd"/>
+      <w:r>
+        <w:t xml:space="preserve"> ca-</w:t>
+      </w:r>
+      <w:proofErr w:type="spellStart"/>
+      <w:r>
+        <w:t>certificates</w:t>
+      </w:r>
+      <w:proofErr w:type="spellEnd"/>
+      <w:r>
+        <w:t xml:space="preserve"> </w:t>
+      </w:r>
+      <w:proofErr w:type="spellStart"/>
+      <w:r>
+        <w:t>curl</w:t>
+      </w:r>
+      <w:proofErr w:type="spellEnd"/>
+      <w:r>
+        <w:t xml:space="preserve"> </w:t>
+      </w:r>
+      <w:proofErr w:type="spellStart"/>
+      <w:r>
+        <w:t>gnupg</w:t>
+      </w:r>
+      <w:proofErr w:type="spellEnd"/>
+    </w:p>
+    <w:p/>
+    <w:p>
+      <w:r>
+        <w:t># Agregar la clave GPG oficial de Docker</w:t>
+      </w:r>
+    </w:p>
+    <w:p>
+      <w:r>
+        <w:t xml:space="preserve">sudo </w:t>
+      </w:r>
+      <w:proofErr w:type="spellStart"/>
+      <w:r>
+        <w:t>install</w:t>
+      </w:r>
+      <w:proofErr w:type="spellEnd"/>
+      <w:r>
+        <w:t xml:space="preserve"> -m 0755 -d /</w:t>
+      </w:r>
+      <w:proofErr w:type="spellStart"/>
+      <w:r>
+        <w:t>etc</w:t>
+      </w:r>
+      <w:proofErr w:type="spellEnd"/>
+      <w:r>
+        <w:t>/</w:t>
+      </w:r>
+      <w:proofErr w:type="spellStart"/>
+      <w:r>
+        <w:t>apt</w:t>
+      </w:r>
+      <w:proofErr w:type="spellEnd"/>
+      <w:r>
+        <w:t>/</w:t>
+      </w:r>
+      <w:proofErr w:type="spellStart"/>
+      <w:r>
+        <w:t>keyrings</w:t>
+      </w:r>
+      <w:proofErr w:type="spellEnd"/>
+    </w:p>
+    <w:p>
+      <w:proofErr w:type="spellStart"/>
+      <w:r>
+        <w:t>curl</w:t>
+      </w:r>
+      <w:proofErr w:type="spellEnd"/>
+      <w:r>
+        <w:t xml:space="preserve"> -</w:t>
+      </w:r>
+      <w:proofErr w:type="spellStart"/>
+      <w:r>
+        <w:t>fsSL</w:t>
+      </w:r>
+      <w:proofErr w:type="spellEnd"/>
+      <w:r>
+        <w:t xml:space="preserve"> https://download.docker.com/linux/ubuntu/gpg | sudo </w:t>
+      </w:r>
+      <w:proofErr w:type="spellStart"/>
+      <w:r>
+        <w:t>tee</w:t>
+      </w:r>
+      <w:proofErr w:type="spellEnd"/>
+      <w:r>
+        <w:t xml:space="preserve"> /</w:t>
+      </w:r>
+      <w:proofErr w:type="spellStart"/>
+      <w:r>
+        <w:t>etc</w:t>
+      </w:r>
+      <w:proofErr w:type="spellEnd"/>
+      <w:r>
+        <w:t>/</w:t>
+      </w:r>
+      <w:proofErr w:type="spellStart"/>
+      <w:r>
+        <w:t>apt</w:t>
+      </w:r>
+      <w:proofErr w:type="spellEnd"/>
+      <w:r>
+        <w:t>/</w:t>
+      </w:r>
+      <w:proofErr w:type="spellStart"/>
+      <w:r>
+        <w:t>keyrings</w:t>
+      </w:r>
+      <w:proofErr w:type="spellEnd"/>
+      <w:r>
+        <w:t>/</w:t>
+      </w:r>
+      <w:proofErr w:type="spellStart"/>
+      <w:r>
+        <w:t>docker.asc</w:t>
+      </w:r>
+      <w:proofErr w:type="spellEnd"/>
+      <w:r>
+        <w:t xml:space="preserve"> &gt; /</w:t>
+      </w:r>
+      <w:proofErr w:type="spellStart"/>
+      <w:r>
+        <w:t>dev</w:t>
+      </w:r>
+      <w:proofErr w:type="spellEnd"/>
+      <w:r>
+        <w:t>/</w:t>
+      </w:r>
+      <w:proofErr w:type="spellStart"/>
+      <w:r>
+        <w:t>null</w:t>
+      </w:r>
+      <w:proofErr w:type="spellEnd"/>
+    </w:p>
+    <w:p>
+      <w:r>
+        <w:t xml:space="preserve">sudo </w:t>
+      </w:r>
+      <w:proofErr w:type="spellStart"/>
+      <w:r>
+        <w:t>chmod</w:t>
+      </w:r>
+      <w:proofErr w:type="spellEnd"/>
+      <w:r>
+        <w:t xml:space="preserve"> </w:t>
+      </w:r>
+      <w:proofErr w:type="spellStart"/>
+      <w:r>
+        <w:t>a+r</w:t>
+      </w:r>
+      <w:proofErr w:type="spellEnd"/>
+      <w:r>
+        <w:t xml:space="preserve"> /</w:t>
+      </w:r>
+      <w:proofErr w:type="spellStart"/>
+      <w:r>
+        <w:t>etc</w:t>
+      </w:r>
+      <w:proofErr w:type="spellEnd"/>
+      <w:r>
+        <w:t>/</w:t>
+      </w:r>
+      <w:proofErr w:type="spellStart"/>
+      <w:r>
+        <w:t>apt</w:t>
+      </w:r>
+      <w:proofErr w:type="spellEnd"/>
+      <w:r>
+        <w:t>/</w:t>
+      </w:r>
+      <w:proofErr w:type="spellStart"/>
+      <w:r>
+        <w:t>keyrings</w:t>
+      </w:r>
+      <w:proofErr w:type="spellEnd"/>
+      <w:r>
+        <w:t>/</w:t>
+      </w:r>
+      <w:proofErr w:type="spellStart"/>
+      <w:r>
+        <w:t>docker.asc</w:t>
+      </w:r>
+      <w:proofErr w:type="spellEnd"/>
+    </w:p>
+    <w:p/>
+    <w:p>
+      <w:r>
+        <w:t># Agregar el repositorio oficial de Docker</w:t>
+      </w:r>
+    </w:p>
+    <w:p>
+      <w:r>
+        <w:t>echo \</w:t>
+      </w:r>
+    </w:p>
+    <w:p>
+      <w:r>
+        <w:t>"</w:t>
+      </w:r>
+      <w:proofErr w:type="spellStart"/>
+      <w:r>
+        <w:t>deb</w:t>
+      </w:r>
+      <w:proofErr w:type="spellEnd"/>
+      <w:r>
+        <w:t xml:space="preserve"> [</w:t>
+      </w:r>
+      <w:proofErr w:type="spellStart"/>
+      <w:r>
+        <w:t>arch</w:t>
+      </w:r>
+      <w:proofErr w:type="spellEnd"/>
+      <w:r>
+        <w:t>=$(</w:t>
+      </w:r>
+      <w:proofErr w:type="spellStart"/>
+      <w:r>
+        <w:t>dpkg</w:t>
+      </w:r>
+      <w:proofErr w:type="spellEnd"/>
+      <w:r>
+        <w:t xml:space="preserve"> --</w:t>
+      </w:r>
+      <w:proofErr w:type="spellStart"/>
+      <w:r>
+        <w:t>print-architecture</w:t>
+      </w:r>
+      <w:proofErr w:type="spellEnd"/>
+      <w:r>
+        <w:t xml:space="preserve">) </w:t>
+      </w:r>
+      <w:proofErr w:type="spellStart"/>
+      <w:r>
+        <w:t>signed-by</w:t>
+      </w:r>
+      <w:proofErr w:type="spellEnd"/>
+      <w:r>
+        <w:t>=/</w:t>
+      </w:r>
+      <w:proofErr w:type="spellStart"/>
+      <w:r>
+        <w:t>etc</w:t>
+      </w:r>
+      <w:proofErr w:type="spellEnd"/>
+      <w:r>
+        <w:t>/</w:t>
+      </w:r>
+      <w:proofErr w:type="spellStart"/>
+      <w:r>
+        <w:t>apt</w:t>
+      </w:r>
+      <w:proofErr w:type="spellEnd"/>
+      <w:r>
+        <w:t>/</w:t>
+      </w:r>
+      <w:proofErr w:type="spellStart"/>
+      <w:r>
+        <w:t>keyrings</w:t>
+      </w:r>
+      <w:proofErr w:type="spellEnd"/>
+      <w:r>
+        <w:t>/</w:t>
+      </w:r>
+      <w:proofErr w:type="spellStart"/>
+      <w:r>
+        <w:t>docker.asc</w:t>
+      </w:r>
+      <w:proofErr w:type="spellEnd"/>
+      <w:r>
+        <w:t>] https://download.docker.com/linux/ubuntu \</w:t>
+      </w:r>
+    </w:p>
+    <w:p>
+      <w:r>
+        <w:t>$(</w:t>
+      </w:r>
+      <w:proofErr w:type="spellStart"/>
+      <w:r>
+        <w:t>lsb_release</w:t>
+      </w:r>
+      <w:proofErr w:type="spellEnd"/>
+      <w:r>
+        <w:t xml:space="preserve"> -</w:t>
+      </w:r>
+      <w:proofErr w:type="spellStart"/>
+      <w:r>
+        <w:t>cs</w:t>
+      </w:r>
+      <w:proofErr w:type="spellEnd"/>
+      <w:r>
+        <w:t xml:space="preserve">) </w:t>
+      </w:r>
+      <w:proofErr w:type="spellStart"/>
+      <w:r>
+        <w:t>stable</w:t>
+      </w:r>
+      <w:proofErr w:type="spellEnd"/>
+      <w:r>
+        <w:t xml:space="preserve">" | sudo </w:t>
+      </w:r>
+      <w:proofErr w:type="spellStart"/>
+      <w:r>
+        <w:t>tee</w:t>
+      </w:r>
+      <w:proofErr w:type="spellEnd"/>
+      <w:r>
+        <w:t xml:space="preserve"> /</w:t>
+      </w:r>
+      <w:proofErr w:type="spellStart"/>
+      <w:r>
+        <w:t>etc</w:t>
+      </w:r>
+      <w:proofErr w:type="spellEnd"/>
+      <w:r>
+        <w:t>/</w:t>
+      </w:r>
+      <w:proofErr w:type="spellStart"/>
+      <w:r>
+        <w:t>apt</w:t>
+      </w:r>
+      <w:proofErr w:type="spellEnd"/>
+      <w:r>
+        <w:t>/</w:t>
+      </w:r>
+      <w:proofErr w:type="spellStart"/>
+      <w:r>
+        <w:t>sources.list.d</w:t>
+      </w:r>
+      <w:proofErr w:type="spellEnd"/>
+      <w:r>
+        <w:t>/</w:t>
+      </w:r>
+      <w:proofErr w:type="spellStart"/>
+      <w:r>
+        <w:t>docker.list</w:t>
+      </w:r>
+      <w:proofErr w:type="spellEnd"/>
+      <w:r>
+        <w:t xml:space="preserve"> &gt; /</w:t>
+      </w:r>
+      <w:proofErr w:type="spellStart"/>
+      <w:r>
+        <w:t>dev</w:t>
+      </w:r>
+      <w:proofErr w:type="spellEnd"/>
+      <w:r>
+        <w:t>/</w:t>
+      </w:r>
+      <w:proofErr w:type="spellStart"/>
+      <w:r>
+        <w:t>null</w:t>
+      </w:r>
+      <w:proofErr w:type="spellEnd"/>
+    </w:p>
+    <w:p/>
+    <w:p>
+      <w:r>
+        <w:t xml:space="preserve">sudo </w:t>
+      </w:r>
+      <w:proofErr w:type="spellStart"/>
+      <w:r>
+        <w:t>apt</w:t>
+      </w:r>
+      <w:proofErr w:type="spellEnd"/>
+      <w:r>
+        <w:t xml:space="preserve"> </w:t>
+      </w:r>
+      <w:proofErr w:type="spellStart"/>
+      <w:r>
+        <w:t>update</w:t>
+      </w:r>
+      <w:proofErr w:type="spellEnd"/>
+    </w:p>
+    <w:p>
+      <w:r>
+        <w:t xml:space="preserve">sudo </w:t>
+      </w:r>
+      <w:proofErr w:type="spellStart"/>
+      <w:r>
+        <w:t>apt</w:t>
+      </w:r>
+      <w:proofErr w:type="spellEnd"/>
+      <w:r>
+        <w:t xml:space="preserve"> </w:t>
+      </w:r>
+      <w:proofErr w:type="spellStart"/>
+      <w:r>
+        <w:t>install</w:t>
+      </w:r>
+      <w:proofErr w:type="spellEnd"/>
+      <w:r>
+        <w:t xml:space="preserve"> </w:t>
       </w:r>
       <w:proofErr w:type="spellStart"/>
       <w:r>
@@ -1405,41 +3160,23 @@
       </w:r>
       <w:proofErr w:type="spellEnd"/>
       <w:r>
-        <w:t xml:space="preserve"> </w:t>
-      </w:r>
-      <w:proofErr w:type="spellStart"/>
-      <w:r>
-        <w:t>ps</w:t>
-      </w:r>
-      <w:proofErr w:type="spellEnd"/>
-      <w:r>
-        <w:t xml:space="preserve"> -a</w:t>
-      </w:r>
-    </w:p>
-    <w:p>
+        <w:t xml:space="preserve">-ce </w:t>
+      </w:r>
       <w:proofErr w:type="spellStart"/>
       <w:r>
         <w:t>docker</w:t>
       </w:r>
       <w:proofErr w:type="spellEnd"/>
       <w:r>
-        <w:t xml:space="preserve"> </w:t>
-      </w:r>
-      <w:proofErr w:type="spellStart"/>
-      <w:r>
-        <w:t>rm</w:t>
-      </w:r>
-      <w:proofErr w:type="spellEnd"/>
-      <w:r>
-        <w:t xml:space="preserve"> </w:t>
-      </w:r>
-      <w:proofErr w:type="spellStart"/>
-      <w:r>
-        <w:t>id_contenedor</w:t>
-      </w:r>
-      <w:proofErr w:type="spellEnd"/>
-      <w:r>
-        <w:t xml:space="preserve"> Ej: </w:t>
+        <w:t>-ce-</w:t>
+      </w:r>
+      <w:proofErr w:type="spellStart"/>
+      <w:r>
+        <w:t>cli</w:t>
+      </w:r>
+      <w:proofErr w:type="spellEnd"/>
+      <w:r>
+        <w:t xml:space="preserve"> containerd.io </w:t>
       </w:r>
       <w:proofErr w:type="spellStart"/>
       <w:r>
@@ -1447,20 +3184,82 @@
       </w:r>
       <w:proofErr w:type="spellEnd"/>
       <w:r>
-        <w:t xml:space="preserve"> </w:t>
-      </w:r>
-      <w:proofErr w:type="spellStart"/>
-      <w:r>
-        <w:t>rm</w:t>
-      </w:r>
-      <w:proofErr w:type="spellEnd"/>
-      <w:r>
-        <w:t xml:space="preserve"> a5</w:t>
+        <w:t>-</w:t>
+      </w:r>
+      <w:proofErr w:type="spellStart"/>
+      <w:r>
+        <w:t>buildx</w:t>
+      </w:r>
+      <w:proofErr w:type="spellEnd"/>
+      <w:r>
+        <w:t>-plugin</w:t>
+      </w:r>
+    </w:p>
+    <w:p/>
+    <w:p>
+      <w:r>
+        <w:t>Con esto se elimina la versión no oficial que se instaló al principio del tutorial, docker.io, y se instala la última versión oficial de Docker.</w:t>
+      </w:r>
+    </w:p>
+    <w:p>
+      <w:r>
+        <w:t>Ahora hay que iniciar el servidor Docker, con</w:t>
+      </w:r>
+    </w:p>
+    <w:p>
+      <w:proofErr w:type="spellStart"/>
+      <w:r>
+        <w:t>service</w:t>
+      </w:r>
+      <w:proofErr w:type="spellEnd"/>
+      <w:r>
+        <w:t xml:space="preserve"> </w:t>
+      </w:r>
+      <w:proofErr w:type="spellStart"/>
+      <w:r>
+        <w:t>docker</w:t>
+      </w:r>
+      <w:proofErr w:type="spellEnd"/>
+      <w:r>
+        <w:t xml:space="preserve"> </w:t>
+      </w:r>
+      <w:proofErr w:type="spellStart"/>
+      <w:r>
+        <w:t>start</w:t>
+      </w:r>
+      <w:proofErr w:type="spellEnd"/>
+    </w:p>
+    <w:p>
+      <w:proofErr w:type="spellStart"/>
+      <w:r>
+        <w:t>service</w:t>
+      </w:r>
+      <w:proofErr w:type="spellEnd"/>
+      <w:r>
+        <w:t xml:space="preserve"> </w:t>
+      </w:r>
+      <w:proofErr w:type="spellStart"/>
+      <w:r>
+        <w:t>docker</w:t>
+      </w:r>
+      <w:proofErr w:type="spellEnd"/>
+      <w:r>
+        <w:t xml:space="preserve"> status</w:t>
+      </w:r>
+    </w:p>
+    <w:p/>
+    <w:p/>
+    <w:p/>
+    <w:p/>
+    <w:p/>
+    <w:p>
+      <w:r>
+        <w:br w:type="page"/>
       </w:r>
     </w:p>
     <w:p/>
     <w:sectPr>
-      <w:footerReference w:type="default" r:id="rId18"/>
+      <w:footerReference w:type="default" r:id="rId28"/>
       <w:pgSz w:w="11906" w:h="16838"/>
       <w:pgMar w:top="1417" w:right="1701" w:bottom="1417" w:left="1701" w:header="708" w:footer="708" w:gutter="0"/>
       <w:cols w:space="708"/>
@@ -2753,4 +4552,16 @@
     </a:ext>
   </a:extLst>
 </a:theme>
+</file>
+
+<file path=customXml/item1.xml><?xml version="1.0" encoding="utf-8"?>
+<b:Sources xmlns:b="http://schemas.openxmlformats.org/officeDocument/2006/bibliography" xmlns="http://schemas.openxmlformats.org/officeDocument/2006/bibliography" SelectedStyle="\APASixthEditionOfficeOnline.xsl" StyleName="APA" Version="6"/>
+</file>
+
+<file path=customXml/itemProps1.xml><?xml version="1.0" encoding="utf-8"?>
+<ds:datastoreItem xmlns:ds="http://schemas.openxmlformats.org/officeDocument/2006/customXml" ds:itemID="{A99DF185-64EE-452D-B5EF-2027142B9EEA}">
+  <ds:schemaRefs>
+    <ds:schemaRef ds:uri="http://schemas.openxmlformats.org/officeDocument/2006/bibliography"/>
+  </ds:schemaRefs>
+</ds:datastoreItem>
 </file>
--- a/2ºDAW/DAW/2ºTrimestre/Unidad 4/Ejercicios/actividad4.4-SuárezGarcíaPablo.docx
+++ b/2ºDAW/DAW/2ºTrimestre/Unidad 4/Ejercicios/actividad4.4-SuárezGarcíaPablo.docx
@@ -6,7 +6,7 @@
       <w:pPr>
         <w:pStyle w:val="Ttulo1"/>
       </w:pPr>
-      <w:bookmarkStart w:id="0" w:name="_Toc220317621"/>
+      <w:bookmarkStart w:id="0" w:name="_Toc221520634"/>
       <w:r>
         <w:t>Instalación de Docker</w:t>
       </w:r>
@@ -70,7 +70,7 @@
           <w:r>
             <w:fldChar w:fldCharType="separate"/>
           </w:r>
-          <w:hyperlink w:anchor="_Toc220317621" w:history="1">
+          <w:hyperlink w:anchor="_Toc221520634" w:history="1">
             <w:r>
               <w:rPr>
                 <w:rStyle w:val="Hipervnculo"/>
@@ -97,7 +97,7 @@
                 <w:noProof/>
                 <w:webHidden/>
               </w:rPr>
-              <w:instrText xml:space="preserve"> PAGEREF _Toc220317621 \h </w:instrText>
+              <w:instrText xml:space="preserve"> PAGEREF _Toc221520634 \h </w:instrText>
             </w:r>
             <w:r>
               <w:rPr>
@@ -144,7 +144,7 @@
               <w14:ligatures w14:val="none"/>
             </w:rPr>
           </w:pPr>
-          <w:hyperlink w:anchor="_Toc220317622" w:history="1">
+          <w:hyperlink w:anchor="_Toc221520635" w:history="1">
             <w:r>
               <w:rPr>
                 <w:rStyle w:val="Hipervnculo"/>
@@ -171,7 +171,7 @@
                 <w:noProof/>
                 <w:webHidden/>
               </w:rPr>
-              <w:instrText xml:space="preserve"> PAGEREF _Toc220317622 \h </w:instrText>
+              <w:instrText xml:space="preserve"> PAGEREF _Toc221520635 \h </w:instrText>
             </w:r>
             <w:r>
               <w:rPr>
@@ -192,6 +192,598 @@
                 <w:webHidden/>
               </w:rPr>
               <w:t>2</w:t>
+            </w:r>
+            <w:r>
+              <w:rPr>
+                <w:noProof/>
+                <w:webHidden/>
+              </w:rPr>
+              <w:fldChar w:fldCharType="end"/>
+            </w:r>
+          </w:hyperlink>
+        </w:p>
+        <w:p>
+          <w:pPr>
+            <w:pStyle w:val="TDC1"/>
+            <w:tabs>
+              <w:tab w:val="right" w:leader="dot" w:pos="8494"/>
+            </w:tabs>
+            <w:rPr>
+              <w:rFonts w:eastAsiaTheme="minorEastAsia"/>
+              <w:noProof/>
+              <w:kern w:val="0"/>
+              <w:sz w:val="22"/>
+              <w:szCs w:val="22"/>
+              <w:lang w:eastAsia="es-ES"/>
+              <w14:ligatures w14:val="none"/>
+            </w:rPr>
+          </w:pPr>
+          <w:hyperlink w:anchor="_Toc221520636" w:history="1">
+            <w:r>
+              <w:rPr>
+                <w:rStyle w:val="Hipervnculo"/>
+                <w:noProof/>
+              </w:rPr>
+              <w:t>Personalización de contenedores</w:t>
+            </w:r>
+            <w:r>
+              <w:rPr>
+                <w:noProof/>
+                <w:webHidden/>
+              </w:rPr>
+              <w:tab/>
+            </w:r>
+            <w:r>
+              <w:rPr>
+                <w:noProof/>
+                <w:webHidden/>
+              </w:rPr>
+              <w:fldChar w:fldCharType="begin"/>
+            </w:r>
+            <w:r>
+              <w:rPr>
+                <w:noProof/>
+                <w:webHidden/>
+              </w:rPr>
+              <w:instrText xml:space="preserve"> PAGEREF _Toc221520636 \h </w:instrText>
+            </w:r>
+            <w:r>
+              <w:rPr>
+                <w:noProof/>
+                <w:webHidden/>
+              </w:rPr>
+            </w:r>
+            <w:r>
+              <w:rPr>
+                <w:noProof/>
+                <w:webHidden/>
+              </w:rPr>
+              <w:fldChar w:fldCharType="separate"/>
+            </w:r>
+            <w:r>
+              <w:rPr>
+                <w:noProof/>
+                <w:webHidden/>
+              </w:rPr>
+              <w:t>9</w:t>
+            </w:r>
+            <w:r>
+              <w:rPr>
+                <w:noProof/>
+                <w:webHidden/>
+              </w:rPr>
+              <w:fldChar w:fldCharType="end"/>
+            </w:r>
+          </w:hyperlink>
+        </w:p>
+        <w:p>
+          <w:pPr>
+            <w:pStyle w:val="TDC1"/>
+            <w:tabs>
+              <w:tab w:val="right" w:leader="dot" w:pos="8494"/>
+            </w:tabs>
+            <w:rPr>
+              <w:rFonts w:eastAsiaTheme="minorEastAsia"/>
+              <w:noProof/>
+              <w:kern w:val="0"/>
+              <w:sz w:val="22"/>
+              <w:szCs w:val="22"/>
+              <w:lang w:eastAsia="es-ES"/>
+              <w14:ligatures w14:val="none"/>
+            </w:rPr>
+          </w:pPr>
+          <w:hyperlink w:anchor="_Toc221520637" w:history="1">
+            <w:r>
+              <w:rPr>
+                <w:rStyle w:val="Hipervnculo"/>
+                <w:noProof/>
+              </w:rPr>
+              <w:t>DockerFile</w:t>
+            </w:r>
+            <w:r>
+              <w:rPr>
+                <w:noProof/>
+                <w:webHidden/>
+              </w:rPr>
+              <w:tab/>
+            </w:r>
+            <w:r>
+              <w:rPr>
+                <w:noProof/>
+                <w:webHidden/>
+              </w:rPr>
+              <w:fldChar w:fldCharType="begin"/>
+            </w:r>
+            <w:r>
+              <w:rPr>
+                <w:noProof/>
+                <w:webHidden/>
+              </w:rPr>
+              <w:instrText xml:space="preserve"> PAGEREF _Toc221520637 \h </w:instrText>
+            </w:r>
+            <w:r>
+              <w:rPr>
+                <w:noProof/>
+                <w:webHidden/>
+              </w:rPr>
+            </w:r>
+            <w:r>
+              <w:rPr>
+                <w:noProof/>
+                <w:webHidden/>
+              </w:rPr>
+              <w:fldChar w:fldCharType="separate"/>
+            </w:r>
+            <w:r>
+              <w:rPr>
+                <w:noProof/>
+                <w:webHidden/>
+              </w:rPr>
+              <w:t>11</w:t>
+            </w:r>
+            <w:r>
+              <w:rPr>
+                <w:noProof/>
+                <w:webHidden/>
+              </w:rPr>
+              <w:fldChar w:fldCharType="end"/>
+            </w:r>
+          </w:hyperlink>
+        </w:p>
+        <w:p>
+          <w:pPr>
+            <w:pStyle w:val="TDC2"/>
+            <w:tabs>
+              <w:tab w:val="right" w:leader="dot" w:pos="8494"/>
+            </w:tabs>
+            <w:rPr>
+              <w:rFonts w:eastAsiaTheme="minorEastAsia"/>
+              <w:noProof/>
+              <w:kern w:val="0"/>
+              <w:sz w:val="22"/>
+              <w:szCs w:val="22"/>
+              <w:lang w:eastAsia="es-ES"/>
+              <w14:ligatures w14:val="none"/>
+            </w:rPr>
+          </w:pPr>
+          <w:hyperlink w:anchor="_Toc221520638" w:history="1">
+            <w:r>
+              <w:rPr>
+                <w:rStyle w:val="Hipervnculo"/>
+                <w:noProof/>
+              </w:rPr>
+              <w:t>Ejemplo 1:</w:t>
+            </w:r>
+            <w:r>
+              <w:rPr>
+                <w:noProof/>
+                <w:webHidden/>
+              </w:rPr>
+              <w:tab/>
+            </w:r>
+            <w:r>
+              <w:rPr>
+                <w:noProof/>
+                <w:webHidden/>
+              </w:rPr>
+              <w:fldChar w:fldCharType="begin"/>
+            </w:r>
+            <w:r>
+              <w:rPr>
+                <w:noProof/>
+                <w:webHidden/>
+              </w:rPr>
+              <w:instrText xml:space="preserve"> PAGEREF _Toc221520638 \h </w:instrText>
+            </w:r>
+            <w:r>
+              <w:rPr>
+                <w:noProof/>
+                <w:webHidden/>
+              </w:rPr>
+            </w:r>
+            <w:r>
+              <w:rPr>
+                <w:noProof/>
+                <w:webHidden/>
+              </w:rPr>
+              <w:fldChar w:fldCharType="separate"/>
+            </w:r>
+            <w:r>
+              <w:rPr>
+                <w:noProof/>
+                <w:webHidden/>
+              </w:rPr>
+              <w:t>11</w:t>
+            </w:r>
+            <w:r>
+              <w:rPr>
+                <w:noProof/>
+                <w:webHidden/>
+              </w:rPr>
+              <w:fldChar w:fldCharType="end"/>
+            </w:r>
+          </w:hyperlink>
+        </w:p>
+        <w:p>
+          <w:pPr>
+            <w:pStyle w:val="TDC1"/>
+            <w:tabs>
+              <w:tab w:val="right" w:leader="dot" w:pos="8494"/>
+            </w:tabs>
+            <w:rPr>
+              <w:rFonts w:eastAsiaTheme="minorEastAsia"/>
+              <w:noProof/>
+              <w:kern w:val="0"/>
+              <w:sz w:val="22"/>
+              <w:szCs w:val="22"/>
+              <w:lang w:eastAsia="es-ES"/>
+              <w14:ligatures w14:val="none"/>
+            </w:rPr>
+          </w:pPr>
+          <w:hyperlink w:anchor="_Toc221520639" w:history="1">
+            <w:r>
+              <w:rPr>
+                <w:rStyle w:val="Hipervnculo"/>
+                <w:noProof/>
+              </w:rPr>
+              <w:t>PROBLEMA IMPORTANTE EN VERSIONES FUTURAS DE DOCKER:</w:t>
+            </w:r>
+            <w:r>
+              <w:rPr>
+                <w:noProof/>
+                <w:webHidden/>
+              </w:rPr>
+              <w:tab/>
+            </w:r>
+            <w:r>
+              <w:rPr>
+                <w:noProof/>
+                <w:webHidden/>
+              </w:rPr>
+              <w:fldChar w:fldCharType="begin"/>
+            </w:r>
+            <w:r>
+              <w:rPr>
+                <w:noProof/>
+                <w:webHidden/>
+              </w:rPr>
+              <w:instrText xml:space="preserve"> PAGEREF _Toc221520639 \h </w:instrText>
+            </w:r>
+            <w:r>
+              <w:rPr>
+                <w:noProof/>
+                <w:webHidden/>
+              </w:rPr>
+            </w:r>
+            <w:r>
+              <w:rPr>
+                <w:noProof/>
+                <w:webHidden/>
+              </w:rPr>
+              <w:fldChar w:fldCharType="separate"/>
+            </w:r>
+            <w:r>
+              <w:rPr>
+                <w:noProof/>
+                <w:webHidden/>
+              </w:rPr>
+              <w:t>12</w:t>
+            </w:r>
+            <w:r>
+              <w:rPr>
+                <w:noProof/>
+                <w:webHidden/>
+              </w:rPr>
+              <w:fldChar w:fldCharType="end"/>
+            </w:r>
+          </w:hyperlink>
+        </w:p>
+        <w:p>
+          <w:pPr>
+            <w:pStyle w:val="TDC2"/>
+            <w:tabs>
+              <w:tab w:val="right" w:leader="dot" w:pos="8494"/>
+            </w:tabs>
+            <w:rPr>
+              <w:rFonts w:eastAsiaTheme="minorEastAsia"/>
+              <w:noProof/>
+              <w:kern w:val="0"/>
+              <w:sz w:val="22"/>
+              <w:szCs w:val="22"/>
+              <w:lang w:eastAsia="es-ES"/>
+              <w14:ligatures w14:val="none"/>
+            </w:rPr>
+          </w:pPr>
+          <w:hyperlink w:anchor="_Toc221520640" w:history="1">
+            <w:r>
+              <w:rPr>
+                <w:rStyle w:val="Hipervnculo"/>
+                <w:noProof/>
+              </w:rPr>
+              <w:t>Ejemplo 2:</w:t>
+            </w:r>
+            <w:r>
+              <w:rPr>
+                <w:noProof/>
+                <w:webHidden/>
+              </w:rPr>
+              <w:tab/>
+            </w:r>
+            <w:r>
+              <w:rPr>
+                <w:noProof/>
+                <w:webHidden/>
+              </w:rPr>
+              <w:fldChar w:fldCharType="begin"/>
+            </w:r>
+            <w:r>
+              <w:rPr>
+                <w:noProof/>
+                <w:webHidden/>
+              </w:rPr>
+              <w:instrText xml:space="preserve"> PAGEREF _Toc221520640 \h </w:instrText>
+            </w:r>
+            <w:r>
+              <w:rPr>
+                <w:noProof/>
+                <w:webHidden/>
+              </w:rPr>
+            </w:r>
+            <w:r>
+              <w:rPr>
+                <w:noProof/>
+                <w:webHidden/>
+              </w:rPr>
+              <w:fldChar w:fldCharType="separate"/>
+            </w:r>
+            <w:r>
+              <w:rPr>
+                <w:noProof/>
+                <w:webHidden/>
+              </w:rPr>
+              <w:t>13</w:t>
+            </w:r>
+            <w:r>
+              <w:rPr>
+                <w:noProof/>
+                <w:webHidden/>
+              </w:rPr>
+              <w:fldChar w:fldCharType="end"/>
+            </w:r>
+          </w:hyperlink>
+        </w:p>
+        <w:p>
+          <w:pPr>
+            <w:pStyle w:val="TDC1"/>
+            <w:tabs>
+              <w:tab w:val="right" w:leader="dot" w:pos="8494"/>
+            </w:tabs>
+            <w:rPr>
+              <w:rFonts w:eastAsiaTheme="minorEastAsia"/>
+              <w:noProof/>
+              <w:kern w:val="0"/>
+              <w:sz w:val="22"/>
+              <w:szCs w:val="22"/>
+              <w:lang w:eastAsia="es-ES"/>
+              <w14:ligatures w14:val="none"/>
+            </w:rPr>
+          </w:pPr>
+          <w:hyperlink w:anchor="_Toc221520641" w:history="1">
+            <w:r>
+              <w:rPr>
+                <w:rStyle w:val="Hipervnculo"/>
+                <w:noProof/>
+              </w:rPr>
+              <w:t>MEJORAS</w:t>
+            </w:r>
+            <w:r>
+              <w:rPr>
+                <w:noProof/>
+                <w:webHidden/>
+              </w:rPr>
+              <w:tab/>
+            </w:r>
+            <w:r>
+              <w:rPr>
+                <w:noProof/>
+                <w:webHidden/>
+              </w:rPr>
+              <w:fldChar w:fldCharType="begin"/>
+            </w:r>
+            <w:r>
+              <w:rPr>
+                <w:noProof/>
+                <w:webHidden/>
+              </w:rPr>
+              <w:instrText xml:space="preserve"> PAGEREF _Toc221520641 \h </w:instrText>
+            </w:r>
+            <w:r>
+              <w:rPr>
+                <w:noProof/>
+                <w:webHidden/>
+              </w:rPr>
+            </w:r>
+            <w:r>
+              <w:rPr>
+                <w:noProof/>
+                <w:webHidden/>
+              </w:rPr>
+              <w:fldChar w:fldCharType="separate"/>
+            </w:r>
+            <w:r>
+              <w:rPr>
+                <w:noProof/>
+                <w:webHidden/>
+              </w:rPr>
+              <w:t>14</w:t>
+            </w:r>
+            <w:r>
+              <w:rPr>
+                <w:noProof/>
+                <w:webHidden/>
+              </w:rPr>
+              <w:fldChar w:fldCharType="end"/>
+            </w:r>
+          </w:hyperlink>
+        </w:p>
+        <w:p>
+          <w:pPr>
+            <w:pStyle w:val="TDC2"/>
+            <w:tabs>
+              <w:tab w:val="right" w:leader="dot" w:pos="8494"/>
+            </w:tabs>
+            <w:rPr>
+              <w:rFonts w:eastAsiaTheme="minorEastAsia"/>
+              <w:noProof/>
+              <w:kern w:val="0"/>
+              <w:sz w:val="22"/>
+              <w:szCs w:val="22"/>
+              <w:lang w:eastAsia="es-ES"/>
+              <w14:ligatures w14:val="none"/>
+            </w:rPr>
+          </w:pPr>
+          <w:hyperlink w:anchor="_Toc221520642" w:history="1">
+            <w:r>
+              <w:rPr>
+                <w:rStyle w:val="Hipervnculo"/>
+                <w:noProof/>
+              </w:rPr>
+              <w:t>MEJORA 1:</w:t>
+            </w:r>
+            <w:r>
+              <w:rPr>
+                <w:noProof/>
+                <w:webHidden/>
+              </w:rPr>
+              <w:tab/>
+            </w:r>
+            <w:r>
+              <w:rPr>
+                <w:noProof/>
+                <w:webHidden/>
+              </w:rPr>
+              <w:fldChar w:fldCharType="begin"/>
+            </w:r>
+            <w:r>
+              <w:rPr>
+                <w:noProof/>
+                <w:webHidden/>
+              </w:rPr>
+              <w:instrText xml:space="preserve"> PAGEREF _Toc221520642 \h </w:instrText>
+            </w:r>
+            <w:r>
+              <w:rPr>
+                <w:noProof/>
+                <w:webHidden/>
+              </w:rPr>
+            </w:r>
+            <w:r>
+              <w:rPr>
+                <w:noProof/>
+                <w:webHidden/>
+              </w:rPr>
+              <w:fldChar w:fldCharType="separate"/>
+            </w:r>
+            <w:r>
+              <w:rPr>
+                <w:noProof/>
+                <w:webHidden/>
+              </w:rPr>
+              <w:t>14</w:t>
+            </w:r>
+            <w:r>
+              <w:rPr>
+                <w:noProof/>
+                <w:webHidden/>
+              </w:rPr>
+              <w:fldChar w:fldCharType="end"/>
+            </w:r>
+          </w:hyperlink>
+        </w:p>
+        <w:p>
+          <w:pPr>
+            <w:pStyle w:val="TDC2"/>
+            <w:tabs>
+              <w:tab w:val="right" w:leader="dot" w:pos="8494"/>
+            </w:tabs>
+            <w:rPr>
+              <w:rFonts w:eastAsiaTheme="minorEastAsia"/>
+              <w:noProof/>
+              <w:kern w:val="0"/>
+              <w:sz w:val="22"/>
+              <w:szCs w:val="22"/>
+              <w:lang w:eastAsia="es-ES"/>
+              <w14:ligatures w14:val="none"/>
+            </w:rPr>
+          </w:pPr>
+          <w:hyperlink w:anchor="_Toc221520643" w:history="1">
+            <w:r>
+              <w:rPr>
+                <w:rStyle w:val="Hipervnculo"/>
+                <w:noProof/>
+              </w:rPr>
+              <w:t>MEJORA 2:</w:t>
+            </w:r>
+            <w:r>
+              <w:rPr>
+                <w:noProof/>
+                <w:webHidden/>
+              </w:rPr>
+              <w:tab/>
+            </w:r>
+            <w:r>
+              <w:rPr>
+                <w:noProof/>
+                <w:webHidden/>
+              </w:rPr>
+              <w:fldChar w:fldCharType="begin"/>
+            </w:r>
+            <w:r>
+              <w:rPr>
+                <w:noProof/>
+                <w:webHidden/>
+              </w:rPr>
+              <w:instrText xml:space="preserve"> PAGEREF _Toc221520643 \h </w:instrText>
+            </w:r>
+            <w:r>
+              <w:rPr>
+                <w:noProof/>
+                <w:webHidden/>
+              </w:rPr>
+            </w:r>
+            <w:r>
+              <w:rPr>
+                <w:noProof/>
+                <w:webHidden/>
+              </w:rPr>
+              <w:fldChar w:fldCharType="separate"/>
+            </w:r>
+            <w:r>
+              <w:rPr>
+                <w:noProof/>
+                <w:webHidden/>
+              </w:rPr>
+              <w:t>14</w:t>
             </w:r>
             <w:r>
               <w:rPr>
@@ -223,7 +815,7 @@
       <w:pPr>
         <w:pStyle w:val="Ttulo1"/>
       </w:pPr>
-      <w:bookmarkStart w:id="1" w:name="_Toc220317622"/>
+      <w:bookmarkStart w:id="1" w:name="_Toc221520635"/>
       <w:r>
         <w:lastRenderedPageBreak/>
         <w:t>1.</w:t>
@@ -1182,6 +1774,9 @@
     </w:p>
     <w:p>
       <w:r>
+        <w:rPr>
+          <w:noProof/>
+        </w:rPr>
         <w:drawing>
           <wp:inline distT="0" distB="0" distL="0" distR="0" wp14:anchorId="6B1835D8" wp14:editId="0A0A6B0F">
             <wp:extent cx="5944528" cy="1095375"/>
@@ -1254,6 +1849,9 @@
     </w:p>
     <w:p>
       <w:r>
+        <w:rPr>
+          <w:noProof/>
+        </w:rPr>
         <w:drawing>
           <wp:inline distT="0" distB="0" distL="0" distR="0" wp14:anchorId="2B1B3708" wp14:editId="7719C017">
             <wp:extent cx="6041625" cy="1076325"/>
@@ -1321,6 +1919,9 @@
     </w:p>
     <w:p>
       <w:r>
+        <w:rPr>
+          <w:noProof/>
+        </w:rPr>
         <w:drawing>
           <wp:inline distT="0" distB="0" distL="0" distR="0" wp14:anchorId="5D61EE4D" wp14:editId="56FEFC8C">
             <wp:extent cx="5894922" cy="257175"/>
@@ -1408,6 +2009,9 @@
     </w:p>
     <w:p>
       <w:r>
+        <w:rPr>
+          <w:noProof/>
+        </w:rPr>
         <w:drawing>
           <wp:inline distT="0" distB="0" distL="0" distR="0" wp14:anchorId="0830E5A1" wp14:editId="55D000AF">
             <wp:extent cx="4314190" cy="2945967"/>
@@ -1507,6 +2111,9 @@
     </w:p>
     <w:p>
       <w:r>
+        <w:rPr>
+          <w:noProof/>
+        </w:rPr>
         <w:drawing>
           <wp:inline distT="0" distB="0" distL="0" distR="0" wp14:anchorId="352977F3" wp14:editId="265F0BB9">
             <wp:extent cx="5400040" cy="381635"/>
@@ -1566,47 +2173,16 @@
           <w:bCs/>
         </w:rPr>
       </w:pPr>
-    </w:p>
-    <w:p>
-      <w:pPr>
-        <w:rPr>
-          <w:b/>
-          <w:bCs/>
-        </w:rPr>
-      </w:pPr>
-      <w:r>
-        <w:rPr>
-          <w:b/>
-          <w:bCs/>
-        </w:rPr>
-        <w:t>Con otra terminal podemos hacer</w:t>
-      </w:r>
-    </w:p>
-    <w:p>
-      <w:proofErr w:type="spellStart"/>
-      <w:r>
-        <w:t>docker</w:t>
-      </w:r>
-      <w:proofErr w:type="spellEnd"/>
-      <w:r>
-        <w:t xml:space="preserve"> </w:t>
-      </w:r>
-      <w:proofErr w:type="spellStart"/>
-      <w:r>
-        <w:t>ps</w:t>
-      </w:r>
-      <w:proofErr w:type="spellEnd"/>
-      <w:r>
-        <w:t xml:space="preserve"> -a y ver los estados de los contenedores que se han ejecutado hasta el momento:</w:t>
-      </w:r>
-    </w:p>
-    <w:p>
-      <w:r>
+      <w:r>
+        <w:rPr>
+          <w:b/>
+          <w:bCs/>
+        </w:rPr>
         <w:drawing>
-          <wp:inline distT="0" distB="0" distL="0" distR="0" wp14:anchorId="44EF9FD1" wp14:editId="171DDC16">
-            <wp:extent cx="5400040" cy="2024380"/>
-            <wp:effectExtent l="0" t="0" r="0" b="0"/>
-            <wp:docPr id="8" name="Imagen 8"/>
+          <wp:inline distT="0" distB="0" distL="0" distR="0" wp14:anchorId="5DF19FC8" wp14:editId="49669167">
+            <wp:extent cx="5400040" cy="299720"/>
+            <wp:effectExtent l="0" t="0" r="0" b="5080"/>
+            <wp:docPr id="4" name="Imagen 4"/>
             <wp:cNvGraphicFramePr>
               <a:graphicFrameLocks xmlns:a="http://schemas.openxmlformats.org/drawingml/2006/main" noChangeAspect="1"/>
             </wp:cNvGraphicFramePr>
@@ -1626,7 +2202,7 @@
                   <pic:spPr>
                     <a:xfrm>
                       <a:off x="0" y="0"/>
-                      <a:ext cx="5400040" cy="2024380"/>
+                      <a:ext cx="5400040" cy="299720"/>
                     </a:xfrm>
                     <a:prstGeom prst="rect">
                       <a:avLst/>
@@ -1651,24 +2227,25 @@
           <w:b/>
           <w:bCs/>
         </w:rPr>
-        <w:lastRenderedPageBreak/>
-        <w:t xml:space="preserve">Si se ejecuta un comando dentro del contenedor, como </w:t>
-      </w:r>
-      <w:proofErr w:type="spellStart"/>
-      <w:r>
-        <w:rPr>
-          <w:b/>
-          <w:bCs/>
-        </w:rPr>
-        <w:t>mkdir</w:t>
-      </w:r>
-      <w:proofErr w:type="spellEnd"/>
-      <w:r>
-        <w:rPr>
-          <w:b/>
-          <w:bCs/>
-        </w:rPr>
-        <w:t xml:space="preserve"> pruebas, lo hace, pero cuando termine el contenedor no recordará nada (no es persistente)</w:t>
+        <w:t>Con otra terminal podemos hacer</w:t>
+      </w:r>
+    </w:p>
+    <w:p>
+      <w:proofErr w:type="spellStart"/>
+      <w:r>
+        <w:t>docker</w:t>
+      </w:r>
+      <w:proofErr w:type="spellEnd"/>
+      <w:r>
+        <w:t xml:space="preserve"> </w:t>
+      </w:r>
+      <w:proofErr w:type="spellStart"/>
+      <w:r>
+        <w:t>ps</w:t>
+      </w:r>
+      <w:proofErr w:type="spellEnd"/>
+      <w:r>
+        <w:t xml:space="preserve"> -a y ver los estados de los contenedores que se han ejecutado hasta el momento:</w:t>
       </w:r>
     </w:p>
     <w:p>
@@ -1677,10 +2254,10 @@
           <w:noProof/>
         </w:rPr>
         <w:drawing>
-          <wp:inline distT="0" distB="0" distL="0" distR="0" wp14:anchorId="23212958" wp14:editId="50731F70">
-            <wp:extent cx="5400040" cy="1385570"/>
-            <wp:effectExtent l="0" t="0" r="0" b="5080"/>
-            <wp:docPr id="9" name="Imagen 9"/>
+          <wp:inline distT="0" distB="0" distL="0" distR="0" wp14:anchorId="44EF9FD1" wp14:editId="171DDC16">
+            <wp:extent cx="5400040" cy="2024380"/>
+            <wp:effectExtent l="0" t="0" r="0" b="0"/>
+            <wp:docPr id="8" name="Imagen 8"/>
             <wp:cNvGraphicFramePr>
               <a:graphicFrameLocks xmlns:a="http://schemas.openxmlformats.org/drawingml/2006/main" noChangeAspect="1"/>
             </wp:cNvGraphicFramePr>
@@ -1700,7 +2277,7 @@
                   <pic:spPr>
                     <a:xfrm>
                       <a:off x="0" y="0"/>
-                      <a:ext cx="5400040" cy="1385570"/>
+                      <a:ext cx="5400040" cy="2024380"/>
                     </a:xfrm>
                     <a:prstGeom prst="rect">
                       <a:avLst/>
@@ -1725,18 +2302,25 @@
           <w:b/>
           <w:bCs/>
         </w:rPr>
-        <w:t>Salida de un contenedor:</w:t>
-      </w:r>
-    </w:p>
-    <w:p>
-      <w:proofErr w:type="spellStart"/>
-      <w:r>
-        <w:t>E</w:t>
-      </w:r>
-      <w:r>
-        <w:t>xit</w:t>
-      </w:r>
-      <w:proofErr w:type="spellEnd"/>
+        <w:lastRenderedPageBreak/>
+        <w:t xml:space="preserve">Si se ejecuta un comando dentro del contenedor, como </w:t>
+      </w:r>
+      <w:proofErr w:type="spellStart"/>
+      <w:r>
+        <w:rPr>
+          <w:b/>
+          <w:bCs/>
+        </w:rPr>
+        <w:t>mkdir</w:t>
+      </w:r>
+      <w:proofErr w:type="spellEnd"/>
+      <w:r>
+        <w:rPr>
+          <w:b/>
+          <w:bCs/>
+        </w:rPr>
+        <w:t xml:space="preserve"> pruebas, lo hace, pero cuando termine el contenedor no recordará nada (no es persistente)</w:t>
+      </w:r>
     </w:p>
     <w:p>
       <w:r>
@@ -1744,141 +2328,10 @@
           <w:noProof/>
         </w:rPr>
         <w:drawing>
-          <wp:inline distT="0" distB="0" distL="0" distR="0" wp14:anchorId="2BF80217" wp14:editId="48C605FF">
+          <wp:inline distT="0" distB="0" distL="0" distR="0" wp14:anchorId="23212958" wp14:editId="50731F70">
             <wp:extent cx="5400040" cy="1385570"/>
             <wp:effectExtent l="0" t="0" r="0" b="5080"/>
-            <wp:docPr id="10" name="Imagen 10"/>
-            <wp:cNvGraphicFramePr>
-              <a:graphicFrameLocks xmlns:a="http://schemas.openxmlformats.org/drawingml/2006/main" noChangeAspect="1"/>
-            </wp:cNvGraphicFramePr>
-            <a:graphic xmlns:a="http://schemas.openxmlformats.org/drawingml/2006/main">
-              <a:graphicData uri="http://schemas.openxmlformats.org/drawingml/2006/picture">
-                <pic:pic xmlns:pic="http://schemas.openxmlformats.org/drawingml/2006/picture">
-                  <pic:nvPicPr>
-                    <pic:cNvPr id="1" name=""/>
-                    <pic:cNvPicPr/>
-                  </pic:nvPicPr>
-                  <pic:blipFill>
-                    <a:blip r:embed="rId25"/>
-                    <a:stretch>
-                      <a:fillRect/>
-                    </a:stretch>
-                  </pic:blipFill>
-                  <pic:spPr>
-                    <a:xfrm>
-                      <a:off x="0" y="0"/>
-                      <a:ext cx="5400040" cy="1385570"/>
-                    </a:xfrm>
-                    <a:prstGeom prst="rect">
-                      <a:avLst/>
-                    </a:prstGeom>
-                  </pic:spPr>
-                </pic:pic>
-              </a:graphicData>
-            </a:graphic>
-          </wp:inline>
-        </w:drawing>
-      </w:r>
-    </w:p>
-    <w:p>
-      <w:pPr>
-        <w:rPr>
-          <w:b/>
-          <w:bCs/>
-        </w:rPr>
-      </w:pPr>
-      <w:r>
-        <w:rPr>
-          <w:b/>
-          <w:bCs/>
-        </w:rPr>
-        <w:t xml:space="preserve">Borrado de un contenedor de la lista que sale con </w:t>
-      </w:r>
-      <w:proofErr w:type="spellStart"/>
-      <w:r>
-        <w:rPr>
-          <w:b/>
-          <w:bCs/>
-        </w:rPr>
-        <w:t>docker</w:t>
-      </w:r>
-      <w:proofErr w:type="spellEnd"/>
-      <w:r>
-        <w:rPr>
-          <w:b/>
-          <w:bCs/>
-        </w:rPr>
-        <w:t xml:space="preserve"> </w:t>
-      </w:r>
-      <w:proofErr w:type="spellStart"/>
-      <w:r>
-        <w:rPr>
-          <w:b/>
-          <w:bCs/>
-        </w:rPr>
-        <w:t>ps</w:t>
-      </w:r>
-      <w:proofErr w:type="spellEnd"/>
-      <w:r>
-        <w:rPr>
-          <w:b/>
-          <w:bCs/>
-        </w:rPr>
-        <w:t xml:space="preserve"> -a</w:t>
-      </w:r>
-    </w:p>
-    <w:p>
-      <w:proofErr w:type="spellStart"/>
-      <w:r>
-        <w:t>docker</w:t>
-      </w:r>
-      <w:proofErr w:type="spellEnd"/>
-      <w:r>
-        <w:t xml:space="preserve"> </w:t>
-      </w:r>
-      <w:proofErr w:type="spellStart"/>
-      <w:r>
-        <w:t>rm</w:t>
-      </w:r>
-      <w:proofErr w:type="spellEnd"/>
-      <w:r>
-        <w:t xml:space="preserve"> </w:t>
-      </w:r>
-      <w:proofErr w:type="spellStart"/>
-      <w:r>
-        <w:t>id_contenedor</w:t>
-      </w:r>
-      <w:proofErr w:type="spellEnd"/>
-      <w:r>
-        <w:t xml:space="preserve"> Ej: </w:t>
-      </w:r>
-      <w:proofErr w:type="spellStart"/>
-      <w:r>
-        <w:t>docker</w:t>
-      </w:r>
-      <w:proofErr w:type="spellEnd"/>
-      <w:r>
-        <w:t xml:space="preserve"> </w:t>
-      </w:r>
-      <w:proofErr w:type="spellStart"/>
-      <w:r>
-        <w:t>rm</w:t>
-      </w:r>
-      <w:proofErr w:type="spellEnd"/>
-      <w:r>
-        <w:t xml:space="preserve"> a5</w:t>
-      </w:r>
-    </w:p>
-    <w:p>
-      <w:r>
-        <w:rPr>
-          <w:noProof/>
-        </w:rPr>
-        <w:drawing>
-          <wp:inline distT="0" distB="0" distL="0" distR="0" wp14:anchorId="09C56910" wp14:editId="6188AD53">
-            <wp:extent cx="4406063" cy="4019550"/>
-            <wp:effectExtent l="0" t="0" r="0" b="0"/>
-            <wp:docPr id="11" name="Imagen 11"/>
+            <wp:docPr id="9" name="Imagen 9"/>
             <wp:cNvGraphicFramePr>
               <a:graphicFrameLocks xmlns:a="http://schemas.openxmlformats.org/drawingml/2006/main" noChangeAspect="1"/>
             </wp:cNvGraphicFramePr>
@@ -1898,7 +2351,7 @@
                   <pic:spPr>
                     <a:xfrm>
                       <a:off x="0" y="0"/>
-                      <a:ext cx="4413828" cy="4026634"/>
+                      <a:ext cx="5400040" cy="1385570"/>
                     </a:xfrm>
                     <a:prstGeom prst="rect">
                       <a:avLst/>
@@ -1923,59 +2376,18 @@
           <w:b/>
           <w:bCs/>
         </w:rPr>
-        <w:lastRenderedPageBreak/>
-        <w:t xml:space="preserve">En vez de 2 terminales se puede usar una con </w:t>
-      </w:r>
-      <w:proofErr w:type="spellStart"/>
-      <w:r>
-        <w:rPr>
-          <w:b/>
-          <w:bCs/>
-        </w:rPr>
-        <w:t>docker</w:t>
-      </w:r>
-      <w:proofErr w:type="spellEnd"/>
-      <w:r>
-        <w:rPr>
-          <w:b/>
-          <w:bCs/>
-        </w:rPr>
-        <w:t xml:space="preserve"> y con un contenedor en ejecución, pulsar </w:t>
-      </w:r>
-      <w:proofErr w:type="spellStart"/>
-      <w:r>
-        <w:rPr>
-          <w:b/>
-          <w:bCs/>
-        </w:rPr>
-        <w:t>Control+q+p</w:t>
-      </w:r>
-      <w:proofErr w:type="spellEnd"/>
-      <w:r>
-        <w:rPr>
-          <w:b/>
-          <w:bCs/>
-        </w:rPr>
-        <w:t xml:space="preserve"> para ir del contenedor a terminal sin más. Para volver al contenedor, se pone</w:t>
-      </w:r>
-    </w:p>
-    <w:p>
-      <w:proofErr w:type="spellStart"/>
-      <w:r>
-        <w:t>docker</w:t>
-      </w:r>
-      <w:proofErr w:type="spellEnd"/>
-      <w:r>
-        <w:t xml:space="preserve"> </w:t>
-      </w:r>
-      <w:proofErr w:type="spellStart"/>
-      <w:r>
-        <w:t>attach</w:t>
-      </w:r>
-      <w:proofErr w:type="spellEnd"/>
-      <w:r>
-        <w:t xml:space="preserve"> id</w:t>
-      </w:r>
+        <w:t>Salida de un contenedor:</w:t>
+      </w:r>
+    </w:p>
+    <w:p>
+      <w:proofErr w:type="spellStart"/>
+      <w:r>
+        <w:t>E</w:t>
+      </w:r>
+      <w:r>
+        <w:t>xit</w:t>
+      </w:r>
+      <w:proofErr w:type="spellEnd"/>
     </w:p>
     <w:p>
       <w:r>
@@ -1983,10 +2395,10 @@
           <w:noProof/>
         </w:rPr>
         <w:drawing>
-          <wp:inline distT="0" distB="0" distL="0" distR="0" wp14:anchorId="5DA4FFFA" wp14:editId="5EB166C5">
-            <wp:extent cx="5658975" cy="5162550"/>
-            <wp:effectExtent l="0" t="0" r="0" b="0"/>
-            <wp:docPr id="13" name="Imagen 13"/>
+          <wp:inline distT="0" distB="0" distL="0" distR="0" wp14:anchorId="2BF80217" wp14:editId="48C605FF">
+            <wp:extent cx="5400040" cy="1385570"/>
+            <wp:effectExtent l="0" t="0" r="0" b="5080"/>
+            <wp:docPr id="10" name="Imagen 10"/>
             <wp:cNvGraphicFramePr>
               <a:graphicFrameLocks xmlns:a="http://schemas.openxmlformats.org/drawingml/2006/main" noChangeAspect="1"/>
             </wp:cNvGraphicFramePr>
@@ -2006,7 +2418,7 @@
                   <pic:spPr>
                     <a:xfrm>
                       <a:off x="0" y="0"/>
-                      <a:ext cx="5660785" cy="5164201"/>
+                      <a:ext cx="5400040" cy="1385570"/>
                     </a:xfrm>
                     <a:prstGeom prst="rect">
                       <a:avLst/>
@@ -2018,165 +2430,94 @@
           </wp:inline>
         </w:drawing>
       </w:r>
-      <w:r>
-        <w:t xml:space="preserve"> </w:t>
-      </w:r>
-    </w:p>
-    <w:p>
-      <w:r>
-        <w:t>Observa que basta, en la mayoría de los casos, usar los 2 primeros dígitos del contenedor para referirse a él.</w:t>
-      </w:r>
-    </w:p>
-    <w:p>
-      <w:r>
-        <w:t xml:space="preserve">Con los comandos stop, </w:t>
-      </w:r>
-      <w:proofErr w:type="spellStart"/>
-      <w:r>
-        <w:t>start</w:t>
-      </w:r>
-      <w:proofErr w:type="spellEnd"/>
-      <w:r>
-        <w:t xml:space="preserve"> y </w:t>
-      </w:r>
-      <w:proofErr w:type="spellStart"/>
-      <w:r>
-        <w:t>attach</w:t>
-      </w:r>
-      <w:proofErr w:type="spellEnd"/>
-      <w:r>
-        <w:t xml:space="preserve"> es posible parar el contenedor, iniciarlo y volver a él.</w:t>
-      </w:r>
-      <w:r>
-        <w:t xml:space="preserve"> </w:t>
-      </w:r>
-    </w:p>
-    <w:p/>
-    <w:p>
-      <w:pPr>
-        <w:rPr>
-          <w:rFonts w:asciiTheme="majorHAnsi" w:eastAsiaTheme="majorEastAsia" w:hAnsiTheme="majorHAnsi" w:cstheme="majorBidi"/>
-          <w:b/>
-          <w:sz w:val="32"/>
-          <w:szCs w:val="32"/>
-        </w:rPr>
-      </w:pPr>
-      <w:r>
-        <w:br w:type="page"/>
-      </w:r>
-    </w:p>
-    <w:p>
-      <w:pPr>
-        <w:pStyle w:val="Ttulo1"/>
-      </w:pPr>
-      <w:r>
-        <w:lastRenderedPageBreak/>
-        <w:t>Personalización de contenedores</w:t>
-      </w:r>
-    </w:p>
-    <w:p>
-      <w:r>
-        <w:t xml:space="preserve">Hasta que no se crea una imagen de un contenedor, con </w:t>
-      </w:r>
-      <w:proofErr w:type="spellStart"/>
-      <w:r>
-        <w:t>commit</w:t>
-      </w:r>
-      <w:proofErr w:type="spellEnd"/>
-      <w:r>
-        <w:t>, no se conserva (persiste) lo hecho en el contenedor.</w:t>
-      </w:r>
-    </w:p>
-    <w:p>
-      <w:r>
-        <w:t xml:space="preserve">- Se ejecuta el contenedor y se da a </w:t>
-      </w:r>
-      <w:proofErr w:type="spellStart"/>
-      <w:r>
-        <w:t>apt</w:t>
-      </w:r>
-      <w:proofErr w:type="spellEnd"/>
-      <w:r>
-        <w:t xml:space="preserve"> </w:t>
-      </w:r>
-      <w:proofErr w:type="spellStart"/>
-      <w:r>
-        <w:t>get</w:t>
-      </w:r>
-      <w:proofErr w:type="spellEnd"/>
-      <w:r>
-        <w:t xml:space="preserve"> </w:t>
-      </w:r>
-      <w:proofErr w:type="spellStart"/>
-      <w:r>
-        <w:t>update</w:t>
-      </w:r>
-      <w:proofErr w:type="spellEnd"/>
-    </w:p>
-    <w:p>
-      <w:proofErr w:type="spellStart"/>
-      <w:r>
+    </w:p>
+    <w:p>
+      <w:pPr>
+        <w:rPr>
+          <w:b/>
+          <w:bCs/>
+        </w:rPr>
+      </w:pPr>
+      <w:r>
+        <w:rPr>
+          <w:b/>
+          <w:bCs/>
+        </w:rPr>
+        <w:t xml:space="preserve">Borrado de un contenedor de la lista que sale con </w:t>
+      </w:r>
+      <w:proofErr w:type="spellStart"/>
+      <w:r>
+        <w:rPr>
+          <w:b/>
+          <w:bCs/>
+        </w:rPr>
         <w:t>docker</w:t>
       </w:r>
       <w:proofErr w:type="spellEnd"/>
       <w:r>
-        <w:t xml:space="preserve"> run -</w:t>
-      </w:r>
-      <w:proofErr w:type="spellStart"/>
-      <w:r>
-        <w:t>it</w:t>
-      </w:r>
-      <w:proofErr w:type="spellEnd"/>
-      <w:r>
-        <w:t xml:space="preserve"> </w:t>
-      </w:r>
-      <w:proofErr w:type="spellStart"/>
-      <w:r>
-        <w:t>ubuntu</w:t>
-      </w:r>
-      <w:proofErr w:type="spellEnd"/>
-      <w:r>
-        <w:t xml:space="preserve"> </w:t>
-      </w:r>
-      <w:proofErr w:type="spellStart"/>
-      <w:r>
-        <w:t>bash</w:t>
-      </w:r>
-      <w:proofErr w:type="spellEnd"/>
-    </w:p>
-    <w:p>
-      <w:proofErr w:type="spellStart"/>
-      <w:r>
-        <w:t>apt</w:t>
-      </w:r>
-      <w:proofErr w:type="spellEnd"/>
-      <w:r>
-        <w:t xml:space="preserve"> </w:t>
-      </w:r>
-      <w:proofErr w:type="spellStart"/>
-      <w:r>
-        <w:t>update</w:t>
-      </w:r>
-      <w:proofErr w:type="spellEnd"/>
-    </w:p>
-    <w:p>
-      <w:proofErr w:type="spellStart"/>
-      <w:r>
-        <w:t>mkdir</w:t>
-      </w:r>
-      <w:proofErr w:type="spellEnd"/>
-      <w:r>
-        <w:t xml:space="preserve"> prueba</w:t>
-      </w:r>
-    </w:p>
-    <w:p>
-      <w:proofErr w:type="spellStart"/>
-      <w:r>
-        <w:t>mkdir</w:t>
-      </w:r>
-      <w:proofErr w:type="spellEnd"/>
-      <w:r>
-        <w:t xml:space="preserve"> 2daw</w:t>
+        <w:rPr>
+          <w:b/>
+          <w:bCs/>
+        </w:rPr>
+        <w:t xml:space="preserve"> </w:t>
+      </w:r>
+      <w:proofErr w:type="spellStart"/>
+      <w:r>
+        <w:rPr>
+          <w:b/>
+          <w:bCs/>
+        </w:rPr>
+        <w:t>ps</w:t>
+      </w:r>
+      <w:proofErr w:type="spellEnd"/>
+      <w:r>
+        <w:rPr>
+          <w:b/>
+          <w:bCs/>
+        </w:rPr>
+        <w:t xml:space="preserve"> -a</w:t>
+      </w:r>
+    </w:p>
+    <w:p>
+      <w:proofErr w:type="spellStart"/>
+      <w:r>
+        <w:t>docker</w:t>
+      </w:r>
+      <w:proofErr w:type="spellEnd"/>
+      <w:r>
+        <w:t xml:space="preserve"> </w:t>
+      </w:r>
+      <w:proofErr w:type="spellStart"/>
+      <w:r>
+        <w:t>rm</w:t>
+      </w:r>
+      <w:proofErr w:type="spellEnd"/>
+      <w:r>
+        <w:t xml:space="preserve"> </w:t>
+      </w:r>
+      <w:proofErr w:type="spellStart"/>
+      <w:r>
+        <w:t>id_contenedor</w:t>
+      </w:r>
+      <w:proofErr w:type="spellEnd"/>
+      <w:r>
+        <w:t xml:space="preserve"> Ej: </w:t>
+      </w:r>
+      <w:proofErr w:type="spellStart"/>
+      <w:r>
+        <w:t>docker</w:t>
+      </w:r>
+      <w:proofErr w:type="spellEnd"/>
+      <w:r>
+        <w:t xml:space="preserve"> </w:t>
+      </w:r>
+      <w:proofErr w:type="spellStart"/>
+      <w:r>
+        <w:t>rm</w:t>
+      </w:r>
+      <w:proofErr w:type="spellEnd"/>
+      <w:r>
+        <w:t xml:space="preserve"> a5</w:t>
       </w:r>
     </w:p>
     <w:p>
@@ -2185,10 +2526,10 @@
           <w:noProof/>
         </w:rPr>
         <w:drawing>
-          <wp:inline distT="0" distB="0" distL="0" distR="0" wp14:anchorId="03AFA225" wp14:editId="1CA665AB">
-            <wp:extent cx="5400040" cy="1071880"/>
+          <wp:inline distT="0" distB="0" distL="0" distR="0" wp14:anchorId="09C56910" wp14:editId="6188AD53">
+            <wp:extent cx="4406063" cy="4019550"/>
             <wp:effectExtent l="0" t="0" r="0" b="0"/>
-            <wp:docPr id="14" name="Imagen 14"/>
+            <wp:docPr id="11" name="Imagen 11"/>
             <wp:cNvGraphicFramePr>
               <a:graphicFrameLocks xmlns:a="http://schemas.openxmlformats.org/drawingml/2006/main" noChangeAspect="1"/>
             </wp:cNvGraphicFramePr>
@@ -2208,6 +2549,315 @@
                   <pic:spPr>
                     <a:xfrm>
                       <a:off x="0" y="0"/>
+                      <a:ext cx="4413828" cy="4026634"/>
+                    </a:xfrm>
+                    <a:prstGeom prst="rect">
+                      <a:avLst/>
+                    </a:prstGeom>
+                  </pic:spPr>
+                </pic:pic>
+              </a:graphicData>
+            </a:graphic>
+          </wp:inline>
+        </w:drawing>
+      </w:r>
+    </w:p>
+    <w:p>
+      <w:pPr>
+        <w:rPr>
+          <w:b/>
+          <w:bCs/>
+        </w:rPr>
+      </w:pPr>
+      <w:r>
+        <w:rPr>
+          <w:b/>
+          <w:bCs/>
+        </w:rPr>
+        <w:lastRenderedPageBreak/>
+        <w:t xml:space="preserve">En vez de 2 terminales se puede usar una con </w:t>
+      </w:r>
+      <w:proofErr w:type="spellStart"/>
+      <w:r>
+        <w:rPr>
+          <w:b/>
+          <w:bCs/>
+        </w:rPr>
+        <w:t>docker</w:t>
+      </w:r>
+      <w:proofErr w:type="spellEnd"/>
+      <w:r>
+        <w:rPr>
+          <w:b/>
+          <w:bCs/>
+        </w:rPr>
+        <w:t xml:space="preserve"> y con un contenedor en ejecución, pulsar </w:t>
+      </w:r>
+      <w:proofErr w:type="spellStart"/>
+      <w:r>
+        <w:rPr>
+          <w:b/>
+          <w:bCs/>
+        </w:rPr>
+        <w:t>Control+q+p</w:t>
+      </w:r>
+      <w:proofErr w:type="spellEnd"/>
+      <w:r>
+        <w:rPr>
+          <w:b/>
+          <w:bCs/>
+        </w:rPr>
+        <w:t xml:space="preserve"> para ir del contenedor a terminal sin más. Para volver al contenedor, se pone</w:t>
+      </w:r>
+    </w:p>
+    <w:p>
+      <w:proofErr w:type="spellStart"/>
+      <w:r>
+        <w:t>docker</w:t>
+      </w:r>
+      <w:proofErr w:type="spellEnd"/>
+      <w:r>
+        <w:t xml:space="preserve"> </w:t>
+      </w:r>
+      <w:proofErr w:type="spellStart"/>
+      <w:r>
+        <w:t>attach</w:t>
+      </w:r>
+      <w:proofErr w:type="spellEnd"/>
+      <w:r>
+        <w:t xml:space="preserve"> id</w:t>
+      </w:r>
+    </w:p>
+    <w:p>
+      <w:r>
+        <w:rPr>
+          <w:noProof/>
+        </w:rPr>
+        <w:drawing>
+          <wp:inline distT="0" distB="0" distL="0" distR="0" wp14:anchorId="5DA4FFFA" wp14:editId="5EB166C5">
+            <wp:extent cx="5658975" cy="5162550"/>
+            <wp:effectExtent l="0" t="0" r="0" b="0"/>
+            <wp:docPr id="13" name="Imagen 13"/>
+            <wp:cNvGraphicFramePr>
+              <a:graphicFrameLocks xmlns:a="http://schemas.openxmlformats.org/drawingml/2006/main" noChangeAspect="1"/>
+            </wp:cNvGraphicFramePr>
+            <a:graphic xmlns:a="http://schemas.openxmlformats.org/drawingml/2006/main">
+              <a:graphicData uri="http://schemas.openxmlformats.org/drawingml/2006/picture">
+                <pic:pic xmlns:pic="http://schemas.openxmlformats.org/drawingml/2006/picture">
+                  <pic:nvPicPr>
+                    <pic:cNvPr id="1" name=""/>
+                    <pic:cNvPicPr/>
+                  </pic:nvPicPr>
+                  <pic:blipFill>
+                    <a:blip r:embed="rId27"/>
+                    <a:stretch>
+                      <a:fillRect/>
+                    </a:stretch>
+                  </pic:blipFill>
+                  <pic:spPr>
+                    <a:xfrm>
+                      <a:off x="0" y="0"/>
+                      <a:ext cx="5660785" cy="5164201"/>
+                    </a:xfrm>
+                    <a:prstGeom prst="rect">
+                      <a:avLst/>
+                    </a:prstGeom>
+                  </pic:spPr>
+                </pic:pic>
+              </a:graphicData>
+            </a:graphic>
+          </wp:inline>
+        </w:drawing>
+      </w:r>
+      <w:r>
+        <w:t xml:space="preserve"> </w:t>
+      </w:r>
+    </w:p>
+    <w:p>
+      <w:r>
+        <w:t>Observa que basta, en la mayoría de los casos, usar los 2 primeros dígitos del contenedor para referirse a él.</w:t>
+      </w:r>
+    </w:p>
+    <w:p>
+      <w:r>
+        <w:t xml:space="preserve">Con los comandos stop, </w:t>
+      </w:r>
+      <w:proofErr w:type="spellStart"/>
+      <w:r>
+        <w:t>start</w:t>
+      </w:r>
+      <w:proofErr w:type="spellEnd"/>
+      <w:r>
+        <w:t xml:space="preserve"> y </w:t>
+      </w:r>
+      <w:proofErr w:type="spellStart"/>
+      <w:r>
+        <w:t>attach</w:t>
+      </w:r>
+      <w:proofErr w:type="spellEnd"/>
+      <w:r>
+        <w:t xml:space="preserve"> es posible parar el contenedor, iniciarlo y volver a él. </w:t>
+      </w:r>
+    </w:p>
+    <w:p/>
+    <w:p>
+      <w:pPr>
+        <w:rPr>
+          <w:rFonts w:asciiTheme="majorHAnsi" w:eastAsiaTheme="majorEastAsia" w:hAnsiTheme="majorHAnsi" w:cstheme="majorBidi"/>
+          <w:b/>
+          <w:sz w:val="32"/>
+          <w:szCs w:val="32"/>
+        </w:rPr>
+      </w:pPr>
+      <w:r>
+        <w:br w:type="page"/>
+      </w:r>
+    </w:p>
+    <w:p>
+      <w:pPr>
+        <w:pStyle w:val="Ttulo1"/>
+      </w:pPr>
+      <w:bookmarkStart w:id="2" w:name="_Toc221520636"/>
+      <w:r>
+        <w:lastRenderedPageBreak/>
+        <w:t>Personalización de contenedores</w:t>
+      </w:r>
+      <w:bookmarkEnd w:id="2"/>
+    </w:p>
+    <w:p>
+      <w:r>
+        <w:t xml:space="preserve">Hasta que no se crea una imagen de un contenedor, con </w:t>
+      </w:r>
+      <w:proofErr w:type="spellStart"/>
+      <w:r>
+        <w:t>commit</w:t>
+      </w:r>
+      <w:proofErr w:type="spellEnd"/>
+      <w:r>
+        <w:t>, no se conserva (persiste) lo hecho en el contenedor.</w:t>
+      </w:r>
+    </w:p>
+    <w:p>
+      <w:r>
+        <w:t xml:space="preserve">- Se ejecuta el contenedor y se da a </w:t>
+      </w:r>
+      <w:proofErr w:type="spellStart"/>
+      <w:r>
+        <w:t>apt</w:t>
+      </w:r>
+      <w:proofErr w:type="spellEnd"/>
+      <w:r>
+        <w:t xml:space="preserve"> </w:t>
+      </w:r>
+      <w:proofErr w:type="spellStart"/>
+      <w:r>
+        <w:t>get</w:t>
+      </w:r>
+      <w:proofErr w:type="spellEnd"/>
+      <w:r>
+        <w:t xml:space="preserve"> </w:t>
+      </w:r>
+      <w:proofErr w:type="spellStart"/>
+      <w:r>
+        <w:t>update</w:t>
+      </w:r>
+      <w:proofErr w:type="spellEnd"/>
+    </w:p>
+    <w:p>
+      <w:proofErr w:type="spellStart"/>
+      <w:r>
+        <w:t>docker</w:t>
+      </w:r>
+      <w:proofErr w:type="spellEnd"/>
+      <w:r>
+        <w:t xml:space="preserve"> run -</w:t>
+      </w:r>
+      <w:proofErr w:type="spellStart"/>
+      <w:r>
+        <w:t>it</w:t>
+      </w:r>
+      <w:proofErr w:type="spellEnd"/>
+      <w:r>
+        <w:t xml:space="preserve"> </w:t>
+      </w:r>
+      <w:proofErr w:type="spellStart"/>
+      <w:r>
+        <w:t>ubuntu</w:t>
+      </w:r>
+      <w:proofErr w:type="spellEnd"/>
+      <w:r>
+        <w:t xml:space="preserve"> </w:t>
+      </w:r>
+      <w:proofErr w:type="spellStart"/>
+      <w:r>
+        <w:t>bash</w:t>
+      </w:r>
+      <w:proofErr w:type="spellEnd"/>
+    </w:p>
+    <w:p>
+      <w:proofErr w:type="spellStart"/>
+      <w:r>
+        <w:t>apt</w:t>
+      </w:r>
+      <w:proofErr w:type="spellEnd"/>
+      <w:r>
+        <w:t xml:space="preserve"> </w:t>
+      </w:r>
+      <w:proofErr w:type="spellStart"/>
+      <w:r>
+        <w:t>update</w:t>
+      </w:r>
+      <w:proofErr w:type="spellEnd"/>
+    </w:p>
+    <w:p>
+      <w:proofErr w:type="spellStart"/>
+      <w:r>
+        <w:t>mkdir</w:t>
+      </w:r>
+      <w:proofErr w:type="spellEnd"/>
+      <w:r>
+        <w:t xml:space="preserve"> prueba</w:t>
+      </w:r>
+    </w:p>
+    <w:p>
+      <w:proofErr w:type="spellStart"/>
+      <w:r>
+        <w:t>mkdir</w:t>
+      </w:r>
+      <w:proofErr w:type="spellEnd"/>
+      <w:r>
+        <w:t xml:space="preserve"> 2daw</w:t>
+      </w:r>
+    </w:p>
+    <w:p>
+      <w:r>
+        <w:rPr>
+          <w:noProof/>
+        </w:rPr>
+        <w:drawing>
+          <wp:inline distT="0" distB="0" distL="0" distR="0" wp14:anchorId="03AFA225" wp14:editId="1CA665AB">
+            <wp:extent cx="5400040" cy="1071880"/>
+            <wp:effectExtent l="0" t="0" r="0" b="0"/>
+            <wp:docPr id="14" name="Imagen 14"/>
+            <wp:cNvGraphicFramePr>
+              <a:graphicFrameLocks xmlns:a="http://schemas.openxmlformats.org/drawingml/2006/main" noChangeAspect="1"/>
+            </wp:cNvGraphicFramePr>
+            <a:graphic xmlns:a="http://schemas.openxmlformats.org/drawingml/2006/main">
+              <a:graphicData uri="http://schemas.openxmlformats.org/drawingml/2006/picture">
+                <pic:pic xmlns:pic="http://schemas.openxmlformats.org/drawingml/2006/picture">
+                  <pic:nvPicPr>
+                    <pic:cNvPr id="1" name=""/>
+                    <pic:cNvPicPr/>
+                  </pic:nvPicPr>
+                  <pic:blipFill>
+                    <a:blip r:embed="rId28"/>
+                    <a:stretch>
+                      <a:fillRect/>
+                    </a:stretch>
+                  </pic:blipFill>
+                  <pic:spPr>
+                    <a:xfrm>
+                      <a:off x="0" y="0"/>
                       <a:ext cx="5400040" cy="1071880"/>
                     </a:xfrm>
                     <a:prstGeom prst="rect">
@@ -2222,15 +2872,33 @@
       </w:r>
     </w:p>
     <w:p>
-      <w:r>
+      <w:pPr>
+        <w:rPr>
+          <w:b/>
+          <w:bCs/>
+        </w:rPr>
+      </w:pPr>
+      <w:r>
+        <w:rPr>
+          <w:b/>
+          <w:bCs/>
+        </w:rPr>
         <w:t xml:space="preserve">- En otra terminal o en esa terminal con </w:t>
       </w:r>
       <w:proofErr w:type="spellStart"/>
       <w:r>
+        <w:rPr>
+          <w:b/>
+          <w:bCs/>
+        </w:rPr>
         <w:t>Control+q+p</w:t>
       </w:r>
       <w:proofErr w:type="spellEnd"/>
       <w:r>
+        <w:rPr>
+          <w:b/>
+          <w:bCs/>
+        </w:rPr>
         <w:t xml:space="preserve"> hacemos:</w:t>
       </w:r>
     </w:p>
@@ -2254,7 +2922,17 @@
     </w:p>
     <w:p/>
     <w:p>
-      <w:r>
+      <w:pPr>
+        <w:rPr>
+          <w:b/>
+          <w:bCs/>
+        </w:rPr>
+      </w:pPr>
+      <w:r>
+        <w:rPr>
+          <w:b/>
+          <w:bCs/>
+        </w:rPr>
         <w:t>En nuestro caso:</w:t>
       </w:r>
     </w:p>
@@ -2286,34 +2964,81 @@
     </w:p>
     <w:p/>
     <w:p>
-      <w:r>
+      <w:pPr>
+        <w:rPr>
+          <w:b/>
+          <w:bCs/>
+        </w:rPr>
+      </w:pPr>
+      <w:r>
+        <w:rPr>
+          <w:b/>
+          <w:bCs/>
+        </w:rPr>
         <w:t xml:space="preserve">Con </w:t>
       </w:r>
       <w:proofErr w:type="spellStart"/>
       <w:r>
+        <w:rPr>
+          <w:b/>
+          <w:bCs/>
+        </w:rPr>
         <w:t>docker</w:t>
       </w:r>
       <w:proofErr w:type="spellEnd"/>
       <w:r>
-        <w:t xml:space="preserve"> </w:t>
-      </w:r>
-      <w:proofErr w:type="spellStart"/>
-      <w:r>
+        <w:rPr>
+          <w:b/>
+          <w:bCs/>
+        </w:rPr>
+        <w:t xml:space="preserve"> </w:t>
+      </w:r>
+      <w:proofErr w:type="spellStart"/>
+      <w:r>
+        <w:rPr>
+          <w:b/>
+          <w:bCs/>
+        </w:rPr>
         <w:t>images</w:t>
       </w:r>
       <w:proofErr w:type="spellEnd"/>
       <w:r>
+        <w:rPr>
+          <w:b/>
+          <w:bCs/>
+        </w:rPr>
         <w:t xml:space="preserve"> se verá que se ha creado</w:t>
       </w:r>
     </w:p>
     <w:p/>
     <w:p>
-      <w:r>
+      <w:pPr>
+        <w:rPr>
+          <w:b/>
+          <w:bCs/>
+        </w:rPr>
+      </w:pPr>
+      <w:r>
+        <w:rPr>
+          <w:b/>
+          <w:bCs/>
+        </w:rPr>
         <w:t>Con esta imagen creada, si la ejecutamos, comprobaremos que se han mantenido las carpetas creadas:</w:t>
       </w:r>
     </w:p>
-    <w:p>
-      <w:r>
+    <w:p/>
+    <w:p>
+      <w:pPr>
+        <w:rPr>
+          <w:b/>
+          <w:bCs/>
+        </w:rPr>
+      </w:pPr>
+      <w:r>
+        <w:rPr>
+          <w:b/>
+          <w:bCs/>
+        </w:rPr>
         <w:t>Supongamos que, a partir de este contenedor, se quiere instalar un servidor web Apache:</w:t>
       </w:r>
     </w:p>
@@ -2377,8 +3102,17 @@
     </w:p>
     <w:p/>
     <w:p>
-      <w:r>
-        <w:lastRenderedPageBreak/>
+      <w:pPr>
+        <w:rPr>
+          <w:b/>
+          <w:bCs/>
+        </w:rPr>
+      </w:pPr>
+      <w:r>
+        <w:rPr>
+          <w:b/>
+          <w:bCs/>
+        </w:rPr>
         <w:t>Una vez instalado apache2, se va a crear una imagen, esta vez con una serie de parámetros.</w:t>
       </w:r>
     </w:p>
@@ -2431,21 +3165,34 @@
     </w:p>
     <w:p/>
     <w:p>
-      <w:r>
+      <w:pPr>
+        <w:rPr>
+          <w:b/>
+          <w:bCs/>
+        </w:rPr>
+      </w:pPr>
+      <w:r>
+        <w:rPr>
+          <w:b/>
+          <w:bCs/>
+        </w:rPr>
         <w:t>Se ha creado una imagen, llamada apache2mio</w:t>
       </w:r>
     </w:p>
-    <w:p>
-      <w:r>
-        <w:t xml:space="preserve">A </w:t>
-      </w:r>
-      <w:proofErr w:type="gramStart"/>
-      <w:r>
-        <w:t>continuación</w:t>
-      </w:r>
-      <w:proofErr w:type="gramEnd"/>
-      <w:r>
-        <w:t xml:space="preserve"> vamos a ejecutar la imagen recién creada, iniciando un contenedor con parámetros -d (demonio, para ejecutar en segundo plano) y -p, para asociar el puerto 5000 de nuestro ordenador anfitrión Ubuntu con el puerto 80 del contenedor, donde estará escuchando apache2.</w:t>
+    <w:p/>
+    <w:p>
+      <w:pPr>
+        <w:rPr>
+          <w:b/>
+          <w:bCs/>
+        </w:rPr>
+      </w:pPr>
+      <w:r>
+        <w:rPr>
+          <w:b/>
+          <w:bCs/>
+        </w:rPr>
+        <w:t>A continuación vamos a ejecutar la imagen recién creada, iniciando un contenedor con parámetros -d (demonio, para ejecutar en segundo plano) y -p, para asociar el puerto 5000 de nuestro ordenador anfitrión Ubuntu con el puerto 80 del contenedor, donde estará escuchando apache2.</w:t>
       </w:r>
     </w:p>
     <w:p/>
@@ -2505,32 +3252,63 @@
         <w:pStyle w:val="Ttulo1"/>
         <w:jc w:val="center"/>
       </w:pPr>
+      <w:bookmarkStart w:id="3" w:name="_Toc221520637"/>
       <w:proofErr w:type="spellStart"/>
       <w:r>
         <w:lastRenderedPageBreak/>
         <w:t>DockerFile</w:t>
       </w:r>
-      <w:proofErr w:type="spellEnd"/>
-    </w:p>
-    <w:p>
-      <w:proofErr w:type="spellStart"/>
-      <w:r>
+      <w:bookmarkEnd w:id="3"/>
+      <w:proofErr w:type="spellEnd"/>
+    </w:p>
+    <w:p>
+      <w:pPr>
+        <w:rPr>
+          <w:b/>
+          <w:bCs/>
+        </w:rPr>
+      </w:pPr>
+      <w:proofErr w:type="spellStart"/>
+      <w:r>
+        <w:rPr>
+          <w:b/>
+          <w:bCs/>
+        </w:rPr>
         <w:t>DockerFile</w:t>
       </w:r>
       <w:proofErr w:type="spellEnd"/>
       <w:r>
+        <w:rPr>
+          <w:b/>
+          <w:bCs/>
+        </w:rPr>
         <w:t xml:space="preserve"> sirve para realizar imágenes a partir de un contenedor personalizado de una manera sencilla.</w:t>
       </w:r>
     </w:p>
     <w:p>
-      <w:r>
+      <w:pPr>
+        <w:rPr>
+          <w:b/>
+          <w:bCs/>
+        </w:rPr>
+      </w:pPr>
+      <w:r>
+        <w:rPr>
+          <w:b/>
+          <w:bCs/>
+        </w:rPr>
         <w:t>Se trata de un documento de texto que contiene los comandos a ejecutar para crear una imagen personalizada.</w:t>
       </w:r>
     </w:p>
     <w:p>
+      <w:pPr>
+        <w:pStyle w:val="Ttulo2"/>
+      </w:pPr>
+      <w:bookmarkStart w:id="4" w:name="_Toc221520638"/>
       <w:r>
         <w:t>Ejemplo 1:</w:t>
       </w:r>
+      <w:bookmarkEnd w:id="4"/>
     </w:p>
     <w:p>
       <w:r>
@@ -2569,13 +3347,8 @@
       </w:r>
       <w:proofErr w:type="spellEnd"/>
       <w:r>
-        <w:t xml:space="preserve">, con </w:t>
-      </w:r>
-      <w:proofErr w:type="gramStart"/>
-      <w:r>
-        <w:t>este comandos</w:t>
-      </w:r>
-      <w:proofErr w:type="gramEnd"/>
+        <w:t>, con este comandos</w:t>
+      </w:r>
     </w:p>
     <w:p>
       <w:proofErr w:type="spellStart"/>
@@ -2685,22 +3458,57 @@
         <w:pStyle w:val="Ttulo1"/>
         <w:jc w:val="center"/>
       </w:pPr>
+      <w:bookmarkStart w:id="5" w:name="_Toc221520639"/>
       <w:r>
         <w:lastRenderedPageBreak/>
         <w:t>PROBLEMA IMPORTANTE EN VERSIONES FUTURAS DE DOCKER:</w:t>
       </w:r>
-    </w:p>
-    <w:p>
-      <w:r>
+      <w:bookmarkEnd w:id="5"/>
+    </w:p>
+    <w:p>
+      <w:pPr>
+        <w:rPr>
+          <w:b/>
+          <w:bCs/>
+        </w:rPr>
+      </w:pPr>
+      <w:r>
+        <w:rPr>
+          <w:b/>
+          <w:bCs/>
+        </w:rPr>
         <w:t>Si te has fijado, antes de crear la imagen, se avisa de que esta forma de construir una imagen está descontinuada (</w:t>
       </w:r>
       <w:proofErr w:type="spellStart"/>
       <w:r>
+        <w:rPr>
+          <w:b/>
+          <w:bCs/>
+        </w:rPr>
         <w:t>deprecated</w:t>
       </w:r>
       <w:proofErr w:type="spellEnd"/>
       <w:r>
-        <w:t>), y que será eliminada esta forma de trabajar en futuras versiones. Por ello vamos a instalar la versión oficial de Docker y a usar el método nuevo que recomiendan:</w:t>
+        <w:rPr>
+          <w:b/>
+          <w:bCs/>
+        </w:rPr>
+        <w:t xml:space="preserve">), y que será eliminada esta forma de trabajar en futuras versiones. </w:t>
+      </w:r>
+    </w:p>
+    <w:p>
+      <w:pPr>
+        <w:rPr>
+          <w:b/>
+          <w:bCs/>
+        </w:rPr>
+      </w:pPr>
+      <w:r>
+        <w:rPr>
+          <w:b/>
+          <w:bCs/>
+        </w:rPr>
+        <w:t>Por ello vamos a instalar la versión oficial de Docker y a usar el método nuevo que recomiendan:</w:t>
       </w:r>
     </w:p>
     <w:p>
@@ -3247,19 +4055,656 @@
         <w:t xml:space="preserve"> status</w:t>
       </w:r>
     </w:p>
+    <w:p>
+      <w:r>
+        <w:lastRenderedPageBreak/>
+        <w:t>Sale</w:t>
+      </w:r>
+    </w:p>
     <w:p/>
+    <w:p>
+      <w:r>
+        <w:t>Por último, se ejecuta el comando para crear con el nuevo método la imagen, que llamaremos miweb2</w:t>
+      </w:r>
+    </w:p>
+    <w:p>
+      <w:proofErr w:type="spellStart"/>
+      <w:r>
+        <w:t>docker</w:t>
+      </w:r>
+      <w:proofErr w:type="spellEnd"/>
+      <w:r>
+        <w:t xml:space="preserve"> </w:t>
+      </w:r>
+      <w:proofErr w:type="spellStart"/>
+      <w:r>
+        <w:t>buildx</w:t>
+      </w:r>
+      <w:proofErr w:type="spellEnd"/>
+      <w:r>
+        <w:t xml:space="preserve"> </w:t>
+      </w:r>
+      <w:proofErr w:type="spellStart"/>
+      <w:r>
+        <w:t>build</w:t>
+      </w:r>
+      <w:proofErr w:type="spellEnd"/>
+      <w:r>
+        <w:t xml:space="preserve"> -t miweb2 /home/pc-profe/</w:t>
+      </w:r>
+      <w:proofErr w:type="spellStart"/>
+      <w:r>
+        <w:t>miweb</w:t>
+      </w:r>
+      <w:proofErr w:type="spellEnd"/>
+      <w:r>
+        <w:t>/ --load</w:t>
+      </w:r>
+    </w:p>
     <w:p/>
+    <w:p>
+      <w:r>
+        <w:t xml:space="preserve">Ha funcionado, se ve con </w:t>
+      </w:r>
+      <w:proofErr w:type="spellStart"/>
+      <w:r>
+        <w:t>docker</w:t>
+      </w:r>
+      <w:proofErr w:type="spellEnd"/>
+      <w:r>
+        <w:t xml:space="preserve"> </w:t>
+      </w:r>
+      <w:proofErr w:type="spellStart"/>
+      <w:r>
+        <w:t>images</w:t>
+      </w:r>
+      <w:proofErr w:type="spellEnd"/>
+    </w:p>
     <w:p/>
+    <w:p>
+      <w:pPr>
+        <w:pStyle w:val="Ttulo2"/>
+      </w:pPr>
+      <w:bookmarkStart w:id="6" w:name="_Toc221520640"/>
+      <w:r>
+        <w:t>Ejemplo 2:</w:t>
+      </w:r>
+      <w:bookmarkEnd w:id="6"/>
+    </w:p>
+    <w:p>
+      <w:pPr>
+        <w:rPr>
+          <w:b/>
+          <w:bCs/>
+        </w:rPr>
+      </w:pPr>
+      <w:r>
+        <w:rPr>
+          <w:b/>
+          <w:bCs/>
+        </w:rPr>
+        <w:t xml:space="preserve">Se descarga a través de </w:t>
+      </w:r>
+      <w:proofErr w:type="spellStart"/>
+      <w:r>
+        <w:rPr>
+          <w:b/>
+          <w:bCs/>
+        </w:rPr>
+        <w:t>Github</w:t>
+      </w:r>
+      <w:proofErr w:type="spellEnd"/>
+      <w:r>
+        <w:rPr>
+          <w:b/>
+          <w:bCs/>
+        </w:rPr>
+        <w:t xml:space="preserve"> una web, se descomprime y se copia a la ruta por defecto de apache2mio</w:t>
+      </w:r>
+    </w:p>
+    <w:p>
+      <w:r>
+        <w:t>Creamos una carpeta llamada misitio5 dentro de nuestra carpeta personal.</w:t>
+      </w:r>
+    </w:p>
+    <w:p>
+      <w:r>
+        <w:t xml:space="preserve">Creamos un archivo </w:t>
+      </w:r>
+      <w:proofErr w:type="spellStart"/>
+      <w:r>
+        <w:t>Dockerfile</w:t>
+      </w:r>
+      <w:proofErr w:type="spellEnd"/>
+      <w:r>
+        <w:t xml:space="preserve"> con esta información:</w:t>
+      </w:r>
+    </w:p>
     <w:p/>
+    <w:p>
+      <w:r>
+        <w:t>Usamos el comando</w:t>
+      </w:r>
+    </w:p>
+    <w:p>
+      <w:proofErr w:type="spellStart"/>
+      <w:r>
+        <w:t>docker</w:t>
+      </w:r>
+      <w:proofErr w:type="spellEnd"/>
+      <w:r>
+        <w:t xml:space="preserve"> </w:t>
+      </w:r>
+      <w:proofErr w:type="spellStart"/>
+      <w:r>
+        <w:t>buildx</w:t>
+      </w:r>
+      <w:proofErr w:type="spellEnd"/>
+      <w:r>
+        <w:t xml:space="preserve"> </w:t>
+      </w:r>
+      <w:proofErr w:type="spellStart"/>
+      <w:r>
+        <w:t>build</w:t>
+      </w:r>
+      <w:proofErr w:type="spellEnd"/>
+      <w:r>
+        <w:t xml:space="preserve"> -t miweb5 /home/pc-profe/misitio5/ --load</w:t>
+      </w:r>
+    </w:p>
+    <w:p>
+      <w:r>
+        <w:t xml:space="preserve">Ha funcionado, se ve con el comando </w:t>
+      </w:r>
+      <w:proofErr w:type="spellStart"/>
+      <w:r>
+        <w:t>docker</w:t>
+      </w:r>
+      <w:proofErr w:type="spellEnd"/>
+      <w:r>
+        <w:t xml:space="preserve"> </w:t>
+      </w:r>
+      <w:proofErr w:type="spellStart"/>
+      <w:r>
+        <w:t>images</w:t>
+      </w:r>
+      <w:proofErr w:type="spellEnd"/>
+    </w:p>
+    <w:p>
+      <w:r>
+        <w:t>Vamos a crear un contenedor de esa imagen, para ver si funciona:</w:t>
+      </w:r>
+    </w:p>
     <w:p/>
     <w:p>
       <w:r>
+        <w:t>Entramos en el navegador de nuestro sistema operativo anfitrión y escribimos localhost:1000</w:t>
+      </w:r>
+    </w:p>
+    <w:p/>
+    <w:p>
+      <w:r>
+        <w:t>¡¡Funciona!!</w:t>
+      </w:r>
+    </w:p>
+    <w:p>
+      <w:r>
         <w:br w:type="page"/>
       </w:r>
     </w:p>
+    <w:p>
+      <w:pPr>
+        <w:pStyle w:val="Ttulo1"/>
+        <w:jc w:val="center"/>
+      </w:pPr>
+      <w:bookmarkStart w:id="7" w:name="_Toc221520641"/>
+      <w:r>
+        <w:lastRenderedPageBreak/>
+        <w:t>MEJORAS</w:t>
+      </w:r>
+      <w:bookmarkEnd w:id="7"/>
+    </w:p>
+    <w:p>
+      <w:pPr>
+        <w:pStyle w:val="Ttulo2"/>
+      </w:pPr>
+      <w:bookmarkStart w:id="8" w:name="_Toc221520642"/>
+      <w:r>
+        <w:t>MEJORA 1:</w:t>
+      </w:r>
+      <w:bookmarkEnd w:id="8"/>
+    </w:p>
+    <w:p>
+      <w:r>
+        <w:t>Al ejecutar la instrucción</w:t>
+      </w:r>
+    </w:p>
+    <w:p>
+      <w:proofErr w:type="spellStart"/>
+      <w:r>
+        <w:t>docker</w:t>
+      </w:r>
+      <w:proofErr w:type="spellEnd"/>
+      <w:r>
+        <w:t xml:space="preserve"> </w:t>
+      </w:r>
+      <w:proofErr w:type="spellStart"/>
+      <w:r>
+        <w:t>buildx</w:t>
+      </w:r>
+      <w:proofErr w:type="spellEnd"/>
+      <w:r>
+        <w:t xml:space="preserve"> </w:t>
+      </w:r>
+      <w:proofErr w:type="spellStart"/>
+      <w:r>
+        <w:t>build</w:t>
+      </w:r>
+      <w:proofErr w:type="spellEnd"/>
+      <w:r>
+        <w:t xml:space="preserve"> -t miweb5 /home/pc-profe/misitio5/ --load</w:t>
+      </w:r>
+    </w:p>
     <w:p/>
+    <w:p>
+      <w:r>
+        <w:t>sale un aviso de este tipo:</w:t>
+      </w:r>
+    </w:p>
+    <w:p>
+      <w:proofErr w:type="spellStart"/>
+      <w:r>
+        <w:t>MaintainerDeprecated</w:t>
+      </w:r>
+      <w:proofErr w:type="spellEnd"/>
+      <w:r>
+        <w:t xml:space="preserve">: </w:t>
+      </w:r>
+      <w:proofErr w:type="spellStart"/>
+      <w:r>
+        <w:t>Maintainer</w:t>
+      </w:r>
+      <w:proofErr w:type="spellEnd"/>
+      <w:r>
+        <w:t xml:space="preserve"> </w:t>
+      </w:r>
+      <w:proofErr w:type="spellStart"/>
+      <w:r>
+        <w:t>instruction</w:t>
+      </w:r>
+      <w:proofErr w:type="spellEnd"/>
+      <w:r>
+        <w:t xml:space="preserve"> </w:t>
+      </w:r>
+      <w:proofErr w:type="spellStart"/>
+      <w:r>
+        <w:t>is</w:t>
+      </w:r>
+      <w:proofErr w:type="spellEnd"/>
+      <w:r>
+        <w:t xml:space="preserve"> </w:t>
+      </w:r>
+      <w:proofErr w:type="spellStart"/>
+      <w:r>
+        <w:t>deprecated</w:t>
+      </w:r>
+      <w:proofErr w:type="spellEnd"/>
+      <w:r>
+        <w:t xml:space="preserve"> in favor </w:t>
+      </w:r>
+      <w:proofErr w:type="spellStart"/>
+      <w:r>
+        <w:t>of</w:t>
+      </w:r>
+      <w:proofErr w:type="spellEnd"/>
+      <w:r>
+        <w:t xml:space="preserve"> </w:t>
+      </w:r>
+      <w:proofErr w:type="spellStart"/>
+      <w:r>
+        <w:t>using</w:t>
+      </w:r>
+      <w:proofErr w:type="spellEnd"/>
+      <w:r>
+        <w:t xml:space="preserve"> </w:t>
+      </w:r>
+      <w:proofErr w:type="spellStart"/>
+      <w:r>
+        <w:t>label</w:t>
+      </w:r>
+      <w:proofErr w:type="spellEnd"/>
+      <w:r>
+        <w:t xml:space="preserve"> (line 2)</w:t>
+      </w:r>
+    </w:p>
+    <w:p/>
+    <w:p>
+      <w:r>
+        <w:t>Para evitarlo, hay que</w:t>
+      </w:r>
+    </w:p>
+    <w:p>
+      <w:r>
+        <w:t xml:space="preserve">1) Cambiar la línea 2 de </w:t>
+      </w:r>
+      <w:proofErr w:type="spellStart"/>
+      <w:r>
+        <w:t>Dockerfile</w:t>
+      </w:r>
+      <w:proofErr w:type="spellEnd"/>
+      <w:r>
+        <w:t xml:space="preserve">, sustituyendo MAINTAINER </w:t>
+      </w:r>
+      <w:proofErr w:type="spellStart"/>
+      <w:r>
+        <w:t>Jose</w:t>
+      </w:r>
+      <w:proofErr w:type="spellEnd"/>
+      <w:r>
+        <w:t xml:space="preserve"> admin@gmail.com por</w:t>
+      </w:r>
+    </w:p>
+    <w:p>
+      <w:r>
+        <w:t xml:space="preserve">LABEL </w:t>
+      </w:r>
+      <w:proofErr w:type="spellStart"/>
+      <w:r>
+        <w:t>author</w:t>
+      </w:r>
+      <w:proofErr w:type="spellEnd"/>
+      <w:r>
+        <w:t>="</w:t>
+      </w:r>
+      <w:proofErr w:type="spellStart"/>
+      <w:r>
+        <w:t>Jose</w:t>
+      </w:r>
+      <w:proofErr w:type="spellEnd"/>
+      <w:r>
+        <w:t xml:space="preserve">" email="admin@gmail.com" </w:t>
+      </w:r>
+      <w:proofErr w:type="spellStart"/>
+      <w:r>
+        <w:t>version</w:t>
+      </w:r>
+      <w:proofErr w:type="spellEnd"/>
+      <w:r>
+        <w:t>="1.0"</w:t>
+      </w:r>
+    </w:p>
+    <w:p/>
+    <w:p>
+      <w:r>
+        <w:t>2) Usar esta orden para crear la imagen:</w:t>
+      </w:r>
+    </w:p>
+    <w:p/>
+    <w:p>
+      <w:proofErr w:type="spellStart"/>
+      <w:r>
+        <w:t>docker</w:t>
+      </w:r>
+      <w:proofErr w:type="spellEnd"/>
+      <w:r>
+        <w:t xml:space="preserve"> </w:t>
+      </w:r>
+      <w:proofErr w:type="spellStart"/>
+      <w:r>
+        <w:t>buildx</w:t>
+      </w:r>
+      <w:proofErr w:type="spellEnd"/>
+      <w:r>
+        <w:t xml:space="preserve"> </w:t>
+      </w:r>
+      <w:proofErr w:type="spellStart"/>
+      <w:r>
+        <w:t>build</w:t>
+      </w:r>
+      <w:proofErr w:type="spellEnd"/>
+      <w:r>
+        <w:t xml:space="preserve"> -t miweb5 /home/pc-profe/</w:t>
+      </w:r>
+      <w:proofErr w:type="spellStart"/>
+      <w:r>
+        <w:t>miweb</w:t>
+      </w:r>
+      <w:proofErr w:type="spellEnd"/>
+      <w:r>
+        <w:t>/ --load –no-cache</w:t>
+      </w:r>
+    </w:p>
+    <w:p/>
+    <w:p>
+      <w:pPr>
+        <w:pStyle w:val="Ttulo2"/>
+      </w:pPr>
+      <w:bookmarkStart w:id="9" w:name="_Toc221520643"/>
+      <w:r>
+        <w:t>MEJORA 2:</w:t>
+      </w:r>
+      <w:bookmarkEnd w:id="9"/>
+    </w:p>
+    <w:p>
+      <w:r>
+        <w:t>Para evitar este aviso en la generación de la imagen</w:t>
+      </w:r>
+    </w:p>
+    <w:p>
+      <w:r>
+        <w:t xml:space="preserve">1 </w:t>
+      </w:r>
+      <w:proofErr w:type="spellStart"/>
+      <w:r>
+        <w:t>warning</w:t>
+      </w:r>
+      <w:proofErr w:type="spellEnd"/>
+      <w:r>
+        <w:t xml:space="preserve"> </w:t>
+      </w:r>
+      <w:proofErr w:type="spellStart"/>
+      <w:r>
+        <w:t>found</w:t>
+      </w:r>
+      <w:proofErr w:type="spellEnd"/>
+      <w:r>
+        <w:t xml:space="preserve"> (use </w:t>
+      </w:r>
+      <w:proofErr w:type="spellStart"/>
+      <w:r>
+        <w:t>docker</w:t>
+      </w:r>
+      <w:proofErr w:type="spellEnd"/>
+      <w:r>
+        <w:t xml:space="preserve"> --</w:t>
+      </w:r>
+      <w:proofErr w:type="spellStart"/>
+      <w:r>
+        <w:t>debug</w:t>
+      </w:r>
+      <w:proofErr w:type="spellEnd"/>
+      <w:r>
+        <w:t xml:space="preserve"> </w:t>
+      </w:r>
+      <w:proofErr w:type="spellStart"/>
+      <w:r>
+        <w:t>to</w:t>
+      </w:r>
+      <w:proofErr w:type="spellEnd"/>
+      <w:r>
+        <w:t xml:space="preserve"> </w:t>
+      </w:r>
+      <w:proofErr w:type="spellStart"/>
+      <w:r>
+        <w:t>expand</w:t>
+      </w:r>
+      <w:proofErr w:type="spellEnd"/>
+      <w:r>
+        <w:t xml:space="preserve">): - </w:t>
+      </w:r>
+      <w:proofErr w:type="spellStart"/>
+      <w:r>
+        <w:t>JSONArgsRecommended</w:t>
+      </w:r>
+      <w:proofErr w:type="spellEnd"/>
+      <w:r>
+        <w:t xml:space="preserve">: JSON </w:t>
+      </w:r>
+      <w:proofErr w:type="spellStart"/>
+      <w:r>
+        <w:t>arguments</w:t>
+      </w:r>
+      <w:proofErr w:type="spellEnd"/>
+      <w:r>
+        <w:t xml:space="preserve"> </w:t>
+      </w:r>
+      <w:proofErr w:type="spellStart"/>
+      <w:r>
+        <w:t>recommended</w:t>
+      </w:r>
+      <w:proofErr w:type="spellEnd"/>
+      <w:r>
+        <w:t xml:space="preserve"> </w:t>
+      </w:r>
+      <w:proofErr w:type="spellStart"/>
+      <w:r>
+        <w:t>for</w:t>
+      </w:r>
+      <w:proofErr w:type="spellEnd"/>
+      <w:r>
+        <w:t xml:space="preserve"> CMD </w:t>
+      </w:r>
+      <w:proofErr w:type="spellStart"/>
+      <w:r>
+        <w:t>to</w:t>
+      </w:r>
+      <w:proofErr w:type="spellEnd"/>
+      <w:r>
+        <w:t xml:space="preserve"> </w:t>
+      </w:r>
+      <w:proofErr w:type="spellStart"/>
+      <w:r>
+        <w:t>prevent</w:t>
+      </w:r>
+      <w:proofErr w:type="spellEnd"/>
+      <w:r>
+        <w:t xml:space="preserve"> </w:t>
+      </w:r>
+      <w:proofErr w:type="spellStart"/>
+      <w:r>
+        <w:t>unintended</w:t>
+      </w:r>
+      <w:proofErr w:type="spellEnd"/>
+      <w:r>
+        <w:t xml:space="preserve"> </w:t>
+      </w:r>
+      <w:proofErr w:type="spellStart"/>
+      <w:r>
+        <w:t>behavior</w:t>
+      </w:r>
+      <w:proofErr w:type="spellEnd"/>
+      <w:r>
+        <w:t xml:space="preserve"> </w:t>
+      </w:r>
+      <w:proofErr w:type="spellStart"/>
+      <w:r>
+        <w:t>related</w:t>
+      </w:r>
+      <w:proofErr w:type="spellEnd"/>
+      <w:r>
+        <w:t xml:space="preserve"> </w:t>
+      </w:r>
+      <w:proofErr w:type="spellStart"/>
+      <w:r>
+        <w:t>to</w:t>
+      </w:r>
+      <w:proofErr w:type="spellEnd"/>
+      <w:r>
+        <w:t xml:space="preserve"> OS </w:t>
+      </w:r>
+      <w:proofErr w:type="spellStart"/>
+      <w:r>
+        <w:t>signals</w:t>
+      </w:r>
+      <w:proofErr w:type="spellEnd"/>
+      <w:r>
+        <w:t xml:space="preserve"> (line 7)</w:t>
+      </w:r>
+    </w:p>
+    <w:p/>
+    <w:p>
+      <w:r>
+        <w:t xml:space="preserve">hay que cambiar la línea 7 de </w:t>
+      </w:r>
+      <w:proofErr w:type="spellStart"/>
+      <w:r>
+        <w:t>Dockerfile</w:t>
+      </w:r>
+      <w:proofErr w:type="spellEnd"/>
+      <w:r>
+        <w:t xml:space="preserve"> por</w:t>
+      </w:r>
+    </w:p>
+    <w:p>
+      <w:r>
+        <w:t>CMD ["apache2ctl", "-D", "FOREGROUND"]</w:t>
+      </w:r>
+    </w:p>
+    <w:p/>
+    <w:p>
+      <w:r>
+        <w:t>El archivo quedará así:</w:t>
+      </w:r>
+    </w:p>
+    <w:p/>
+    <w:p>
+      <w:r>
+        <w:t>Se ejecutará el comando de generación de imagen</w:t>
+      </w:r>
+    </w:p>
+    <w:p>
+      <w:proofErr w:type="spellStart"/>
+      <w:r>
+        <w:lastRenderedPageBreak/>
+        <w:t>docker</w:t>
+      </w:r>
+      <w:proofErr w:type="spellEnd"/>
+      <w:r>
+        <w:t xml:space="preserve"> </w:t>
+      </w:r>
+      <w:proofErr w:type="spellStart"/>
+      <w:r>
+        <w:t>buildx</w:t>
+      </w:r>
+      <w:proofErr w:type="spellEnd"/>
+      <w:r>
+        <w:t xml:space="preserve"> </w:t>
+      </w:r>
+      <w:proofErr w:type="spellStart"/>
+      <w:r>
+        <w:t>build</w:t>
+      </w:r>
+      <w:proofErr w:type="spellEnd"/>
+      <w:r>
+        <w:t xml:space="preserve"> -t miweb2 /home/pc-profe/</w:t>
+      </w:r>
+      <w:proofErr w:type="spellStart"/>
+      <w:r>
+        <w:t>miweb</w:t>
+      </w:r>
+      <w:proofErr w:type="spellEnd"/>
+      <w:r>
+        <w:t>/ --load –no-cache</w:t>
+      </w:r>
+    </w:p>
+    <w:p/>
+    <w:p>
+      <w:r>
+        <w:t>y ya no aparecerán más avisos.</w:t>
+      </w:r>
+    </w:p>
     <w:sectPr>
-      <w:footerReference w:type="default" r:id="rId28"/>
+      <w:footerReference w:type="default" r:id="rId29"/>
       <w:pgSz w:w="11906" w:h="16838"/>
       <w:pgMar w:top="1417" w:right="1701" w:bottom="1417" w:left="1701" w:header="708" w:footer="708" w:gutter="0"/>
       <w:cols w:space="708"/>

--- a/2ºDAW/DAW/2ºTrimestre/Unidad 4/Ejercicios/actividad4.4-SuárezGarcíaPablo.docx
+++ b/2ºDAW/DAW/2ºTrimestre/Unidad 4/Ejercicios/actividad4.4-SuárezGarcíaPablo.docx
@@ -6,7 +6,7 @@
       <w:pPr>
         <w:pStyle w:val="Ttulo1"/>
       </w:pPr>
-      <w:bookmarkStart w:id="0" w:name="_Toc221520634"/>
+      <w:bookmarkStart w:id="0" w:name="_Toc221527205"/>
       <w:r>
         <w:t>Instalación de Docker</w:t>
       </w:r>
@@ -70,7 +70,7 @@
           <w:r>
             <w:fldChar w:fldCharType="separate"/>
           </w:r>
-          <w:hyperlink w:anchor="_Toc221520634" w:history="1">
+          <w:hyperlink w:anchor="_Toc221527205" w:history="1">
             <w:r>
               <w:rPr>
                 <w:rStyle w:val="Hipervnculo"/>
@@ -97,7 +97,7 @@
                 <w:noProof/>
                 <w:webHidden/>
               </w:rPr>
-              <w:instrText xml:space="preserve"> PAGEREF _Toc221520634 \h </w:instrText>
+              <w:instrText xml:space="preserve"> PAGEREF _Toc221527205 \h </w:instrText>
             </w:r>
             <w:r>
               <w:rPr>
@@ -144,7 +144,7 @@
               <w14:ligatures w14:val="none"/>
             </w:rPr>
           </w:pPr>
-          <w:hyperlink w:anchor="_Toc221520635" w:history="1">
+          <w:hyperlink w:anchor="_Toc221527206" w:history="1">
             <w:r>
               <w:rPr>
                 <w:rStyle w:val="Hipervnculo"/>
@@ -171,7 +171,7 @@
                 <w:noProof/>
                 <w:webHidden/>
               </w:rPr>
-              <w:instrText xml:space="preserve"> PAGEREF _Toc221520635 \h </w:instrText>
+              <w:instrText xml:space="preserve"> PAGEREF _Toc221527206 \h </w:instrText>
             </w:r>
             <w:r>
               <w:rPr>
@@ -218,7 +218,7 @@
               <w14:ligatures w14:val="none"/>
             </w:rPr>
           </w:pPr>
-          <w:hyperlink w:anchor="_Toc221520636" w:history="1">
+          <w:hyperlink w:anchor="_Toc221527207" w:history="1">
             <w:r>
               <w:rPr>
                 <w:rStyle w:val="Hipervnculo"/>
@@ -245,7 +245,7 @@
                 <w:noProof/>
                 <w:webHidden/>
               </w:rPr>
-              <w:instrText xml:space="preserve"> PAGEREF _Toc221520636 \h </w:instrText>
+              <w:instrText xml:space="preserve"> PAGEREF _Toc221527207 \h </w:instrText>
             </w:r>
             <w:r>
               <w:rPr>
@@ -292,7 +292,7 @@
               <w14:ligatures w14:val="none"/>
             </w:rPr>
           </w:pPr>
-          <w:hyperlink w:anchor="_Toc221520637" w:history="1">
+          <w:hyperlink w:anchor="_Toc221527208" w:history="1">
             <w:r>
               <w:rPr>
                 <w:rStyle w:val="Hipervnculo"/>
@@ -319,7 +319,7 @@
                 <w:noProof/>
                 <w:webHidden/>
               </w:rPr>
-              <w:instrText xml:space="preserve"> PAGEREF _Toc221520637 \h </w:instrText>
+              <w:instrText xml:space="preserve"> PAGEREF _Toc221527208 \h </w:instrText>
             </w:r>
             <w:r>
               <w:rPr>
@@ -339,7 +339,7 @@
                 <w:noProof/>
                 <w:webHidden/>
               </w:rPr>
-              <w:t>11</w:t>
+              <w:t>12</w:t>
             </w:r>
             <w:r>
               <w:rPr>
@@ -366,13 +366,13 @@
               <w14:ligatures w14:val="none"/>
             </w:rPr>
           </w:pPr>
-          <w:hyperlink w:anchor="_Toc221520638" w:history="1">
+          <w:hyperlink w:anchor="_Toc221527209" w:history="1">
             <w:r>
               <w:rPr>
                 <w:rStyle w:val="Hipervnculo"/>
                 <w:noProof/>
               </w:rPr>
-              <w:t>Ejemplo 1:</w:t>
+              <w:t>Ejemplo 2:</w:t>
             </w:r>
             <w:r>
               <w:rPr>
@@ -393,7 +393,7 @@
                 <w:noProof/>
                 <w:webHidden/>
               </w:rPr>
-              <w:instrText xml:space="preserve"> PAGEREF _Toc221520638 \h </w:instrText>
+              <w:instrText xml:space="preserve"> PAGEREF _Toc221527209 \h </w:instrText>
             </w:r>
             <w:r>
               <w:rPr>
@@ -413,7 +413,7 @@
                 <w:noProof/>
                 <w:webHidden/>
               </w:rPr>
-              <w:t>11</w:t>
+              <w:t>12</w:t>
             </w:r>
             <w:r>
               <w:rPr>
@@ -440,13 +440,13 @@
               <w14:ligatures w14:val="none"/>
             </w:rPr>
           </w:pPr>
-          <w:hyperlink w:anchor="_Toc221520639" w:history="1">
+          <w:hyperlink w:anchor="_Toc221527210" w:history="1">
             <w:r>
               <w:rPr>
                 <w:rStyle w:val="Hipervnculo"/>
                 <w:noProof/>
               </w:rPr>
-              <w:t>PROBLEMA IMPORTANTE EN VERSIONES FUTURAS DE DOCKER:</w:t>
+              <w:t>MEJORAS</w:t>
             </w:r>
             <w:r>
               <w:rPr>
@@ -467,7 +467,7 @@
                 <w:noProof/>
                 <w:webHidden/>
               </w:rPr>
-              <w:instrText xml:space="preserve"> PAGEREF _Toc221520639 \h </w:instrText>
+              <w:instrText xml:space="preserve"> PAGEREF _Toc221527210 \h </w:instrText>
             </w:r>
             <w:r>
               <w:rPr>
@@ -487,7 +487,7 @@
                 <w:noProof/>
                 <w:webHidden/>
               </w:rPr>
-              <w:t>12</w:t>
+              <w:t>14</w:t>
             </w:r>
             <w:r>
               <w:rPr>
@@ -514,13 +514,13 @@
               <w14:ligatures w14:val="none"/>
             </w:rPr>
           </w:pPr>
-          <w:hyperlink w:anchor="_Toc221520640" w:history="1">
+          <w:hyperlink w:anchor="_Toc221527211" w:history="1">
             <w:r>
               <w:rPr>
                 <w:rStyle w:val="Hipervnculo"/>
                 <w:noProof/>
               </w:rPr>
-              <w:t>Ejemplo 2:</w:t>
+              <w:t>MEJORA 1:</w:t>
             </w:r>
             <w:r>
               <w:rPr>
@@ -541,7 +541,7 @@
                 <w:noProof/>
                 <w:webHidden/>
               </w:rPr>
-              <w:instrText xml:space="preserve"> PAGEREF _Toc221520640 \h </w:instrText>
+              <w:instrText xml:space="preserve"> PAGEREF _Toc221527211 \h </w:instrText>
             </w:r>
             <w:r>
               <w:rPr>
@@ -561,7 +561,81 @@
                 <w:noProof/>
                 <w:webHidden/>
               </w:rPr>
-              <w:t>13</w:t>
+              <w:t>14</w:t>
+            </w:r>
+            <w:r>
+              <w:rPr>
+                <w:noProof/>
+                <w:webHidden/>
+              </w:rPr>
+              <w:fldChar w:fldCharType="end"/>
+            </w:r>
+          </w:hyperlink>
+        </w:p>
+        <w:p>
+          <w:pPr>
+            <w:pStyle w:val="TDC2"/>
+            <w:tabs>
+              <w:tab w:val="right" w:leader="dot" w:pos="8494"/>
+            </w:tabs>
+            <w:rPr>
+              <w:rFonts w:eastAsiaTheme="minorEastAsia"/>
+              <w:noProof/>
+              <w:kern w:val="0"/>
+              <w:sz w:val="22"/>
+              <w:szCs w:val="22"/>
+              <w:lang w:eastAsia="es-ES"/>
+              <w14:ligatures w14:val="none"/>
+            </w:rPr>
+          </w:pPr>
+          <w:hyperlink w:anchor="_Toc221527212" w:history="1">
+            <w:r>
+              <w:rPr>
+                <w:rStyle w:val="Hipervnculo"/>
+                <w:noProof/>
+              </w:rPr>
+              <w:t>MEJORA 2:</w:t>
+            </w:r>
+            <w:r>
+              <w:rPr>
+                <w:noProof/>
+                <w:webHidden/>
+              </w:rPr>
+              <w:tab/>
+            </w:r>
+            <w:r>
+              <w:rPr>
+                <w:noProof/>
+                <w:webHidden/>
+              </w:rPr>
+              <w:fldChar w:fldCharType="begin"/>
+            </w:r>
+            <w:r>
+              <w:rPr>
+                <w:noProof/>
+                <w:webHidden/>
+              </w:rPr>
+              <w:instrText xml:space="preserve"> PAGEREF _Toc221527212 \h </w:instrText>
+            </w:r>
+            <w:r>
+              <w:rPr>
+                <w:noProof/>
+                <w:webHidden/>
+              </w:rPr>
+            </w:r>
+            <w:r>
+              <w:rPr>
+                <w:noProof/>
+                <w:webHidden/>
+              </w:rPr>
+              <w:fldChar w:fldCharType="separate"/>
+            </w:r>
+            <w:r>
+              <w:rPr>
+                <w:noProof/>
+                <w:webHidden/>
+              </w:rPr>
+              <w:t>15</w:t>
             </w:r>
             <w:r>
               <w:rPr>
@@ -588,13 +662,13 @@
               <w14:ligatures w14:val="none"/>
             </w:rPr>
           </w:pPr>
-          <w:hyperlink w:anchor="_Toc221520641" w:history="1">
+          <w:hyperlink w:anchor="_Toc221527213" w:history="1">
             <w:r>
               <w:rPr>
                 <w:rStyle w:val="Hipervnculo"/>
                 <w:noProof/>
               </w:rPr>
-              <w:t>MEJORAS</w:t>
+              <w:t>DOCKER</w:t>
             </w:r>
             <w:r>
               <w:rPr>
@@ -615,7 +689,7 @@
                 <w:noProof/>
                 <w:webHidden/>
               </w:rPr>
-              <w:instrText xml:space="preserve"> PAGEREF _Toc221520641 \h </w:instrText>
+              <w:instrText xml:space="preserve"> PAGEREF _Toc221527213 \h </w:instrText>
             </w:r>
             <w:r>
               <w:rPr>
@@ -635,155 +709,7 @@
                 <w:noProof/>
                 <w:webHidden/>
               </w:rPr>
-              <w:t>14</w:t>
-            </w:r>
-            <w:r>
-              <w:rPr>
-                <w:noProof/>
-                <w:webHidden/>
-              </w:rPr>
-              <w:fldChar w:fldCharType="end"/>
-            </w:r>
-          </w:hyperlink>
-        </w:p>
-        <w:p>
-          <w:pPr>
-            <w:pStyle w:val="TDC2"/>
-            <w:tabs>
-              <w:tab w:val="right" w:leader="dot" w:pos="8494"/>
-            </w:tabs>
-            <w:rPr>
-              <w:rFonts w:eastAsiaTheme="minorEastAsia"/>
-              <w:noProof/>
-              <w:kern w:val="0"/>
-              <w:sz w:val="22"/>
-              <w:szCs w:val="22"/>
-              <w:lang w:eastAsia="es-ES"/>
-              <w14:ligatures w14:val="none"/>
-            </w:rPr>
-          </w:pPr>
-          <w:hyperlink w:anchor="_Toc221520642" w:history="1">
-            <w:r>
-              <w:rPr>
-                <w:rStyle w:val="Hipervnculo"/>
-                <w:noProof/>
-              </w:rPr>
-              <w:t>MEJORA 1:</w:t>
-            </w:r>
-            <w:r>
-              <w:rPr>
-                <w:noProof/>
-                <w:webHidden/>
-              </w:rPr>
-              <w:tab/>
-            </w:r>
-            <w:r>
-              <w:rPr>
-                <w:noProof/>
-                <w:webHidden/>
-              </w:rPr>
-              <w:fldChar w:fldCharType="begin"/>
-            </w:r>
-            <w:r>
-              <w:rPr>
-                <w:noProof/>
-                <w:webHidden/>
-              </w:rPr>
-              <w:instrText xml:space="preserve"> PAGEREF _Toc221520642 \h </w:instrText>
-            </w:r>
-            <w:r>
-              <w:rPr>
-                <w:noProof/>
-                <w:webHidden/>
-              </w:rPr>
-            </w:r>
-            <w:r>
-              <w:rPr>
-                <w:noProof/>
-                <w:webHidden/>
-              </w:rPr>
-              <w:fldChar w:fldCharType="separate"/>
-            </w:r>
-            <w:r>
-              <w:rPr>
-                <w:noProof/>
-                <w:webHidden/>
-              </w:rPr>
-              <w:t>14</w:t>
-            </w:r>
-            <w:r>
-              <w:rPr>
-                <w:noProof/>
-                <w:webHidden/>
-              </w:rPr>
-              <w:fldChar w:fldCharType="end"/>
-            </w:r>
-          </w:hyperlink>
-        </w:p>
-        <w:p>
-          <w:pPr>
-            <w:pStyle w:val="TDC2"/>
-            <w:tabs>
-              <w:tab w:val="right" w:leader="dot" w:pos="8494"/>
-            </w:tabs>
-            <w:rPr>
-              <w:rFonts w:eastAsiaTheme="minorEastAsia"/>
-              <w:noProof/>
-              <w:kern w:val="0"/>
-              <w:sz w:val="22"/>
-              <w:szCs w:val="22"/>
-              <w:lang w:eastAsia="es-ES"/>
-              <w14:ligatures w14:val="none"/>
-            </w:rPr>
-          </w:pPr>
-          <w:hyperlink w:anchor="_Toc221520643" w:history="1">
-            <w:r>
-              <w:rPr>
-                <w:rStyle w:val="Hipervnculo"/>
-                <w:noProof/>
-              </w:rPr>
-              <w:t>MEJORA 2:</w:t>
-            </w:r>
-            <w:r>
-              <w:rPr>
-                <w:noProof/>
-                <w:webHidden/>
-              </w:rPr>
-              <w:tab/>
-            </w:r>
-            <w:r>
-              <w:rPr>
-                <w:noProof/>
-                <w:webHidden/>
-              </w:rPr>
-              <w:fldChar w:fldCharType="begin"/>
-            </w:r>
-            <w:r>
-              <w:rPr>
-                <w:noProof/>
-                <w:webHidden/>
-              </w:rPr>
-              <w:instrText xml:space="preserve"> PAGEREF _Toc221520643 \h </w:instrText>
-            </w:r>
-            <w:r>
-              <w:rPr>
-                <w:noProof/>
-                <w:webHidden/>
-              </w:rPr>
-            </w:r>
-            <w:r>
-              <w:rPr>
-                <w:noProof/>
-                <w:webHidden/>
-              </w:rPr>
-              <w:fldChar w:fldCharType="separate"/>
-            </w:r>
-            <w:r>
-              <w:rPr>
-                <w:noProof/>
-                <w:webHidden/>
-              </w:rPr>
-              <w:t>14</w:t>
+              <w:t>16</w:t>
             </w:r>
             <w:r>
               <w:rPr>
@@ -815,7 +741,7 @@
       <w:pPr>
         <w:pStyle w:val="Ttulo1"/>
       </w:pPr>
-      <w:bookmarkStart w:id="1" w:name="_Toc221520635"/>
+      <w:bookmarkStart w:id="1" w:name="_Toc221527206"/>
       <w:r>
         <w:lastRenderedPageBreak/>
         <w:t>1.</w:t>
@@ -842,23 +768,7 @@
     </w:p>
     <w:p>
       <w:r>
-        <w:t xml:space="preserve">sudo </w:t>
-      </w:r>
-      <w:proofErr w:type="spellStart"/>
-      <w:r>
-        <w:t>apt</w:t>
-      </w:r>
-      <w:proofErr w:type="spellEnd"/>
-      <w:r>
-        <w:t xml:space="preserve"> </w:t>
-      </w:r>
-      <w:proofErr w:type="spellStart"/>
-      <w:r>
-        <w:t>install</w:t>
-      </w:r>
-      <w:proofErr w:type="spellEnd"/>
-      <w:r>
-        <w:t xml:space="preserve"> docker.io</w:t>
+        <w:t>sudo apt install docker.io</w:t>
       </w:r>
     </w:p>
     <w:p>
@@ -920,29 +830,8 @@
     </w:p>
     <w:p>
       <w:r>
-        <w:t xml:space="preserve">sudo </w:t>
-      </w:r>
-      <w:proofErr w:type="spellStart"/>
-      <w:r>
-        <w:t>docker</w:t>
-      </w:r>
-      <w:proofErr w:type="spellEnd"/>
-      <w:r>
-        <w:t xml:space="preserve"> </w:t>
-      </w:r>
-      <w:proofErr w:type="spellStart"/>
-      <w:r>
-        <w:t>pull</w:t>
-      </w:r>
-      <w:proofErr w:type="spellEnd"/>
-      <w:r>
-        <w:t xml:space="preserve"> </w:t>
-      </w:r>
-      <w:proofErr w:type="spellStart"/>
-      <w:r>
-        <w:t>hello-world</w:t>
-      </w:r>
-      <w:proofErr w:type="spellEnd"/>
+        <w:t>sudo docker pull hello-world</w:t>
+      </w:r>
     </w:p>
     <w:p>
       <w:r>
@@ -1003,21 +892,8 @@
     </w:p>
     <w:p>
       <w:r>
-        <w:t xml:space="preserve">sudo </w:t>
-      </w:r>
-      <w:proofErr w:type="spellStart"/>
-      <w:r>
-        <w:t>docker</w:t>
-      </w:r>
-      <w:proofErr w:type="spellEnd"/>
-      <w:r>
-        <w:t xml:space="preserve"> run </w:t>
-      </w:r>
-      <w:proofErr w:type="spellStart"/>
-      <w:r>
-        <w:t>hello-world</w:t>
-      </w:r>
-      <w:proofErr w:type="spellEnd"/>
+        <w:t>sudo docker run hello-world</w:t>
+      </w:r>
     </w:p>
     <w:p>
       <w:r>
@@ -1073,77 +949,12 @@
           <w:b/>
           <w:bCs/>
         </w:rPr>
-        <w:t xml:space="preserve">Uso de </w:t>
-      </w:r>
-      <w:proofErr w:type="spellStart"/>
-      <w:r>
-        <w:rPr>
-          <w:b/>
-          <w:bCs/>
-        </w:rPr>
-        <w:t>docker</w:t>
-      </w:r>
-      <w:proofErr w:type="spellEnd"/>
-      <w:r>
-        <w:rPr>
-          <w:b/>
-          <w:bCs/>
-        </w:rPr>
-        <w:t xml:space="preserve"> sin ser </w:t>
-      </w:r>
-      <w:proofErr w:type="spellStart"/>
-      <w:r>
-        <w:rPr>
-          <w:b/>
-          <w:bCs/>
-        </w:rPr>
-        <w:t>root</w:t>
-      </w:r>
-      <w:proofErr w:type="spellEnd"/>
-      <w:r>
-        <w:rPr>
-          <w:b/>
-          <w:bCs/>
-        </w:rPr>
-        <w:t xml:space="preserve">. se añade el usuario de Ubuntu dentro del grupo </w:t>
-      </w:r>
-      <w:proofErr w:type="spellStart"/>
-      <w:r>
-        <w:rPr>
-          <w:b/>
-          <w:bCs/>
-        </w:rPr>
-        <w:t>docker</w:t>
-      </w:r>
-      <w:proofErr w:type="spellEnd"/>
-    </w:p>
-    <w:p>
-      <w:r>
-        <w:t xml:space="preserve">sudo </w:t>
-      </w:r>
-      <w:proofErr w:type="spellStart"/>
-      <w:r>
-        <w:t>usermod</w:t>
-      </w:r>
-      <w:proofErr w:type="spellEnd"/>
-      <w:r>
-        <w:t xml:space="preserve"> -</w:t>
-      </w:r>
-      <w:proofErr w:type="spellStart"/>
-      <w:r>
-        <w:t>aG</w:t>
-      </w:r>
-      <w:proofErr w:type="spellEnd"/>
-      <w:r>
-        <w:t xml:space="preserve"> </w:t>
-      </w:r>
-      <w:proofErr w:type="spellStart"/>
-      <w:r>
-        <w:t>docker</w:t>
-      </w:r>
-      <w:proofErr w:type="spellEnd"/>
-      <w:r>
-        <w:t xml:space="preserve"> p</w:t>
+        <w:t>Uso de docker sin ser root. se añade el usuario de Ubuntu dentro del grupo docker</w:t>
+      </w:r>
+    </w:p>
+    <w:p>
+      <w:r>
+        <w:t>sudo usermod -aG docker p</w:t>
       </w:r>
       <w:r>
         <w:t>ablosg2526</w:t>
@@ -1206,42 +1017,13 @@
           <w:b/>
           <w:bCs/>
         </w:rPr>
-        <w:t xml:space="preserve">Versión de </w:t>
-      </w:r>
-      <w:proofErr w:type="spellStart"/>
-      <w:r>
-        <w:rPr>
-          <w:b/>
-          <w:bCs/>
-        </w:rPr>
-        <w:t>docker</w:t>
-      </w:r>
-      <w:proofErr w:type="spellEnd"/>
-      <w:r>
-        <w:rPr>
-          <w:b/>
-          <w:bCs/>
-        </w:rPr>
-        <w:t xml:space="preserve"> instalada</w:t>
-      </w:r>
-    </w:p>
-    <w:p>
-      <w:r>
-        <w:t xml:space="preserve">sudo </w:t>
-      </w:r>
-      <w:proofErr w:type="spellStart"/>
-      <w:r>
-        <w:t>docker</w:t>
-      </w:r>
-      <w:proofErr w:type="spellEnd"/>
-      <w:r>
-        <w:t xml:space="preserve"> </w:t>
-      </w:r>
-      <w:proofErr w:type="spellStart"/>
-      <w:r>
-        <w:t>version</w:t>
-      </w:r>
-      <w:proofErr w:type="spellEnd"/>
+        <w:t>Versión de docker instalada</w:t>
+      </w:r>
+    </w:p>
+    <w:p>
+      <w:r>
+        <w:t>sudo docker version</w:t>
+      </w:r>
     </w:p>
     <w:p>
       <w:r>
@@ -1298,35 +1080,13 @@
           <w:b/>
           <w:bCs/>
         </w:rPr>
-        <w:t xml:space="preserve">Información sobre </w:t>
-      </w:r>
-      <w:proofErr w:type="spellStart"/>
-      <w:r>
-        <w:rPr>
-          <w:b/>
-          <w:bCs/>
-        </w:rPr>
-        <w:t>docker</w:t>
-      </w:r>
-      <w:proofErr w:type="spellEnd"/>
-    </w:p>
-    <w:p>
-      <w:r>
-        <w:t xml:space="preserve">sudo </w:t>
-      </w:r>
-      <w:proofErr w:type="spellStart"/>
-      <w:r>
-        <w:t>docker</w:t>
-      </w:r>
-      <w:proofErr w:type="spellEnd"/>
-      <w:r>
-        <w:t xml:space="preserve"> </w:t>
-      </w:r>
-      <w:proofErr w:type="spellStart"/>
-      <w:r>
-        <w:t>info</w:t>
-      </w:r>
-      <w:proofErr w:type="spellEnd"/>
+        <w:t>Información sobre docker</w:t>
+      </w:r>
+    </w:p>
+    <w:p>
+      <w:r>
+        <w:t>sudo docker info</w:t>
+      </w:r>
     </w:p>
     <w:p>
       <w:r>
@@ -1429,27 +1189,9 @@
       </w:r>
     </w:p>
     <w:p>
-      <w:proofErr w:type="spellStart"/>
-      <w:r>
-        <w:t>docker</w:t>
-      </w:r>
-      <w:proofErr w:type="spellEnd"/>
-      <w:r>
-        <w:t xml:space="preserve"> </w:t>
-      </w:r>
-      <w:proofErr w:type="spellStart"/>
-      <w:r>
-        <w:t>search</w:t>
-      </w:r>
-      <w:proofErr w:type="spellEnd"/>
-      <w:r>
-        <w:t xml:space="preserve"> </w:t>
-      </w:r>
-      <w:proofErr w:type="spellStart"/>
-      <w:r>
-        <w:t>httpd</w:t>
-      </w:r>
-      <w:proofErr w:type="spellEnd"/>
+      <w:r>
+        <w:t>docker search httpd</w:t>
+      </w:r>
     </w:p>
     <w:p>
       <w:r>
@@ -1509,21 +1251,8 @@
       </w:r>
     </w:p>
     <w:p>
-      <w:proofErr w:type="spellStart"/>
-      <w:r>
-        <w:t>docker</w:t>
-      </w:r>
-      <w:proofErr w:type="spellEnd"/>
-      <w:r>
-        <w:t xml:space="preserve"> </w:t>
-      </w:r>
-      <w:proofErr w:type="spellStart"/>
-      <w:r>
-        <w:t>search</w:t>
-      </w:r>
-      <w:proofErr w:type="spellEnd"/>
-      <w:r>
-        <w:t xml:space="preserve"> ubuntu:24.04</w:t>
+      <w:r>
+        <w:t>docker search ubuntu:24.04</w:t>
       </w:r>
     </w:p>
     <w:p>
@@ -1581,56 +1310,13 @@
           <w:bCs/>
         </w:rPr>
         <w:lastRenderedPageBreak/>
-        <w:t xml:space="preserve">Descargamos </w:t>
-      </w:r>
-      <w:proofErr w:type="spellStart"/>
-      <w:r>
-        <w:rPr>
-          <w:b/>
-          <w:bCs/>
-        </w:rPr>
-        <w:t>httpd</w:t>
-      </w:r>
-      <w:proofErr w:type="spellEnd"/>
-      <w:r>
-        <w:rPr>
-          <w:b/>
-          <w:bCs/>
-        </w:rPr>
-        <w:t xml:space="preserve"> y </w:t>
-      </w:r>
-      <w:proofErr w:type="spellStart"/>
-      <w:r>
-        <w:rPr>
-          <w:b/>
-          <w:bCs/>
-        </w:rPr>
-        <w:t>ubuntu</w:t>
-      </w:r>
-      <w:proofErr w:type="spellEnd"/>
-    </w:p>
-    <w:p>
-      <w:proofErr w:type="spellStart"/>
-      <w:r>
-        <w:t>docker</w:t>
-      </w:r>
-      <w:proofErr w:type="spellEnd"/>
-      <w:r>
-        <w:t xml:space="preserve"> </w:t>
-      </w:r>
-      <w:proofErr w:type="spellStart"/>
-      <w:r>
-        <w:t>pull</w:t>
-      </w:r>
-      <w:proofErr w:type="spellEnd"/>
-      <w:r>
-        <w:t xml:space="preserve"> </w:t>
-      </w:r>
-      <w:proofErr w:type="spellStart"/>
-      <w:r>
-        <w:t>httpd</w:t>
-      </w:r>
-      <w:proofErr w:type="spellEnd"/>
+        <w:t>Descargamos httpd y ubuntu</w:t>
+      </w:r>
+    </w:p>
+    <w:p>
+      <w:r>
+        <w:t>docker pull httpd</w:t>
+      </w:r>
     </w:p>
     <w:p>
       <w:r>
@@ -1675,30 +1361,15 @@
       </w:r>
     </w:p>
     <w:p>
-      <w:proofErr w:type="spellStart"/>
-      <w:r>
-        <w:t>docker</w:t>
-      </w:r>
-      <w:proofErr w:type="spellEnd"/>
-      <w:r>
-        <w:t xml:space="preserve"> </w:t>
-      </w:r>
-      <w:proofErr w:type="spellStart"/>
-      <w:r>
-        <w:t>pull</w:t>
-      </w:r>
-      <w:proofErr w:type="spellEnd"/>
-      <w:r>
-        <w:t xml:space="preserve"> </w:t>
-      </w:r>
-      <w:proofErr w:type="spellStart"/>
+      <w:r>
+        <w:t xml:space="preserve">docker pull </w:t>
+      </w:r>
       <w:r>
         <w:t>u</w:t>
       </w:r>
       <w:r>
         <w:t>buntu</w:t>
       </w:r>
-      <w:proofErr w:type="spellEnd"/>
     </w:p>
     <w:p>
       <w:r>
@@ -1758,19 +1429,9 @@
       </w:r>
     </w:p>
     <w:p>
-      <w:proofErr w:type="spellStart"/>
-      <w:r>
-        <w:t>docker</w:t>
-      </w:r>
-      <w:proofErr w:type="spellEnd"/>
-      <w:r>
-        <w:t xml:space="preserve"> </w:t>
-      </w:r>
-      <w:proofErr w:type="spellStart"/>
-      <w:r>
-        <w:t>images</w:t>
-      </w:r>
-      <w:proofErr w:type="spellEnd"/>
+      <w:r>
+        <w:t>docker images</w:t>
+      </w:r>
     </w:p>
     <w:p>
       <w:r>
@@ -1830,21 +1491,8 @@
       </w:r>
     </w:p>
     <w:p>
-      <w:proofErr w:type="spellStart"/>
-      <w:r>
-        <w:t>docker</w:t>
-      </w:r>
-      <w:proofErr w:type="spellEnd"/>
-      <w:r>
-        <w:t xml:space="preserve"> </w:t>
-      </w:r>
-      <w:proofErr w:type="spellStart"/>
-      <w:r>
-        <w:t>ps</w:t>
-      </w:r>
-      <w:proofErr w:type="spellEnd"/>
-      <w:r>
-        <w:t xml:space="preserve"> -a</w:t>
+      <w:r>
+        <w:t>docker ps -a</w:t>
       </w:r>
     </w:p>
     <w:p>
@@ -1905,13 +1553,8 @@
       </w:r>
     </w:p>
     <w:p>
-      <w:proofErr w:type="spellStart"/>
-      <w:r>
-        <w:t>docker</w:t>
-      </w:r>
-      <w:proofErr w:type="spellEnd"/>
-      <w:r>
-        <w:t xml:space="preserve"> run </w:t>
+      <w:r>
+        <w:t xml:space="preserve">docker run </w:t>
       </w:r>
       <w:r>
         <w:t>Ubuntu</w:t>
@@ -1972,40 +1615,13 @@
           <w:bCs/>
         </w:rPr>
         <w:lastRenderedPageBreak/>
-        <w:t xml:space="preserve">Para hacer un comando con </w:t>
-      </w:r>
-      <w:proofErr w:type="spellStart"/>
-      <w:r>
-        <w:rPr>
-          <w:b/>
-          <w:bCs/>
-        </w:rPr>
-        <w:t>ubuntu</w:t>
-      </w:r>
-      <w:proofErr w:type="spellEnd"/>
-    </w:p>
-    <w:p>
-      <w:proofErr w:type="spellStart"/>
-      <w:r>
-        <w:t>docker</w:t>
-      </w:r>
-      <w:proofErr w:type="spellEnd"/>
-      <w:r>
-        <w:t xml:space="preserve"> run </w:t>
-      </w:r>
-      <w:proofErr w:type="spellStart"/>
-      <w:r>
-        <w:t>ubuntu</w:t>
-      </w:r>
-      <w:proofErr w:type="spellEnd"/>
-      <w:r>
-        <w:t xml:space="preserve"> </w:t>
-      </w:r>
-      <w:proofErr w:type="spellStart"/>
-      <w:r>
-        <w:t>ls</w:t>
-      </w:r>
-      <w:proofErr w:type="spellEnd"/>
+        <w:t>Para hacer un comando con ubuntu</w:t>
+      </w:r>
+    </w:p>
+    <w:p>
+      <w:r>
+        <w:t>docker run ubuntu ls</w:t>
+      </w:r>
     </w:p>
     <w:p>
       <w:r>
@@ -2066,48 +1682,13 @@
           <w:b/>
           <w:bCs/>
         </w:rPr>
-        <w:t>Para interactuar con un contenedor, se usan las opciones -</w:t>
-      </w:r>
-      <w:proofErr w:type="spellStart"/>
-      <w:r>
-        <w:rPr>
-          <w:b/>
-          <w:bCs/>
-        </w:rPr>
-        <w:t>it</w:t>
-      </w:r>
-      <w:proofErr w:type="spellEnd"/>
-    </w:p>
-    <w:p>
-      <w:proofErr w:type="spellStart"/>
-      <w:r>
-        <w:t>docker</w:t>
-      </w:r>
-      <w:proofErr w:type="spellEnd"/>
-      <w:r>
-        <w:t xml:space="preserve"> run -</w:t>
-      </w:r>
-      <w:proofErr w:type="spellStart"/>
-      <w:r>
-        <w:t>it</w:t>
-      </w:r>
-      <w:proofErr w:type="spellEnd"/>
-      <w:r>
-        <w:t xml:space="preserve"> </w:t>
-      </w:r>
-      <w:proofErr w:type="spellStart"/>
-      <w:r>
-        <w:t>ubuntu</w:t>
-      </w:r>
-      <w:proofErr w:type="spellEnd"/>
-      <w:r>
-        <w:t xml:space="preserve"> </w:t>
-      </w:r>
-      <w:proofErr w:type="spellStart"/>
-      <w:r>
-        <w:t>bash</w:t>
-      </w:r>
-      <w:proofErr w:type="spellEnd"/>
+        <w:t>Para interactuar con un contenedor, se usan las opciones -it</w:t>
+      </w:r>
+    </w:p>
+    <w:p>
+      <w:r>
+        <w:t>docker run -it ubuntu bash</w:t>
+      </w:r>
     </w:p>
     <w:p>
       <w:r>
@@ -2177,6 +1758,7 @@
         <w:rPr>
           <w:b/>
           <w:bCs/>
+          <w:noProof/>
         </w:rPr>
         <w:drawing>
           <wp:inline distT="0" distB="0" distL="0" distR="0" wp14:anchorId="5DF19FC8" wp14:editId="49669167">
@@ -2231,21 +1813,8 @@
       </w:r>
     </w:p>
     <w:p>
-      <w:proofErr w:type="spellStart"/>
-      <w:r>
-        <w:t>docker</w:t>
-      </w:r>
-      <w:proofErr w:type="spellEnd"/>
-      <w:r>
-        <w:t xml:space="preserve"> </w:t>
-      </w:r>
-      <w:proofErr w:type="spellStart"/>
-      <w:r>
-        <w:t>ps</w:t>
-      </w:r>
-      <w:proofErr w:type="spellEnd"/>
-      <w:r>
-        <w:t xml:space="preserve"> -a y ver los estados de los contenedores que se han ejecutado hasta el momento:</w:t>
+      <w:r>
+        <w:t>docker ps -a y ver los estados de los contenedores que se han ejecutado hasta el momento:</w:t>
       </w:r>
     </w:p>
     <w:p>
@@ -2303,23 +1872,7 @@
           <w:bCs/>
         </w:rPr>
         <w:lastRenderedPageBreak/>
-        <w:t xml:space="preserve">Si se ejecuta un comando dentro del contenedor, como </w:t>
-      </w:r>
-      <w:proofErr w:type="spellStart"/>
-      <w:r>
-        <w:rPr>
-          <w:b/>
-          <w:bCs/>
-        </w:rPr>
-        <w:t>mkdir</w:t>
-      </w:r>
-      <w:proofErr w:type="spellEnd"/>
-      <w:r>
-        <w:rPr>
-          <w:b/>
-          <w:bCs/>
-        </w:rPr>
-        <w:t xml:space="preserve"> pruebas, lo hace, pero cuando termine el contenedor no recordará nada (no es persistente)</w:t>
+        <w:t>Si se ejecuta un comando dentro del contenedor, como mkdir pruebas, lo hace, pero cuando termine el contenedor no recordará nada (no es persistente)</w:t>
       </w:r>
     </w:p>
     <w:p>
@@ -2380,14 +1933,12 @@
       </w:r>
     </w:p>
     <w:p>
-      <w:proofErr w:type="spellStart"/>
       <w:r>
         <w:t>E</w:t>
       </w:r>
       <w:r>
         <w:t>xit</w:t>
       </w:r>
-      <w:proofErr w:type="spellEnd"/>
     </w:p>
     <w:p>
       <w:r>
@@ -2443,81 +1994,12 @@
           <w:b/>
           <w:bCs/>
         </w:rPr>
-        <w:t xml:space="preserve">Borrado de un contenedor de la lista que sale con </w:t>
-      </w:r>
-      <w:proofErr w:type="spellStart"/>
-      <w:r>
-        <w:rPr>
-          <w:b/>
-          <w:bCs/>
-        </w:rPr>
-        <w:t>docker</w:t>
-      </w:r>
-      <w:proofErr w:type="spellEnd"/>
-      <w:r>
-        <w:rPr>
-          <w:b/>
-          <w:bCs/>
-        </w:rPr>
-        <w:t xml:space="preserve"> </w:t>
-      </w:r>
-      <w:proofErr w:type="spellStart"/>
-      <w:r>
-        <w:rPr>
-          <w:b/>
-          <w:bCs/>
-        </w:rPr>
-        <w:t>ps</w:t>
-      </w:r>
-      <w:proofErr w:type="spellEnd"/>
-      <w:r>
-        <w:rPr>
-          <w:b/>
-          <w:bCs/>
-        </w:rPr>
-        <w:t xml:space="preserve"> -a</w:t>
-      </w:r>
-    </w:p>
-    <w:p>
-      <w:proofErr w:type="spellStart"/>
-      <w:r>
-        <w:t>docker</w:t>
-      </w:r>
-      <w:proofErr w:type="spellEnd"/>
-      <w:r>
-        <w:t xml:space="preserve"> </w:t>
-      </w:r>
-      <w:proofErr w:type="spellStart"/>
-      <w:r>
-        <w:t>rm</w:t>
-      </w:r>
-      <w:proofErr w:type="spellEnd"/>
-      <w:r>
-        <w:t xml:space="preserve"> </w:t>
-      </w:r>
-      <w:proofErr w:type="spellStart"/>
-      <w:r>
-        <w:t>id_contenedor</w:t>
-      </w:r>
-      <w:proofErr w:type="spellEnd"/>
-      <w:r>
-        <w:t xml:space="preserve"> Ej: </w:t>
-      </w:r>
-      <w:proofErr w:type="spellStart"/>
-      <w:r>
-        <w:t>docker</w:t>
-      </w:r>
-      <w:proofErr w:type="spellEnd"/>
-      <w:r>
-        <w:t xml:space="preserve"> </w:t>
-      </w:r>
-      <w:proofErr w:type="spellStart"/>
-      <w:r>
-        <w:t>rm</w:t>
-      </w:r>
-      <w:proofErr w:type="spellEnd"/>
-      <w:r>
-        <w:t xml:space="preserve"> a5</w:t>
+        <w:t>Borrado de un contenedor de la lista que sale con docker ps -a</w:t>
+      </w:r>
+    </w:p>
+    <w:p>
+      <w:r>
+        <w:t>docker rm id_contenedor Ej: docker rm a5</w:t>
       </w:r>
     </w:p>
     <w:p>
@@ -2575,57 +2057,12 @@
           <w:bCs/>
         </w:rPr>
         <w:lastRenderedPageBreak/>
-        <w:t xml:space="preserve">En vez de 2 terminales se puede usar una con </w:t>
-      </w:r>
-      <w:proofErr w:type="spellStart"/>
-      <w:r>
-        <w:rPr>
-          <w:b/>
-          <w:bCs/>
-        </w:rPr>
-        <w:t>docker</w:t>
-      </w:r>
-      <w:proofErr w:type="spellEnd"/>
-      <w:r>
-        <w:rPr>
-          <w:b/>
-          <w:bCs/>
-        </w:rPr>
-        <w:t xml:space="preserve"> y con un contenedor en ejecución, pulsar </w:t>
-      </w:r>
-      <w:proofErr w:type="spellStart"/>
-      <w:r>
-        <w:rPr>
-          <w:b/>
-          <w:bCs/>
-        </w:rPr>
-        <w:t>Control+q+p</w:t>
-      </w:r>
-      <w:proofErr w:type="spellEnd"/>
-      <w:r>
-        <w:rPr>
-          <w:b/>
-          <w:bCs/>
-        </w:rPr>
-        <w:t xml:space="preserve"> para ir del contenedor a terminal sin más. Para volver al contenedor, se pone</w:t>
-      </w:r>
-    </w:p>
-    <w:p>
-      <w:proofErr w:type="spellStart"/>
-      <w:r>
-        <w:t>docker</w:t>
-      </w:r>
-      <w:proofErr w:type="spellEnd"/>
-      <w:r>
-        <w:t xml:space="preserve"> </w:t>
-      </w:r>
-      <w:proofErr w:type="spellStart"/>
-      <w:r>
-        <w:t>attach</w:t>
-      </w:r>
-      <w:proofErr w:type="spellEnd"/>
-      <w:r>
-        <w:t xml:space="preserve"> id</w:t>
+        <w:t>En vez de 2 terminales se puede usar una con docker y con un contenedor en ejecución, pulsar Control+q+p para ir del contenedor a terminal sin más. Para volver al contenedor, se pone</w:t>
+      </w:r>
+    </w:p>
+    <w:p>
+      <w:r>
+        <w:t>docker attach id</w:t>
       </w:r>
     </w:p>
     <w:p>
@@ -2680,23 +2117,7 @@
     </w:p>
     <w:p>
       <w:r>
-        <w:t xml:space="preserve">Con los comandos stop, </w:t>
-      </w:r>
-      <w:proofErr w:type="spellStart"/>
-      <w:r>
-        <w:t>start</w:t>
-      </w:r>
-      <w:proofErr w:type="spellEnd"/>
-      <w:r>
-        <w:t xml:space="preserve"> y </w:t>
-      </w:r>
-      <w:proofErr w:type="spellStart"/>
-      <w:r>
-        <w:t>attach</w:t>
-      </w:r>
-      <w:proofErr w:type="spellEnd"/>
-      <w:r>
-        <w:t xml:space="preserve"> es posible parar el contenedor, iniciarlo y volver a él. </w:t>
+        <w:t xml:space="preserve">Con los comandos stop, start y attach es posible parar el contenedor, iniciarlo y volver a él. </w:t>
       </w:r>
     </w:p>
     <w:p/>
@@ -2717,7 +2138,7 @@
       <w:pPr>
         <w:pStyle w:val="Ttulo1"/>
       </w:pPr>
-      <w:bookmarkStart w:id="2" w:name="_Toc221520636"/>
+      <w:bookmarkStart w:id="2" w:name="_Toc221527207"/>
       <w:r>
         <w:lastRenderedPageBreak/>
         <w:t>Personalización de contenedores</w:t>
@@ -2726,107 +2147,32 @@
     </w:p>
     <w:p>
       <w:r>
-        <w:t xml:space="preserve">Hasta que no se crea una imagen de un contenedor, con </w:t>
-      </w:r>
-      <w:proofErr w:type="spellStart"/>
-      <w:r>
-        <w:t>commit</w:t>
-      </w:r>
-      <w:proofErr w:type="spellEnd"/>
-      <w:r>
-        <w:t>, no se conserva (persiste) lo hecho en el contenedor.</w:t>
-      </w:r>
-    </w:p>
-    <w:p>
-      <w:r>
-        <w:t xml:space="preserve">- Se ejecuta el contenedor y se da a </w:t>
-      </w:r>
-      <w:proofErr w:type="spellStart"/>
-      <w:r>
-        <w:t>apt</w:t>
-      </w:r>
-      <w:proofErr w:type="spellEnd"/>
-      <w:r>
-        <w:t xml:space="preserve"> </w:t>
-      </w:r>
-      <w:proofErr w:type="spellStart"/>
-      <w:r>
-        <w:t>get</w:t>
-      </w:r>
-      <w:proofErr w:type="spellEnd"/>
-      <w:r>
-        <w:t xml:space="preserve"> </w:t>
-      </w:r>
-      <w:proofErr w:type="spellStart"/>
-      <w:r>
-        <w:t>update</w:t>
-      </w:r>
-      <w:proofErr w:type="spellEnd"/>
-    </w:p>
-    <w:p>
-      <w:proofErr w:type="spellStart"/>
-      <w:r>
-        <w:t>docker</w:t>
-      </w:r>
-      <w:proofErr w:type="spellEnd"/>
-      <w:r>
-        <w:t xml:space="preserve"> run -</w:t>
-      </w:r>
-      <w:proofErr w:type="spellStart"/>
-      <w:r>
-        <w:t>it</w:t>
-      </w:r>
-      <w:proofErr w:type="spellEnd"/>
-      <w:r>
-        <w:t xml:space="preserve"> </w:t>
-      </w:r>
-      <w:proofErr w:type="spellStart"/>
-      <w:r>
-        <w:t>ubuntu</w:t>
-      </w:r>
-      <w:proofErr w:type="spellEnd"/>
-      <w:r>
-        <w:t xml:space="preserve"> </w:t>
-      </w:r>
-      <w:proofErr w:type="spellStart"/>
-      <w:r>
-        <w:t>bash</w:t>
-      </w:r>
-      <w:proofErr w:type="spellEnd"/>
-    </w:p>
-    <w:p>
-      <w:proofErr w:type="spellStart"/>
-      <w:r>
-        <w:t>apt</w:t>
-      </w:r>
-      <w:proofErr w:type="spellEnd"/>
-      <w:r>
-        <w:t xml:space="preserve"> </w:t>
-      </w:r>
-      <w:proofErr w:type="spellStart"/>
-      <w:r>
-        <w:t>update</w:t>
-      </w:r>
-      <w:proofErr w:type="spellEnd"/>
-    </w:p>
-    <w:p>
-      <w:proofErr w:type="spellStart"/>
-      <w:r>
-        <w:t>mkdir</w:t>
-      </w:r>
-      <w:proofErr w:type="spellEnd"/>
-      <w:r>
-        <w:t xml:space="preserve"> prueba</w:t>
-      </w:r>
-    </w:p>
-    <w:p>
-      <w:proofErr w:type="spellStart"/>
-      <w:r>
-        <w:t>mkdir</w:t>
-      </w:r>
-      <w:proofErr w:type="spellEnd"/>
-      <w:r>
-        <w:t xml:space="preserve"> 2daw</w:t>
+        <w:t>Hasta que no se crea una imagen de un contenedor, con commit, no se conserva (persiste) lo hecho en el contenedor.</w:t>
+      </w:r>
+    </w:p>
+    <w:p>
+      <w:r>
+        <w:t>- Se ejecuta el contenedor y se da a apt get update</w:t>
+      </w:r>
+    </w:p>
+    <w:p>
+      <w:r>
+        <w:t>docker run -it ubuntu bash</w:t>
+      </w:r>
+    </w:p>
+    <w:p>
+      <w:r>
+        <w:t>apt update</w:t>
+      </w:r>
+    </w:p>
+    <w:p>
+      <w:r>
+        <w:t>mkdir prueba</w:t>
+      </w:r>
+    </w:p>
+    <w:p>
+      <w:r>
+        <w:t>mkdir 2daw</w:t>
       </w:r>
     </w:p>
     <w:p>
@@ -2883,44 +2229,14 @@
           <w:b/>
           <w:bCs/>
         </w:rPr>
-        <w:t xml:space="preserve">- En otra terminal o en esa terminal con </w:t>
-      </w:r>
-      <w:proofErr w:type="spellStart"/>
-      <w:r>
-        <w:rPr>
-          <w:b/>
-          <w:bCs/>
-        </w:rPr>
-        <w:t>Control+q+p</w:t>
-      </w:r>
-      <w:proofErr w:type="spellEnd"/>
-      <w:r>
-        <w:rPr>
-          <w:b/>
-          <w:bCs/>
-        </w:rPr>
-        <w:t xml:space="preserve"> hacemos:</w:t>
-      </w:r>
-    </w:p>
-    <w:p>
-      <w:proofErr w:type="spellStart"/>
-      <w:r>
-        <w:t>docker</w:t>
-      </w:r>
-      <w:proofErr w:type="spellEnd"/>
-      <w:r>
-        <w:t xml:space="preserve"> </w:t>
-      </w:r>
-      <w:proofErr w:type="spellStart"/>
-      <w:r>
-        <w:t>commit</w:t>
-      </w:r>
-      <w:proofErr w:type="spellEnd"/>
-      <w:r>
-        <w:t xml:space="preserve"> id nombre</w:t>
-      </w:r>
-    </w:p>
-    <w:p/>
+        <w:t>- En otra terminal o en esa terminal con Control+q+p hacemos:</w:t>
+      </w:r>
+    </w:p>
+    <w:p>
+      <w:r>
+        <w:t>docker commit id nombre</w:t>
+      </w:r>
+    </w:p>
     <w:p>
       <w:pPr>
         <w:rPr>
@@ -2937,96 +2253,163 @@
       </w:r>
     </w:p>
     <w:p>
-      <w:proofErr w:type="spellStart"/>
-      <w:r>
-        <w:t>docker</w:t>
-      </w:r>
-      <w:proofErr w:type="spellEnd"/>
-      <w:r>
-        <w:t xml:space="preserve"> </w:t>
-      </w:r>
-      <w:proofErr w:type="spellStart"/>
-      <w:r>
-        <w:t>commit</w:t>
-      </w:r>
-      <w:proofErr w:type="spellEnd"/>
-      <w:r>
-        <w:t xml:space="preserve"> 18 </w:t>
-      </w:r>
-      <w:proofErr w:type="spellStart"/>
-      <w:r>
-        <w:t>ubuntu</w:t>
-      </w:r>
-      <w:proofErr w:type="spellEnd"/>
-      <w:r>
-        <w:t>-prueba</w:t>
-      </w:r>
-    </w:p>
-    <w:p/>
-    <w:p>
-      <w:pPr>
-        <w:rPr>
-          <w:b/>
-          <w:bCs/>
-        </w:rPr>
-      </w:pPr>
-      <w:r>
-        <w:rPr>
-          <w:b/>
-          <w:bCs/>
-        </w:rPr>
-        <w:t xml:space="preserve">Con </w:t>
-      </w:r>
-      <w:proofErr w:type="spellStart"/>
-      <w:r>
-        <w:rPr>
-          <w:b/>
-          <w:bCs/>
-        </w:rPr>
-        <w:t>docker</w:t>
-      </w:r>
-      <w:proofErr w:type="spellEnd"/>
-      <w:r>
-        <w:rPr>
-          <w:b/>
-          <w:bCs/>
-        </w:rPr>
-        <w:t xml:space="preserve"> </w:t>
-      </w:r>
-      <w:proofErr w:type="spellStart"/>
-      <w:r>
-        <w:rPr>
-          <w:b/>
-          <w:bCs/>
-        </w:rPr>
-        <w:t>images</w:t>
-      </w:r>
-      <w:proofErr w:type="spellEnd"/>
-      <w:r>
-        <w:rPr>
-          <w:b/>
-          <w:bCs/>
-        </w:rPr>
-        <w:t xml:space="preserve"> se verá que se ha creado</w:t>
-      </w:r>
-    </w:p>
-    <w:p/>
-    <w:p>
-      <w:pPr>
-        <w:rPr>
-          <w:b/>
-          <w:bCs/>
-        </w:rPr>
-      </w:pPr>
-      <w:r>
-        <w:rPr>
-          <w:b/>
-          <w:bCs/>
-        </w:rPr>
+      <w:r>
+        <w:t>docker commit 18 ubuntu-prueba</w:t>
+      </w:r>
+      <w:r>
+        <w:rPr>
+          <w:noProof/>
+        </w:rPr>
+        <w:drawing>
+          <wp:inline distT="0" distB="0" distL="0" distR="0" wp14:anchorId="15DEBACF" wp14:editId="37856381">
+            <wp:extent cx="5400040" cy="2506980"/>
+            <wp:effectExtent l="0" t="0" r="0" b="7620"/>
+            <wp:docPr id="12" name="Imagen 12"/>
+            <wp:cNvGraphicFramePr>
+              <a:graphicFrameLocks xmlns:a="http://schemas.openxmlformats.org/drawingml/2006/main" noChangeAspect="1"/>
+            </wp:cNvGraphicFramePr>
+            <a:graphic xmlns:a="http://schemas.openxmlformats.org/drawingml/2006/main">
+              <a:graphicData uri="http://schemas.openxmlformats.org/drawingml/2006/picture">
+                <pic:pic xmlns:pic="http://schemas.openxmlformats.org/drawingml/2006/picture">
+                  <pic:nvPicPr>
+                    <pic:cNvPr id="1" name=""/>
+                    <pic:cNvPicPr/>
+                  </pic:nvPicPr>
+                  <pic:blipFill>
+                    <a:blip r:embed="rId29"/>
+                    <a:stretch>
+                      <a:fillRect/>
+                    </a:stretch>
+                  </pic:blipFill>
+                  <pic:spPr>
+                    <a:xfrm>
+                      <a:off x="0" y="0"/>
+                      <a:ext cx="5400040" cy="2506980"/>
+                    </a:xfrm>
+                    <a:prstGeom prst="rect">
+                      <a:avLst/>
+                    </a:prstGeom>
+                  </pic:spPr>
+                </pic:pic>
+              </a:graphicData>
+            </a:graphic>
+          </wp:inline>
+        </w:drawing>
+      </w:r>
+    </w:p>
+    <w:p>
+      <w:pPr>
+        <w:rPr>
+          <w:b/>
+          <w:bCs/>
+        </w:rPr>
+      </w:pPr>
+      <w:r>
+        <w:rPr>
+          <w:b/>
+          <w:bCs/>
+        </w:rPr>
+        <w:t>Con docker images se verá que se ha creado</w:t>
+      </w:r>
+      <w:r>
+        <w:rPr>
+          <w:noProof/>
+        </w:rPr>
+        <w:drawing>
+          <wp:inline distT="0" distB="0" distL="0" distR="0" wp14:anchorId="2168D573" wp14:editId="65A6F8C3">
+            <wp:extent cx="5400040" cy="1104265"/>
+            <wp:effectExtent l="0" t="0" r="0" b="635"/>
+            <wp:docPr id="15" name="Imagen 15"/>
+            <wp:cNvGraphicFramePr>
+              <a:graphicFrameLocks xmlns:a="http://schemas.openxmlformats.org/drawingml/2006/main" noChangeAspect="1"/>
+            </wp:cNvGraphicFramePr>
+            <a:graphic xmlns:a="http://schemas.openxmlformats.org/drawingml/2006/main">
+              <a:graphicData uri="http://schemas.openxmlformats.org/drawingml/2006/picture">
+                <pic:pic xmlns:pic="http://schemas.openxmlformats.org/drawingml/2006/picture">
+                  <pic:nvPicPr>
+                    <pic:cNvPr id="1" name=""/>
+                    <pic:cNvPicPr/>
+                  </pic:nvPicPr>
+                  <pic:blipFill>
+                    <a:blip r:embed="rId30"/>
+                    <a:stretch>
+                      <a:fillRect/>
+                    </a:stretch>
+                  </pic:blipFill>
+                  <pic:spPr>
+                    <a:xfrm>
+                      <a:off x="0" y="0"/>
+                      <a:ext cx="5400040" cy="1104265"/>
+                    </a:xfrm>
+                    <a:prstGeom prst="rect">
+                      <a:avLst/>
+                    </a:prstGeom>
+                  </pic:spPr>
+                </pic:pic>
+              </a:graphicData>
+            </a:graphic>
+          </wp:inline>
+        </w:drawing>
+      </w:r>
+    </w:p>
+    <w:p>
+      <w:pPr>
+        <w:rPr>
+          <w:b/>
+          <w:bCs/>
+        </w:rPr>
+      </w:pPr>
+      <w:r>
+        <w:rPr>
+          <w:b/>
+          <w:bCs/>
+        </w:rPr>
+        <w:lastRenderedPageBreak/>
         <w:t>Con esta imagen creada, si la ejecutamos, comprobaremos que se han mantenido las carpetas creadas:</w:t>
       </w:r>
     </w:p>
-    <w:p/>
+    <w:p>
+      <w:r>
+        <w:rPr>
+          <w:noProof/>
+        </w:rPr>
+        <w:drawing>
+          <wp:inline distT="0" distB="0" distL="0" distR="0" wp14:anchorId="5E34D8F6" wp14:editId="18D9F161">
+            <wp:extent cx="5400040" cy="693420"/>
+            <wp:effectExtent l="0" t="0" r="0" b="0"/>
+            <wp:docPr id="16" name="Imagen 16"/>
+            <wp:cNvGraphicFramePr>
+              <a:graphicFrameLocks xmlns:a="http://schemas.openxmlformats.org/drawingml/2006/main" noChangeAspect="1"/>
+            </wp:cNvGraphicFramePr>
+            <a:graphic xmlns:a="http://schemas.openxmlformats.org/drawingml/2006/main">
+              <a:graphicData uri="http://schemas.openxmlformats.org/drawingml/2006/picture">
+                <pic:pic xmlns:pic="http://schemas.openxmlformats.org/drawingml/2006/picture">
+                  <pic:nvPicPr>
+                    <pic:cNvPr id="1" name=""/>
+                    <pic:cNvPicPr/>
+                  </pic:nvPicPr>
+                  <pic:blipFill>
+                    <a:blip r:embed="rId31"/>
+                    <a:stretch>
+                      <a:fillRect/>
+                    </a:stretch>
+                  </pic:blipFill>
+                  <pic:spPr>
+                    <a:xfrm>
+                      <a:off x="0" y="0"/>
+                      <a:ext cx="5400040" cy="693420"/>
+                    </a:xfrm>
+                    <a:prstGeom prst="rect">
+                      <a:avLst/>
+                    </a:prstGeom>
+                  </pic:spPr>
+                </pic:pic>
+              </a:graphicData>
+            </a:graphic>
+          </wp:inline>
+        </w:drawing>
+      </w:r>
+    </w:p>
     <w:p>
       <w:pPr>
         <w:rPr>
@@ -3043,64 +2426,69 @@
       </w:r>
     </w:p>
     <w:p>
-      <w:proofErr w:type="spellStart"/>
-      <w:r>
-        <w:t>apt</w:t>
-      </w:r>
-      <w:proofErr w:type="spellEnd"/>
-      <w:r>
-        <w:t xml:space="preserve"> </w:t>
-      </w:r>
-      <w:proofErr w:type="spellStart"/>
-      <w:r>
-        <w:t>update</w:t>
-      </w:r>
-      <w:proofErr w:type="spellEnd"/>
-    </w:p>
-    <w:p>
-      <w:proofErr w:type="spellStart"/>
-      <w:r>
-        <w:t>apt</w:t>
-      </w:r>
-      <w:proofErr w:type="spellEnd"/>
-      <w:r>
-        <w:t xml:space="preserve"> </w:t>
-      </w:r>
-      <w:proofErr w:type="spellStart"/>
-      <w:r>
-        <w:t>install</w:t>
-      </w:r>
-      <w:proofErr w:type="spellEnd"/>
-      <w:r>
-        <w:t xml:space="preserve"> apache2</w:t>
-      </w:r>
-    </w:p>
-    <w:p>
-      <w:proofErr w:type="spellStart"/>
-      <w:r>
-        <w:t>service</w:t>
-      </w:r>
-      <w:proofErr w:type="spellEnd"/>
-      <w:r>
-        <w:t xml:space="preserve"> apache2 </w:t>
-      </w:r>
-      <w:proofErr w:type="spellStart"/>
-      <w:r>
-        <w:t>start</w:t>
-      </w:r>
-      <w:proofErr w:type="spellEnd"/>
-    </w:p>
-    <w:p>
-      <w:proofErr w:type="spellStart"/>
-      <w:r>
-        <w:t>service</w:t>
-      </w:r>
-      <w:proofErr w:type="spellEnd"/>
-      <w:r>
-        <w:t xml:space="preserve"> apache2 status</w:t>
-      </w:r>
-    </w:p>
-    <w:p/>
+      <w:r>
+        <w:t>apt update</w:t>
+      </w:r>
+      <w:r>
+        <w:t xml:space="preserve">, </w:t>
+      </w:r>
+      <w:r>
+        <w:t>apt install apache2</w:t>
+      </w:r>
+    </w:p>
+    <w:p>
+      <w:r>
+        <w:t>service apache2 start</w:t>
+      </w:r>
+      <w:r>
+        <w:t xml:space="preserve"> y </w:t>
+      </w:r>
+      <w:r>
+        <w:t>service apache2 status</w:t>
+      </w:r>
+    </w:p>
+    <w:p>
+      <w:r>
+        <w:rPr>
+          <w:noProof/>
+        </w:rPr>
+        <w:drawing>
+          <wp:inline distT="0" distB="0" distL="0" distR="0" wp14:anchorId="5E6E63D4" wp14:editId="0E684AA0">
+            <wp:extent cx="5400040" cy="944245"/>
+            <wp:effectExtent l="0" t="0" r="0" b="8255"/>
+            <wp:docPr id="17" name="Imagen 17"/>
+            <wp:cNvGraphicFramePr>
+              <a:graphicFrameLocks xmlns:a="http://schemas.openxmlformats.org/drawingml/2006/main" noChangeAspect="1"/>
+            </wp:cNvGraphicFramePr>
+            <a:graphic xmlns:a="http://schemas.openxmlformats.org/drawingml/2006/main">
+              <a:graphicData uri="http://schemas.openxmlformats.org/drawingml/2006/picture">
+                <pic:pic xmlns:pic="http://schemas.openxmlformats.org/drawingml/2006/picture">
+                  <pic:nvPicPr>
+                    <pic:cNvPr id="1" name=""/>
+                    <pic:cNvPicPr/>
+                  </pic:nvPicPr>
+                  <pic:blipFill>
+                    <a:blip r:embed="rId32"/>
+                    <a:stretch>
+                      <a:fillRect/>
+                    </a:stretch>
+                  </pic:blipFill>
+                  <pic:spPr>
+                    <a:xfrm>
+                      <a:off x="0" y="0"/>
+                      <a:ext cx="5400040" cy="944245"/>
+                    </a:xfrm>
+                    <a:prstGeom prst="rect">
+                      <a:avLst/>
+                    </a:prstGeom>
+                  </pic:spPr>
+                </pic:pic>
+              </a:graphicData>
+            </a:graphic>
+          </wp:inline>
+        </w:drawing>
+      </w:r>
+    </w:p>
     <w:p>
       <w:pPr>
         <w:rPr>
@@ -3117,53 +2505,57 @@
       </w:r>
     </w:p>
     <w:p>
-      <w:proofErr w:type="spellStart"/>
-      <w:r>
-        <w:t>docker</w:t>
-      </w:r>
-      <w:proofErr w:type="spellEnd"/>
-      <w:r>
-        <w:t xml:space="preserve"> </w:t>
-      </w:r>
-      <w:proofErr w:type="spellStart"/>
-      <w:r>
-        <w:t>commit</w:t>
-      </w:r>
-      <w:proofErr w:type="spellEnd"/>
-      <w:r>
-        <w:t xml:space="preserve"> --</w:t>
-      </w:r>
-      <w:proofErr w:type="spellStart"/>
-      <w:r>
-        <w:t>change</w:t>
-      </w:r>
-      <w:proofErr w:type="spellEnd"/>
-      <w:r>
-        <w:t>='CMD ["</w:t>
-      </w:r>
-      <w:proofErr w:type="spellStart"/>
-      <w:r>
-        <w:t>apachectl</w:t>
-      </w:r>
-      <w:proofErr w:type="spellEnd"/>
-      <w:r>
-        <w:t>", "-DFOREGROUND"]' -c "EXPOSE 80" 79 apache2mio</w:t>
-      </w:r>
-    </w:p>
-    <w:p>
-      <w:r>
-        <w:t xml:space="preserve">Ojo: no formar el comando desde un procesador de textos no limpio como </w:t>
-      </w:r>
-      <w:proofErr w:type="spellStart"/>
-      <w:r>
-        <w:t>Writer</w:t>
-      </w:r>
-      <w:proofErr w:type="spellEnd"/>
-      <w:r>
-        <w:t>, que puede alterar el tipo de comillas y no funcionar correctamente</w:t>
-      </w:r>
-    </w:p>
-    <w:p/>
+      <w:r>
+        <w:t>docker commit --change='CMD ["apachectl", "-DFOREGROUND"]' -c "EXPOSE 80" 79 apache2mio</w:t>
+      </w:r>
+    </w:p>
+    <w:p>
+      <w:r>
+        <w:t>Ojo: no formar el comando desde un procesador de textos no limpio como Writer, que puede alterar el tipo de comillas y no funcionar correctamente</w:t>
+      </w:r>
+    </w:p>
+    <w:p>
+      <w:r>
+        <w:rPr>
+          <w:noProof/>
+        </w:rPr>
+        <w:drawing>
+          <wp:inline distT="0" distB="0" distL="0" distR="0" wp14:anchorId="34BAC65F" wp14:editId="34869BDD">
+            <wp:extent cx="5400040" cy="543560"/>
+            <wp:effectExtent l="0" t="0" r="0" b="8890"/>
+            <wp:docPr id="18" name="Imagen 18"/>
+            <wp:cNvGraphicFramePr>
+              <a:graphicFrameLocks xmlns:a="http://schemas.openxmlformats.org/drawingml/2006/main" noChangeAspect="1"/>
+            </wp:cNvGraphicFramePr>
+            <a:graphic xmlns:a="http://schemas.openxmlformats.org/drawingml/2006/main">
+              <a:graphicData uri="http://schemas.openxmlformats.org/drawingml/2006/picture">
+                <pic:pic xmlns:pic="http://schemas.openxmlformats.org/drawingml/2006/picture">
+                  <pic:nvPicPr>
+                    <pic:cNvPr id="1" name=""/>
+                    <pic:cNvPicPr/>
+                  </pic:nvPicPr>
+                  <pic:blipFill>
+                    <a:blip r:embed="rId33"/>
+                    <a:stretch>
+                      <a:fillRect/>
+                    </a:stretch>
+                  </pic:blipFill>
+                  <pic:spPr>
+                    <a:xfrm>
+                      <a:off x="0" y="0"/>
+                      <a:ext cx="5400040" cy="543560"/>
+                    </a:xfrm>
+                    <a:prstGeom prst="rect">
+                      <a:avLst/>
+                    </a:prstGeom>
+                  </pic:spPr>
+                </pic:pic>
+              </a:graphicData>
+            </a:graphic>
+          </wp:inline>
+        </w:drawing>
+      </w:r>
+    </w:p>
     <w:p>
       <w:pPr>
         <w:rPr>
@@ -3179,7 +2571,48 @@
         <w:t>Se ha creado una imagen, llamada apache2mio</w:t>
       </w:r>
     </w:p>
-    <w:p/>
+    <w:p>
+      <w:r>
+        <w:rPr>
+          <w:noProof/>
+        </w:rPr>
+        <w:drawing>
+          <wp:inline distT="0" distB="0" distL="0" distR="0" wp14:anchorId="69684F35" wp14:editId="5C193BB6">
+            <wp:extent cx="5400040" cy="1234440"/>
+            <wp:effectExtent l="0" t="0" r="0" b="3810"/>
+            <wp:docPr id="22" name="Imagen 22"/>
+            <wp:cNvGraphicFramePr>
+              <a:graphicFrameLocks xmlns:a="http://schemas.openxmlformats.org/drawingml/2006/main" noChangeAspect="1"/>
+            </wp:cNvGraphicFramePr>
+            <a:graphic xmlns:a="http://schemas.openxmlformats.org/drawingml/2006/main">
+              <a:graphicData uri="http://schemas.openxmlformats.org/drawingml/2006/picture">
+                <pic:pic xmlns:pic="http://schemas.openxmlformats.org/drawingml/2006/picture">
+                  <pic:nvPicPr>
+                    <pic:cNvPr id="1" name=""/>
+                    <pic:cNvPicPr/>
+                  </pic:nvPicPr>
+                  <pic:blipFill>
+                    <a:blip r:embed="rId34"/>
+                    <a:stretch>
+                      <a:fillRect/>
+                    </a:stretch>
+                  </pic:blipFill>
+                  <pic:spPr>
+                    <a:xfrm>
+                      <a:off x="0" y="0"/>
+                      <a:ext cx="5400040" cy="1234440"/>
+                    </a:xfrm>
+                    <a:prstGeom prst="rect">
+                      <a:avLst/>
+                    </a:prstGeom>
+                  </pic:spPr>
+                </pic:pic>
+              </a:graphicData>
+            </a:graphic>
+          </wp:inline>
+        </w:drawing>
+      </w:r>
+    </w:p>
     <w:p>
       <w:pPr>
         <w:rPr>
@@ -3195,53 +2628,148 @@
         <w:t>A continuación vamos a ejecutar la imagen recién creada, iniciando un contenedor con parámetros -d (demonio, para ejecutar en segundo plano) y -p, para asociar el puerto 5000 de nuestro ordenador anfitrión Ubuntu con el puerto 80 del contenedor, donde estará escuchando apache2.</w:t>
       </w:r>
     </w:p>
-    <w:p/>
-    <w:p>
-      <w:r>
-        <w:t xml:space="preserve">Ahora, si en nuestro sistema operativo anfitrión entramos en el </w:t>
-      </w:r>
-      <w:proofErr w:type="spellStart"/>
-      <w:r>
-        <w:t>el</w:t>
-      </w:r>
-      <w:proofErr w:type="spellEnd"/>
-      <w:r>
-        <w:t xml:space="preserve"> navegador de internet y ponemos localhost:5000, debe aparecer la página web de inicio del servidor apache2 de nuestro contenedor apache2mio</w:t>
-      </w:r>
-    </w:p>
-    <w:p/>
+    <w:p>
+      <w:r>
+        <w:rPr>
+          <w:noProof/>
+        </w:rPr>
+        <w:drawing>
+          <wp:inline distT="0" distB="0" distL="0" distR="0" wp14:anchorId="27094981" wp14:editId="1211E3E7">
+            <wp:extent cx="5400040" cy="299720"/>
+            <wp:effectExtent l="0" t="0" r="0" b="5080"/>
+            <wp:docPr id="30" name="Imagen 30"/>
+            <wp:cNvGraphicFramePr>
+              <a:graphicFrameLocks xmlns:a="http://schemas.openxmlformats.org/drawingml/2006/main" noChangeAspect="1"/>
+            </wp:cNvGraphicFramePr>
+            <a:graphic xmlns:a="http://schemas.openxmlformats.org/drawingml/2006/main">
+              <a:graphicData uri="http://schemas.openxmlformats.org/drawingml/2006/picture">
+                <pic:pic xmlns:pic="http://schemas.openxmlformats.org/drawingml/2006/picture">
+                  <pic:nvPicPr>
+                    <pic:cNvPr id="1" name=""/>
+                    <pic:cNvPicPr/>
+                  </pic:nvPicPr>
+                  <pic:blipFill>
+                    <a:blip r:embed="rId35"/>
+                    <a:stretch>
+                      <a:fillRect/>
+                    </a:stretch>
+                  </pic:blipFill>
+                  <pic:spPr>
+                    <a:xfrm>
+                      <a:off x="0" y="0"/>
+                      <a:ext cx="5400040" cy="299720"/>
+                    </a:xfrm>
+                    <a:prstGeom prst="rect">
+                      <a:avLst/>
+                    </a:prstGeom>
+                  </pic:spPr>
+                </pic:pic>
+              </a:graphicData>
+            </a:graphic>
+          </wp:inline>
+        </w:drawing>
+      </w:r>
+    </w:p>
+    <w:p>
+      <w:r>
+        <w:lastRenderedPageBreak/>
+        <w:t>Ahora, si en nuestro sistema operativo anfitrión entramos en el el navegador de internet y ponemos localhost:5000, debe aparecer la página web de inicio del servidor apache2 de nuestro contenedor apache2mio</w:t>
+      </w:r>
+    </w:p>
+    <w:p>
+      <w:r>
+        <w:rPr>
+          <w:noProof/>
+        </w:rPr>
+        <w:drawing>
+          <wp:inline distT="0" distB="0" distL="0" distR="0" wp14:anchorId="356F68D9" wp14:editId="7167FD82">
+            <wp:extent cx="5400040" cy="3091815"/>
+            <wp:effectExtent l="0" t="0" r="0" b="0"/>
+            <wp:docPr id="31" name="Imagen 31"/>
+            <wp:cNvGraphicFramePr>
+              <a:graphicFrameLocks xmlns:a="http://schemas.openxmlformats.org/drawingml/2006/main" noChangeAspect="1"/>
+            </wp:cNvGraphicFramePr>
+            <a:graphic xmlns:a="http://schemas.openxmlformats.org/drawingml/2006/main">
+              <a:graphicData uri="http://schemas.openxmlformats.org/drawingml/2006/picture">
+                <pic:pic xmlns:pic="http://schemas.openxmlformats.org/drawingml/2006/picture">
+                  <pic:nvPicPr>
+                    <pic:cNvPr id="1" name=""/>
+                    <pic:cNvPicPr/>
+                  </pic:nvPicPr>
+                  <pic:blipFill>
+                    <a:blip r:embed="rId36"/>
+                    <a:stretch>
+                      <a:fillRect/>
+                    </a:stretch>
+                  </pic:blipFill>
+                  <pic:spPr>
+                    <a:xfrm>
+                      <a:off x="0" y="0"/>
+                      <a:ext cx="5400040" cy="3091815"/>
+                    </a:xfrm>
+                    <a:prstGeom prst="rect">
+                      <a:avLst/>
+                    </a:prstGeom>
+                  </pic:spPr>
+                </pic:pic>
+              </a:graphicData>
+            </a:graphic>
+          </wp:inline>
+        </w:drawing>
+      </w:r>
+    </w:p>
     <w:p>
       <w:r>
         <w:t>Con</w:t>
       </w:r>
     </w:p>
     <w:p>
-      <w:proofErr w:type="spellStart"/>
-      <w:r>
-        <w:t>docker</w:t>
-      </w:r>
-      <w:proofErr w:type="spellEnd"/>
-      <w:r>
-        <w:t xml:space="preserve"> stop </w:t>
-      </w:r>
-      <w:proofErr w:type="spellStart"/>
-      <w:r>
-        <w:t>id_contenedor</w:t>
-      </w:r>
-      <w:proofErr w:type="spellEnd"/>
-      <w:r>
-        <w:t xml:space="preserve"> se parará el contenedor. En mi caso es </w:t>
-      </w:r>
-      <w:proofErr w:type="spellStart"/>
-      <w:r>
-        <w:t>docker</w:t>
-      </w:r>
-      <w:proofErr w:type="spellEnd"/>
-      <w:r>
-        <w:t xml:space="preserve"> stop 07</w:t>
-      </w:r>
-    </w:p>
-    <w:p/>
+      <w:r>
+        <w:t>docker stop id_contenedor se parará el contenedor. En mi caso es docker stop 07</w:t>
+      </w:r>
+    </w:p>
+    <w:p>
+      <w:r>
+        <w:rPr>
+          <w:noProof/>
+        </w:rPr>
+        <w:drawing>
+          <wp:inline distT="0" distB="0" distL="0" distR="0" wp14:anchorId="10707652" wp14:editId="6605ADB9">
+            <wp:extent cx="5400040" cy="452120"/>
+            <wp:effectExtent l="0" t="0" r="0" b="5080"/>
+            <wp:docPr id="32" name="Imagen 32"/>
+            <wp:cNvGraphicFramePr>
+              <a:graphicFrameLocks xmlns:a="http://schemas.openxmlformats.org/drawingml/2006/main" noChangeAspect="1"/>
+            </wp:cNvGraphicFramePr>
+            <a:graphic xmlns:a="http://schemas.openxmlformats.org/drawingml/2006/main">
+              <a:graphicData uri="http://schemas.openxmlformats.org/drawingml/2006/picture">
+                <pic:pic xmlns:pic="http://schemas.openxmlformats.org/drawingml/2006/picture">
+                  <pic:nvPicPr>
+                    <pic:cNvPr id="1" name=""/>
+                    <pic:cNvPicPr/>
+                  </pic:nvPicPr>
+                  <pic:blipFill>
+                    <a:blip r:embed="rId37"/>
+                    <a:stretch>
+                      <a:fillRect/>
+                    </a:stretch>
+                  </pic:blipFill>
+                  <pic:spPr>
+                    <a:xfrm>
+                      <a:off x="0" y="0"/>
+                      <a:ext cx="5400040" cy="452120"/>
+                    </a:xfrm>
+                    <a:prstGeom prst="rect">
+                      <a:avLst/>
+                    </a:prstGeom>
+                  </pic:spPr>
+                </pic:pic>
+              </a:graphicData>
+            </a:graphic>
+          </wp:inline>
+        </w:drawing>
+      </w:r>
+    </w:p>
     <w:p>
       <w:r>
         <w:br w:type="page"/>
@@ -3252,51 +2780,21 @@
         <w:pStyle w:val="Ttulo1"/>
         <w:jc w:val="center"/>
       </w:pPr>
-      <w:bookmarkStart w:id="3" w:name="_Toc221520637"/>
-      <w:proofErr w:type="spellStart"/>
+      <w:bookmarkStart w:id="3" w:name="_Toc221527208"/>
       <w:r>
         <w:lastRenderedPageBreak/>
         <w:t>DockerFile</w:t>
       </w:r>
       <w:bookmarkEnd w:id="3"/>
-      <w:proofErr w:type="spellEnd"/>
-    </w:p>
-    <w:p>
-      <w:pPr>
-        <w:rPr>
-          <w:b/>
-          <w:bCs/>
-        </w:rPr>
-      </w:pPr>
-      <w:proofErr w:type="spellStart"/>
-      <w:r>
-        <w:rPr>
-          <w:b/>
-          <w:bCs/>
-        </w:rPr>
-        <w:t>DockerFile</w:t>
-      </w:r>
-      <w:proofErr w:type="spellEnd"/>
-      <w:r>
-        <w:rPr>
-          <w:b/>
-          <w:bCs/>
-        </w:rPr>
-        <w:t xml:space="preserve"> sirve para realizar imágenes a partir de un contenedor personalizado de una manera sencilla.</w:t>
-      </w:r>
-    </w:p>
-    <w:p>
-      <w:pPr>
-        <w:rPr>
-          <w:b/>
-          <w:bCs/>
-        </w:rPr>
-      </w:pPr>
-      <w:r>
-        <w:rPr>
-          <w:b/>
-          <w:bCs/>
-        </w:rPr>
+    </w:p>
+    <w:p>
+      <w:bookmarkStart w:id="4" w:name="_Toc221527209"/>
+      <w:r>
+        <w:t>DockerFile sirve para realizar imágenes a partir de un contenedor personalizado de una manera sencilla.</w:t>
+      </w:r>
+    </w:p>
+    <w:p>
+      <w:r>
         <w:t>Se trata de un documento de texto que contiene los comandos a ejecutar para crear una imagen personalizada.</w:t>
       </w:r>
     </w:p>
@@ -3304,152 +2802,451 @@
       <w:pPr>
         <w:pStyle w:val="Ttulo2"/>
       </w:pPr>
-      <w:bookmarkStart w:id="4" w:name="_Toc221520638"/>
       <w:r>
         <w:t>Ejemplo 1:</w:t>
       </w:r>
+    </w:p>
+    <w:p>
+      <w:r>
+        <w:t>- Se crea una carpeta llamada miweb dentro de nuestra carpeta personal en Ubuntu.</w:t>
+      </w:r>
+    </w:p>
+    <w:p>
+      <w:r>
+        <w:t>- Dentro de esa carpeta creamos con un editor de textos un archivo llamado Dockerfile (se tiene que llamar así) con esta información:</w:t>
+      </w:r>
+    </w:p>
+    <w:p>
+      <w:r>
+        <w:rPr>
+          <w:noProof/>
+        </w:rPr>
+        <w:drawing>
+          <wp:inline distT="0" distB="0" distL="0" distR="0" wp14:anchorId="785005DE" wp14:editId="2BC53973">
+            <wp:extent cx="4937760" cy="1518953"/>
+            <wp:effectExtent l="0" t="0" r="0" b="5080"/>
+            <wp:docPr id="33" name="Imagen 33"/>
+            <wp:cNvGraphicFramePr>
+              <a:graphicFrameLocks xmlns:a="http://schemas.openxmlformats.org/drawingml/2006/main" noChangeAspect="1"/>
+            </wp:cNvGraphicFramePr>
+            <a:graphic xmlns:a="http://schemas.openxmlformats.org/drawingml/2006/main">
+              <a:graphicData uri="http://schemas.openxmlformats.org/drawingml/2006/picture">
+                <pic:pic xmlns:pic="http://schemas.openxmlformats.org/drawingml/2006/picture">
+                  <pic:nvPicPr>
+                    <pic:cNvPr id="1" name=""/>
+                    <pic:cNvPicPr/>
+                  </pic:nvPicPr>
+                  <pic:blipFill>
+                    <a:blip r:embed="rId38"/>
+                    <a:stretch>
+                      <a:fillRect/>
+                    </a:stretch>
+                  </pic:blipFill>
+                  <pic:spPr>
+                    <a:xfrm>
+                      <a:off x="0" y="0"/>
+                      <a:ext cx="4944642" cy="1521070"/>
+                    </a:xfrm>
+                    <a:prstGeom prst="rect">
+                      <a:avLst/>
+                    </a:prstGeom>
+                  </pic:spPr>
+                </pic:pic>
+              </a:graphicData>
+            </a:graphic>
+          </wp:inline>
+        </w:drawing>
+      </w:r>
+    </w:p>
+    <w:p>
+      <w:r>
+        <w:t>- Se crea la imagen, llamada miweb, con este comandos</w:t>
+      </w:r>
+    </w:p>
+    <w:p>
+      <w:r>
+        <w:t>docker build -t miweb /home/pc-profe/miweb</w:t>
+      </w:r>
+    </w:p>
+    <w:p>
+      <w:r>
+        <w:t>- Se ve que se ha creado satisfactoriamente con docker images</w:t>
+      </w:r>
+    </w:p>
+    <w:p>
+      <w:r>
+        <w:rPr>
+          <w:noProof/>
+        </w:rPr>
+        <w:drawing>
+          <wp:inline distT="0" distB="0" distL="0" distR="0" wp14:anchorId="0B0ECD8E" wp14:editId="256A2A6F">
+            <wp:extent cx="5400040" cy="662940"/>
+            <wp:effectExtent l="0" t="0" r="0" b="3810"/>
+            <wp:docPr id="34" name="Imagen 34"/>
+            <wp:cNvGraphicFramePr>
+              <a:graphicFrameLocks xmlns:a="http://schemas.openxmlformats.org/drawingml/2006/main" noChangeAspect="1"/>
+            </wp:cNvGraphicFramePr>
+            <a:graphic xmlns:a="http://schemas.openxmlformats.org/drawingml/2006/main">
+              <a:graphicData uri="http://schemas.openxmlformats.org/drawingml/2006/picture">
+                <pic:pic xmlns:pic="http://schemas.openxmlformats.org/drawingml/2006/picture">
+                  <pic:nvPicPr>
+                    <pic:cNvPr id="1" name=""/>
+                    <pic:cNvPicPr/>
+                  </pic:nvPicPr>
+                  <pic:blipFill>
+                    <a:blip r:embed="rId39"/>
+                    <a:stretch>
+                      <a:fillRect/>
+                    </a:stretch>
+                  </pic:blipFill>
+                  <pic:spPr>
+                    <a:xfrm>
+                      <a:off x="0" y="0"/>
+                      <a:ext cx="5400040" cy="662940"/>
+                    </a:xfrm>
+                    <a:prstGeom prst="rect">
+                      <a:avLst/>
+                    </a:prstGeom>
+                  </pic:spPr>
+                </pic:pic>
+              </a:graphicData>
+            </a:graphic>
+          </wp:inline>
+        </w:drawing>
+      </w:r>
+    </w:p>
+    <w:p>
+      <w:r>
+        <w:t>- Ejecutamos la imagen miweb con este comando docker run -d -p 85:80 miweb</w:t>
+      </w:r>
+    </w:p>
+    <w:p>
+      <w:r>
+        <w:rPr>
+          <w:noProof/>
+        </w:rPr>
+        <w:drawing>
+          <wp:inline distT="0" distB="0" distL="0" distR="0" wp14:anchorId="7CA0F0DE" wp14:editId="2C68E94E">
+            <wp:extent cx="5400040" cy="359410"/>
+            <wp:effectExtent l="0" t="0" r="0" b="2540"/>
+            <wp:docPr id="35" name="Imagen 35"/>
+            <wp:cNvGraphicFramePr>
+              <a:graphicFrameLocks xmlns:a="http://schemas.openxmlformats.org/drawingml/2006/main" noChangeAspect="1"/>
+            </wp:cNvGraphicFramePr>
+            <a:graphic xmlns:a="http://schemas.openxmlformats.org/drawingml/2006/main">
+              <a:graphicData uri="http://schemas.openxmlformats.org/drawingml/2006/picture">
+                <pic:pic xmlns:pic="http://schemas.openxmlformats.org/drawingml/2006/picture">
+                  <pic:nvPicPr>
+                    <pic:cNvPr id="1" name=""/>
+                    <pic:cNvPicPr/>
+                  </pic:nvPicPr>
+                  <pic:blipFill>
+                    <a:blip r:embed="rId40"/>
+                    <a:stretch>
+                      <a:fillRect/>
+                    </a:stretch>
+                  </pic:blipFill>
+                  <pic:spPr>
+                    <a:xfrm>
+                      <a:off x="0" y="0"/>
+                      <a:ext cx="5400040" cy="359410"/>
+                    </a:xfrm>
+                    <a:prstGeom prst="rect">
+                      <a:avLst/>
+                    </a:prstGeom>
+                  </pic:spPr>
+                </pic:pic>
+              </a:graphicData>
+            </a:graphic>
+          </wp:inline>
+        </w:drawing>
+      </w:r>
+    </w:p>
+    <w:p>
+      <w:r>
+        <w:t>- Si ahora entramos en el navegador de nuestro sistema operativo anfitrión y escribimos localhost:85 aparecerá la página de Apache:</w:t>
+      </w:r>
+    </w:p>
+    <w:p>
+      <w:r>
+        <w:rPr>
+          <w:noProof/>
+        </w:rPr>
+        <w:drawing>
+          <wp:inline distT="0" distB="0" distL="0" distR="0" wp14:anchorId="5291A206" wp14:editId="75964955">
+            <wp:extent cx="4660568" cy="1346545"/>
+            <wp:effectExtent l="0" t="0" r="6985" b="6350"/>
+            <wp:docPr id="36" name="Imagen 36"/>
+            <wp:cNvGraphicFramePr>
+              <a:graphicFrameLocks xmlns:a="http://schemas.openxmlformats.org/drawingml/2006/main" noChangeAspect="1"/>
+            </wp:cNvGraphicFramePr>
+            <a:graphic xmlns:a="http://schemas.openxmlformats.org/drawingml/2006/main">
+              <a:graphicData uri="http://schemas.openxmlformats.org/drawingml/2006/picture">
+                <pic:pic xmlns:pic="http://schemas.openxmlformats.org/drawingml/2006/picture">
+                  <pic:nvPicPr>
+                    <pic:cNvPr id="1" name=""/>
+                    <pic:cNvPicPr/>
+                  </pic:nvPicPr>
+                  <pic:blipFill>
+                    <a:blip r:embed="rId41"/>
+                    <a:stretch>
+                      <a:fillRect/>
+                    </a:stretch>
+                  </pic:blipFill>
+                  <pic:spPr>
+                    <a:xfrm>
+                      <a:off x="0" y="0"/>
+                      <a:ext cx="4680153" cy="1352203"/>
+                    </a:xfrm>
+                    <a:prstGeom prst="rect">
+                      <a:avLst/>
+                    </a:prstGeom>
+                  </pic:spPr>
+                </pic:pic>
+              </a:graphicData>
+            </a:graphic>
+          </wp:inline>
+        </w:drawing>
+      </w:r>
+    </w:p>
+    <w:p>
+      <w:r>
+        <w:t>¡Ha funcionado!</w:t>
+      </w:r>
+    </w:p>
+    <w:p>
+      <w:pPr>
+        <w:pStyle w:val="Ttulo2"/>
+      </w:pPr>
+      <w:r>
+        <w:lastRenderedPageBreak/>
+        <w:t>Ejemplo 2:</w:t>
+      </w:r>
       <w:bookmarkEnd w:id="4"/>
     </w:p>
     <w:p>
-      <w:r>
-        <w:t xml:space="preserve">- Se crea una carpeta llamada </w:t>
-      </w:r>
-      <w:proofErr w:type="spellStart"/>
-      <w:r>
-        <w:t>miweb</w:t>
-      </w:r>
-      <w:proofErr w:type="spellEnd"/>
-      <w:r>
-        <w:t xml:space="preserve"> dentro de nuestra carpeta personal en Ubuntu.</w:t>
-      </w:r>
-    </w:p>
-    <w:p>
-      <w:r>
-        <w:t xml:space="preserve">- Dentro de esa carpeta creamos con un editor de textos un archivo llamado </w:t>
-      </w:r>
-      <w:proofErr w:type="spellStart"/>
-      <w:r>
-        <w:t>Dockerfile</w:t>
-      </w:r>
-      <w:proofErr w:type="spellEnd"/>
-      <w:r>
-        <w:t xml:space="preserve"> (se tiene que llamar así) con esta información:</w:t>
-      </w:r>
-    </w:p>
-    <w:p/>
-    <w:p>
-      <w:r>
-        <w:t xml:space="preserve">- Se crea la imagen, llamada </w:t>
-      </w:r>
-      <w:proofErr w:type="spellStart"/>
-      <w:r>
-        <w:t>miweb</w:t>
-      </w:r>
-      <w:proofErr w:type="spellEnd"/>
-      <w:r>
-        <w:t>, con este comandos</w:t>
-      </w:r>
-    </w:p>
-    <w:p>
-      <w:proofErr w:type="spellStart"/>
-      <w:r>
-        <w:t>docker</w:t>
-      </w:r>
-      <w:proofErr w:type="spellEnd"/>
-      <w:r>
-        <w:t xml:space="preserve"> </w:t>
-      </w:r>
-      <w:proofErr w:type="spellStart"/>
-      <w:r>
-        <w:t>build</w:t>
-      </w:r>
-      <w:proofErr w:type="spellEnd"/>
-      <w:r>
-        <w:t xml:space="preserve"> -t </w:t>
-      </w:r>
-      <w:proofErr w:type="spellStart"/>
-      <w:r>
-        <w:t>miweb</w:t>
-      </w:r>
-      <w:proofErr w:type="spellEnd"/>
-      <w:r>
-        <w:t xml:space="preserve"> /home/pc-profe/</w:t>
-      </w:r>
-      <w:proofErr w:type="spellStart"/>
-      <w:r>
-        <w:t>miweb</w:t>
-      </w:r>
-      <w:proofErr w:type="spellEnd"/>
-    </w:p>
-    <w:p>
-      <w:r>
-        <w:t xml:space="preserve">- Se ve que se ha creado satisfactoriamente con </w:t>
-      </w:r>
-      <w:proofErr w:type="spellStart"/>
-      <w:r>
-        <w:t>docker</w:t>
-      </w:r>
-      <w:proofErr w:type="spellEnd"/>
-      <w:r>
-        <w:t xml:space="preserve"> </w:t>
-      </w:r>
-      <w:proofErr w:type="spellStart"/>
-      <w:r>
-        <w:t>images</w:t>
-      </w:r>
-      <w:proofErr w:type="spellEnd"/>
-    </w:p>
-    <w:p/>
-    <w:p>
-      <w:r>
-        <w:t xml:space="preserve">Ejecutamos la imagen </w:t>
-      </w:r>
-      <w:proofErr w:type="spellStart"/>
-      <w:r>
-        <w:t>miweb</w:t>
-      </w:r>
-      <w:proofErr w:type="spellEnd"/>
-      <w:r>
-        <w:t xml:space="preserve"> con este comando </w:t>
-      </w:r>
-      <w:proofErr w:type="spellStart"/>
-      <w:r>
-        <w:t>docker</w:t>
-      </w:r>
-      <w:proofErr w:type="spellEnd"/>
-      <w:r>
-        <w:t xml:space="preserve"> run -d -p 85:80 </w:t>
-      </w:r>
-      <w:proofErr w:type="spellStart"/>
-      <w:r>
-        <w:t>miweb</w:t>
-      </w:r>
-      <w:proofErr w:type="spellEnd"/>
-    </w:p>
-    <w:p/>
-    <w:p>
-      <w:r>
-        <w:t>- Si ahora entramos en el navegador de nuestro sistema operativo anfitrión y escribimos localhost:85 aparecerá la página de Apache:</w:t>
-      </w:r>
-    </w:p>
-    <w:p/>
-    <w:p>
-      <w:r>
-        <w:t>¡Ha funcionado!</w:t>
-      </w:r>
-    </w:p>
-    <w:p>
-      <w:pPr>
-        <w:rPr>
-          <w:b/>
-          <w:bCs/>
-        </w:rPr>
-      </w:pPr>
-      <w:r>
-        <w:rPr>
-          <w:b/>
-          <w:bCs/>
-        </w:rPr>
+      <w:pPr>
+        <w:rPr>
+          <w:b/>
+          <w:bCs/>
+        </w:rPr>
+      </w:pPr>
+      <w:r>
+        <w:rPr>
+          <w:b/>
+          <w:bCs/>
+        </w:rPr>
+        <w:t>Se descarga a través de Github una web, se descomprime y se copia a la ruta por defecto de apache2mio</w:t>
+      </w:r>
+    </w:p>
+    <w:p>
+      <w:r>
+        <w:t>Creamos una carpeta llamada misitio5 dentro de nuestra carpeta personal.</w:t>
+      </w:r>
+    </w:p>
+    <w:p>
+      <w:r>
+        <w:t>Creamos un archivo Dockerfile con esta información:</w:t>
+      </w:r>
+    </w:p>
+    <w:p>
+      <w:r>
+        <w:rPr>
+          <w:noProof/>
+        </w:rPr>
+        <w:drawing>
+          <wp:inline distT="0" distB="0" distL="0" distR="0" wp14:anchorId="38DA182C" wp14:editId="40CB18B5">
+            <wp:extent cx="4452731" cy="1408496"/>
+            <wp:effectExtent l="0" t="0" r="5080" b="1270"/>
+            <wp:docPr id="37" name="Imagen 37"/>
+            <wp:cNvGraphicFramePr>
+              <a:graphicFrameLocks xmlns:a="http://schemas.openxmlformats.org/drawingml/2006/main" noChangeAspect="1"/>
+            </wp:cNvGraphicFramePr>
+            <a:graphic xmlns:a="http://schemas.openxmlformats.org/drawingml/2006/main">
+              <a:graphicData uri="http://schemas.openxmlformats.org/drawingml/2006/picture">
+                <pic:pic xmlns:pic="http://schemas.openxmlformats.org/drawingml/2006/picture">
+                  <pic:nvPicPr>
+                    <pic:cNvPr id="1" name=""/>
+                    <pic:cNvPicPr/>
+                  </pic:nvPicPr>
+                  <pic:blipFill>
+                    <a:blip r:embed="rId42"/>
+                    <a:stretch>
+                      <a:fillRect/>
+                    </a:stretch>
+                  </pic:blipFill>
+                  <pic:spPr>
+                    <a:xfrm>
+                      <a:off x="0" y="0"/>
+                      <a:ext cx="4463578" cy="1411927"/>
+                    </a:xfrm>
+                    <a:prstGeom prst="rect">
+                      <a:avLst/>
+                    </a:prstGeom>
+                  </pic:spPr>
+                </pic:pic>
+              </a:graphicData>
+            </a:graphic>
+          </wp:inline>
+        </w:drawing>
+      </w:r>
+    </w:p>
+    <w:p>
+      <w:r>
+        <w:t>Usamos el comando</w:t>
+      </w:r>
+    </w:p>
+    <w:p>
+      <w:r>
+        <w:t>docker buildx build -t miweb5 /home/pc-profe/misitio5/ --load</w:t>
+      </w:r>
+    </w:p>
+    <w:p>
+      <w:r>
+        <w:t>Ha funcionado, se ve con el comando docker images</w:t>
+      </w:r>
+    </w:p>
+    <w:p>
+      <w:r>
+        <w:rPr>
+          <w:noProof/>
+        </w:rPr>
+        <w:drawing>
+          <wp:inline distT="0" distB="0" distL="0" distR="0" wp14:anchorId="5F244A2A" wp14:editId="3EB716E1">
+            <wp:extent cx="4102873" cy="508999"/>
+            <wp:effectExtent l="0" t="0" r="0" b="5715"/>
+            <wp:docPr id="39" name="Imagen 39"/>
+            <wp:cNvGraphicFramePr>
+              <a:graphicFrameLocks xmlns:a="http://schemas.openxmlformats.org/drawingml/2006/main" noChangeAspect="1"/>
+            </wp:cNvGraphicFramePr>
+            <a:graphic xmlns:a="http://schemas.openxmlformats.org/drawingml/2006/main">
+              <a:graphicData uri="http://schemas.openxmlformats.org/drawingml/2006/picture">
+                <pic:pic xmlns:pic="http://schemas.openxmlformats.org/drawingml/2006/picture">
+                  <pic:nvPicPr>
+                    <pic:cNvPr id="1" name=""/>
+                    <pic:cNvPicPr/>
+                  </pic:nvPicPr>
+                  <pic:blipFill>
+                    <a:blip r:embed="rId43"/>
+                    <a:stretch>
+                      <a:fillRect/>
+                    </a:stretch>
+                  </pic:blipFill>
+                  <pic:spPr>
+                    <a:xfrm>
+                      <a:off x="0" y="0"/>
+                      <a:ext cx="4114319" cy="510419"/>
+                    </a:xfrm>
+                    <a:prstGeom prst="rect">
+                      <a:avLst/>
+                    </a:prstGeom>
+                  </pic:spPr>
+                </pic:pic>
+              </a:graphicData>
+            </a:graphic>
+          </wp:inline>
+        </w:drawing>
+      </w:r>
+    </w:p>
+    <w:p>
+      <w:r>
+        <w:t>Vamos a crear un contenedor de esa imagen, para ver si funciona:</w:t>
+      </w:r>
+    </w:p>
+    <w:p>
+      <w:r>
+        <w:rPr>
+          <w:noProof/>
+        </w:rPr>
+        <w:drawing>
+          <wp:inline distT="0" distB="0" distL="0" distR="0" wp14:anchorId="4D415B4A" wp14:editId="0135B25E">
+            <wp:extent cx="4611757" cy="304233"/>
+            <wp:effectExtent l="0" t="0" r="0" b="635"/>
+            <wp:docPr id="40" name="Imagen 40"/>
+            <wp:cNvGraphicFramePr>
+              <a:graphicFrameLocks xmlns:a="http://schemas.openxmlformats.org/drawingml/2006/main" noChangeAspect="1"/>
+            </wp:cNvGraphicFramePr>
+            <a:graphic xmlns:a="http://schemas.openxmlformats.org/drawingml/2006/main">
+              <a:graphicData uri="http://schemas.openxmlformats.org/drawingml/2006/picture">
+                <pic:pic xmlns:pic="http://schemas.openxmlformats.org/drawingml/2006/picture">
+                  <pic:nvPicPr>
+                    <pic:cNvPr id="1" name=""/>
+                    <pic:cNvPicPr/>
+                  </pic:nvPicPr>
+                  <pic:blipFill>
+                    <a:blip r:embed="rId44"/>
+                    <a:stretch>
+                      <a:fillRect/>
+                    </a:stretch>
+                  </pic:blipFill>
+                  <pic:spPr>
+                    <a:xfrm>
+                      <a:off x="0" y="0"/>
+                      <a:ext cx="4639928" cy="306091"/>
+                    </a:xfrm>
+                    <a:prstGeom prst="rect">
+                      <a:avLst/>
+                    </a:prstGeom>
+                  </pic:spPr>
+                </pic:pic>
+              </a:graphicData>
+            </a:graphic>
+          </wp:inline>
+        </w:drawing>
+      </w:r>
+    </w:p>
+    <w:p>
+      <w:r>
+        <w:t>Entramos en el navegador de nuestro sistema operativo anfitrión y escribimos localhost:1000</w:t>
+      </w:r>
+    </w:p>
+    <w:p>
+      <w:r>
+        <w:rPr>
+          <w:noProof/>
+        </w:rPr>
+        <w:drawing>
+          <wp:inline distT="0" distB="0" distL="0" distR="0" wp14:anchorId="482E4052" wp14:editId="75D4CC9C">
+            <wp:extent cx="3514477" cy="2704874"/>
+            <wp:effectExtent l="0" t="0" r="0" b="635"/>
+            <wp:docPr id="42" name="Imagen 42"/>
+            <wp:cNvGraphicFramePr>
+              <a:graphicFrameLocks xmlns:a="http://schemas.openxmlformats.org/drawingml/2006/main" noChangeAspect="1"/>
+            </wp:cNvGraphicFramePr>
+            <a:graphic xmlns:a="http://schemas.openxmlformats.org/drawingml/2006/main">
+              <a:graphicData uri="http://schemas.openxmlformats.org/drawingml/2006/picture">
+                <pic:pic xmlns:pic="http://schemas.openxmlformats.org/drawingml/2006/picture">
+                  <pic:nvPicPr>
+                    <pic:cNvPr id="1" name=""/>
+                    <pic:cNvPicPr/>
+                  </pic:nvPicPr>
+                  <pic:blipFill>
+                    <a:blip r:embed="rId45"/>
+                    <a:stretch>
+                      <a:fillRect/>
+                    </a:stretch>
+                  </pic:blipFill>
+                  <pic:spPr>
+                    <a:xfrm>
+                      <a:off x="0" y="0"/>
+                      <a:ext cx="3535089" cy="2720737"/>
+                    </a:xfrm>
+                    <a:prstGeom prst="rect">
+                      <a:avLst/>
+                    </a:prstGeom>
+                  </pic:spPr>
+                </pic:pic>
+              </a:graphicData>
+            </a:graphic>
+          </wp:inline>
+        </w:drawing>
+      </w:r>
+    </w:p>
+    <w:p>
+      <w:r>
+        <w:t>¡¡Funciona!!</w:t>
+      </w:r>
+      <w:r>
         <w:br w:type="page"/>
       </w:r>
     </w:p>
@@ -3458,793 +3255,285 @@
         <w:pStyle w:val="Ttulo1"/>
         <w:jc w:val="center"/>
       </w:pPr>
-      <w:bookmarkStart w:id="5" w:name="_Toc221520639"/>
+      <w:bookmarkStart w:id="5" w:name="_Toc221527210"/>
       <w:r>
         <w:lastRenderedPageBreak/>
-        <w:t>PROBLEMA IMPORTANTE EN VERSIONES FUTURAS DE DOCKER:</w:t>
+        <w:t>MEJORAS</w:t>
       </w:r>
       <w:bookmarkEnd w:id="5"/>
     </w:p>
     <w:p>
       <w:pPr>
-        <w:rPr>
-          <w:b/>
-          <w:bCs/>
-        </w:rPr>
-      </w:pPr>
-      <w:r>
-        <w:rPr>
-          <w:b/>
-          <w:bCs/>
-        </w:rPr>
-        <w:t>Si te has fijado, antes de crear la imagen, se avisa de que esta forma de construir una imagen está descontinuada (</w:t>
-      </w:r>
-      <w:proofErr w:type="spellStart"/>
-      <w:r>
-        <w:rPr>
-          <w:b/>
-          <w:bCs/>
-        </w:rPr>
-        <w:t>deprecated</w:t>
-      </w:r>
-      <w:proofErr w:type="spellEnd"/>
-      <w:r>
-        <w:rPr>
-          <w:b/>
-          <w:bCs/>
-        </w:rPr>
-        <w:t xml:space="preserve">), y que será eliminada esta forma de trabajar en futuras versiones. </w:t>
-      </w:r>
-    </w:p>
-    <w:p>
-      <w:pPr>
-        <w:rPr>
-          <w:b/>
-          <w:bCs/>
-        </w:rPr>
-      </w:pPr>
-      <w:r>
-        <w:rPr>
-          <w:b/>
-          <w:bCs/>
-        </w:rPr>
-        <w:t>Por ello vamos a instalar la versión oficial de Docker y a usar el método nuevo que recomiendan:</w:t>
-      </w:r>
-    </w:p>
-    <w:p>
-      <w:r>
-        <w:t xml:space="preserve">sudo </w:t>
-      </w:r>
-      <w:proofErr w:type="spellStart"/>
-      <w:r>
-        <w:t>apt</w:t>
-      </w:r>
-      <w:proofErr w:type="spellEnd"/>
-      <w:r>
-        <w:t xml:space="preserve"> </w:t>
-      </w:r>
-      <w:proofErr w:type="spellStart"/>
-      <w:r>
-        <w:t>remove</w:t>
-      </w:r>
-      <w:proofErr w:type="spellEnd"/>
-      <w:r>
-        <w:t xml:space="preserve"> docker.io # Elimina la versión antigua</w:t>
-      </w:r>
-    </w:p>
-    <w:p>
-      <w:r>
-        <w:t xml:space="preserve">sudo </w:t>
-      </w:r>
-      <w:proofErr w:type="spellStart"/>
-      <w:r>
-        <w:t>apt</w:t>
-      </w:r>
-      <w:proofErr w:type="spellEnd"/>
-      <w:r>
-        <w:t xml:space="preserve"> </w:t>
-      </w:r>
-      <w:proofErr w:type="spellStart"/>
-      <w:r>
-        <w:t>update</w:t>
-      </w:r>
-      <w:proofErr w:type="spellEnd"/>
-    </w:p>
-    <w:p>
-      <w:r>
-        <w:t xml:space="preserve">sudo </w:t>
-      </w:r>
-      <w:proofErr w:type="spellStart"/>
-      <w:r>
-        <w:t>apt</w:t>
-      </w:r>
-      <w:proofErr w:type="spellEnd"/>
-      <w:r>
-        <w:t xml:space="preserve"> </w:t>
-      </w:r>
-      <w:proofErr w:type="spellStart"/>
-      <w:r>
-        <w:t>install</w:t>
-      </w:r>
-      <w:proofErr w:type="spellEnd"/>
-      <w:r>
-        <w:t xml:space="preserve"> ca-</w:t>
-      </w:r>
-      <w:proofErr w:type="spellStart"/>
-      <w:r>
-        <w:t>certificates</w:t>
-      </w:r>
-      <w:proofErr w:type="spellEnd"/>
-      <w:r>
-        <w:t xml:space="preserve"> </w:t>
-      </w:r>
-      <w:proofErr w:type="spellStart"/>
-      <w:r>
-        <w:t>curl</w:t>
-      </w:r>
-      <w:proofErr w:type="spellEnd"/>
-      <w:r>
-        <w:t xml:space="preserve"> </w:t>
-      </w:r>
-      <w:proofErr w:type="spellStart"/>
-      <w:r>
-        <w:t>gnupg</w:t>
-      </w:r>
-      <w:proofErr w:type="spellEnd"/>
-    </w:p>
-    <w:p/>
-    <w:p>
-      <w:r>
-        <w:t># Agregar la clave GPG oficial de Docker</w:t>
-      </w:r>
-    </w:p>
-    <w:p>
-      <w:r>
-        <w:t xml:space="preserve">sudo </w:t>
-      </w:r>
-      <w:proofErr w:type="spellStart"/>
-      <w:r>
-        <w:t>install</w:t>
-      </w:r>
-      <w:proofErr w:type="spellEnd"/>
-      <w:r>
-        <w:t xml:space="preserve"> -m 0755 -d /</w:t>
-      </w:r>
-      <w:proofErr w:type="spellStart"/>
-      <w:r>
-        <w:t>etc</w:t>
-      </w:r>
-      <w:proofErr w:type="spellEnd"/>
-      <w:r>
-        <w:t>/</w:t>
-      </w:r>
-      <w:proofErr w:type="spellStart"/>
-      <w:r>
-        <w:t>apt</w:t>
-      </w:r>
-      <w:proofErr w:type="spellEnd"/>
-      <w:r>
-        <w:t>/</w:t>
-      </w:r>
-      <w:proofErr w:type="spellStart"/>
-      <w:r>
-        <w:t>keyrings</w:t>
-      </w:r>
-      <w:proofErr w:type="spellEnd"/>
-    </w:p>
-    <w:p>
-      <w:proofErr w:type="spellStart"/>
-      <w:r>
-        <w:t>curl</w:t>
-      </w:r>
-      <w:proofErr w:type="spellEnd"/>
-      <w:r>
-        <w:t xml:space="preserve"> -</w:t>
-      </w:r>
-      <w:proofErr w:type="spellStart"/>
-      <w:r>
-        <w:t>fsSL</w:t>
-      </w:r>
-      <w:proofErr w:type="spellEnd"/>
-      <w:r>
-        <w:t xml:space="preserve"> https://download.docker.com/linux/ubuntu/gpg | sudo </w:t>
-      </w:r>
-      <w:proofErr w:type="spellStart"/>
-      <w:r>
-        <w:t>tee</w:t>
-      </w:r>
-      <w:proofErr w:type="spellEnd"/>
-      <w:r>
-        <w:t xml:space="preserve"> /</w:t>
-      </w:r>
-      <w:proofErr w:type="spellStart"/>
-      <w:r>
-        <w:t>etc</w:t>
-      </w:r>
-      <w:proofErr w:type="spellEnd"/>
-      <w:r>
-        <w:t>/</w:t>
-      </w:r>
-      <w:proofErr w:type="spellStart"/>
-      <w:r>
-        <w:t>apt</w:t>
-      </w:r>
-      <w:proofErr w:type="spellEnd"/>
-      <w:r>
-        <w:t>/</w:t>
-      </w:r>
-      <w:proofErr w:type="spellStart"/>
-      <w:r>
-        <w:t>keyrings</w:t>
-      </w:r>
-      <w:proofErr w:type="spellEnd"/>
-      <w:r>
-        <w:t>/</w:t>
-      </w:r>
-      <w:proofErr w:type="spellStart"/>
-      <w:r>
-        <w:t>docker.asc</w:t>
-      </w:r>
-      <w:proofErr w:type="spellEnd"/>
-      <w:r>
-        <w:t xml:space="preserve"> &gt; /</w:t>
-      </w:r>
-      <w:proofErr w:type="spellStart"/>
-      <w:r>
-        <w:t>dev</w:t>
-      </w:r>
-      <w:proofErr w:type="spellEnd"/>
-      <w:r>
-        <w:t>/</w:t>
-      </w:r>
-      <w:proofErr w:type="spellStart"/>
-      <w:r>
-        <w:t>null</w:t>
-      </w:r>
-      <w:proofErr w:type="spellEnd"/>
-    </w:p>
-    <w:p>
-      <w:r>
-        <w:t xml:space="preserve">sudo </w:t>
-      </w:r>
-      <w:proofErr w:type="spellStart"/>
-      <w:r>
-        <w:t>chmod</w:t>
-      </w:r>
-      <w:proofErr w:type="spellEnd"/>
-      <w:r>
-        <w:t xml:space="preserve"> </w:t>
-      </w:r>
-      <w:proofErr w:type="spellStart"/>
-      <w:r>
-        <w:t>a+r</w:t>
-      </w:r>
-      <w:proofErr w:type="spellEnd"/>
-      <w:r>
-        <w:t xml:space="preserve"> /</w:t>
-      </w:r>
-      <w:proofErr w:type="spellStart"/>
-      <w:r>
-        <w:t>etc</w:t>
-      </w:r>
-      <w:proofErr w:type="spellEnd"/>
-      <w:r>
-        <w:t>/</w:t>
-      </w:r>
-      <w:proofErr w:type="spellStart"/>
-      <w:r>
-        <w:t>apt</w:t>
-      </w:r>
-      <w:proofErr w:type="spellEnd"/>
-      <w:r>
-        <w:t>/</w:t>
-      </w:r>
-      <w:proofErr w:type="spellStart"/>
-      <w:r>
-        <w:t>keyrings</w:t>
-      </w:r>
-      <w:proofErr w:type="spellEnd"/>
-      <w:r>
-        <w:t>/</w:t>
-      </w:r>
-      <w:proofErr w:type="spellStart"/>
-      <w:r>
-        <w:t>docker.asc</w:t>
-      </w:r>
-      <w:proofErr w:type="spellEnd"/>
-    </w:p>
-    <w:p/>
-    <w:p>
-      <w:r>
-        <w:t># Agregar el repositorio oficial de Docker</w:t>
-      </w:r>
-    </w:p>
-    <w:p>
-      <w:r>
-        <w:t>echo \</w:t>
-      </w:r>
-    </w:p>
-    <w:p>
-      <w:r>
-        <w:t>"</w:t>
-      </w:r>
-      <w:proofErr w:type="spellStart"/>
-      <w:r>
-        <w:t>deb</w:t>
-      </w:r>
-      <w:proofErr w:type="spellEnd"/>
-      <w:r>
-        <w:t xml:space="preserve"> [</w:t>
-      </w:r>
-      <w:proofErr w:type="spellStart"/>
-      <w:r>
-        <w:t>arch</w:t>
-      </w:r>
-      <w:proofErr w:type="spellEnd"/>
-      <w:r>
-        <w:t>=$(</w:t>
-      </w:r>
-      <w:proofErr w:type="spellStart"/>
-      <w:r>
-        <w:t>dpkg</w:t>
-      </w:r>
-      <w:proofErr w:type="spellEnd"/>
-      <w:r>
-        <w:t xml:space="preserve"> --</w:t>
-      </w:r>
-      <w:proofErr w:type="spellStart"/>
-      <w:r>
-        <w:t>print-architecture</w:t>
-      </w:r>
-      <w:proofErr w:type="spellEnd"/>
-      <w:r>
-        <w:t xml:space="preserve">) </w:t>
-      </w:r>
-      <w:proofErr w:type="spellStart"/>
-      <w:r>
-        <w:t>signed-by</w:t>
-      </w:r>
-      <w:proofErr w:type="spellEnd"/>
-      <w:r>
-        <w:t>=/</w:t>
-      </w:r>
-      <w:proofErr w:type="spellStart"/>
-      <w:r>
-        <w:t>etc</w:t>
-      </w:r>
-      <w:proofErr w:type="spellEnd"/>
-      <w:r>
-        <w:t>/</w:t>
-      </w:r>
-      <w:proofErr w:type="spellStart"/>
-      <w:r>
-        <w:t>apt</w:t>
-      </w:r>
-      <w:proofErr w:type="spellEnd"/>
-      <w:r>
-        <w:t>/</w:t>
-      </w:r>
-      <w:proofErr w:type="spellStart"/>
-      <w:r>
-        <w:t>keyrings</w:t>
-      </w:r>
-      <w:proofErr w:type="spellEnd"/>
-      <w:r>
-        <w:t>/</w:t>
-      </w:r>
-      <w:proofErr w:type="spellStart"/>
-      <w:r>
-        <w:t>docker.asc</w:t>
-      </w:r>
-      <w:proofErr w:type="spellEnd"/>
-      <w:r>
-        <w:t>] https://download.docker.com/linux/ubuntu \</w:t>
-      </w:r>
-    </w:p>
-    <w:p>
-      <w:r>
-        <w:t>$(</w:t>
-      </w:r>
-      <w:proofErr w:type="spellStart"/>
-      <w:r>
-        <w:t>lsb_release</w:t>
-      </w:r>
-      <w:proofErr w:type="spellEnd"/>
-      <w:r>
-        <w:t xml:space="preserve"> -</w:t>
-      </w:r>
-      <w:proofErr w:type="spellStart"/>
-      <w:r>
-        <w:t>cs</w:t>
-      </w:r>
-      <w:proofErr w:type="spellEnd"/>
-      <w:r>
-        <w:t xml:space="preserve">) </w:t>
-      </w:r>
-      <w:proofErr w:type="spellStart"/>
-      <w:r>
-        <w:t>stable</w:t>
-      </w:r>
-      <w:proofErr w:type="spellEnd"/>
-      <w:r>
-        <w:t xml:space="preserve">" | sudo </w:t>
-      </w:r>
-      <w:proofErr w:type="spellStart"/>
-      <w:r>
-        <w:t>tee</w:t>
-      </w:r>
-      <w:proofErr w:type="spellEnd"/>
-      <w:r>
-        <w:t xml:space="preserve"> /</w:t>
-      </w:r>
-      <w:proofErr w:type="spellStart"/>
-      <w:r>
-        <w:t>etc</w:t>
-      </w:r>
-      <w:proofErr w:type="spellEnd"/>
-      <w:r>
-        <w:t>/</w:t>
-      </w:r>
-      <w:proofErr w:type="spellStart"/>
-      <w:r>
-        <w:t>apt</w:t>
-      </w:r>
-      <w:proofErr w:type="spellEnd"/>
-      <w:r>
-        <w:t>/</w:t>
-      </w:r>
-      <w:proofErr w:type="spellStart"/>
-      <w:r>
-        <w:t>sources.list.d</w:t>
-      </w:r>
-      <w:proofErr w:type="spellEnd"/>
-      <w:r>
-        <w:t>/</w:t>
-      </w:r>
-      <w:proofErr w:type="spellStart"/>
-      <w:r>
-        <w:t>docker.list</w:t>
-      </w:r>
-      <w:proofErr w:type="spellEnd"/>
-      <w:r>
-        <w:t xml:space="preserve"> &gt; /</w:t>
-      </w:r>
-      <w:proofErr w:type="spellStart"/>
-      <w:r>
-        <w:t>dev</w:t>
-      </w:r>
-      <w:proofErr w:type="spellEnd"/>
-      <w:r>
-        <w:t>/</w:t>
-      </w:r>
-      <w:proofErr w:type="spellStart"/>
-      <w:r>
-        <w:t>null</w:t>
-      </w:r>
-      <w:proofErr w:type="spellEnd"/>
-    </w:p>
-    <w:p/>
-    <w:p>
-      <w:r>
-        <w:t xml:space="preserve">sudo </w:t>
-      </w:r>
-      <w:proofErr w:type="spellStart"/>
-      <w:r>
-        <w:t>apt</w:t>
-      </w:r>
-      <w:proofErr w:type="spellEnd"/>
-      <w:r>
-        <w:t xml:space="preserve"> </w:t>
-      </w:r>
-      <w:proofErr w:type="spellStart"/>
-      <w:r>
-        <w:t>update</w:t>
-      </w:r>
-      <w:proofErr w:type="spellEnd"/>
-    </w:p>
-    <w:p>
-      <w:r>
-        <w:t xml:space="preserve">sudo </w:t>
-      </w:r>
-      <w:proofErr w:type="spellStart"/>
-      <w:r>
-        <w:t>apt</w:t>
-      </w:r>
-      <w:proofErr w:type="spellEnd"/>
-      <w:r>
-        <w:t xml:space="preserve"> </w:t>
-      </w:r>
-      <w:proofErr w:type="spellStart"/>
-      <w:r>
-        <w:t>install</w:t>
-      </w:r>
-      <w:proofErr w:type="spellEnd"/>
-      <w:r>
-        <w:t xml:space="preserve"> </w:t>
-      </w:r>
-      <w:proofErr w:type="spellStart"/>
-      <w:r>
-        <w:t>docker</w:t>
-      </w:r>
-      <w:proofErr w:type="spellEnd"/>
-      <w:r>
-        <w:t xml:space="preserve">-ce </w:t>
-      </w:r>
-      <w:proofErr w:type="spellStart"/>
-      <w:r>
-        <w:t>docker</w:t>
-      </w:r>
-      <w:proofErr w:type="spellEnd"/>
-      <w:r>
-        <w:t>-ce-</w:t>
-      </w:r>
-      <w:proofErr w:type="spellStart"/>
-      <w:r>
-        <w:t>cli</w:t>
-      </w:r>
-      <w:proofErr w:type="spellEnd"/>
-      <w:r>
-        <w:t xml:space="preserve"> containerd.io </w:t>
-      </w:r>
-      <w:proofErr w:type="spellStart"/>
-      <w:r>
-        <w:t>docker</w:t>
-      </w:r>
-      <w:proofErr w:type="spellEnd"/>
-      <w:r>
-        <w:t>-</w:t>
-      </w:r>
-      <w:proofErr w:type="spellStart"/>
-      <w:r>
-        <w:t>buildx</w:t>
-      </w:r>
-      <w:proofErr w:type="spellEnd"/>
-      <w:r>
-        <w:t>-plugin</w:t>
-      </w:r>
-    </w:p>
-    <w:p/>
-    <w:p>
-      <w:r>
-        <w:t>Con esto se elimina la versión no oficial que se instaló al principio del tutorial, docker.io, y se instala la última versión oficial de Docker.</w:t>
-      </w:r>
-    </w:p>
-    <w:p>
-      <w:r>
-        <w:t>Ahora hay que iniciar el servidor Docker, con</w:t>
-      </w:r>
-    </w:p>
-    <w:p>
-      <w:proofErr w:type="spellStart"/>
-      <w:r>
-        <w:t>service</w:t>
-      </w:r>
-      <w:proofErr w:type="spellEnd"/>
-      <w:r>
-        <w:t xml:space="preserve"> </w:t>
-      </w:r>
-      <w:proofErr w:type="spellStart"/>
-      <w:r>
-        <w:t>docker</w:t>
-      </w:r>
-      <w:proofErr w:type="spellEnd"/>
-      <w:r>
-        <w:t xml:space="preserve"> </w:t>
-      </w:r>
-      <w:proofErr w:type="spellStart"/>
-      <w:r>
-        <w:t>start</w:t>
-      </w:r>
-      <w:proofErr w:type="spellEnd"/>
-    </w:p>
-    <w:p>
-      <w:proofErr w:type="spellStart"/>
-      <w:r>
-        <w:t>service</w:t>
-      </w:r>
-      <w:proofErr w:type="spellEnd"/>
-      <w:r>
-        <w:t xml:space="preserve"> </w:t>
-      </w:r>
-      <w:proofErr w:type="spellStart"/>
-      <w:r>
-        <w:t>docker</w:t>
-      </w:r>
-      <w:proofErr w:type="spellEnd"/>
-      <w:r>
-        <w:t xml:space="preserve"> status</w:t>
-      </w:r>
-    </w:p>
-    <w:p>
+        <w:pStyle w:val="Ttulo2"/>
+      </w:pPr>
+      <w:bookmarkStart w:id="6" w:name="_Toc221527211"/>
+      <w:r>
+        <w:t>MEJORA 1:</w:t>
+      </w:r>
+      <w:bookmarkEnd w:id="6"/>
+    </w:p>
+    <w:p>
+      <w:r>
+        <w:t>Al ejecutar la instrucción</w:t>
+      </w:r>
+    </w:p>
+    <w:p>
+      <w:r>
+        <w:t>docker buildx build -t miweb5 /home/pc-profe/misitio5/ --load</w:t>
+      </w:r>
+    </w:p>
+    <w:p>
+      <w:r>
+        <w:t>sale un aviso de este tipo:</w:t>
+      </w:r>
+    </w:p>
+    <w:p>
+      <w:r>
+        <w:t>MaintainerDeprecated: Maintainer instruction is deprecated in favor of using label (line 2)</w:t>
+      </w:r>
+    </w:p>
+    <w:p>
+      <w:r>
+        <w:t>Para evitarlo, hay que</w:t>
+      </w:r>
+    </w:p>
+    <w:p>
+      <w:r>
+        <w:t>1) Cambiar la línea 2 de Dockerfile, sustituyendo MAINTAINER Jose admin@gmail.com por</w:t>
+      </w:r>
+    </w:p>
+    <w:p>
+      <w:r>
+        <w:t>LABEL author="Jose" email="admin@gmail.com" version="1.0"</w:t>
+      </w:r>
+    </w:p>
+    <w:p>
+      <w:r>
+        <w:rPr>
+          <w:noProof/>
+        </w:rPr>
+        <w:drawing>
+          <wp:inline distT="0" distB="0" distL="0" distR="0" wp14:anchorId="041650EA" wp14:editId="5E2FCA14">
+            <wp:extent cx="5400040" cy="1691005"/>
+            <wp:effectExtent l="0" t="0" r="0" b="4445"/>
+            <wp:docPr id="43" name="Imagen 43"/>
+            <wp:cNvGraphicFramePr>
+              <a:graphicFrameLocks xmlns:a="http://schemas.openxmlformats.org/drawingml/2006/main" noChangeAspect="1"/>
+            </wp:cNvGraphicFramePr>
+            <a:graphic xmlns:a="http://schemas.openxmlformats.org/drawingml/2006/main">
+              <a:graphicData uri="http://schemas.openxmlformats.org/drawingml/2006/picture">
+                <pic:pic xmlns:pic="http://schemas.openxmlformats.org/drawingml/2006/picture">
+                  <pic:nvPicPr>
+                    <pic:cNvPr id="1" name=""/>
+                    <pic:cNvPicPr/>
+                  </pic:nvPicPr>
+                  <pic:blipFill>
+                    <a:blip r:embed="rId46"/>
+                    <a:stretch>
+                      <a:fillRect/>
+                    </a:stretch>
+                  </pic:blipFill>
+                  <pic:spPr>
+                    <a:xfrm>
+                      <a:off x="0" y="0"/>
+                      <a:ext cx="5400040" cy="1691005"/>
+                    </a:xfrm>
+                    <a:prstGeom prst="rect">
+                      <a:avLst/>
+                    </a:prstGeom>
+                  </pic:spPr>
+                </pic:pic>
+              </a:graphicData>
+            </a:graphic>
+          </wp:inline>
+        </w:drawing>
+      </w:r>
+    </w:p>
+    <w:p>
+      <w:r>
+        <w:t>2) Usar esta orden para crear la imagen:</w:t>
+      </w:r>
+    </w:p>
+    <w:p>
+      <w:r>
+        <w:t>docker buildx build -t miweb5 /home/pc-profe/miweb/ --load –no-cache</w:t>
+      </w:r>
+    </w:p>
+    <w:p>
+      <w:r>
+        <w:rPr>
+          <w:noProof/>
+        </w:rPr>
+        <w:drawing>
+          <wp:inline distT="0" distB="0" distL="0" distR="0" wp14:anchorId="76A53346" wp14:editId="3AACFFFD">
+            <wp:extent cx="4847619" cy="2952381"/>
+            <wp:effectExtent l="0" t="0" r="0" b="635"/>
+            <wp:docPr id="45" name="Imagen 45"/>
+            <wp:cNvGraphicFramePr>
+              <a:graphicFrameLocks xmlns:a="http://schemas.openxmlformats.org/drawingml/2006/main" noChangeAspect="1"/>
+            </wp:cNvGraphicFramePr>
+            <a:graphic xmlns:a="http://schemas.openxmlformats.org/drawingml/2006/main">
+              <a:graphicData uri="http://schemas.openxmlformats.org/drawingml/2006/picture">
+                <pic:pic xmlns:pic="http://schemas.openxmlformats.org/drawingml/2006/picture">
+                  <pic:nvPicPr>
+                    <pic:cNvPr id="1" name=""/>
+                    <pic:cNvPicPr/>
+                  </pic:nvPicPr>
+                  <pic:blipFill>
+                    <a:blip r:embed="rId47"/>
+                    <a:stretch>
+                      <a:fillRect/>
+                    </a:stretch>
+                  </pic:blipFill>
+                  <pic:spPr>
+                    <a:xfrm>
+                      <a:off x="0" y="0"/>
+                      <a:ext cx="4847619" cy="2952381"/>
+                    </a:xfrm>
+                    <a:prstGeom prst="rect">
+                      <a:avLst/>
+                    </a:prstGeom>
+                  </pic:spPr>
+                </pic:pic>
+              </a:graphicData>
+            </a:graphic>
+          </wp:inline>
+        </w:drawing>
+      </w:r>
+    </w:p>
+    <w:p>
+      <w:pPr>
+        <w:pStyle w:val="Ttulo2"/>
+      </w:pPr>
+      <w:bookmarkStart w:id="7" w:name="_Toc221527212"/>
       <w:r>
         <w:lastRenderedPageBreak/>
-        <w:t>Sale</w:t>
-      </w:r>
-    </w:p>
-    <w:p/>
-    <w:p>
-      <w:r>
-        <w:t>Por último, se ejecuta el comando para crear con el nuevo método la imagen, que llamaremos miweb2</w:t>
-      </w:r>
-    </w:p>
-    <w:p>
-      <w:proofErr w:type="spellStart"/>
-      <w:r>
-        <w:t>docker</w:t>
-      </w:r>
-      <w:proofErr w:type="spellEnd"/>
-      <w:r>
-        <w:t xml:space="preserve"> </w:t>
-      </w:r>
-      <w:proofErr w:type="spellStart"/>
-      <w:r>
-        <w:t>buildx</w:t>
-      </w:r>
-      <w:proofErr w:type="spellEnd"/>
-      <w:r>
-        <w:t xml:space="preserve"> </w:t>
-      </w:r>
-      <w:proofErr w:type="spellStart"/>
-      <w:r>
-        <w:t>build</w:t>
-      </w:r>
-      <w:proofErr w:type="spellEnd"/>
-      <w:r>
-        <w:t xml:space="preserve"> -t miweb2 /home/pc-profe/</w:t>
-      </w:r>
-      <w:proofErr w:type="spellStart"/>
-      <w:r>
-        <w:t>miweb</w:t>
-      </w:r>
-      <w:proofErr w:type="spellEnd"/>
-      <w:r>
-        <w:t>/ --load</w:t>
-      </w:r>
-    </w:p>
-    <w:p/>
-    <w:p>
-      <w:r>
-        <w:t xml:space="preserve">Ha funcionado, se ve con </w:t>
-      </w:r>
-      <w:proofErr w:type="spellStart"/>
-      <w:r>
-        <w:t>docker</w:t>
-      </w:r>
-      <w:proofErr w:type="spellEnd"/>
-      <w:r>
-        <w:t xml:space="preserve"> </w:t>
-      </w:r>
-      <w:proofErr w:type="spellStart"/>
-      <w:r>
-        <w:t>images</w:t>
-      </w:r>
-      <w:proofErr w:type="spellEnd"/>
-    </w:p>
-    <w:p/>
-    <w:p>
-      <w:pPr>
-        <w:pStyle w:val="Ttulo2"/>
-      </w:pPr>
-      <w:bookmarkStart w:id="6" w:name="_Toc221520640"/>
-      <w:r>
-        <w:t>Ejemplo 2:</w:t>
-      </w:r>
-      <w:bookmarkEnd w:id="6"/>
-    </w:p>
-    <w:p>
-      <w:pPr>
-        <w:rPr>
-          <w:b/>
-          <w:bCs/>
-        </w:rPr>
-      </w:pPr>
-      <w:r>
-        <w:rPr>
-          <w:b/>
-          <w:bCs/>
-        </w:rPr>
-        <w:t xml:space="preserve">Se descarga a través de </w:t>
-      </w:r>
-      <w:proofErr w:type="spellStart"/>
-      <w:r>
-        <w:rPr>
-          <w:b/>
-          <w:bCs/>
-        </w:rPr>
-        <w:t>Github</w:t>
-      </w:r>
-      <w:proofErr w:type="spellEnd"/>
-      <w:r>
-        <w:rPr>
-          <w:b/>
-          <w:bCs/>
-        </w:rPr>
-        <w:t xml:space="preserve"> una web, se descomprime y se copia a la ruta por defecto de apache2mio</w:t>
-      </w:r>
-    </w:p>
-    <w:p>
-      <w:r>
-        <w:t>Creamos una carpeta llamada misitio5 dentro de nuestra carpeta personal.</w:t>
-      </w:r>
-    </w:p>
-    <w:p>
-      <w:r>
-        <w:t xml:space="preserve">Creamos un archivo </w:t>
-      </w:r>
-      <w:proofErr w:type="spellStart"/>
-      <w:r>
-        <w:t>Dockerfile</w:t>
-      </w:r>
-      <w:proofErr w:type="spellEnd"/>
-      <w:r>
-        <w:t xml:space="preserve"> con esta información:</w:t>
-      </w:r>
-    </w:p>
-    <w:p/>
-    <w:p>
-      <w:r>
-        <w:t>Usamos el comando</w:t>
-      </w:r>
-    </w:p>
-    <w:p>
-      <w:proofErr w:type="spellStart"/>
-      <w:r>
-        <w:t>docker</w:t>
-      </w:r>
-      <w:proofErr w:type="spellEnd"/>
-      <w:r>
-        <w:t xml:space="preserve"> </w:t>
-      </w:r>
-      <w:proofErr w:type="spellStart"/>
-      <w:r>
-        <w:t>buildx</w:t>
-      </w:r>
-      <w:proofErr w:type="spellEnd"/>
-      <w:r>
-        <w:t xml:space="preserve"> </w:t>
-      </w:r>
-      <w:proofErr w:type="spellStart"/>
-      <w:r>
-        <w:t>build</w:t>
-      </w:r>
-      <w:proofErr w:type="spellEnd"/>
-      <w:r>
-        <w:t xml:space="preserve"> -t miweb5 /home/pc-profe/misitio5/ --load</w:t>
-      </w:r>
-    </w:p>
-    <w:p>
-      <w:r>
-        <w:t xml:space="preserve">Ha funcionado, se ve con el comando </w:t>
-      </w:r>
-      <w:proofErr w:type="spellStart"/>
-      <w:r>
-        <w:t>docker</w:t>
-      </w:r>
-      <w:proofErr w:type="spellEnd"/>
-      <w:r>
-        <w:t xml:space="preserve"> </w:t>
-      </w:r>
-      <w:proofErr w:type="spellStart"/>
-      <w:r>
-        <w:t>images</w:t>
-      </w:r>
-      <w:proofErr w:type="spellEnd"/>
-    </w:p>
-    <w:p>
-      <w:r>
-        <w:t>Vamos a crear un contenedor de esa imagen, para ver si funciona:</w:t>
-      </w:r>
-    </w:p>
-    <w:p/>
-    <w:p>
-      <w:r>
-        <w:t>Entramos en el navegador de nuestro sistema operativo anfitrión y escribimos localhost:1000</w:t>
-      </w:r>
-    </w:p>
-    <w:p/>
-    <w:p>
-      <w:r>
-        <w:t>¡¡Funciona!!</w:t>
+        <w:t>MEJORA 2:</w:t>
+      </w:r>
+      <w:bookmarkEnd w:id="7"/>
+    </w:p>
+    <w:p>
+      <w:r>
+        <w:t>Para evitar este aviso en la generación de la imagen</w:t>
+      </w:r>
+    </w:p>
+    <w:p>
+      <w:r>
+        <w:t>1 warning found (use docker --debug to expand): - JSONArgsRecommended: JSON arguments recommended for CMD to prevent unintended behavior related to OS signals (line 7)</w:t>
+      </w:r>
+    </w:p>
+    <w:p>
+      <w:r>
+        <w:t>hay que cambiar la línea 7 de Dockerfile por</w:t>
+      </w:r>
+    </w:p>
+    <w:p>
+      <w:r>
+        <w:t>CMD ["apache2ctl", "-D", "FOREGROUND"]</w:t>
+      </w:r>
+    </w:p>
+    <w:p>
+      <w:r>
+        <w:t>El archivo quedará así:</w:t>
+      </w:r>
+    </w:p>
+    <w:p>
+      <w:r>
+        <w:rPr>
+          <w:noProof/>
+        </w:rPr>
+        <w:drawing>
+          <wp:inline distT="0" distB="0" distL="0" distR="0" wp14:anchorId="0D2067E5" wp14:editId="5EADE200">
+            <wp:extent cx="5400040" cy="1416050"/>
+            <wp:effectExtent l="0" t="0" r="0" b="0"/>
+            <wp:docPr id="44" name="Imagen 44"/>
+            <wp:cNvGraphicFramePr>
+              <a:graphicFrameLocks xmlns:a="http://schemas.openxmlformats.org/drawingml/2006/main" noChangeAspect="1"/>
+            </wp:cNvGraphicFramePr>
+            <a:graphic xmlns:a="http://schemas.openxmlformats.org/drawingml/2006/main">
+              <a:graphicData uri="http://schemas.openxmlformats.org/drawingml/2006/picture">
+                <pic:pic xmlns:pic="http://schemas.openxmlformats.org/drawingml/2006/picture">
+                  <pic:nvPicPr>
+                    <pic:cNvPr id="1" name=""/>
+                    <pic:cNvPicPr/>
+                  </pic:nvPicPr>
+                  <pic:blipFill>
+                    <a:blip r:embed="rId48"/>
+                    <a:stretch>
+                      <a:fillRect/>
+                    </a:stretch>
+                  </pic:blipFill>
+                  <pic:spPr>
+                    <a:xfrm>
+                      <a:off x="0" y="0"/>
+                      <a:ext cx="5400040" cy="1416050"/>
+                    </a:xfrm>
+                    <a:prstGeom prst="rect">
+                      <a:avLst/>
+                    </a:prstGeom>
+                  </pic:spPr>
+                </pic:pic>
+              </a:graphicData>
+            </a:graphic>
+          </wp:inline>
+        </w:drawing>
+      </w:r>
+    </w:p>
+    <w:p>
+      <w:r>
+        <w:t>Se ejecutará el comando de generación de imagen</w:t>
+      </w:r>
+    </w:p>
+    <w:p>
+      <w:r>
+        <w:t>docker buildx build -t miweb2 /home/pc-profe/miweb/ --load –no-cache</w:t>
+      </w:r>
+    </w:p>
+    <w:p>
+      <w:r>
+        <w:rPr>
+          <w:noProof/>
+        </w:rPr>
+        <w:drawing>
+          <wp:inline distT="0" distB="0" distL="0" distR="0" wp14:anchorId="4E825DD2" wp14:editId="364E3542">
+            <wp:extent cx="5400040" cy="2722245"/>
+            <wp:effectExtent l="0" t="0" r="0" b="1905"/>
+            <wp:docPr id="46" name="Imagen 46"/>
+            <wp:cNvGraphicFramePr>
+              <a:graphicFrameLocks xmlns:a="http://schemas.openxmlformats.org/drawingml/2006/main" noChangeAspect="1"/>
+            </wp:cNvGraphicFramePr>
+            <a:graphic xmlns:a="http://schemas.openxmlformats.org/drawingml/2006/main">
+              <a:graphicData uri="http://schemas.openxmlformats.org/drawingml/2006/picture">
+                <pic:pic xmlns:pic="http://schemas.openxmlformats.org/drawingml/2006/picture">
+                  <pic:nvPicPr>
+                    <pic:cNvPr id="1" name=""/>
+                    <pic:cNvPicPr/>
+                  </pic:nvPicPr>
+                  <pic:blipFill>
+                    <a:blip r:embed="rId49"/>
+                    <a:stretch>
+                      <a:fillRect/>
+                    </a:stretch>
+                  </pic:blipFill>
+                  <pic:spPr>
+                    <a:xfrm>
+                      <a:off x="0" y="0"/>
+                      <a:ext cx="5400040" cy="2722245"/>
+                    </a:xfrm>
+                    <a:prstGeom prst="rect">
+                      <a:avLst/>
+                    </a:prstGeom>
+                  </pic:spPr>
+                </pic:pic>
+              </a:graphicData>
+            </a:graphic>
+          </wp:inline>
+        </w:drawing>
+      </w:r>
+    </w:p>
+    <w:p>
+      <w:r>
+        <w:t>y ya no aparecerán más avisos.</w:t>
       </w:r>
     </w:p>
     <w:p>
@@ -4257,454 +3546,161 @@
         <w:pStyle w:val="Ttulo1"/>
         <w:jc w:val="center"/>
       </w:pPr>
-      <w:bookmarkStart w:id="7" w:name="_Toc221520641"/>
+      <w:bookmarkStart w:id="8" w:name="_Toc221527213"/>
       <w:r>
         <w:lastRenderedPageBreak/>
-        <w:t>MEJORAS</w:t>
-      </w:r>
-      <w:bookmarkEnd w:id="7"/>
-    </w:p>
-    <w:p>
-      <w:pPr>
-        <w:pStyle w:val="Ttulo2"/>
-      </w:pPr>
-      <w:bookmarkStart w:id="8" w:name="_Toc221520642"/>
-      <w:r>
-        <w:t>MEJORA 1:</w:t>
+        <w:t>DOCKER</w:t>
       </w:r>
       <w:bookmarkEnd w:id="8"/>
     </w:p>
     <w:p>
       <w:r>
-        <w:t>Al ejecutar la instrucción</w:t>
-      </w:r>
-    </w:p>
-    <w:p>
-      <w:proofErr w:type="spellStart"/>
-      <w:r>
-        <w:t>docker</w:t>
-      </w:r>
-      <w:proofErr w:type="spellEnd"/>
-      <w:r>
-        <w:t xml:space="preserve"> </w:t>
-      </w:r>
-      <w:proofErr w:type="spellStart"/>
-      <w:r>
-        <w:t>buildx</w:t>
-      </w:r>
-      <w:proofErr w:type="spellEnd"/>
-      <w:r>
-        <w:t xml:space="preserve"> </w:t>
-      </w:r>
-      <w:proofErr w:type="spellStart"/>
-      <w:r>
-        <w:t>build</w:t>
-      </w:r>
-      <w:proofErr w:type="spellEnd"/>
-      <w:r>
-        <w:t xml:space="preserve"> -t miweb5 /home/pc-profe/misitio5/ --load</w:t>
+        <w:rPr>
+          <w:noProof/>
+        </w:rPr>
+        <w:drawing>
+          <wp:inline distT="0" distB="0" distL="0" distR="0" wp14:anchorId="443525D1" wp14:editId="43FF4F77">
+            <wp:extent cx="5400040" cy="2452370"/>
+            <wp:effectExtent l="0" t="0" r="0" b="5080"/>
+            <wp:docPr id="47" name="Imagen 47"/>
+            <wp:cNvGraphicFramePr>
+              <a:graphicFrameLocks xmlns:a="http://schemas.openxmlformats.org/drawingml/2006/main" noChangeAspect="1"/>
+            </wp:cNvGraphicFramePr>
+            <a:graphic xmlns:a="http://schemas.openxmlformats.org/drawingml/2006/main">
+              <a:graphicData uri="http://schemas.openxmlformats.org/drawingml/2006/picture">
+                <pic:pic xmlns:pic="http://schemas.openxmlformats.org/drawingml/2006/picture">
+                  <pic:nvPicPr>
+                    <pic:cNvPr id="1" name=""/>
+                    <pic:cNvPicPr/>
+                  </pic:nvPicPr>
+                  <pic:blipFill>
+                    <a:blip r:embed="rId50"/>
+                    <a:stretch>
+                      <a:fillRect/>
+                    </a:stretch>
+                  </pic:blipFill>
+                  <pic:spPr>
+                    <a:xfrm>
+                      <a:off x="0" y="0"/>
+                      <a:ext cx="5400040" cy="2452370"/>
+                    </a:xfrm>
+                    <a:prstGeom prst="rect">
+                      <a:avLst/>
+                    </a:prstGeom>
+                  </pic:spPr>
+                </pic:pic>
+              </a:graphicData>
+            </a:graphic>
+          </wp:inline>
+        </w:drawing>
       </w:r>
     </w:p>
     <w:p/>
     <w:p>
       <w:r>
-        <w:t>sale un aviso de este tipo:</w:t>
-      </w:r>
-    </w:p>
-    <w:p>
-      <w:proofErr w:type="spellStart"/>
-      <w:r>
-        <w:t>MaintainerDeprecated</w:t>
-      </w:r>
-      <w:proofErr w:type="spellEnd"/>
-      <w:r>
-        <w:t xml:space="preserve">: </w:t>
-      </w:r>
-      <w:proofErr w:type="spellStart"/>
-      <w:r>
-        <w:t>Maintainer</w:t>
-      </w:r>
-      <w:proofErr w:type="spellEnd"/>
-      <w:r>
-        <w:t xml:space="preserve"> </w:t>
-      </w:r>
-      <w:proofErr w:type="spellStart"/>
-      <w:r>
-        <w:t>instruction</w:t>
-      </w:r>
-      <w:proofErr w:type="spellEnd"/>
-      <w:r>
-        <w:t xml:space="preserve"> </w:t>
-      </w:r>
-      <w:proofErr w:type="spellStart"/>
-      <w:r>
-        <w:t>is</w:t>
-      </w:r>
-      <w:proofErr w:type="spellEnd"/>
-      <w:r>
-        <w:t xml:space="preserve"> </w:t>
-      </w:r>
-      <w:proofErr w:type="spellStart"/>
-      <w:r>
-        <w:t>deprecated</w:t>
-      </w:r>
-      <w:proofErr w:type="spellEnd"/>
-      <w:r>
-        <w:t xml:space="preserve"> in favor </w:t>
-      </w:r>
-      <w:proofErr w:type="spellStart"/>
-      <w:r>
-        <w:t>of</w:t>
-      </w:r>
-      <w:proofErr w:type="spellEnd"/>
-      <w:r>
-        <w:t xml:space="preserve"> </w:t>
-      </w:r>
-      <w:proofErr w:type="spellStart"/>
-      <w:r>
-        <w:t>using</w:t>
-      </w:r>
-      <w:proofErr w:type="spellEnd"/>
-      <w:r>
-        <w:t xml:space="preserve"> </w:t>
-      </w:r>
-      <w:proofErr w:type="spellStart"/>
-      <w:r>
-        <w:t>label</w:t>
-      </w:r>
-      <w:proofErr w:type="spellEnd"/>
-      <w:r>
-        <w:t xml:space="preserve"> (line 2)</w:t>
+        <w:t>docker run -d \</w:t>
+      </w:r>
+    </w:p>
+    <w:p>
+      <w:r>
+        <w:t xml:space="preserve"> --name=vscodium \</w:t>
+      </w:r>
+    </w:p>
+    <w:p>
+      <w:r>
+        <w:t xml:space="preserve"> -p 3000:3000 \</w:t>
+      </w:r>
+    </w:p>
+    <w:p>
+      <w:r>
+        <w:t xml:space="preserve"> -v /ruta/a/tu/codigo:/config \</w:t>
+      </w:r>
+    </w:p>
+    <w:p>
+      <w:r>
+        <w:t xml:space="preserve"> -e PUID=1000 \</w:t>
+      </w:r>
+    </w:p>
+    <w:p>
+      <w:r>
+        <w:t xml:space="preserve"> -e PGID=1000 \</w:t>
+      </w:r>
+    </w:p>
+    <w:p>
+      <w:r>
+        <w:t xml:space="preserve"> --restart unless-stopped \</w:t>
+      </w:r>
+    </w:p>
+    <w:p>
+      <w:r>
+        <w:t xml:space="preserve"> linuxserver/vscodium:latest</w:t>
       </w:r>
     </w:p>
     <w:p/>
     <w:p>
       <w:r>
-        <w:t>Para evitarlo, hay que</w:t>
-      </w:r>
-    </w:p>
-    <w:p>
-      <w:r>
-        <w:t xml:space="preserve">1) Cambiar la línea 2 de </w:t>
-      </w:r>
-      <w:proofErr w:type="spellStart"/>
-      <w:r>
-        <w:t>Dockerfile</w:t>
-      </w:r>
-      <w:proofErr w:type="spellEnd"/>
-      <w:r>
-        <w:t xml:space="preserve">, sustituyendo MAINTAINER </w:t>
-      </w:r>
-      <w:proofErr w:type="spellStart"/>
-      <w:r>
-        <w:t>Jose</w:t>
-      </w:r>
-      <w:proofErr w:type="spellEnd"/>
-      <w:r>
-        <w:t xml:space="preserve"> admin@gmail.com por</w:t>
-      </w:r>
-    </w:p>
-    <w:p>
-      <w:r>
-        <w:t xml:space="preserve">LABEL </w:t>
-      </w:r>
-      <w:proofErr w:type="spellStart"/>
-      <w:r>
-        <w:t>author</w:t>
-      </w:r>
-      <w:proofErr w:type="spellEnd"/>
-      <w:r>
-        <w:t>="</w:t>
-      </w:r>
-      <w:proofErr w:type="spellStart"/>
-      <w:r>
-        <w:t>Jose</w:t>
-      </w:r>
-      <w:proofErr w:type="spellEnd"/>
-      <w:r>
-        <w:t xml:space="preserve">" email="admin@gmail.com" </w:t>
-      </w:r>
-      <w:proofErr w:type="spellStart"/>
-      <w:r>
-        <w:t>version</w:t>
-      </w:r>
-      <w:proofErr w:type="spellEnd"/>
-      <w:r>
-        <w:t>="1.0"</w:t>
+        <w:t>docker rmi nombreimagen borra esa imagen de nuestro equipo</w:t>
+      </w:r>
+    </w:p>
+    <w:p>
+      <w:r>
+        <w:t>docker stop vscodium detiene el contenedor pero sigue existiendo</w:t>
+      </w:r>
+    </w:p>
+    <w:p>
+      <w:r>
+        <w:t>docker start vscodium enciende el contenedor justo como estaba antes de stop</w:t>
+      </w:r>
+    </w:p>
+    <w:p>
+      <w:r>
+        <w:t>docker kill vscodium fuerza el cierre inmediato, si el comando stop no funciona</w:t>
+      </w:r>
+    </w:p>
+    <w:p>
+      <w:r>
+        <w:t>docker rm vscodium borra el contenedor por completo. Para volver a tener el contenedor, hay que</w:t>
+      </w:r>
+    </w:p>
+    <w:p>
+      <w:r>
+        <w:t>iniciarlo con docker run vscodium</w:t>
+      </w:r>
+    </w:p>
+    <w:p>
+      <w:r>
+        <w:t>docker ps muestra los contenedores activos en ese momento</w:t>
+      </w:r>
+    </w:p>
+    <w:p>
+      <w:r>
+        <w:t>docker commit vscodium vscodium-es crea una imagen a partir de un contenedor que se está</w:t>
+      </w:r>
+    </w:p>
+    <w:p>
+      <w:r>
+        <w:lastRenderedPageBreak/>
+        <w:t>ejecutando. Por ejemplo, si se ha instalado el lenguaje español, para crear una imagen con ese</w:t>
+      </w:r>
+    </w:p>
+    <w:p>
+      <w:r>
+        <w:t>idioma ya por defecto.</w:t>
       </w:r>
     </w:p>
     <w:p/>
     <w:p>
       <w:r>
-        <w:t>2) Usar esta orden para crear la imagen:</w:t>
-      </w:r>
-    </w:p>
-    <w:p/>
-    <w:p>
-      <w:proofErr w:type="spellStart"/>
-      <w:r>
-        <w:t>docker</w:t>
-      </w:r>
-      <w:proofErr w:type="spellEnd"/>
-      <w:r>
-        <w:t xml:space="preserve"> </w:t>
-      </w:r>
-      <w:proofErr w:type="spellStart"/>
-      <w:r>
-        <w:t>buildx</w:t>
-      </w:r>
-      <w:proofErr w:type="spellEnd"/>
-      <w:r>
-        <w:t xml:space="preserve"> </w:t>
-      </w:r>
-      <w:proofErr w:type="spellStart"/>
-      <w:r>
-        <w:t>build</w:t>
-      </w:r>
-      <w:proofErr w:type="spellEnd"/>
-      <w:r>
-        <w:t xml:space="preserve"> -t miweb5 /home/pc-profe/</w:t>
-      </w:r>
-      <w:proofErr w:type="spellStart"/>
-      <w:r>
-        <w:t>miweb</w:t>
-      </w:r>
-      <w:proofErr w:type="spellEnd"/>
-      <w:r>
-        <w:t>/ --load –no-cache</w:t>
-      </w:r>
-    </w:p>
-    <w:p/>
-    <w:p>
-      <w:pPr>
-        <w:pStyle w:val="Ttulo2"/>
-      </w:pPr>
-      <w:bookmarkStart w:id="9" w:name="_Toc221520643"/>
-      <w:r>
-        <w:t>MEJORA 2:</w:t>
-      </w:r>
-      <w:bookmarkEnd w:id="9"/>
-    </w:p>
-    <w:p>
-      <w:r>
-        <w:t>Para evitar este aviso en la generación de la imagen</w:t>
-      </w:r>
-    </w:p>
-    <w:p>
-      <w:r>
-        <w:t xml:space="preserve">1 </w:t>
-      </w:r>
-      <w:proofErr w:type="spellStart"/>
-      <w:r>
-        <w:t>warning</w:t>
-      </w:r>
-      <w:proofErr w:type="spellEnd"/>
-      <w:r>
-        <w:t xml:space="preserve"> </w:t>
-      </w:r>
-      <w:proofErr w:type="spellStart"/>
-      <w:r>
-        <w:t>found</w:t>
-      </w:r>
-      <w:proofErr w:type="spellEnd"/>
-      <w:r>
-        <w:t xml:space="preserve"> (use </w:t>
-      </w:r>
-      <w:proofErr w:type="spellStart"/>
-      <w:r>
-        <w:t>docker</w:t>
-      </w:r>
-      <w:proofErr w:type="spellEnd"/>
-      <w:r>
-        <w:t xml:space="preserve"> --</w:t>
-      </w:r>
-      <w:proofErr w:type="spellStart"/>
-      <w:r>
-        <w:t>debug</w:t>
-      </w:r>
-      <w:proofErr w:type="spellEnd"/>
-      <w:r>
-        <w:t xml:space="preserve"> </w:t>
-      </w:r>
-      <w:proofErr w:type="spellStart"/>
-      <w:r>
-        <w:t>to</w:t>
-      </w:r>
-      <w:proofErr w:type="spellEnd"/>
-      <w:r>
-        <w:t xml:space="preserve"> </w:t>
-      </w:r>
-      <w:proofErr w:type="spellStart"/>
-      <w:r>
-        <w:t>expand</w:t>
-      </w:r>
-      <w:proofErr w:type="spellEnd"/>
-      <w:r>
-        <w:t xml:space="preserve">): - </w:t>
-      </w:r>
-      <w:proofErr w:type="spellStart"/>
-      <w:r>
-        <w:t>JSONArgsRecommended</w:t>
-      </w:r>
-      <w:proofErr w:type="spellEnd"/>
-      <w:r>
-        <w:t xml:space="preserve">: JSON </w:t>
-      </w:r>
-      <w:proofErr w:type="spellStart"/>
-      <w:r>
-        <w:t>arguments</w:t>
-      </w:r>
-      <w:proofErr w:type="spellEnd"/>
-      <w:r>
-        <w:t xml:space="preserve"> </w:t>
-      </w:r>
-      <w:proofErr w:type="spellStart"/>
-      <w:r>
-        <w:t>recommended</w:t>
-      </w:r>
-      <w:proofErr w:type="spellEnd"/>
-      <w:r>
-        <w:t xml:space="preserve"> </w:t>
-      </w:r>
-      <w:proofErr w:type="spellStart"/>
-      <w:r>
-        <w:t>for</w:t>
-      </w:r>
-      <w:proofErr w:type="spellEnd"/>
-      <w:r>
-        <w:t xml:space="preserve"> CMD </w:t>
-      </w:r>
-      <w:proofErr w:type="spellStart"/>
-      <w:r>
-        <w:t>to</w:t>
-      </w:r>
-      <w:proofErr w:type="spellEnd"/>
-      <w:r>
-        <w:t xml:space="preserve"> </w:t>
-      </w:r>
-      <w:proofErr w:type="spellStart"/>
-      <w:r>
-        <w:t>prevent</w:t>
-      </w:r>
-      <w:proofErr w:type="spellEnd"/>
-      <w:r>
-        <w:t xml:space="preserve"> </w:t>
-      </w:r>
-      <w:proofErr w:type="spellStart"/>
-      <w:r>
-        <w:t>unintended</w:t>
-      </w:r>
-      <w:proofErr w:type="spellEnd"/>
-      <w:r>
-        <w:t xml:space="preserve"> </w:t>
-      </w:r>
-      <w:proofErr w:type="spellStart"/>
-      <w:r>
-        <w:t>behavior</w:t>
-      </w:r>
-      <w:proofErr w:type="spellEnd"/>
-      <w:r>
-        <w:t xml:space="preserve"> </w:t>
-      </w:r>
-      <w:proofErr w:type="spellStart"/>
-      <w:r>
-        <w:t>related</w:t>
-      </w:r>
-      <w:proofErr w:type="spellEnd"/>
-      <w:r>
-        <w:t xml:space="preserve"> </w:t>
-      </w:r>
-      <w:proofErr w:type="spellStart"/>
-      <w:r>
-        <w:t>to</w:t>
-      </w:r>
-      <w:proofErr w:type="spellEnd"/>
-      <w:r>
-        <w:t xml:space="preserve"> OS </w:t>
-      </w:r>
-      <w:proofErr w:type="spellStart"/>
-      <w:r>
-        <w:t>signals</w:t>
-      </w:r>
-      <w:proofErr w:type="spellEnd"/>
-      <w:r>
-        <w:t xml:space="preserve"> (line 7)</w:t>
-      </w:r>
-    </w:p>
-    <w:p/>
-    <w:p>
-      <w:r>
-        <w:t xml:space="preserve">hay que cambiar la línea 7 de </w:t>
-      </w:r>
-      <w:proofErr w:type="spellStart"/>
-      <w:r>
-        <w:t>Dockerfile</w:t>
-      </w:r>
-      <w:proofErr w:type="spellEnd"/>
-      <w:r>
-        <w:t xml:space="preserve"> por</w:t>
-      </w:r>
-    </w:p>
-    <w:p>
-      <w:r>
-        <w:t>CMD ["apache2ctl", "-D", "FOREGROUND"]</w:t>
-      </w:r>
-    </w:p>
-    <w:p/>
-    <w:p>
-      <w:r>
-        <w:t>El archivo quedará así:</w:t>
-      </w:r>
-    </w:p>
-    <w:p/>
-    <w:p>
-      <w:r>
-        <w:t>Se ejecutará el comando de generación de imagen</w:t>
-      </w:r>
-    </w:p>
-    <w:p>
-      <w:proofErr w:type="spellStart"/>
-      <w:r>
-        <w:lastRenderedPageBreak/>
-        <w:t>docker</w:t>
-      </w:r>
-      <w:proofErr w:type="spellEnd"/>
-      <w:r>
-        <w:t xml:space="preserve"> </w:t>
-      </w:r>
-      <w:proofErr w:type="spellStart"/>
-      <w:r>
-        <w:t>buildx</w:t>
-      </w:r>
-      <w:proofErr w:type="spellEnd"/>
-      <w:r>
-        <w:t xml:space="preserve"> </w:t>
-      </w:r>
-      <w:proofErr w:type="spellStart"/>
-      <w:r>
-        <w:t>build</w:t>
-      </w:r>
-      <w:proofErr w:type="spellEnd"/>
-      <w:r>
-        <w:t xml:space="preserve"> -t miweb2 /home/pc-profe/</w:t>
-      </w:r>
-      <w:proofErr w:type="spellStart"/>
-      <w:r>
-        <w:t>miweb</w:t>
-      </w:r>
-      <w:proofErr w:type="spellEnd"/>
-      <w:r>
-        <w:t>/ --load –no-cache</w:t>
-      </w:r>
-    </w:p>
-    <w:p/>
-    <w:p>
-      <w:r>
-        <w:t>y ya no aparecerán más avisos.</w:t>
+        <w:t>docker run -d --name=vscodium-personalizado -p 3000:3000 -v /ruta/a/tu/codigo:/config -e</w:t>
+      </w:r>
+    </w:p>
+    <w:p>
+      <w:r>
+        <w:t>PUID=1000 -e PGID=1000 --restart unless-stopped vscodium-es:latest</w:t>
       </w:r>
     </w:p>
     <w:sectPr>
-      <w:footerReference w:type="default" r:id="rId29"/>
+      <w:footerReference w:type="default" r:id="rId51"/>
       <w:pgSz w:w="11906" w:h="16838"/>
       <w:pgMar w:top="1417" w:right="1701" w:bottom="1417" w:left="1701" w:header="708" w:footer="708" w:gutter="0"/>
       <w:cols w:space="708"/>

--- a/2ºDAW/DAW/2ºTrimestre/Unidad 4/Ejercicios/actividad4.4-SuárezGarcíaPablo.docx
+++ b/2ºDAW/DAW/2ºTrimestre/Unidad 4/Ejercicios/actividad4.4-SuárezGarcíaPablo.docx
@@ -3559,9 +3559,9 @@
           <w:noProof/>
         </w:rPr>
         <w:drawing>
-          <wp:inline distT="0" distB="0" distL="0" distR="0" wp14:anchorId="443525D1" wp14:editId="43FF4F77">
-            <wp:extent cx="5400040" cy="2452370"/>
-            <wp:effectExtent l="0" t="0" r="0" b="5080"/>
+          <wp:inline distT="0" distB="0" distL="0" distR="0" wp14:anchorId="443525D1" wp14:editId="3BF9AABA">
+            <wp:extent cx="4953663" cy="2249653"/>
+            <wp:effectExtent l="0" t="0" r="0" b="0"/>
             <wp:docPr id="47" name="Imagen 47"/>
             <wp:cNvGraphicFramePr>
               <a:graphicFrameLocks xmlns:a="http://schemas.openxmlformats.org/drawingml/2006/main" noChangeAspect="1"/>
@@ -3582,7 +3582,7 @@
                   <pic:spPr>
                     <a:xfrm>
                       <a:off x="0" y="0"/>
-                      <a:ext cx="5400040" cy="2452370"/>
+                      <a:ext cx="4956603" cy="2250988"/>
                     </a:xfrm>
                     <a:prstGeom prst="rect">
                       <a:avLst/>
@@ -3595,112 +3595,442 @@
         </w:drawing>
       </w:r>
     </w:p>
+    <w:p>
+      <w:r>
+        <w:drawing>
+          <wp:inline distT="0" distB="0" distL="0" distR="0" wp14:anchorId="2DAF8512" wp14:editId="3D39B6D3">
+            <wp:extent cx="4516341" cy="2374478"/>
+            <wp:effectExtent l="0" t="0" r="0" b="6985"/>
+            <wp:docPr id="38" name="Imagen 38"/>
+            <wp:cNvGraphicFramePr>
+              <a:graphicFrameLocks xmlns:a="http://schemas.openxmlformats.org/drawingml/2006/main" noChangeAspect="1"/>
+            </wp:cNvGraphicFramePr>
+            <a:graphic xmlns:a="http://schemas.openxmlformats.org/drawingml/2006/main">
+              <a:graphicData uri="http://schemas.openxmlformats.org/drawingml/2006/picture">
+                <pic:pic xmlns:pic="http://schemas.openxmlformats.org/drawingml/2006/picture">
+                  <pic:nvPicPr>
+                    <pic:cNvPr id="1" name=""/>
+                    <pic:cNvPicPr/>
+                  </pic:nvPicPr>
+                  <pic:blipFill>
+                    <a:blip r:embed="rId51"/>
+                    <a:stretch>
+                      <a:fillRect/>
+                    </a:stretch>
+                  </pic:blipFill>
+                  <pic:spPr>
+                    <a:xfrm>
+                      <a:off x="0" y="0"/>
+                      <a:ext cx="4523489" cy="2378236"/>
+                    </a:xfrm>
+                    <a:prstGeom prst="rect">
+                      <a:avLst/>
+                    </a:prstGeom>
+                  </pic:spPr>
+                </pic:pic>
+              </a:graphicData>
+            </a:graphic>
+          </wp:inline>
+        </w:drawing>
+      </w:r>
+    </w:p>
+    <w:p>
+      <w:r>
+        <w:t>docker run -d \</w:t>
+      </w:r>
+    </w:p>
+    <w:p>
+      <w:r>
+        <w:t xml:space="preserve"> --name=vscodium \</w:t>
+      </w:r>
+    </w:p>
+    <w:p>
+      <w:r>
+        <w:drawing>
+          <wp:anchor distT="0" distB="0" distL="114300" distR="114300" simplePos="0" relativeHeight="251658240" behindDoc="1" locked="0" layoutInCell="1" allowOverlap="1" wp14:anchorId="300311F8" wp14:editId="2C245EF9">
+            <wp:simplePos x="0" y="0"/>
+            <wp:positionH relativeFrom="page">
+              <wp:align>right</wp:align>
+            </wp:positionH>
+            <wp:positionV relativeFrom="paragraph">
+              <wp:posOffset>85587</wp:posOffset>
+            </wp:positionV>
+            <wp:extent cx="4278630" cy="1264920"/>
+            <wp:effectExtent l="0" t="0" r="7620" b="0"/>
+            <wp:wrapSquare wrapText="bothSides"/>
+            <wp:docPr id="41" name="Imagen 41"/>
+            <wp:cNvGraphicFramePr>
+              <a:graphicFrameLocks xmlns:a="http://schemas.openxmlformats.org/drawingml/2006/main" noChangeAspect="1"/>
+            </wp:cNvGraphicFramePr>
+            <a:graphic xmlns:a="http://schemas.openxmlformats.org/drawingml/2006/main">
+              <a:graphicData uri="http://schemas.openxmlformats.org/drawingml/2006/picture">
+                <pic:pic xmlns:pic="http://schemas.openxmlformats.org/drawingml/2006/picture">
+                  <pic:nvPicPr>
+                    <pic:cNvPr id="1" name=""/>
+                    <pic:cNvPicPr/>
+                  </pic:nvPicPr>
+                  <pic:blipFill>
+                    <a:blip r:embed="rId52">
+                      <a:extLst>
+                        <a:ext uri="{28A0092B-C50C-407E-A947-70E740481C1C}">
+                          <a14:useLocalDpi xmlns:a14="http://schemas.microsoft.com/office/drawing/2010/main" val="0"/>
+                        </a:ext>
+                      </a:extLst>
+                    </a:blip>
+                    <a:stretch>
+                      <a:fillRect/>
+                    </a:stretch>
+                  </pic:blipFill>
+                  <pic:spPr>
+                    <a:xfrm>
+                      <a:off x="0" y="0"/>
+                      <a:ext cx="4278630" cy="1264920"/>
+                    </a:xfrm>
+                    <a:prstGeom prst="rect">
+                      <a:avLst/>
+                    </a:prstGeom>
+                  </pic:spPr>
+                </pic:pic>
+              </a:graphicData>
+            </a:graphic>
+            <wp14:sizeRelH relativeFrom="margin">
+              <wp14:pctWidth>0</wp14:pctWidth>
+            </wp14:sizeRelH>
+            <wp14:sizeRelV relativeFrom="margin">
+              <wp14:pctHeight>0</wp14:pctHeight>
+            </wp14:sizeRelV>
+          </wp:anchor>
+        </w:drawing>
+      </w:r>
+      <w:r>
+        <w:t xml:space="preserve"> -p 3000:3000 \</w:t>
+      </w:r>
+    </w:p>
+    <w:p>
+      <w:r>
+        <w:t xml:space="preserve"> -v /ruta/a/tu/codigo:/config \</w:t>
+      </w:r>
+    </w:p>
+    <w:p>
+      <w:r>
+        <w:t xml:space="preserve"> -e PUID=1000 \</w:t>
+      </w:r>
+    </w:p>
+    <w:p>
+      <w:r>
+        <w:t xml:space="preserve"> -e PGID=1000 \</w:t>
+      </w:r>
+    </w:p>
+    <w:p>
+      <w:r>
+        <w:t xml:space="preserve"> --restart unless-stopped \</w:t>
+      </w:r>
+    </w:p>
+    <w:p>
+      <w:r>
+        <w:t xml:space="preserve"> linuxserver/vscodium:latest</w:t>
+      </w:r>
+    </w:p>
+    <w:p>
+      <w:r>
+        <w:drawing>
+          <wp:inline distT="0" distB="0" distL="0" distR="0" wp14:anchorId="778CCE9B" wp14:editId="24E7F7E1">
+            <wp:extent cx="3593438" cy="974420"/>
+            <wp:effectExtent l="0" t="0" r="7620" b="0"/>
+            <wp:docPr id="48" name="Imagen 48"/>
+            <wp:cNvGraphicFramePr>
+              <a:graphicFrameLocks xmlns:a="http://schemas.openxmlformats.org/drawingml/2006/main" noChangeAspect="1"/>
+            </wp:cNvGraphicFramePr>
+            <a:graphic xmlns:a="http://schemas.openxmlformats.org/drawingml/2006/main">
+              <a:graphicData uri="http://schemas.openxmlformats.org/drawingml/2006/picture">
+                <pic:pic xmlns:pic="http://schemas.openxmlformats.org/drawingml/2006/picture">
+                  <pic:nvPicPr>
+                    <pic:cNvPr id="1" name=""/>
+                    <pic:cNvPicPr/>
+                  </pic:nvPicPr>
+                  <pic:blipFill>
+                    <a:blip r:embed="rId53"/>
+                    <a:stretch>
+                      <a:fillRect/>
+                    </a:stretch>
+                  </pic:blipFill>
+                  <pic:spPr>
+                    <a:xfrm>
+                      <a:off x="0" y="0"/>
+                      <a:ext cx="3609515" cy="978779"/>
+                    </a:xfrm>
+                    <a:prstGeom prst="rect">
+                      <a:avLst/>
+                    </a:prstGeom>
+                  </pic:spPr>
+                </pic:pic>
+              </a:graphicData>
+            </a:graphic>
+          </wp:inline>
+        </w:drawing>
+      </w:r>
+    </w:p>
+    <w:p>
+      <w:r>
+        <w:lastRenderedPageBreak/>
+        <w:t>docker rmi nombreimagen borra esa imagen de nuestro equipo</w:t>
+      </w:r>
+    </w:p>
+    <w:p>
+      <w:r>
+        <w:t>docker stop vscodium detiene el contenedor pero sigue existiendo</w:t>
+      </w:r>
+    </w:p>
+    <w:p>
+      <w:r>
+        <w:t>docker start vscodium enciende el contenedor justo como estaba antes de stop</w:t>
+      </w:r>
+    </w:p>
+    <w:p>
+      <w:r>
+        <w:t>docker kill vscodium fuerza el cierre inmediato, si el comando stop no funciona</w:t>
+      </w:r>
+    </w:p>
+    <w:p>
+      <w:r>
+        <w:t>docker rm vscodium borra el contenedor por completo. Para volver a tener el contenedor, hay que</w:t>
+      </w:r>
+    </w:p>
+    <w:p>
+      <w:r>
+        <w:t>iniciarlo con docker run vscodium</w:t>
+      </w:r>
+    </w:p>
+    <w:p>
+      <w:r>
+        <w:t>docker ps muestra los contenedores activos en ese momento</w:t>
+      </w:r>
+    </w:p>
+    <w:p>
+      <w:r>
+        <w:t>docker commit vscodium vscodium-es crea una imagen a partir de un contenedor que se está</w:t>
+      </w:r>
+    </w:p>
+    <w:p>
+      <w:r>
+        <w:t>ejecutando. Por ejemplo, si se ha instalado el lenguaje español, para crear una imagen con ese</w:t>
+      </w:r>
+      <w:r>
+        <w:t xml:space="preserve"> </w:t>
+      </w:r>
+      <w:r>
+        <w:t>idioma ya por defecto.</w:t>
+      </w:r>
+    </w:p>
+    <w:p>
+      <w:r>
+        <w:drawing>
+          <wp:inline distT="0" distB="0" distL="0" distR="0" wp14:anchorId="13805CFD" wp14:editId="43FE5122">
+            <wp:extent cx="5400040" cy="292100"/>
+            <wp:effectExtent l="0" t="0" r="0" b="0"/>
+            <wp:docPr id="49" name="Imagen 49"/>
+            <wp:cNvGraphicFramePr>
+              <a:graphicFrameLocks xmlns:a="http://schemas.openxmlformats.org/drawingml/2006/main" noChangeAspect="1"/>
+            </wp:cNvGraphicFramePr>
+            <a:graphic xmlns:a="http://schemas.openxmlformats.org/drawingml/2006/main">
+              <a:graphicData uri="http://schemas.openxmlformats.org/drawingml/2006/picture">
+                <pic:pic xmlns:pic="http://schemas.openxmlformats.org/drawingml/2006/picture">
+                  <pic:nvPicPr>
+                    <pic:cNvPr id="1" name=""/>
+                    <pic:cNvPicPr/>
+                  </pic:nvPicPr>
+                  <pic:blipFill>
+                    <a:blip r:embed="rId54"/>
+                    <a:stretch>
+                      <a:fillRect/>
+                    </a:stretch>
+                  </pic:blipFill>
+                  <pic:spPr>
+                    <a:xfrm>
+                      <a:off x="0" y="0"/>
+                      <a:ext cx="5400040" cy="292100"/>
+                    </a:xfrm>
+                    <a:prstGeom prst="rect">
+                      <a:avLst/>
+                    </a:prstGeom>
+                  </pic:spPr>
+                </pic:pic>
+              </a:graphicData>
+            </a:graphic>
+          </wp:inline>
+        </w:drawing>
+      </w:r>
+    </w:p>
+    <w:p>
+      <w:r>
+        <w:drawing>
+          <wp:inline distT="0" distB="0" distL="0" distR="0" wp14:anchorId="585AB3BF" wp14:editId="07EBF6DC">
+            <wp:extent cx="5400040" cy="424180"/>
+            <wp:effectExtent l="0" t="0" r="0" b="0"/>
+            <wp:docPr id="50" name="Imagen 50"/>
+            <wp:cNvGraphicFramePr>
+              <a:graphicFrameLocks xmlns:a="http://schemas.openxmlformats.org/drawingml/2006/main" noChangeAspect="1"/>
+            </wp:cNvGraphicFramePr>
+            <a:graphic xmlns:a="http://schemas.openxmlformats.org/drawingml/2006/main">
+              <a:graphicData uri="http://schemas.openxmlformats.org/drawingml/2006/picture">
+                <pic:pic xmlns:pic="http://schemas.openxmlformats.org/drawingml/2006/picture">
+                  <pic:nvPicPr>
+                    <pic:cNvPr id="1" name=""/>
+                    <pic:cNvPicPr/>
+                  </pic:nvPicPr>
+                  <pic:blipFill>
+                    <a:blip r:embed="rId55"/>
+                    <a:stretch>
+                      <a:fillRect/>
+                    </a:stretch>
+                  </pic:blipFill>
+                  <pic:spPr>
+                    <a:xfrm>
+                      <a:off x="0" y="0"/>
+                      <a:ext cx="5400040" cy="424180"/>
+                    </a:xfrm>
+                    <a:prstGeom prst="rect">
+                      <a:avLst/>
+                    </a:prstGeom>
+                  </pic:spPr>
+                </pic:pic>
+              </a:graphicData>
+            </a:graphic>
+          </wp:inline>
+        </w:drawing>
+      </w:r>
+    </w:p>
+    <w:p>
+      <w:r>
+        <w:drawing>
+          <wp:inline distT="0" distB="0" distL="0" distR="0" wp14:anchorId="4CD48562" wp14:editId="53B550AC">
+            <wp:extent cx="5400040" cy="388620"/>
+            <wp:effectExtent l="0" t="0" r="0" b="0"/>
+            <wp:docPr id="51" name="Imagen 51"/>
+            <wp:cNvGraphicFramePr>
+              <a:graphicFrameLocks xmlns:a="http://schemas.openxmlformats.org/drawingml/2006/main" noChangeAspect="1"/>
+            </wp:cNvGraphicFramePr>
+            <a:graphic xmlns:a="http://schemas.openxmlformats.org/drawingml/2006/main">
+              <a:graphicData uri="http://schemas.openxmlformats.org/drawingml/2006/picture">
+                <pic:pic xmlns:pic="http://schemas.openxmlformats.org/drawingml/2006/picture">
+                  <pic:nvPicPr>
+                    <pic:cNvPr id="1" name=""/>
+                    <pic:cNvPicPr/>
+                  </pic:nvPicPr>
+                  <pic:blipFill>
+                    <a:blip r:embed="rId56"/>
+                    <a:stretch>
+                      <a:fillRect/>
+                    </a:stretch>
+                  </pic:blipFill>
+                  <pic:spPr>
+                    <a:xfrm>
+                      <a:off x="0" y="0"/>
+                      <a:ext cx="5400040" cy="388620"/>
+                    </a:xfrm>
+                    <a:prstGeom prst="rect">
+                      <a:avLst/>
+                    </a:prstGeom>
+                  </pic:spPr>
+                </pic:pic>
+              </a:graphicData>
+            </a:graphic>
+          </wp:inline>
+        </w:drawing>
+      </w:r>
+    </w:p>
+    <w:p>
+      <w:r>
+        <w:t>docker run -d --name=vscodium-personalizado -p 3000:3000 -v /ruta/a/tu/codigo:/config -e</w:t>
+      </w:r>
+      <w:r>
+        <w:t xml:space="preserve"> </w:t>
+      </w:r>
+      <w:r>
+        <w:t>PUID=1000 -e PGID=1000 --restart unless-stopped vscodium-es:latest</w:t>
+      </w:r>
+    </w:p>
+    <w:p>
+      <w:r>
+        <w:drawing>
+          <wp:inline distT="0" distB="0" distL="0" distR="0" wp14:anchorId="141C719C" wp14:editId="169FFC42">
+            <wp:extent cx="5400040" cy="534670"/>
+            <wp:effectExtent l="0" t="0" r="0" b="0"/>
+            <wp:docPr id="52" name="Imagen 52"/>
+            <wp:cNvGraphicFramePr>
+              <a:graphicFrameLocks xmlns:a="http://schemas.openxmlformats.org/drawingml/2006/main" noChangeAspect="1"/>
+            </wp:cNvGraphicFramePr>
+            <a:graphic xmlns:a="http://schemas.openxmlformats.org/drawingml/2006/main">
+              <a:graphicData uri="http://schemas.openxmlformats.org/drawingml/2006/picture">
+                <pic:pic xmlns:pic="http://schemas.openxmlformats.org/drawingml/2006/picture">
+                  <pic:nvPicPr>
+                    <pic:cNvPr id="1" name=""/>
+                    <pic:cNvPicPr/>
+                  </pic:nvPicPr>
+                  <pic:blipFill>
+                    <a:blip r:embed="rId57"/>
+                    <a:stretch>
+                      <a:fillRect/>
+                    </a:stretch>
+                  </pic:blipFill>
+                  <pic:spPr>
+                    <a:xfrm>
+                      <a:off x="0" y="0"/>
+                      <a:ext cx="5400040" cy="534670"/>
+                    </a:xfrm>
+                    <a:prstGeom prst="rect">
+                      <a:avLst/>
+                    </a:prstGeom>
+                  </pic:spPr>
+                </pic:pic>
+              </a:graphicData>
+            </a:graphic>
+          </wp:inline>
+        </w:drawing>
+      </w:r>
+    </w:p>
     <w:p/>
     <w:p>
       <w:r>
-        <w:t>docker run -d \</w:t>
-      </w:r>
-    </w:p>
-    <w:p>
-      <w:r>
-        <w:t xml:space="preserve"> --name=vscodium \</w:t>
-      </w:r>
-    </w:p>
-    <w:p>
-      <w:r>
-        <w:t xml:space="preserve"> -p 3000:3000 \</w:t>
-      </w:r>
-    </w:p>
-    <w:p>
-      <w:r>
-        <w:t xml:space="preserve"> -v /ruta/a/tu/codigo:/config \</w:t>
-      </w:r>
-    </w:p>
-    <w:p>
-      <w:r>
-        <w:t xml:space="preserve"> -e PUID=1000 \</w:t>
-      </w:r>
-    </w:p>
-    <w:p>
-      <w:r>
-        <w:t xml:space="preserve"> -e PGID=1000 \</w:t>
-      </w:r>
-    </w:p>
-    <w:p>
-      <w:r>
-        <w:t xml:space="preserve"> --restart unless-stopped \</w:t>
-      </w:r>
-    </w:p>
-    <w:p>
-      <w:r>
-        <w:t xml:space="preserve"> linuxserver/vscodium:latest</w:t>
-      </w:r>
-    </w:p>
-    <w:p/>
-    <w:p>
-      <w:r>
-        <w:t>docker rmi nombreimagen borra esa imagen de nuestro equipo</w:t>
-      </w:r>
-    </w:p>
-    <w:p>
-      <w:r>
-        <w:t>docker stop vscodium detiene el contenedor pero sigue existiendo</w:t>
-      </w:r>
-    </w:p>
-    <w:p>
-      <w:r>
-        <w:t>docker start vscodium enciende el contenedor justo como estaba antes de stop</w:t>
-      </w:r>
-    </w:p>
-    <w:p>
-      <w:r>
-        <w:t>docker kill vscodium fuerza el cierre inmediato, si el comando stop no funciona</w:t>
-      </w:r>
-    </w:p>
-    <w:p>
-      <w:r>
-        <w:t>docker rm vscodium borra el contenedor por completo. Para volver a tener el contenedor, hay que</w:t>
-      </w:r>
-    </w:p>
-    <w:p>
-      <w:r>
-        <w:t>iniciarlo con docker run vscodium</w:t>
-      </w:r>
-    </w:p>
-    <w:p>
-      <w:r>
-        <w:t>docker ps muestra los contenedores activos en ese momento</w:t>
-      </w:r>
-    </w:p>
-    <w:p>
-      <w:r>
-        <w:t>docker commit vscodium vscodium-es crea una imagen a partir de un contenedor que se está</w:t>
-      </w:r>
-    </w:p>
-    <w:p>
-      <w:r>
-        <w:lastRenderedPageBreak/>
-        <w:t>ejecutando. Por ejemplo, si se ha instalado el lenguaje español, para crear una imagen con ese</w:t>
-      </w:r>
-    </w:p>
-    <w:p>
-      <w:r>
-        <w:t>idioma ya por defecto.</w:t>
-      </w:r>
-    </w:p>
-    <w:p/>
-    <w:p>
-      <w:r>
-        <w:t>docker run -d --name=vscodium-personalizado -p 3000:3000 -v /ruta/a/tu/codigo:/config -e</w:t>
-      </w:r>
-    </w:p>
-    <w:p>
-      <w:r>
-        <w:t>PUID=1000 -e PGID=1000 --restart unless-stopped vscodium-es:latest</w:t>
+        <w:drawing>
+          <wp:inline distT="0" distB="0" distL="0" distR="0" wp14:anchorId="406D770E" wp14:editId="2B5A4D4E">
+            <wp:extent cx="5400040" cy="1370330"/>
+            <wp:effectExtent l="0" t="0" r="0" b="1270"/>
+            <wp:docPr id="53" name="Imagen 53"/>
+            <wp:cNvGraphicFramePr>
+              <a:graphicFrameLocks xmlns:a="http://schemas.openxmlformats.org/drawingml/2006/main" noChangeAspect="1"/>
+            </wp:cNvGraphicFramePr>
+            <a:graphic xmlns:a="http://schemas.openxmlformats.org/drawingml/2006/main">
+              <a:graphicData uri="http://schemas.openxmlformats.org/drawingml/2006/picture">
+                <pic:pic xmlns:pic="http://schemas.openxmlformats.org/drawingml/2006/picture">
+                  <pic:nvPicPr>
+                    <pic:cNvPr id="1" name=""/>
+                    <pic:cNvPicPr/>
+                  </pic:nvPicPr>
+                  <pic:blipFill>
+                    <a:blip r:embed="rId58"/>
+                    <a:stretch>
+                      <a:fillRect/>
+                    </a:stretch>
+                  </pic:blipFill>
+                  <pic:spPr>
+                    <a:xfrm>
+                      <a:off x="0" y="0"/>
+                      <a:ext cx="5400040" cy="1370330"/>
+                    </a:xfrm>
+                    <a:prstGeom prst="rect">
+                      <a:avLst/>
+                    </a:prstGeom>
+                  </pic:spPr>
+                </pic:pic>
+              </a:graphicData>
+            </a:graphic>
+          </wp:inline>
+        </w:drawing>
       </w:r>
     </w:p>
     <w:sectPr>
-      <w:footerReference w:type="default" r:id="rId51"/>
+      <w:footerReference w:type="default" r:id="rId59"/>
       <w:pgSz w:w="11906" w:h="16838"/>
       <w:pgMar w:top="1417" w:right="1701" w:bottom="1417" w:left="1701" w:header="708" w:footer="708" w:gutter="0"/>
       <w:cols w:space="708"/>

--- a/2ºDAW/DAW/2ºTrimestre/Unidad 4/Ejercicios/actividad4.4-SuárezGarcíaPablo.docx
+++ b/2ºDAW/DAW/2ºTrimestre/Unidad 4/Ejercicios/actividad4.4-SuárezGarcíaPablo.docx
@@ -6,7 +6,7 @@
       <w:pPr>
         <w:pStyle w:val="Ttulo1"/>
       </w:pPr>
-      <w:bookmarkStart w:id="0" w:name="_Toc221527205"/>
+      <w:bookmarkStart w:id="0" w:name="_Toc221692779"/>
       <w:r>
         <w:t>Instalación de Docker</w:t>
       </w:r>
@@ -70,7 +70,7 @@
           <w:r>
             <w:fldChar w:fldCharType="separate"/>
           </w:r>
-          <w:hyperlink w:anchor="_Toc221527205" w:history="1">
+          <w:hyperlink w:anchor="_Toc221692779" w:history="1">
             <w:r>
               <w:rPr>
                 <w:rStyle w:val="Hipervnculo"/>
@@ -97,7 +97,7 @@
                 <w:noProof/>
                 <w:webHidden/>
               </w:rPr>
-              <w:instrText xml:space="preserve"> PAGEREF _Toc221527205 \h </w:instrText>
+              <w:instrText xml:space="preserve"> PAGEREF _Toc221692779 \h </w:instrText>
             </w:r>
             <w:r>
               <w:rPr>
@@ -144,7 +144,7 @@
               <w14:ligatures w14:val="none"/>
             </w:rPr>
           </w:pPr>
-          <w:hyperlink w:anchor="_Toc221527206" w:history="1">
+          <w:hyperlink w:anchor="_Toc221692780" w:history="1">
             <w:r>
               <w:rPr>
                 <w:rStyle w:val="Hipervnculo"/>
@@ -171,7 +171,7 @@
                 <w:noProof/>
                 <w:webHidden/>
               </w:rPr>
-              <w:instrText xml:space="preserve"> PAGEREF _Toc221527206 \h </w:instrText>
+              <w:instrText xml:space="preserve"> PAGEREF _Toc221692780 \h </w:instrText>
             </w:r>
             <w:r>
               <w:rPr>
@@ -218,7 +218,7 @@
               <w14:ligatures w14:val="none"/>
             </w:rPr>
           </w:pPr>
-          <w:hyperlink w:anchor="_Toc221527207" w:history="1">
+          <w:hyperlink w:anchor="_Toc221692781" w:history="1">
             <w:r>
               <w:rPr>
                 <w:rStyle w:val="Hipervnculo"/>
@@ -245,7 +245,7 @@
                 <w:noProof/>
                 <w:webHidden/>
               </w:rPr>
-              <w:instrText xml:space="preserve"> PAGEREF _Toc221527207 \h </w:instrText>
+              <w:instrText xml:space="preserve"> PAGEREF _Toc221692781 \h </w:instrText>
             </w:r>
             <w:r>
               <w:rPr>
@@ -292,7 +292,7 @@
               <w14:ligatures w14:val="none"/>
             </w:rPr>
           </w:pPr>
-          <w:hyperlink w:anchor="_Toc221527208" w:history="1">
+          <w:hyperlink w:anchor="_Toc221692782" w:history="1">
             <w:r>
               <w:rPr>
                 <w:rStyle w:val="Hipervnculo"/>
@@ -319,7 +319,7 @@
                 <w:noProof/>
                 <w:webHidden/>
               </w:rPr>
-              <w:instrText xml:space="preserve"> PAGEREF _Toc221527208 \h </w:instrText>
+              <w:instrText xml:space="preserve"> PAGEREF _Toc221692782 \h </w:instrText>
             </w:r>
             <w:r>
               <w:rPr>
@@ -366,12 +366,86 @@
               <w14:ligatures w14:val="none"/>
             </w:rPr>
           </w:pPr>
-          <w:hyperlink w:anchor="_Toc221527209" w:history="1">
+          <w:hyperlink w:anchor="_Toc221692783" w:history="1">
             <w:r>
               <w:rPr>
                 <w:rStyle w:val="Hipervnculo"/>
                 <w:noProof/>
               </w:rPr>
+              <w:t>Ejemplo 1:</w:t>
+            </w:r>
+            <w:r>
+              <w:rPr>
+                <w:noProof/>
+                <w:webHidden/>
+              </w:rPr>
+              <w:tab/>
+            </w:r>
+            <w:r>
+              <w:rPr>
+                <w:noProof/>
+                <w:webHidden/>
+              </w:rPr>
+              <w:fldChar w:fldCharType="begin"/>
+            </w:r>
+            <w:r>
+              <w:rPr>
+                <w:noProof/>
+                <w:webHidden/>
+              </w:rPr>
+              <w:instrText xml:space="preserve"> PAGEREF _Toc221692783 \h </w:instrText>
+            </w:r>
+            <w:r>
+              <w:rPr>
+                <w:noProof/>
+                <w:webHidden/>
+              </w:rPr>
+            </w:r>
+            <w:r>
+              <w:rPr>
+                <w:noProof/>
+                <w:webHidden/>
+              </w:rPr>
+              <w:fldChar w:fldCharType="separate"/>
+            </w:r>
+            <w:r>
+              <w:rPr>
+                <w:noProof/>
+                <w:webHidden/>
+              </w:rPr>
+              <w:t>12</w:t>
+            </w:r>
+            <w:r>
+              <w:rPr>
+                <w:noProof/>
+                <w:webHidden/>
+              </w:rPr>
+              <w:fldChar w:fldCharType="end"/>
+            </w:r>
+          </w:hyperlink>
+        </w:p>
+        <w:p>
+          <w:pPr>
+            <w:pStyle w:val="TDC2"/>
+            <w:tabs>
+              <w:tab w:val="right" w:leader="dot" w:pos="8494"/>
+            </w:tabs>
+            <w:rPr>
+              <w:rFonts w:eastAsiaTheme="minorEastAsia"/>
+              <w:noProof/>
+              <w:kern w:val="0"/>
+              <w:sz w:val="22"/>
+              <w:szCs w:val="22"/>
+              <w:lang w:eastAsia="es-ES"/>
+              <w14:ligatures w14:val="none"/>
+            </w:rPr>
+          </w:pPr>
+          <w:hyperlink w:anchor="_Toc221692784" w:history="1">
+            <w:r>
+              <w:rPr>
+                <w:rStyle w:val="Hipervnculo"/>
+                <w:noProof/>
+              </w:rPr>
               <w:t>Ejemplo 2:</w:t>
             </w:r>
             <w:r>
@@ -393,7 +467,7 @@
                 <w:noProof/>
                 <w:webHidden/>
               </w:rPr>
-              <w:instrText xml:space="preserve"> PAGEREF _Toc221527209 \h </w:instrText>
+              <w:instrText xml:space="preserve"> PAGEREF _Toc221692784 \h </w:instrText>
             </w:r>
             <w:r>
               <w:rPr>
@@ -413,7 +487,7 @@
                 <w:noProof/>
                 <w:webHidden/>
               </w:rPr>
-              <w:t>12</w:t>
+              <w:t>13</w:t>
             </w:r>
             <w:r>
               <w:rPr>
@@ -440,7 +514,7 @@
               <w14:ligatures w14:val="none"/>
             </w:rPr>
           </w:pPr>
-          <w:hyperlink w:anchor="_Toc221527210" w:history="1">
+          <w:hyperlink w:anchor="_Toc221692785" w:history="1">
             <w:r>
               <w:rPr>
                 <w:rStyle w:val="Hipervnculo"/>
@@ -467,7 +541,7 @@
                 <w:noProof/>
                 <w:webHidden/>
               </w:rPr>
-              <w:instrText xml:space="preserve"> PAGEREF _Toc221527210 \h </w:instrText>
+              <w:instrText xml:space="preserve"> PAGEREF _Toc221692785 \h </w:instrText>
             </w:r>
             <w:r>
               <w:rPr>
@@ -514,7 +588,7 @@
               <w14:ligatures w14:val="none"/>
             </w:rPr>
           </w:pPr>
-          <w:hyperlink w:anchor="_Toc221527211" w:history="1">
+          <w:hyperlink w:anchor="_Toc221692786" w:history="1">
             <w:r>
               <w:rPr>
                 <w:rStyle w:val="Hipervnculo"/>
@@ -541,7 +615,7 @@
                 <w:noProof/>
                 <w:webHidden/>
               </w:rPr>
-              <w:instrText xml:space="preserve"> PAGEREF _Toc221527211 \h </w:instrText>
+              <w:instrText xml:space="preserve"> PAGEREF _Toc221692786 \h </w:instrText>
             </w:r>
             <w:r>
               <w:rPr>
@@ -588,7 +662,7 @@
               <w14:ligatures w14:val="none"/>
             </w:rPr>
           </w:pPr>
-          <w:hyperlink w:anchor="_Toc221527212" w:history="1">
+          <w:hyperlink w:anchor="_Toc221692787" w:history="1">
             <w:r>
               <w:rPr>
                 <w:rStyle w:val="Hipervnculo"/>
@@ -615,7 +689,7 @@
                 <w:noProof/>
                 <w:webHidden/>
               </w:rPr>
-              <w:instrText xml:space="preserve"> PAGEREF _Toc221527212 \h </w:instrText>
+              <w:instrText xml:space="preserve"> PAGEREF _Toc221692787 \h </w:instrText>
             </w:r>
             <w:r>
               <w:rPr>
@@ -662,7 +736,7 @@
               <w14:ligatures w14:val="none"/>
             </w:rPr>
           </w:pPr>
-          <w:hyperlink w:anchor="_Toc221527213" w:history="1">
+          <w:hyperlink w:anchor="_Toc221692788" w:history="1">
             <w:r>
               <w:rPr>
                 <w:rStyle w:val="Hipervnculo"/>
@@ -689,7 +763,7 @@
                 <w:noProof/>
                 <w:webHidden/>
               </w:rPr>
-              <w:instrText xml:space="preserve"> PAGEREF _Toc221527213 \h </w:instrText>
+              <w:instrText xml:space="preserve"> PAGEREF _Toc221692788 \h </w:instrText>
             </w:r>
             <w:r>
               <w:rPr>
@@ -710,6 +784,80 @@
                 <w:webHidden/>
               </w:rPr>
               <w:t>16</w:t>
+            </w:r>
+            <w:r>
+              <w:rPr>
+                <w:noProof/>
+                <w:webHidden/>
+              </w:rPr>
+              <w:fldChar w:fldCharType="end"/>
+            </w:r>
+          </w:hyperlink>
+        </w:p>
+        <w:p>
+          <w:pPr>
+            <w:pStyle w:val="TDC2"/>
+            <w:tabs>
+              <w:tab w:val="right" w:leader="dot" w:pos="8494"/>
+            </w:tabs>
+            <w:rPr>
+              <w:rFonts w:eastAsiaTheme="minorEastAsia"/>
+              <w:noProof/>
+              <w:kern w:val="0"/>
+              <w:sz w:val="22"/>
+              <w:szCs w:val="22"/>
+              <w:lang w:eastAsia="es-ES"/>
+              <w14:ligatures w14:val="none"/>
+            </w:rPr>
+          </w:pPr>
+          <w:hyperlink w:anchor="_Toc221692789" w:history="1">
+            <w:r>
+              <w:rPr>
+                <w:rStyle w:val="Hipervnculo"/>
+                <w:noProof/>
+              </w:rPr>
+              <w:t>VSCODIUM EN ESPAÑOL</w:t>
+            </w:r>
+            <w:r>
+              <w:rPr>
+                <w:noProof/>
+                <w:webHidden/>
+              </w:rPr>
+              <w:tab/>
+            </w:r>
+            <w:r>
+              <w:rPr>
+                <w:noProof/>
+                <w:webHidden/>
+              </w:rPr>
+              <w:fldChar w:fldCharType="begin"/>
+            </w:r>
+            <w:r>
+              <w:rPr>
+                <w:noProof/>
+                <w:webHidden/>
+              </w:rPr>
+              <w:instrText xml:space="preserve"> PAGEREF _Toc221692789 \h </w:instrText>
+            </w:r>
+            <w:r>
+              <w:rPr>
+                <w:noProof/>
+                <w:webHidden/>
+              </w:rPr>
+            </w:r>
+            <w:r>
+              <w:rPr>
+                <w:noProof/>
+                <w:webHidden/>
+              </w:rPr>
+              <w:fldChar w:fldCharType="separate"/>
+            </w:r>
+            <w:r>
+              <w:rPr>
+                <w:noProof/>
+                <w:webHidden/>
+              </w:rPr>
+              <w:t>18</w:t>
             </w:r>
             <w:r>
               <w:rPr>
@@ -741,7 +889,7 @@
       <w:pPr>
         <w:pStyle w:val="Ttulo1"/>
       </w:pPr>
-      <w:bookmarkStart w:id="1" w:name="_Toc221527206"/>
+      <w:bookmarkStart w:id="1" w:name="_Toc221692780"/>
       <w:r>
         <w:lastRenderedPageBreak/>
         <w:t>1.</w:t>
@@ -768,7 +916,23 @@
     </w:p>
     <w:p>
       <w:r>
-        <w:t>sudo apt install docker.io</w:t>
+        <w:t xml:space="preserve">sudo </w:t>
+      </w:r>
+      <w:proofErr w:type="spellStart"/>
+      <w:r>
+        <w:t>apt</w:t>
+      </w:r>
+      <w:proofErr w:type="spellEnd"/>
+      <w:r>
+        <w:t xml:space="preserve"> </w:t>
+      </w:r>
+      <w:proofErr w:type="spellStart"/>
+      <w:r>
+        <w:t>install</w:t>
+      </w:r>
+      <w:proofErr w:type="spellEnd"/>
+      <w:r>
+        <w:t xml:space="preserve"> docker.io</w:t>
       </w:r>
     </w:p>
     <w:p>
@@ -830,8 +994,29 @@
     </w:p>
     <w:p>
       <w:r>
-        <w:t>sudo docker pull hello-world</w:t>
-      </w:r>
+        <w:t xml:space="preserve">sudo </w:t>
+      </w:r>
+      <w:proofErr w:type="spellStart"/>
+      <w:r>
+        <w:t>docker</w:t>
+      </w:r>
+      <w:proofErr w:type="spellEnd"/>
+      <w:r>
+        <w:t xml:space="preserve"> </w:t>
+      </w:r>
+      <w:proofErr w:type="spellStart"/>
+      <w:r>
+        <w:t>pull</w:t>
+      </w:r>
+      <w:proofErr w:type="spellEnd"/>
+      <w:r>
+        <w:t xml:space="preserve"> </w:t>
+      </w:r>
+      <w:proofErr w:type="spellStart"/>
+      <w:r>
+        <w:t>hello-world</w:t>
+      </w:r>
+      <w:proofErr w:type="spellEnd"/>
     </w:p>
     <w:p>
       <w:r>
@@ -892,8 +1077,21 @@
     </w:p>
     <w:p>
       <w:r>
-        <w:t>sudo docker run hello-world</w:t>
-      </w:r>
+        <w:t xml:space="preserve">sudo </w:t>
+      </w:r>
+      <w:proofErr w:type="spellStart"/>
+      <w:r>
+        <w:t>docker</w:t>
+      </w:r>
+      <w:proofErr w:type="spellEnd"/>
+      <w:r>
+        <w:t xml:space="preserve"> run </w:t>
+      </w:r>
+      <w:proofErr w:type="spellStart"/>
+      <w:r>
+        <w:t>hello-world</w:t>
+      </w:r>
+      <w:proofErr w:type="spellEnd"/>
     </w:p>
     <w:p>
       <w:r>
@@ -949,12 +1147,77 @@
           <w:b/>
           <w:bCs/>
         </w:rPr>
-        <w:t>Uso de docker sin ser root. se añade el usuario de Ubuntu dentro del grupo docker</w:t>
-      </w:r>
-    </w:p>
-    <w:p>
-      <w:r>
-        <w:t>sudo usermod -aG docker p</w:t>
+        <w:t xml:space="preserve">Uso de </w:t>
+      </w:r>
+      <w:proofErr w:type="spellStart"/>
+      <w:r>
+        <w:rPr>
+          <w:b/>
+          <w:bCs/>
+        </w:rPr>
+        <w:t>docker</w:t>
+      </w:r>
+      <w:proofErr w:type="spellEnd"/>
+      <w:r>
+        <w:rPr>
+          <w:b/>
+          <w:bCs/>
+        </w:rPr>
+        <w:t xml:space="preserve"> sin ser </w:t>
+      </w:r>
+      <w:proofErr w:type="spellStart"/>
+      <w:r>
+        <w:rPr>
+          <w:b/>
+          <w:bCs/>
+        </w:rPr>
+        <w:t>root</w:t>
+      </w:r>
+      <w:proofErr w:type="spellEnd"/>
+      <w:r>
+        <w:rPr>
+          <w:b/>
+          <w:bCs/>
+        </w:rPr>
+        <w:t xml:space="preserve">. se añade el usuario de Ubuntu dentro del grupo </w:t>
+      </w:r>
+      <w:proofErr w:type="spellStart"/>
+      <w:r>
+        <w:rPr>
+          <w:b/>
+          <w:bCs/>
+        </w:rPr>
+        <w:t>docker</w:t>
+      </w:r>
+      <w:proofErr w:type="spellEnd"/>
+    </w:p>
+    <w:p>
+      <w:r>
+        <w:t xml:space="preserve">sudo </w:t>
+      </w:r>
+      <w:proofErr w:type="spellStart"/>
+      <w:r>
+        <w:t>usermod</w:t>
+      </w:r>
+      <w:proofErr w:type="spellEnd"/>
+      <w:r>
+        <w:t xml:space="preserve"> -</w:t>
+      </w:r>
+      <w:proofErr w:type="spellStart"/>
+      <w:r>
+        <w:t>aG</w:t>
+      </w:r>
+      <w:proofErr w:type="spellEnd"/>
+      <w:r>
+        <w:t xml:space="preserve"> </w:t>
+      </w:r>
+      <w:proofErr w:type="spellStart"/>
+      <w:r>
+        <w:t>docker</w:t>
+      </w:r>
+      <w:proofErr w:type="spellEnd"/>
+      <w:r>
+        <w:t xml:space="preserve"> p</w:t>
       </w:r>
       <w:r>
         <w:t>ablosg2526</w:t>
@@ -1017,13 +1280,42 @@
           <w:b/>
           <w:bCs/>
         </w:rPr>
-        <w:t>Versión de docker instalada</w:t>
-      </w:r>
-    </w:p>
-    <w:p>
-      <w:r>
-        <w:t>sudo docker version</w:t>
-      </w:r>
+        <w:t xml:space="preserve">Versión de </w:t>
+      </w:r>
+      <w:proofErr w:type="spellStart"/>
+      <w:r>
+        <w:rPr>
+          <w:b/>
+          <w:bCs/>
+        </w:rPr>
+        <w:t>docker</w:t>
+      </w:r>
+      <w:proofErr w:type="spellEnd"/>
+      <w:r>
+        <w:rPr>
+          <w:b/>
+          <w:bCs/>
+        </w:rPr>
+        <w:t xml:space="preserve"> instalada</w:t>
+      </w:r>
+    </w:p>
+    <w:p>
+      <w:r>
+        <w:t xml:space="preserve">sudo </w:t>
+      </w:r>
+      <w:proofErr w:type="spellStart"/>
+      <w:r>
+        <w:t>docker</w:t>
+      </w:r>
+      <w:proofErr w:type="spellEnd"/>
+      <w:r>
+        <w:t xml:space="preserve"> </w:t>
+      </w:r>
+      <w:proofErr w:type="spellStart"/>
+      <w:r>
+        <w:t>version</w:t>
+      </w:r>
+      <w:proofErr w:type="spellEnd"/>
     </w:p>
     <w:p>
       <w:r>
@@ -1080,13 +1372,35 @@
           <w:b/>
           <w:bCs/>
         </w:rPr>
-        <w:t>Información sobre docker</w:t>
-      </w:r>
-    </w:p>
-    <w:p>
-      <w:r>
-        <w:t>sudo docker info</w:t>
-      </w:r>
+        <w:t xml:space="preserve">Información sobre </w:t>
+      </w:r>
+      <w:proofErr w:type="spellStart"/>
+      <w:r>
+        <w:rPr>
+          <w:b/>
+          <w:bCs/>
+        </w:rPr>
+        <w:t>docker</w:t>
+      </w:r>
+      <w:proofErr w:type="spellEnd"/>
+    </w:p>
+    <w:p>
+      <w:r>
+        <w:t xml:space="preserve">sudo </w:t>
+      </w:r>
+      <w:proofErr w:type="spellStart"/>
+      <w:r>
+        <w:t>docker</w:t>
+      </w:r>
+      <w:proofErr w:type="spellEnd"/>
+      <w:r>
+        <w:t xml:space="preserve"> </w:t>
+      </w:r>
+      <w:proofErr w:type="spellStart"/>
+      <w:r>
+        <w:t>info</w:t>
+      </w:r>
+      <w:proofErr w:type="spellEnd"/>
     </w:p>
     <w:p>
       <w:r>
@@ -1189,9 +1503,27 @@
       </w:r>
     </w:p>
     <w:p>
-      <w:r>
-        <w:t>docker search httpd</w:t>
-      </w:r>
+      <w:proofErr w:type="spellStart"/>
+      <w:r>
+        <w:t>docker</w:t>
+      </w:r>
+      <w:proofErr w:type="spellEnd"/>
+      <w:r>
+        <w:t xml:space="preserve"> </w:t>
+      </w:r>
+      <w:proofErr w:type="spellStart"/>
+      <w:r>
+        <w:t>search</w:t>
+      </w:r>
+      <w:proofErr w:type="spellEnd"/>
+      <w:r>
+        <w:t xml:space="preserve"> </w:t>
+      </w:r>
+      <w:proofErr w:type="spellStart"/>
+      <w:r>
+        <w:t>httpd</w:t>
+      </w:r>
+      <w:proofErr w:type="spellEnd"/>
     </w:p>
     <w:p>
       <w:r>
@@ -1251,8 +1583,21 @@
       </w:r>
     </w:p>
     <w:p>
-      <w:r>
-        <w:t>docker search ubuntu:24.04</w:t>
+      <w:proofErr w:type="spellStart"/>
+      <w:r>
+        <w:t>docker</w:t>
+      </w:r>
+      <w:proofErr w:type="spellEnd"/>
+      <w:r>
+        <w:t xml:space="preserve"> </w:t>
+      </w:r>
+      <w:proofErr w:type="spellStart"/>
+      <w:r>
+        <w:t>search</w:t>
+      </w:r>
+      <w:proofErr w:type="spellEnd"/>
+      <w:r>
+        <w:t xml:space="preserve"> ubuntu:24.04</w:t>
       </w:r>
     </w:p>
     <w:p>
@@ -1310,13 +1655,56 @@
           <w:bCs/>
         </w:rPr>
         <w:lastRenderedPageBreak/>
-        <w:t>Descargamos httpd y ubuntu</w:t>
-      </w:r>
-    </w:p>
-    <w:p>
-      <w:r>
-        <w:t>docker pull httpd</w:t>
-      </w:r>
+        <w:t xml:space="preserve">Descargamos </w:t>
+      </w:r>
+      <w:proofErr w:type="spellStart"/>
+      <w:r>
+        <w:rPr>
+          <w:b/>
+          <w:bCs/>
+        </w:rPr>
+        <w:t>httpd</w:t>
+      </w:r>
+      <w:proofErr w:type="spellEnd"/>
+      <w:r>
+        <w:rPr>
+          <w:b/>
+          <w:bCs/>
+        </w:rPr>
+        <w:t xml:space="preserve"> y </w:t>
+      </w:r>
+      <w:proofErr w:type="spellStart"/>
+      <w:r>
+        <w:rPr>
+          <w:b/>
+          <w:bCs/>
+        </w:rPr>
+        <w:t>ubuntu</w:t>
+      </w:r>
+      <w:proofErr w:type="spellEnd"/>
+    </w:p>
+    <w:p>
+      <w:proofErr w:type="spellStart"/>
+      <w:r>
+        <w:t>docker</w:t>
+      </w:r>
+      <w:proofErr w:type="spellEnd"/>
+      <w:r>
+        <w:t xml:space="preserve"> </w:t>
+      </w:r>
+      <w:proofErr w:type="spellStart"/>
+      <w:r>
+        <w:t>pull</w:t>
+      </w:r>
+      <w:proofErr w:type="spellEnd"/>
+      <w:r>
+        <w:t xml:space="preserve"> </w:t>
+      </w:r>
+      <w:proofErr w:type="spellStart"/>
+      <w:r>
+        <w:t>httpd</w:t>
+      </w:r>
+      <w:proofErr w:type="spellEnd"/>
     </w:p>
     <w:p>
       <w:r>
@@ -1361,15 +1749,30 @@
       </w:r>
     </w:p>
     <w:p>
-      <w:r>
-        <w:t xml:space="preserve">docker pull </w:t>
-      </w:r>
+      <w:proofErr w:type="spellStart"/>
+      <w:r>
+        <w:t>docker</w:t>
+      </w:r>
+      <w:proofErr w:type="spellEnd"/>
+      <w:r>
+        <w:t xml:space="preserve"> </w:t>
+      </w:r>
+      <w:proofErr w:type="spellStart"/>
+      <w:r>
+        <w:t>pull</w:t>
+      </w:r>
+      <w:proofErr w:type="spellEnd"/>
+      <w:r>
+        <w:t xml:space="preserve"> </w:t>
+      </w:r>
+      <w:proofErr w:type="spellStart"/>
       <w:r>
         <w:t>u</w:t>
       </w:r>
       <w:r>
         <w:t>buntu</w:t>
       </w:r>
+      <w:proofErr w:type="spellEnd"/>
     </w:p>
     <w:p>
       <w:r>
@@ -1429,9 +1832,19 @@
       </w:r>
     </w:p>
     <w:p>
-      <w:r>
-        <w:t>docker images</w:t>
-      </w:r>
+      <w:proofErr w:type="spellStart"/>
+      <w:r>
+        <w:t>docker</w:t>
+      </w:r>
+      <w:proofErr w:type="spellEnd"/>
+      <w:r>
+        <w:t xml:space="preserve"> </w:t>
+      </w:r>
+      <w:proofErr w:type="spellStart"/>
+      <w:r>
+        <w:t>images</w:t>
+      </w:r>
+      <w:proofErr w:type="spellEnd"/>
     </w:p>
     <w:p>
       <w:r>
@@ -1491,8 +1904,21 @@
       </w:r>
     </w:p>
     <w:p>
-      <w:r>
-        <w:t>docker ps -a</w:t>
+      <w:proofErr w:type="spellStart"/>
+      <w:r>
+        <w:t>docker</w:t>
+      </w:r>
+      <w:proofErr w:type="spellEnd"/>
+      <w:r>
+        <w:t xml:space="preserve"> </w:t>
+      </w:r>
+      <w:proofErr w:type="spellStart"/>
+      <w:r>
+        <w:t>ps</w:t>
+      </w:r>
+      <w:proofErr w:type="spellEnd"/>
+      <w:r>
+        <w:t xml:space="preserve"> -a</w:t>
       </w:r>
     </w:p>
     <w:p>
@@ -1553,8 +1979,13 @@
       </w:r>
     </w:p>
     <w:p>
-      <w:r>
-        <w:t xml:space="preserve">docker run </w:t>
+      <w:proofErr w:type="spellStart"/>
+      <w:r>
+        <w:t>docker</w:t>
+      </w:r>
+      <w:proofErr w:type="spellEnd"/>
+      <w:r>
+        <w:t xml:space="preserve"> run </w:t>
       </w:r>
       <w:r>
         <w:t>Ubuntu</w:t>
@@ -1615,13 +2046,40 @@
           <w:bCs/>
         </w:rPr>
         <w:lastRenderedPageBreak/>
-        <w:t>Para hacer un comando con ubuntu</w:t>
-      </w:r>
-    </w:p>
-    <w:p>
-      <w:r>
-        <w:t>docker run ubuntu ls</w:t>
-      </w:r>
+        <w:t xml:space="preserve">Para hacer un comando con </w:t>
+      </w:r>
+      <w:proofErr w:type="spellStart"/>
+      <w:r>
+        <w:rPr>
+          <w:b/>
+          <w:bCs/>
+        </w:rPr>
+        <w:t>ubuntu</w:t>
+      </w:r>
+      <w:proofErr w:type="spellEnd"/>
+    </w:p>
+    <w:p>
+      <w:proofErr w:type="spellStart"/>
+      <w:r>
+        <w:t>docker</w:t>
+      </w:r>
+      <w:proofErr w:type="spellEnd"/>
+      <w:r>
+        <w:t xml:space="preserve"> run </w:t>
+      </w:r>
+      <w:proofErr w:type="spellStart"/>
+      <w:r>
+        <w:t>ubuntu</w:t>
+      </w:r>
+      <w:proofErr w:type="spellEnd"/>
+      <w:r>
+        <w:t xml:space="preserve"> </w:t>
+      </w:r>
+      <w:proofErr w:type="spellStart"/>
+      <w:r>
+        <w:t>ls</w:t>
+      </w:r>
+      <w:proofErr w:type="spellEnd"/>
     </w:p>
     <w:p>
       <w:r>
@@ -1682,13 +2140,48 @@
           <w:b/>
           <w:bCs/>
         </w:rPr>
-        <w:t>Para interactuar con un contenedor, se usan las opciones -it</w:t>
-      </w:r>
-    </w:p>
-    <w:p>
-      <w:r>
-        <w:t>docker run -it ubuntu bash</w:t>
-      </w:r>
+        <w:t>Para interactuar con un contenedor, se usan las opciones -</w:t>
+      </w:r>
+      <w:proofErr w:type="spellStart"/>
+      <w:r>
+        <w:rPr>
+          <w:b/>
+          <w:bCs/>
+        </w:rPr>
+        <w:t>it</w:t>
+      </w:r>
+      <w:proofErr w:type="spellEnd"/>
+    </w:p>
+    <w:p>
+      <w:proofErr w:type="spellStart"/>
+      <w:r>
+        <w:t>docker</w:t>
+      </w:r>
+      <w:proofErr w:type="spellEnd"/>
+      <w:r>
+        <w:t xml:space="preserve"> run -</w:t>
+      </w:r>
+      <w:proofErr w:type="spellStart"/>
+      <w:r>
+        <w:t>it</w:t>
+      </w:r>
+      <w:proofErr w:type="spellEnd"/>
+      <w:r>
+        <w:t xml:space="preserve"> </w:t>
+      </w:r>
+      <w:proofErr w:type="spellStart"/>
+      <w:r>
+        <w:t>ubuntu</w:t>
+      </w:r>
+      <w:proofErr w:type="spellEnd"/>
+      <w:r>
+        <w:t xml:space="preserve"> </w:t>
+      </w:r>
+      <w:proofErr w:type="spellStart"/>
+      <w:r>
+        <w:t>bash</w:t>
+      </w:r>
+      <w:proofErr w:type="spellEnd"/>
     </w:p>
     <w:p>
       <w:r>
@@ -1813,8 +2306,21 @@
       </w:r>
     </w:p>
     <w:p>
-      <w:r>
-        <w:t>docker ps -a y ver los estados de los contenedores que se han ejecutado hasta el momento:</w:t>
+      <w:proofErr w:type="spellStart"/>
+      <w:r>
+        <w:t>docker</w:t>
+      </w:r>
+      <w:proofErr w:type="spellEnd"/>
+      <w:r>
+        <w:t xml:space="preserve"> </w:t>
+      </w:r>
+      <w:proofErr w:type="spellStart"/>
+      <w:r>
+        <w:t>ps</w:t>
+      </w:r>
+      <w:proofErr w:type="spellEnd"/>
+      <w:r>
+        <w:t xml:space="preserve"> -a y ver los estados de los contenedores que se han ejecutado hasta el momento:</w:t>
       </w:r>
     </w:p>
     <w:p>
@@ -1872,7 +2378,23 @@
           <w:bCs/>
         </w:rPr>
         <w:lastRenderedPageBreak/>
-        <w:t>Si se ejecuta un comando dentro del contenedor, como mkdir pruebas, lo hace, pero cuando termine el contenedor no recordará nada (no es persistente)</w:t>
+        <w:t xml:space="preserve">Si se ejecuta un comando dentro del contenedor, como </w:t>
+      </w:r>
+      <w:proofErr w:type="spellStart"/>
+      <w:r>
+        <w:rPr>
+          <w:b/>
+          <w:bCs/>
+        </w:rPr>
+        <w:t>mkdir</w:t>
+      </w:r>
+      <w:proofErr w:type="spellEnd"/>
+      <w:r>
+        <w:rPr>
+          <w:b/>
+          <w:bCs/>
+        </w:rPr>
+        <w:t xml:space="preserve"> pruebas, lo hace, pero cuando termine el contenedor no recordará nada (no es persistente)</w:t>
       </w:r>
     </w:p>
     <w:p>
@@ -1933,12 +2455,14 @@
       </w:r>
     </w:p>
     <w:p>
+      <w:proofErr w:type="spellStart"/>
       <w:r>
         <w:t>E</w:t>
       </w:r>
       <w:r>
         <w:t>xit</w:t>
       </w:r>
+      <w:proofErr w:type="spellEnd"/>
     </w:p>
     <w:p>
       <w:r>
@@ -1994,12 +2518,81 @@
           <w:b/>
           <w:bCs/>
         </w:rPr>
-        <w:t>Borrado de un contenedor de la lista que sale con docker ps -a</w:t>
-      </w:r>
-    </w:p>
-    <w:p>
-      <w:r>
-        <w:t>docker rm id_contenedor Ej: docker rm a5</w:t>
+        <w:t xml:space="preserve">Borrado de un contenedor de la lista que sale con </w:t>
+      </w:r>
+      <w:proofErr w:type="spellStart"/>
+      <w:r>
+        <w:rPr>
+          <w:b/>
+          <w:bCs/>
+        </w:rPr>
+        <w:t>docker</w:t>
+      </w:r>
+      <w:proofErr w:type="spellEnd"/>
+      <w:r>
+        <w:rPr>
+          <w:b/>
+          <w:bCs/>
+        </w:rPr>
+        <w:t xml:space="preserve"> </w:t>
+      </w:r>
+      <w:proofErr w:type="spellStart"/>
+      <w:r>
+        <w:rPr>
+          <w:b/>
+          <w:bCs/>
+        </w:rPr>
+        <w:t>ps</w:t>
+      </w:r>
+      <w:proofErr w:type="spellEnd"/>
+      <w:r>
+        <w:rPr>
+          <w:b/>
+          <w:bCs/>
+        </w:rPr>
+        <w:t xml:space="preserve"> -a</w:t>
+      </w:r>
+    </w:p>
+    <w:p>
+      <w:proofErr w:type="spellStart"/>
+      <w:r>
+        <w:t>docker</w:t>
+      </w:r>
+      <w:proofErr w:type="spellEnd"/>
+      <w:r>
+        <w:t xml:space="preserve"> </w:t>
+      </w:r>
+      <w:proofErr w:type="spellStart"/>
+      <w:r>
+        <w:t>rm</w:t>
+      </w:r>
+      <w:proofErr w:type="spellEnd"/>
+      <w:r>
+        <w:t xml:space="preserve"> </w:t>
+      </w:r>
+      <w:proofErr w:type="spellStart"/>
+      <w:r>
+        <w:t>id_contenedor</w:t>
+      </w:r>
+      <w:proofErr w:type="spellEnd"/>
+      <w:r>
+        <w:t xml:space="preserve"> Ej: </w:t>
+      </w:r>
+      <w:proofErr w:type="spellStart"/>
+      <w:r>
+        <w:t>docker</w:t>
+      </w:r>
+      <w:proofErr w:type="spellEnd"/>
+      <w:r>
+        <w:t xml:space="preserve"> </w:t>
+      </w:r>
+      <w:proofErr w:type="spellStart"/>
+      <w:r>
+        <w:t>rm</w:t>
+      </w:r>
+      <w:proofErr w:type="spellEnd"/>
+      <w:r>
+        <w:t xml:space="preserve"> a5</w:t>
       </w:r>
     </w:p>
     <w:p>
@@ -2057,12 +2650,57 @@
           <w:bCs/>
         </w:rPr>
         <w:lastRenderedPageBreak/>
-        <w:t>En vez de 2 terminales se puede usar una con docker y con un contenedor en ejecución, pulsar Control+q+p para ir del contenedor a terminal sin más. Para volver al contenedor, se pone</w:t>
-      </w:r>
-    </w:p>
-    <w:p>
-      <w:r>
-        <w:t>docker attach id</w:t>
+        <w:t xml:space="preserve">En vez de 2 terminales se puede usar una con </w:t>
+      </w:r>
+      <w:proofErr w:type="spellStart"/>
+      <w:r>
+        <w:rPr>
+          <w:b/>
+          <w:bCs/>
+        </w:rPr>
+        <w:t>docker</w:t>
+      </w:r>
+      <w:proofErr w:type="spellEnd"/>
+      <w:r>
+        <w:rPr>
+          <w:b/>
+          <w:bCs/>
+        </w:rPr>
+        <w:t xml:space="preserve"> y con un contenedor en ejecución, pulsar </w:t>
+      </w:r>
+      <w:proofErr w:type="spellStart"/>
+      <w:r>
+        <w:rPr>
+          <w:b/>
+          <w:bCs/>
+        </w:rPr>
+        <w:t>Control+q+p</w:t>
+      </w:r>
+      <w:proofErr w:type="spellEnd"/>
+      <w:r>
+        <w:rPr>
+          <w:b/>
+          <w:bCs/>
+        </w:rPr>
+        <w:t xml:space="preserve"> para ir del contenedor a terminal sin más. Para volver al contenedor, se pone</w:t>
+      </w:r>
+    </w:p>
+    <w:p>
+      <w:proofErr w:type="spellStart"/>
+      <w:r>
+        <w:t>docker</w:t>
+      </w:r>
+      <w:proofErr w:type="spellEnd"/>
+      <w:r>
+        <w:t xml:space="preserve"> </w:t>
+      </w:r>
+      <w:proofErr w:type="spellStart"/>
+      <w:r>
+        <w:t>attach</w:t>
+      </w:r>
+      <w:proofErr w:type="spellEnd"/>
+      <w:r>
+        <w:t xml:space="preserve"> id</w:t>
       </w:r>
     </w:p>
     <w:p>
@@ -2117,7 +2755,23 @@
     </w:p>
     <w:p>
       <w:r>
-        <w:t xml:space="preserve">Con los comandos stop, start y attach es posible parar el contenedor, iniciarlo y volver a él. </w:t>
+        <w:t xml:space="preserve">Con los comandos stop, </w:t>
+      </w:r>
+      <w:proofErr w:type="spellStart"/>
+      <w:r>
+        <w:t>start</w:t>
+      </w:r>
+      <w:proofErr w:type="spellEnd"/>
+      <w:r>
+        <w:t xml:space="preserve"> y </w:t>
+      </w:r>
+      <w:proofErr w:type="spellStart"/>
+      <w:r>
+        <w:t>attach</w:t>
+      </w:r>
+      <w:proofErr w:type="spellEnd"/>
+      <w:r>
+        <w:t xml:space="preserve"> es posible parar el contenedor, iniciarlo y volver a él. </w:t>
       </w:r>
     </w:p>
     <w:p/>
@@ -2138,7 +2792,7 @@
       <w:pPr>
         <w:pStyle w:val="Ttulo1"/>
       </w:pPr>
-      <w:bookmarkStart w:id="2" w:name="_Toc221527207"/>
+      <w:bookmarkStart w:id="2" w:name="_Toc221692781"/>
       <w:r>
         <w:lastRenderedPageBreak/>
         <w:t>Personalización de contenedores</w:t>
@@ -2147,32 +2801,107 @@
     </w:p>
     <w:p>
       <w:r>
-        <w:t>Hasta que no se crea una imagen de un contenedor, con commit, no se conserva (persiste) lo hecho en el contenedor.</w:t>
-      </w:r>
-    </w:p>
-    <w:p>
-      <w:r>
-        <w:t>- Se ejecuta el contenedor y se da a apt get update</w:t>
-      </w:r>
-    </w:p>
-    <w:p>
-      <w:r>
-        <w:t>docker run -it ubuntu bash</w:t>
-      </w:r>
-    </w:p>
-    <w:p>
-      <w:r>
-        <w:t>apt update</w:t>
-      </w:r>
-    </w:p>
-    <w:p>
-      <w:r>
-        <w:t>mkdir prueba</w:t>
-      </w:r>
-    </w:p>
-    <w:p>
-      <w:r>
-        <w:t>mkdir 2daw</w:t>
+        <w:t xml:space="preserve">Hasta que no se crea una imagen de un contenedor, con </w:t>
+      </w:r>
+      <w:proofErr w:type="spellStart"/>
+      <w:r>
+        <w:t>commit</w:t>
+      </w:r>
+      <w:proofErr w:type="spellEnd"/>
+      <w:r>
+        <w:t>, no se conserva (persiste) lo hecho en el contenedor.</w:t>
+      </w:r>
+    </w:p>
+    <w:p>
+      <w:r>
+        <w:t xml:space="preserve">- Se ejecuta el contenedor y se da a </w:t>
+      </w:r>
+      <w:proofErr w:type="spellStart"/>
+      <w:r>
+        <w:t>apt</w:t>
+      </w:r>
+      <w:proofErr w:type="spellEnd"/>
+      <w:r>
+        <w:t xml:space="preserve"> </w:t>
+      </w:r>
+      <w:proofErr w:type="spellStart"/>
+      <w:r>
+        <w:t>get</w:t>
+      </w:r>
+      <w:proofErr w:type="spellEnd"/>
+      <w:r>
+        <w:t xml:space="preserve"> </w:t>
+      </w:r>
+      <w:proofErr w:type="spellStart"/>
+      <w:r>
+        <w:t>update</w:t>
+      </w:r>
+      <w:proofErr w:type="spellEnd"/>
+    </w:p>
+    <w:p>
+      <w:proofErr w:type="spellStart"/>
+      <w:r>
+        <w:t>docker</w:t>
+      </w:r>
+      <w:proofErr w:type="spellEnd"/>
+      <w:r>
+        <w:t xml:space="preserve"> run -</w:t>
+      </w:r>
+      <w:proofErr w:type="spellStart"/>
+      <w:r>
+        <w:t>it</w:t>
+      </w:r>
+      <w:proofErr w:type="spellEnd"/>
+      <w:r>
+        <w:t xml:space="preserve"> </w:t>
+      </w:r>
+      <w:proofErr w:type="spellStart"/>
+      <w:r>
+        <w:t>ubuntu</w:t>
+      </w:r>
+      <w:proofErr w:type="spellEnd"/>
+      <w:r>
+        <w:t xml:space="preserve"> </w:t>
+      </w:r>
+      <w:proofErr w:type="spellStart"/>
+      <w:r>
+        <w:t>bash</w:t>
+      </w:r>
+      <w:proofErr w:type="spellEnd"/>
+    </w:p>
+    <w:p>
+      <w:proofErr w:type="spellStart"/>
+      <w:r>
+        <w:t>apt</w:t>
+      </w:r>
+      <w:proofErr w:type="spellEnd"/>
+      <w:r>
+        <w:t xml:space="preserve"> </w:t>
+      </w:r>
+      <w:proofErr w:type="spellStart"/>
+      <w:r>
+        <w:t>update</w:t>
+      </w:r>
+      <w:proofErr w:type="spellEnd"/>
+    </w:p>
+    <w:p>
+      <w:proofErr w:type="spellStart"/>
+      <w:r>
+        <w:t>mkdir</w:t>
+      </w:r>
+      <w:proofErr w:type="spellEnd"/>
+      <w:r>
+        <w:t xml:space="preserve"> prueba</w:t>
+      </w:r>
+    </w:p>
+    <w:p>
+      <w:proofErr w:type="spellStart"/>
+      <w:r>
+        <w:t>mkdir</w:t>
+      </w:r>
+      <w:proofErr w:type="spellEnd"/>
+      <w:r>
+        <w:t xml:space="preserve"> 2daw</w:t>
       </w:r>
     </w:p>
     <w:p>
@@ -2229,12 +2958,41 @@
           <w:b/>
           <w:bCs/>
         </w:rPr>
-        <w:t>- En otra terminal o en esa terminal con Control+q+p hacemos:</w:t>
-      </w:r>
-    </w:p>
-    <w:p>
-      <w:r>
-        <w:t>docker commit id nombre</w:t>
+        <w:t xml:space="preserve">- En otra terminal o en esa terminal con </w:t>
+      </w:r>
+      <w:proofErr w:type="spellStart"/>
+      <w:r>
+        <w:rPr>
+          <w:b/>
+          <w:bCs/>
+        </w:rPr>
+        <w:t>Control+q+p</w:t>
+      </w:r>
+      <w:proofErr w:type="spellEnd"/>
+      <w:r>
+        <w:rPr>
+          <w:b/>
+          <w:bCs/>
+        </w:rPr>
+        <w:t xml:space="preserve"> hacemos:</w:t>
+      </w:r>
+    </w:p>
+    <w:p>
+      <w:proofErr w:type="spellStart"/>
+      <w:r>
+        <w:t>docker</w:t>
+      </w:r>
+      <w:proofErr w:type="spellEnd"/>
+      <w:r>
+        <w:t xml:space="preserve"> </w:t>
+      </w:r>
+      <w:proofErr w:type="spellStart"/>
+      <w:r>
+        <w:t>commit</w:t>
+      </w:r>
+      <w:proofErr w:type="spellEnd"/>
+      <w:r>
+        <w:t xml:space="preserve"> id nombre</w:t>
       </w:r>
     </w:p>
     <w:p>
@@ -2253,8 +3011,29 @@
       </w:r>
     </w:p>
     <w:p>
-      <w:r>
-        <w:t>docker commit 18 ubuntu-prueba</w:t>
+      <w:proofErr w:type="spellStart"/>
+      <w:r>
+        <w:t>docker</w:t>
+      </w:r>
+      <w:proofErr w:type="spellEnd"/>
+      <w:r>
+        <w:t xml:space="preserve"> </w:t>
+      </w:r>
+      <w:proofErr w:type="spellStart"/>
+      <w:r>
+        <w:t>commit</w:t>
+      </w:r>
+      <w:proofErr w:type="spellEnd"/>
+      <w:r>
+        <w:t xml:space="preserve"> 18 </w:t>
+      </w:r>
+      <w:proofErr w:type="spellStart"/>
+      <w:r>
+        <w:t>ubuntu</w:t>
+      </w:r>
+      <w:proofErr w:type="spellEnd"/>
+      <w:r>
+        <w:t>-prueba</w:t>
       </w:r>
       <w:r>
         <w:rPr>
@@ -2309,7 +3088,39 @@
           <w:b/>
           <w:bCs/>
         </w:rPr>
-        <w:t>Con docker images se verá que se ha creado</w:t>
+        <w:t xml:space="preserve">Con </w:t>
+      </w:r>
+      <w:proofErr w:type="spellStart"/>
+      <w:r>
+        <w:rPr>
+          <w:b/>
+          <w:bCs/>
+        </w:rPr>
+        <w:t>docker</w:t>
+      </w:r>
+      <w:proofErr w:type="spellEnd"/>
+      <w:r>
+        <w:rPr>
+          <w:b/>
+          <w:bCs/>
+        </w:rPr>
+        <w:t xml:space="preserve"> </w:t>
+      </w:r>
+      <w:proofErr w:type="spellStart"/>
+      <w:r>
+        <w:rPr>
+          <w:b/>
+          <w:bCs/>
+        </w:rPr>
+        <w:t>images</w:t>
+      </w:r>
+      <w:proofErr w:type="spellEnd"/>
+      <w:r>
+        <w:rPr>
+          <w:b/>
+          <w:bCs/>
+        </w:rPr>
+        <w:t xml:space="preserve"> se verá que se ha creado</w:t>
       </w:r>
       <w:r>
         <w:rPr>
@@ -2426,25 +3237,63 @@
       </w:r>
     </w:p>
     <w:p>
-      <w:r>
-        <w:t>apt update</w:t>
-      </w:r>
+      <w:proofErr w:type="spellStart"/>
+      <w:r>
+        <w:t>apt</w:t>
+      </w:r>
+      <w:proofErr w:type="spellEnd"/>
+      <w:r>
+        <w:t xml:space="preserve"> </w:t>
+      </w:r>
+      <w:proofErr w:type="spellStart"/>
+      <w:r>
+        <w:t>update</w:t>
+      </w:r>
+      <w:proofErr w:type="spellEnd"/>
       <w:r>
         <w:t xml:space="preserve">, </w:t>
       </w:r>
-      <w:r>
-        <w:t>apt install apache2</w:t>
-      </w:r>
-    </w:p>
-    <w:p>
-      <w:r>
-        <w:t>service apache2 start</w:t>
-      </w:r>
+      <w:proofErr w:type="spellStart"/>
+      <w:r>
+        <w:t>apt</w:t>
+      </w:r>
+      <w:proofErr w:type="spellEnd"/>
+      <w:r>
+        <w:t xml:space="preserve"> </w:t>
+      </w:r>
+      <w:proofErr w:type="spellStart"/>
+      <w:r>
+        <w:t>install</w:t>
+      </w:r>
+      <w:proofErr w:type="spellEnd"/>
+      <w:r>
+        <w:t xml:space="preserve"> apache2</w:t>
+      </w:r>
+    </w:p>
+    <w:p>
+      <w:proofErr w:type="spellStart"/>
+      <w:r>
+        <w:t>service</w:t>
+      </w:r>
+      <w:proofErr w:type="spellEnd"/>
+      <w:r>
+        <w:t xml:space="preserve"> apache2 </w:t>
+      </w:r>
+      <w:proofErr w:type="spellStart"/>
+      <w:r>
+        <w:t>start</w:t>
+      </w:r>
+      <w:proofErr w:type="spellEnd"/>
       <w:r>
         <w:t xml:space="preserve"> y </w:t>
       </w:r>
-      <w:r>
-        <w:t>service apache2 status</w:t>
+      <w:proofErr w:type="spellStart"/>
+      <w:r>
+        <w:t>service</w:t>
+      </w:r>
+      <w:proofErr w:type="spellEnd"/>
+      <w:r>
+        <w:t xml:space="preserve"> apache2 status</w:t>
       </w:r>
     </w:p>
     <w:p>
@@ -2505,13 +3354,50 @@
       </w:r>
     </w:p>
     <w:p>
-      <w:r>
-        <w:t>docker commit --change='CMD ["apachectl", "-DFOREGROUND"]' -c "EXPOSE 80" 79 apache2mio</w:t>
-      </w:r>
-    </w:p>
-    <w:p>
-      <w:r>
-        <w:t>Ojo: no formar el comando desde un procesador de textos no limpio como Writer, que puede alterar el tipo de comillas y no funcionar correctamente</w:t>
+      <w:proofErr w:type="spellStart"/>
+      <w:r>
+        <w:t>docker</w:t>
+      </w:r>
+      <w:proofErr w:type="spellEnd"/>
+      <w:r>
+        <w:t xml:space="preserve"> </w:t>
+      </w:r>
+      <w:proofErr w:type="spellStart"/>
+      <w:r>
+        <w:t>commit</w:t>
+      </w:r>
+      <w:proofErr w:type="spellEnd"/>
+      <w:r>
+        <w:t xml:space="preserve"> --</w:t>
+      </w:r>
+      <w:proofErr w:type="spellStart"/>
+      <w:r>
+        <w:t>change</w:t>
+      </w:r>
+      <w:proofErr w:type="spellEnd"/>
+      <w:r>
+        <w:t>='CMD ["</w:t>
+      </w:r>
+      <w:proofErr w:type="spellStart"/>
+      <w:r>
+        <w:t>apachectl</w:t>
+      </w:r>
+      <w:proofErr w:type="spellEnd"/>
+      <w:r>
+        <w:t>", "-DFOREGROUND"]' -c "EXPOSE 80" 79 apache2mio</w:t>
+      </w:r>
+    </w:p>
+    <w:p>
+      <w:r>
+        <w:t xml:space="preserve">Ojo: no formar el comando desde un procesador de textos no limpio como </w:t>
+      </w:r>
+      <w:proofErr w:type="spellStart"/>
+      <w:r>
+        <w:t>Writer</w:t>
+      </w:r>
+      <w:proofErr w:type="spellEnd"/>
+      <w:r>
+        <w:t>, que puede alterar el tipo de comillas y no funcionar correctamente</w:t>
       </w:r>
     </w:p>
     <w:p>
@@ -2673,7 +3559,15 @@
     <w:p>
       <w:r>
         <w:lastRenderedPageBreak/>
-        <w:t>Ahora, si en nuestro sistema operativo anfitrión entramos en el el navegador de internet y ponemos localhost:5000, debe aparecer la página web de inicio del servidor apache2 de nuestro contenedor apache2mio</w:t>
+        <w:t xml:space="preserve">Ahora, si en nuestro sistema operativo anfitrión entramos en el </w:t>
+      </w:r>
+      <w:proofErr w:type="spellStart"/>
+      <w:r>
+        <w:t>el</w:t>
+      </w:r>
+      <w:proofErr w:type="spellEnd"/>
+      <w:r>
+        <w:t xml:space="preserve"> navegador de internet y ponemos localhost:5000, debe aparecer la página web de inicio del servidor apache2 de nuestro contenedor apache2mio</w:t>
       </w:r>
     </w:p>
     <w:p>
@@ -2724,8 +3618,29 @@
       </w:r>
     </w:p>
     <w:p>
-      <w:r>
-        <w:t>docker stop id_contenedor se parará el contenedor. En mi caso es docker stop 07</w:t>
+      <w:proofErr w:type="spellStart"/>
+      <w:r>
+        <w:t>docker</w:t>
+      </w:r>
+      <w:proofErr w:type="spellEnd"/>
+      <w:r>
+        <w:t xml:space="preserve"> stop </w:t>
+      </w:r>
+      <w:proofErr w:type="spellStart"/>
+      <w:r>
+        <w:t>id_contenedor</w:t>
+      </w:r>
+      <w:proofErr w:type="spellEnd"/>
+      <w:r>
+        <w:t xml:space="preserve"> se parará el contenedor. En mi caso es </w:t>
+      </w:r>
+      <w:proofErr w:type="spellStart"/>
+      <w:r>
+        <w:t>docker</w:t>
+      </w:r>
+      <w:proofErr w:type="spellEnd"/>
+      <w:r>
+        <w:t xml:space="preserve"> stop 07</w:t>
       </w:r>
     </w:p>
     <w:p>
@@ -2780,17 +3695,23 @@
         <w:pStyle w:val="Ttulo1"/>
         <w:jc w:val="center"/>
       </w:pPr>
-      <w:bookmarkStart w:id="3" w:name="_Toc221527208"/>
+      <w:bookmarkStart w:id="3" w:name="_Toc221692782"/>
+      <w:proofErr w:type="spellStart"/>
       <w:r>
         <w:lastRenderedPageBreak/>
         <w:t>DockerFile</w:t>
       </w:r>
       <w:bookmarkEnd w:id="3"/>
-    </w:p>
-    <w:p>
-      <w:bookmarkStart w:id="4" w:name="_Toc221527209"/>
-      <w:r>
-        <w:t>DockerFile sirve para realizar imágenes a partir de un contenedor personalizado de una manera sencilla.</w:t>
+      <w:proofErr w:type="spellEnd"/>
+    </w:p>
+    <w:p>
+      <w:proofErr w:type="spellStart"/>
+      <w:r>
+        <w:t>DockerFile</w:t>
+      </w:r>
+      <w:proofErr w:type="spellEnd"/>
+      <w:r>
+        <w:t xml:space="preserve"> sirve para realizar imágenes a partir de un contenedor personalizado de una manera sencilla.</w:t>
       </w:r>
     </w:p>
     <w:p>
@@ -2802,18 +3723,36 @@
       <w:pPr>
         <w:pStyle w:val="Ttulo2"/>
       </w:pPr>
+      <w:bookmarkStart w:id="4" w:name="_Toc221692783"/>
       <w:r>
         <w:t>Ejemplo 1:</w:t>
       </w:r>
-    </w:p>
-    <w:p>
-      <w:r>
-        <w:t>- Se crea una carpeta llamada miweb dentro de nuestra carpeta personal en Ubuntu.</w:t>
-      </w:r>
-    </w:p>
-    <w:p>
-      <w:r>
-        <w:t>- Dentro de esa carpeta creamos con un editor de textos un archivo llamado Dockerfile (se tiene que llamar así) con esta información:</w:t>
+      <w:bookmarkEnd w:id="4"/>
+    </w:p>
+    <w:p>
+      <w:r>
+        <w:t xml:space="preserve">- Se crea una carpeta llamada </w:t>
+      </w:r>
+      <w:proofErr w:type="spellStart"/>
+      <w:r>
+        <w:t>miweb</w:t>
+      </w:r>
+      <w:proofErr w:type="spellEnd"/>
+      <w:r>
+        <w:t xml:space="preserve"> dentro de nuestra carpeta personal en Ubuntu.</w:t>
+      </w:r>
+    </w:p>
+    <w:p>
+      <w:r>
+        <w:t xml:space="preserve">- Dentro de esa carpeta creamos con un editor de textos un archivo llamado </w:t>
+      </w:r>
+      <w:proofErr w:type="spellStart"/>
+      <w:r>
+        <w:t>Dockerfile</w:t>
+      </w:r>
+      <w:proofErr w:type="spellEnd"/>
+      <w:r>
+        <w:t xml:space="preserve"> (se tiene que llamar así) con esta información:</w:t>
       </w:r>
     </w:p>
     <w:p>
@@ -2860,18 +3799,65 @@
     </w:p>
     <w:p>
       <w:r>
-        <w:t>- Se crea la imagen, llamada miweb, con este comandos</w:t>
-      </w:r>
-    </w:p>
-    <w:p>
-      <w:r>
-        <w:t>docker build -t miweb /home/pc-profe/miweb</w:t>
-      </w:r>
-    </w:p>
-    <w:p>
-      <w:r>
-        <w:t>- Se ve que se ha creado satisfactoriamente con docker images</w:t>
-      </w:r>
+        <w:t xml:space="preserve">- Se crea la imagen, llamada </w:t>
+      </w:r>
+      <w:proofErr w:type="spellStart"/>
+      <w:r>
+        <w:t>miweb</w:t>
+      </w:r>
+      <w:proofErr w:type="spellEnd"/>
+      <w:r>
+        <w:t>, con este comandos</w:t>
+      </w:r>
+    </w:p>
+    <w:p>
+      <w:proofErr w:type="spellStart"/>
+      <w:r>
+        <w:t>docker</w:t>
+      </w:r>
+      <w:proofErr w:type="spellEnd"/>
+      <w:r>
+        <w:t xml:space="preserve"> </w:t>
+      </w:r>
+      <w:proofErr w:type="spellStart"/>
+      <w:r>
+        <w:t>build</w:t>
+      </w:r>
+      <w:proofErr w:type="spellEnd"/>
+      <w:r>
+        <w:t xml:space="preserve"> -t </w:t>
+      </w:r>
+      <w:proofErr w:type="spellStart"/>
+      <w:r>
+        <w:t>miweb</w:t>
+      </w:r>
+      <w:proofErr w:type="spellEnd"/>
+      <w:r>
+        <w:t xml:space="preserve"> /home/pc-profe/</w:t>
+      </w:r>
+      <w:proofErr w:type="spellStart"/>
+      <w:r>
+        <w:t>miweb</w:t>
+      </w:r>
+      <w:proofErr w:type="spellEnd"/>
+    </w:p>
+    <w:p>
+      <w:r>
+        <w:t xml:space="preserve">- Se ve que se ha creado satisfactoriamente con </w:t>
+      </w:r>
+      <w:proofErr w:type="spellStart"/>
+      <w:r>
+        <w:t>docker</w:t>
+      </w:r>
+      <w:proofErr w:type="spellEnd"/>
+      <w:r>
+        <w:t xml:space="preserve"> </w:t>
+      </w:r>
+      <w:proofErr w:type="spellStart"/>
+      <w:r>
+        <w:t>images</w:t>
+      </w:r>
+      <w:proofErr w:type="spellEnd"/>
     </w:p>
     <w:p>
       <w:r>
@@ -2917,8 +3903,29 @@
     </w:p>
     <w:p>
       <w:r>
-        <w:t>- Ejecutamos la imagen miweb con este comando docker run -d -p 85:80 miweb</w:t>
-      </w:r>
+        <w:t xml:space="preserve">- Ejecutamos la imagen </w:t>
+      </w:r>
+      <w:proofErr w:type="spellStart"/>
+      <w:r>
+        <w:t>miweb</w:t>
+      </w:r>
+      <w:proofErr w:type="spellEnd"/>
+      <w:r>
+        <w:t xml:space="preserve"> con este comando </w:t>
+      </w:r>
+      <w:proofErr w:type="spellStart"/>
+      <w:r>
+        <w:t>docker</w:t>
+      </w:r>
+      <w:proofErr w:type="spellEnd"/>
+      <w:r>
+        <w:t xml:space="preserve"> run -d -p 85:80 </w:t>
+      </w:r>
+      <w:proofErr w:type="spellStart"/>
+      <w:r>
+        <w:t>miweb</w:t>
+      </w:r>
+      <w:proofErr w:type="spellEnd"/>
     </w:p>
     <w:p>
       <w:r>
@@ -3018,11 +4025,12 @@
       <w:pPr>
         <w:pStyle w:val="Ttulo2"/>
       </w:pPr>
+      <w:bookmarkStart w:id="5" w:name="_Toc221692784"/>
       <w:r>
         <w:lastRenderedPageBreak/>
         <w:t>Ejemplo 2:</w:t>
       </w:r>
-      <w:bookmarkEnd w:id="4"/>
+      <w:bookmarkEnd w:id="5"/>
     </w:p>
     <w:p>
       <w:pPr>
@@ -3036,7 +4044,23 @@
           <w:b/>
           <w:bCs/>
         </w:rPr>
-        <w:t>Se descarga a través de Github una web, se descomprime y se copia a la ruta por defecto de apache2mio</w:t>
+        <w:t xml:space="preserve">Se descarga a través de </w:t>
+      </w:r>
+      <w:proofErr w:type="spellStart"/>
+      <w:r>
+        <w:rPr>
+          <w:b/>
+          <w:bCs/>
+        </w:rPr>
+        <w:t>Github</w:t>
+      </w:r>
+      <w:proofErr w:type="spellEnd"/>
+      <w:r>
+        <w:rPr>
+          <w:b/>
+          <w:bCs/>
+        </w:rPr>
+        <w:t xml:space="preserve"> una web, se descomprime y se copia a la ruta por defecto de apache2mio</w:t>
       </w:r>
     </w:p>
     <w:p>
@@ -3046,7 +4070,15 @@
     </w:p>
     <w:p>
       <w:r>
-        <w:t>Creamos un archivo Dockerfile con esta información:</w:t>
+        <w:t xml:space="preserve">Creamos un archivo </w:t>
+      </w:r>
+      <w:proofErr w:type="spellStart"/>
+      <w:r>
+        <w:t>Dockerfile</w:t>
+      </w:r>
+      <w:proofErr w:type="spellEnd"/>
+      <w:r>
+        <w:t xml:space="preserve"> con esta información:</w:t>
       </w:r>
     </w:p>
     <w:p>
@@ -3097,14 +4129,48 @@
       </w:r>
     </w:p>
     <w:p>
-      <w:r>
-        <w:t>docker buildx build -t miweb5 /home/pc-profe/misitio5/ --load</w:t>
-      </w:r>
-    </w:p>
-    <w:p>
-      <w:r>
-        <w:t>Ha funcionado, se ve con el comando docker images</w:t>
-      </w:r>
+      <w:proofErr w:type="spellStart"/>
+      <w:r>
+        <w:t>docker</w:t>
+      </w:r>
+      <w:proofErr w:type="spellEnd"/>
+      <w:r>
+        <w:t xml:space="preserve"> </w:t>
+      </w:r>
+      <w:proofErr w:type="spellStart"/>
+      <w:r>
+        <w:t>buildx</w:t>
+      </w:r>
+      <w:proofErr w:type="spellEnd"/>
+      <w:r>
+        <w:t xml:space="preserve"> </w:t>
+      </w:r>
+      <w:proofErr w:type="spellStart"/>
+      <w:r>
+        <w:t>build</w:t>
+      </w:r>
+      <w:proofErr w:type="spellEnd"/>
+      <w:r>
+        <w:t xml:space="preserve"> -t miweb5 /home/pc-profe/misitio5/ --load</w:t>
+      </w:r>
+    </w:p>
+    <w:p>
+      <w:r>
+        <w:t xml:space="preserve">Ha funcionado, se ve con el comando </w:t>
+      </w:r>
+      <w:proofErr w:type="spellStart"/>
+      <w:r>
+        <w:t>docker</w:t>
+      </w:r>
+      <w:proofErr w:type="spellEnd"/>
+      <w:r>
+        <w:t xml:space="preserve"> </w:t>
+      </w:r>
+      <w:proofErr w:type="spellStart"/>
+      <w:r>
+        <w:t>images</w:t>
+      </w:r>
+      <w:proofErr w:type="spellEnd"/>
     </w:p>
     <w:p>
       <w:r>
@@ -3255,22 +4321,22 @@
         <w:pStyle w:val="Ttulo1"/>
         <w:jc w:val="center"/>
       </w:pPr>
-      <w:bookmarkStart w:id="5" w:name="_Toc221527210"/>
+      <w:bookmarkStart w:id="6" w:name="_Toc221692785"/>
       <w:r>
         <w:lastRenderedPageBreak/>
         <w:t>MEJORAS</w:t>
       </w:r>
-      <w:bookmarkEnd w:id="5"/>
+      <w:bookmarkEnd w:id="6"/>
     </w:p>
     <w:p>
       <w:pPr>
         <w:pStyle w:val="Ttulo2"/>
       </w:pPr>
-      <w:bookmarkStart w:id="6" w:name="_Toc221527211"/>
+      <w:bookmarkStart w:id="7" w:name="_Toc221692786"/>
       <w:r>
         <w:t>MEJORA 1:</w:t>
       </w:r>
-      <w:bookmarkEnd w:id="6"/>
+      <w:bookmarkEnd w:id="7"/>
     </w:p>
     <w:p>
       <w:r>
@@ -3278,8 +4344,29 @@
       </w:r>
     </w:p>
     <w:p>
-      <w:r>
-        <w:t>docker buildx build -t miweb5 /home/pc-profe/misitio5/ --load</w:t>
+      <w:proofErr w:type="spellStart"/>
+      <w:r>
+        <w:t>docker</w:t>
+      </w:r>
+      <w:proofErr w:type="spellEnd"/>
+      <w:r>
+        <w:t xml:space="preserve"> </w:t>
+      </w:r>
+      <w:proofErr w:type="spellStart"/>
+      <w:r>
+        <w:t>buildx</w:t>
+      </w:r>
+      <w:proofErr w:type="spellEnd"/>
+      <w:r>
+        <w:t xml:space="preserve"> </w:t>
+      </w:r>
+      <w:proofErr w:type="spellStart"/>
+      <w:r>
+        <w:t>build</w:t>
+      </w:r>
+      <w:proofErr w:type="spellEnd"/>
+      <w:r>
+        <w:t xml:space="preserve"> -t miweb5 /home/pc-profe/misitio5/ --load</w:t>
       </w:r>
     </w:p>
     <w:p>
@@ -3288,8 +4375,69 @@
       </w:r>
     </w:p>
     <w:p>
-      <w:r>
-        <w:t>MaintainerDeprecated: Maintainer instruction is deprecated in favor of using label (line 2)</w:t>
+      <w:proofErr w:type="spellStart"/>
+      <w:r>
+        <w:t>MaintainerDeprecated</w:t>
+      </w:r>
+      <w:proofErr w:type="spellEnd"/>
+      <w:r>
+        <w:t xml:space="preserve">: </w:t>
+      </w:r>
+      <w:proofErr w:type="spellStart"/>
+      <w:r>
+        <w:t>Maintainer</w:t>
+      </w:r>
+      <w:proofErr w:type="spellEnd"/>
+      <w:r>
+        <w:t xml:space="preserve"> </w:t>
+      </w:r>
+      <w:proofErr w:type="spellStart"/>
+      <w:r>
+        <w:t>instruction</w:t>
+      </w:r>
+      <w:proofErr w:type="spellEnd"/>
+      <w:r>
+        <w:t xml:space="preserve"> </w:t>
+      </w:r>
+      <w:proofErr w:type="spellStart"/>
+      <w:r>
+        <w:t>is</w:t>
+      </w:r>
+      <w:proofErr w:type="spellEnd"/>
+      <w:r>
+        <w:t xml:space="preserve"> </w:t>
+      </w:r>
+      <w:proofErr w:type="spellStart"/>
+      <w:r>
+        <w:t>deprecated</w:t>
+      </w:r>
+      <w:proofErr w:type="spellEnd"/>
+      <w:r>
+        <w:t xml:space="preserve"> in favor </w:t>
+      </w:r>
+      <w:proofErr w:type="spellStart"/>
+      <w:r>
+        <w:t>of</w:t>
+      </w:r>
+      <w:proofErr w:type="spellEnd"/>
+      <w:r>
+        <w:t xml:space="preserve"> </w:t>
+      </w:r>
+      <w:proofErr w:type="spellStart"/>
+      <w:r>
+        <w:t>using</w:t>
+      </w:r>
+      <w:proofErr w:type="spellEnd"/>
+      <w:r>
+        <w:t xml:space="preserve"> </w:t>
+      </w:r>
+      <w:proofErr w:type="spellStart"/>
+      <w:r>
+        <w:t>label</w:t>
+      </w:r>
+      <w:proofErr w:type="spellEnd"/>
+      <w:r>
+        <w:t xml:space="preserve"> (line 2)</w:t>
       </w:r>
     </w:p>
     <w:p>
@@ -3299,12 +4447,52 @@
     </w:p>
     <w:p>
       <w:r>
-        <w:t>1) Cambiar la línea 2 de Dockerfile, sustituyendo MAINTAINER Jose admin@gmail.com por</w:t>
-      </w:r>
-    </w:p>
-    <w:p>
-      <w:r>
-        <w:t>LABEL author="Jose" email="admin@gmail.com" version="1.0"</w:t>
+        <w:t xml:space="preserve">1) Cambiar la línea 2 de </w:t>
+      </w:r>
+      <w:proofErr w:type="spellStart"/>
+      <w:r>
+        <w:t>Dockerfile</w:t>
+      </w:r>
+      <w:proofErr w:type="spellEnd"/>
+      <w:r>
+        <w:t xml:space="preserve">, sustituyendo MAINTAINER </w:t>
+      </w:r>
+      <w:proofErr w:type="spellStart"/>
+      <w:r>
+        <w:t>Jose</w:t>
+      </w:r>
+      <w:proofErr w:type="spellEnd"/>
+      <w:r>
+        <w:t xml:space="preserve"> admin@gmail.com por</w:t>
+      </w:r>
+    </w:p>
+    <w:p>
+      <w:r>
+        <w:t xml:space="preserve">LABEL </w:t>
+      </w:r>
+      <w:proofErr w:type="spellStart"/>
+      <w:r>
+        <w:t>author</w:t>
+      </w:r>
+      <w:proofErr w:type="spellEnd"/>
+      <w:r>
+        <w:t>="</w:t>
+      </w:r>
+      <w:proofErr w:type="spellStart"/>
+      <w:r>
+        <w:t>Jose</w:t>
+      </w:r>
+      <w:proofErr w:type="spellEnd"/>
+      <w:r>
+        <w:t xml:space="preserve">" email="admin@gmail.com" </w:t>
+      </w:r>
+      <w:proofErr w:type="spellStart"/>
+      <w:r>
+        <w:t>version</w:t>
+      </w:r>
+      <w:proofErr w:type="spellEnd"/>
+      <w:r>
+        <w:t>="1.0"</w:t>
       </w:r>
     </w:p>
     <w:p>
@@ -3355,8 +4543,37 @@
       </w:r>
     </w:p>
     <w:p>
-      <w:r>
-        <w:t>docker buildx build -t miweb5 /home/pc-profe/miweb/ --load –no-cache</w:t>
+      <w:proofErr w:type="spellStart"/>
+      <w:r>
+        <w:t>docker</w:t>
+      </w:r>
+      <w:proofErr w:type="spellEnd"/>
+      <w:r>
+        <w:t xml:space="preserve"> </w:t>
+      </w:r>
+      <w:proofErr w:type="spellStart"/>
+      <w:r>
+        <w:t>buildx</w:t>
+      </w:r>
+      <w:proofErr w:type="spellEnd"/>
+      <w:r>
+        <w:t xml:space="preserve"> </w:t>
+      </w:r>
+      <w:proofErr w:type="spellStart"/>
+      <w:r>
+        <w:t>build</w:t>
+      </w:r>
+      <w:proofErr w:type="spellEnd"/>
+      <w:r>
+        <w:t xml:space="preserve"> -t miweb5 /home/pc-profe/</w:t>
+      </w:r>
+      <w:proofErr w:type="spellStart"/>
+      <w:r>
+        <w:t>miweb</w:t>
+      </w:r>
+      <w:proofErr w:type="spellEnd"/>
+      <w:r>
+        <w:t>/ --load –no-cache</w:t>
       </w:r>
     </w:p>
     <w:p>
@@ -3405,12 +4622,12 @@
       <w:pPr>
         <w:pStyle w:val="Ttulo2"/>
       </w:pPr>
-      <w:bookmarkStart w:id="7" w:name="_Toc221527212"/>
+      <w:bookmarkStart w:id="8" w:name="_Toc221692787"/>
       <w:r>
         <w:lastRenderedPageBreak/>
         <w:t>MEJORA 2:</w:t>
       </w:r>
-      <w:bookmarkEnd w:id="7"/>
+      <w:bookmarkEnd w:id="8"/>
     </w:p>
     <w:p>
       <w:r>
@@ -3419,12 +4636,156 @@
     </w:p>
     <w:p>
       <w:r>
-        <w:t>1 warning found (use docker --debug to expand): - JSONArgsRecommended: JSON arguments recommended for CMD to prevent unintended behavior related to OS signals (line 7)</w:t>
-      </w:r>
-    </w:p>
-    <w:p>
-      <w:r>
-        <w:t>hay que cambiar la línea 7 de Dockerfile por</w:t>
+        <w:t xml:space="preserve">1 </w:t>
+      </w:r>
+      <w:proofErr w:type="spellStart"/>
+      <w:r>
+        <w:t>warning</w:t>
+      </w:r>
+      <w:proofErr w:type="spellEnd"/>
+      <w:r>
+        <w:t xml:space="preserve"> </w:t>
+      </w:r>
+      <w:proofErr w:type="spellStart"/>
+      <w:r>
+        <w:t>found</w:t>
+      </w:r>
+      <w:proofErr w:type="spellEnd"/>
+      <w:r>
+        <w:t xml:space="preserve"> (use </w:t>
+      </w:r>
+      <w:proofErr w:type="spellStart"/>
+      <w:r>
+        <w:t>docker</w:t>
+      </w:r>
+      <w:proofErr w:type="spellEnd"/>
+      <w:r>
+        <w:t xml:space="preserve"> --</w:t>
+      </w:r>
+      <w:proofErr w:type="spellStart"/>
+      <w:r>
+        <w:t>debug</w:t>
+      </w:r>
+      <w:proofErr w:type="spellEnd"/>
+      <w:r>
+        <w:t xml:space="preserve"> </w:t>
+      </w:r>
+      <w:proofErr w:type="spellStart"/>
+      <w:r>
+        <w:t>to</w:t>
+      </w:r>
+      <w:proofErr w:type="spellEnd"/>
+      <w:r>
+        <w:t xml:space="preserve"> </w:t>
+      </w:r>
+      <w:proofErr w:type="spellStart"/>
+      <w:r>
+        <w:t>expand</w:t>
+      </w:r>
+      <w:proofErr w:type="spellEnd"/>
+      <w:r>
+        <w:t xml:space="preserve">): - </w:t>
+      </w:r>
+      <w:proofErr w:type="spellStart"/>
+      <w:r>
+        <w:t>JSONArgsRecommended</w:t>
+      </w:r>
+      <w:proofErr w:type="spellEnd"/>
+      <w:r>
+        <w:t xml:space="preserve">: JSON </w:t>
+      </w:r>
+      <w:proofErr w:type="spellStart"/>
+      <w:r>
+        <w:t>arguments</w:t>
+      </w:r>
+      <w:proofErr w:type="spellEnd"/>
+      <w:r>
+        <w:t xml:space="preserve"> </w:t>
+      </w:r>
+      <w:proofErr w:type="spellStart"/>
+      <w:r>
+        <w:t>recommended</w:t>
+      </w:r>
+      <w:proofErr w:type="spellEnd"/>
+      <w:r>
+        <w:t xml:space="preserve"> </w:t>
+      </w:r>
+      <w:proofErr w:type="spellStart"/>
+      <w:r>
+        <w:t>for</w:t>
+      </w:r>
+      <w:proofErr w:type="spellEnd"/>
+      <w:r>
+        <w:t xml:space="preserve"> CMD </w:t>
+      </w:r>
+      <w:proofErr w:type="spellStart"/>
+      <w:r>
+        <w:t>to</w:t>
+      </w:r>
+      <w:proofErr w:type="spellEnd"/>
+      <w:r>
+        <w:t xml:space="preserve"> </w:t>
+      </w:r>
+      <w:proofErr w:type="spellStart"/>
+      <w:r>
+        <w:t>prevent</w:t>
+      </w:r>
+      <w:proofErr w:type="spellEnd"/>
+      <w:r>
+        <w:t xml:space="preserve"> </w:t>
+      </w:r>
+      <w:proofErr w:type="spellStart"/>
+      <w:r>
+        <w:t>unintended</w:t>
+      </w:r>
+      <w:proofErr w:type="spellEnd"/>
+      <w:r>
+        <w:t xml:space="preserve"> </w:t>
+      </w:r>
+      <w:proofErr w:type="spellStart"/>
+      <w:r>
+        <w:t>behavior</w:t>
+      </w:r>
+      <w:proofErr w:type="spellEnd"/>
+      <w:r>
+        <w:t xml:space="preserve"> </w:t>
+      </w:r>
+      <w:proofErr w:type="spellStart"/>
+      <w:r>
+        <w:t>related</w:t>
+      </w:r>
+      <w:proofErr w:type="spellEnd"/>
+      <w:r>
+        <w:t xml:space="preserve"> </w:t>
+      </w:r>
+      <w:proofErr w:type="spellStart"/>
+      <w:r>
+        <w:t>to</w:t>
+      </w:r>
+      <w:proofErr w:type="spellEnd"/>
+      <w:r>
+        <w:t xml:space="preserve"> OS </w:t>
+      </w:r>
+      <w:proofErr w:type="spellStart"/>
+      <w:r>
+        <w:t>signals</w:t>
+      </w:r>
+      <w:proofErr w:type="spellEnd"/>
+      <w:r>
+        <w:t xml:space="preserve"> (line 7)</w:t>
+      </w:r>
+    </w:p>
+    <w:p>
+      <w:r>
+        <w:t xml:space="preserve">hay que cambiar la línea 7 de </w:t>
+      </w:r>
+      <w:proofErr w:type="spellStart"/>
+      <w:r>
+        <w:t>Dockerfile</w:t>
+      </w:r>
+      <w:proofErr w:type="spellEnd"/>
+      <w:r>
+        <w:t xml:space="preserve"> por</w:t>
       </w:r>
     </w:p>
     <w:p>
@@ -3485,8 +4846,37 @@
       </w:r>
     </w:p>
     <w:p>
-      <w:r>
-        <w:t>docker buildx build -t miweb2 /home/pc-profe/miweb/ --load –no-cache</w:t>
+      <w:proofErr w:type="spellStart"/>
+      <w:r>
+        <w:t>docker</w:t>
+      </w:r>
+      <w:proofErr w:type="spellEnd"/>
+      <w:r>
+        <w:t xml:space="preserve"> </w:t>
+      </w:r>
+      <w:proofErr w:type="spellStart"/>
+      <w:r>
+        <w:t>buildx</w:t>
+      </w:r>
+      <w:proofErr w:type="spellEnd"/>
+      <w:r>
+        <w:t xml:space="preserve"> </w:t>
+      </w:r>
+      <w:proofErr w:type="spellStart"/>
+      <w:r>
+        <w:t>build</w:t>
+      </w:r>
+      <w:proofErr w:type="spellEnd"/>
+      <w:r>
+        <w:t xml:space="preserve"> -t miweb2 /home/pc-profe/</w:t>
+      </w:r>
+      <w:proofErr w:type="spellStart"/>
+      <w:r>
+        <w:t>miweb</w:t>
+      </w:r>
+      <w:proofErr w:type="spellEnd"/>
+      <w:r>
+        <w:t>/ --load –no-cache</w:t>
       </w:r>
     </w:p>
     <w:p>
@@ -3546,12 +4936,12 @@
         <w:pStyle w:val="Ttulo1"/>
         <w:jc w:val="center"/>
       </w:pPr>
-      <w:bookmarkStart w:id="8" w:name="_Toc221527213"/>
+      <w:bookmarkStart w:id="9" w:name="_Toc221692788"/>
       <w:r>
         <w:lastRenderedPageBreak/>
         <w:t>DOCKER</w:t>
       </w:r>
-      <w:bookmarkEnd w:id="8"/>
+      <w:bookmarkEnd w:id="9"/>
     </w:p>
     <w:p>
       <w:r>
@@ -3597,6 +4987,9 @@
     </w:p>
     <w:p>
       <w:r>
+        <w:rPr>
+          <w:noProof/>
+        </w:rPr>
         <w:drawing>
           <wp:inline distT="0" distB="0" distL="0" distR="0" wp14:anchorId="2DAF8512" wp14:editId="3D39B6D3">
             <wp:extent cx="4516341" cy="2374478"/>
@@ -3635,17 +5028,41 @@
       </w:r>
     </w:p>
     <w:p>
-      <w:r>
-        <w:t>docker run -d \</w:t>
-      </w:r>
-    </w:p>
-    <w:p>
-      <w:r>
-        <w:t xml:space="preserve"> --name=vscodium \</w:t>
-      </w:r>
-    </w:p>
-    <w:p>
-      <w:r>
+      <w:proofErr w:type="spellStart"/>
+      <w:r>
+        <w:t>docker</w:t>
+      </w:r>
+      <w:proofErr w:type="spellEnd"/>
+      <w:r>
+        <w:t xml:space="preserve"> run -d \</w:t>
+      </w:r>
+    </w:p>
+    <w:p>
+      <w:r>
+        <w:t xml:space="preserve"> --</w:t>
+      </w:r>
+      <w:proofErr w:type="spellStart"/>
+      <w:r>
+        <w:t>name</w:t>
+      </w:r>
+      <w:proofErr w:type="spellEnd"/>
+      <w:r>
+        <w:t>=</w:t>
+      </w:r>
+      <w:proofErr w:type="spellStart"/>
+      <w:r>
+        <w:t>vscodium</w:t>
+      </w:r>
+      <w:proofErr w:type="spellEnd"/>
+      <w:r>
+        <w:t xml:space="preserve"> \</w:t>
+      </w:r>
+    </w:p>
+    <w:p>
+      <w:r>
+        <w:rPr>
+          <w:noProof/>
+        </w:rPr>
         <w:drawing>
           <wp:anchor distT="0" distB="0" distL="114300" distR="114300" simplePos="0" relativeHeight="251658240" behindDoc="1" locked="0" layoutInCell="1" allowOverlap="1" wp14:anchorId="300311F8" wp14:editId="2C245EF9">
             <wp:simplePos x="0" y="0"/>
@@ -3708,7 +5125,23 @@
     </w:p>
     <w:p>
       <w:r>
-        <w:t xml:space="preserve"> -v /ruta/a/tu/codigo:/config \</w:t>
+        <w:t xml:space="preserve"> -v /ruta/a/tu/</w:t>
+      </w:r>
+      <w:proofErr w:type="spellStart"/>
+      <w:r>
+        <w:t>codigo</w:t>
+      </w:r>
+      <w:proofErr w:type="spellEnd"/>
+      <w:r>
+        <w:t>:/</w:t>
+      </w:r>
+      <w:proofErr w:type="spellStart"/>
+      <w:r>
+        <w:t>config</w:t>
+      </w:r>
+      <w:proofErr w:type="spellEnd"/>
+      <w:r>
+        <w:t xml:space="preserve"> \</w:t>
       </w:r>
     </w:p>
     <w:p>
@@ -3723,16 +5156,48 @@
     </w:p>
     <w:p>
       <w:r>
-        <w:t xml:space="preserve"> --restart unless-stopped \</w:t>
-      </w:r>
-    </w:p>
-    <w:p>
-      <w:r>
-        <w:t xml:space="preserve"> linuxserver/vscodium:latest</w:t>
-      </w:r>
-    </w:p>
-    <w:p>
-      <w:r>
+        <w:t xml:space="preserve"> --</w:t>
+      </w:r>
+      <w:proofErr w:type="spellStart"/>
+      <w:r>
+        <w:t>restart</w:t>
+      </w:r>
+      <w:proofErr w:type="spellEnd"/>
+      <w:r>
+        <w:t xml:space="preserve"> </w:t>
+      </w:r>
+      <w:proofErr w:type="spellStart"/>
+      <w:r>
+        <w:t>unless-stopped</w:t>
+      </w:r>
+      <w:proofErr w:type="spellEnd"/>
+      <w:r>
+        <w:t xml:space="preserve"> \</w:t>
+      </w:r>
+    </w:p>
+    <w:p>
+      <w:r>
+        <w:t xml:space="preserve"> </w:t>
+      </w:r>
+      <w:proofErr w:type="spellStart"/>
+      <w:r>
+        <w:t>linuxserver</w:t>
+      </w:r>
+      <w:proofErr w:type="spellEnd"/>
+      <w:r>
+        <w:t>/</w:t>
+      </w:r>
+      <w:proofErr w:type="spellStart"/>
+      <w:r>
+        <w:t>vscodium:latest</w:t>
+      </w:r>
+      <w:proofErr w:type="spellEnd"/>
+    </w:p>
+    <w:p>
+      <w:r>
+        <w:rPr>
+          <w:noProof/>
+        </w:rPr>
         <w:drawing>
           <wp:inline distT="0" distB="0" distL="0" distR="0" wp14:anchorId="778CCE9B" wp14:editId="24E7F7E1">
             <wp:extent cx="3593438" cy="974420"/>
@@ -3771,44 +5236,196 @@
       </w:r>
     </w:p>
     <w:p>
+      <w:proofErr w:type="spellStart"/>
       <w:r>
         <w:lastRenderedPageBreak/>
-        <w:t>docker rmi nombreimagen borra esa imagen de nuestro equipo</w:t>
-      </w:r>
-    </w:p>
-    <w:p>
-      <w:r>
-        <w:t>docker stop vscodium detiene el contenedor pero sigue existiendo</w:t>
-      </w:r>
-    </w:p>
-    <w:p>
-      <w:r>
-        <w:t>docker start vscodium enciende el contenedor justo como estaba antes de stop</w:t>
-      </w:r>
-    </w:p>
-    <w:p>
-      <w:r>
-        <w:t>docker kill vscodium fuerza el cierre inmediato, si el comando stop no funciona</w:t>
-      </w:r>
-    </w:p>
-    <w:p>
-      <w:r>
-        <w:t>docker rm vscodium borra el contenedor por completo. Para volver a tener el contenedor, hay que</w:t>
-      </w:r>
-    </w:p>
-    <w:p>
-      <w:r>
-        <w:t>iniciarlo con docker run vscodium</w:t>
-      </w:r>
-    </w:p>
-    <w:p>
-      <w:r>
-        <w:t>docker ps muestra los contenedores activos en ese momento</w:t>
-      </w:r>
-    </w:p>
-    <w:p>
-      <w:r>
-        <w:t>docker commit vscodium vscodium-es crea una imagen a partir de un contenedor que se está</w:t>
+        <w:t>docker</w:t>
+      </w:r>
+      <w:proofErr w:type="spellEnd"/>
+      <w:r>
+        <w:t xml:space="preserve"> </w:t>
+      </w:r>
+      <w:proofErr w:type="spellStart"/>
+      <w:r>
+        <w:t>rmi</w:t>
+      </w:r>
+      <w:proofErr w:type="spellEnd"/>
+      <w:r>
+        <w:t xml:space="preserve"> </w:t>
+      </w:r>
+      <w:proofErr w:type="spellStart"/>
+      <w:r>
+        <w:t>nombreimagen</w:t>
+      </w:r>
+      <w:proofErr w:type="spellEnd"/>
+      <w:r>
+        <w:t xml:space="preserve"> borra esa imagen de nuestro equipo</w:t>
+      </w:r>
+    </w:p>
+    <w:p>
+      <w:proofErr w:type="spellStart"/>
+      <w:r>
+        <w:t>docker</w:t>
+      </w:r>
+      <w:proofErr w:type="spellEnd"/>
+      <w:r>
+        <w:t xml:space="preserve"> stop </w:t>
+      </w:r>
+      <w:proofErr w:type="spellStart"/>
+      <w:r>
+        <w:t>vscodium</w:t>
+      </w:r>
+      <w:proofErr w:type="spellEnd"/>
+      <w:r>
+        <w:t xml:space="preserve"> detiene el contenedor pero sigue existiendo</w:t>
+      </w:r>
+    </w:p>
+    <w:p>
+      <w:proofErr w:type="spellStart"/>
+      <w:r>
+        <w:t>docker</w:t>
+      </w:r>
+      <w:proofErr w:type="spellEnd"/>
+      <w:r>
+        <w:t xml:space="preserve"> </w:t>
+      </w:r>
+      <w:proofErr w:type="spellStart"/>
+      <w:r>
+        <w:t>start</w:t>
+      </w:r>
+      <w:proofErr w:type="spellEnd"/>
+      <w:r>
+        <w:t xml:space="preserve"> </w:t>
+      </w:r>
+      <w:proofErr w:type="spellStart"/>
+      <w:r>
+        <w:t>vscodium</w:t>
+      </w:r>
+      <w:proofErr w:type="spellEnd"/>
+      <w:r>
+        <w:t xml:space="preserve"> enciende el contenedor justo como estaba antes de stop</w:t>
+      </w:r>
+    </w:p>
+    <w:p>
+      <w:proofErr w:type="spellStart"/>
+      <w:r>
+        <w:t>docker</w:t>
+      </w:r>
+      <w:proofErr w:type="spellEnd"/>
+      <w:r>
+        <w:t xml:space="preserve"> </w:t>
+      </w:r>
+      <w:proofErr w:type="spellStart"/>
+      <w:r>
+        <w:t>kill</w:t>
+      </w:r>
+      <w:proofErr w:type="spellEnd"/>
+      <w:r>
+        <w:t xml:space="preserve"> </w:t>
+      </w:r>
+      <w:proofErr w:type="spellStart"/>
+      <w:r>
+        <w:t>vscodium</w:t>
+      </w:r>
+      <w:proofErr w:type="spellEnd"/>
+      <w:r>
+        <w:t xml:space="preserve"> fuerza el cierre inmediato, si el comando stop no funciona</w:t>
+      </w:r>
+    </w:p>
+    <w:p>
+      <w:proofErr w:type="spellStart"/>
+      <w:r>
+        <w:t>docker</w:t>
+      </w:r>
+      <w:proofErr w:type="spellEnd"/>
+      <w:r>
+        <w:t xml:space="preserve"> </w:t>
+      </w:r>
+      <w:proofErr w:type="spellStart"/>
+      <w:r>
+        <w:t>rm</w:t>
+      </w:r>
+      <w:proofErr w:type="spellEnd"/>
+      <w:r>
+        <w:t xml:space="preserve"> </w:t>
+      </w:r>
+      <w:proofErr w:type="spellStart"/>
+      <w:r>
+        <w:t>vscodium</w:t>
+      </w:r>
+      <w:proofErr w:type="spellEnd"/>
+      <w:r>
+        <w:t xml:space="preserve"> borra el contenedor por completo. Para volver a tener el contenedor, hay que</w:t>
+      </w:r>
+    </w:p>
+    <w:p>
+      <w:r>
+        <w:t xml:space="preserve">iniciarlo con </w:t>
+      </w:r>
+      <w:proofErr w:type="spellStart"/>
+      <w:r>
+        <w:t>docker</w:t>
+      </w:r>
+      <w:proofErr w:type="spellEnd"/>
+      <w:r>
+        <w:t xml:space="preserve"> run </w:t>
+      </w:r>
+      <w:proofErr w:type="spellStart"/>
+      <w:r>
+        <w:t>vscodium</w:t>
+      </w:r>
+      <w:proofErr w:type="spellEnd"/>
+    </w:p>
+    <w:p>
+      <w:proofErr w:type="spellStart"/>
+      <w:r>
+        <w:t>docker</w:t>
+      </w:r>
+      <w:proofErr w:type="spellEnd"/>
+      <w:r>
+        <w:t xml:space="preserve"> </w:t>
+      </w:r>
+      <w:proofErr w:type="spellStart"/>
+      <w:r>
+        <w:t>ps</w:t>
+      </w:r>
+      <w:proofErr w:type="spellEnd"/>
+      <w:r>
+        <w:t xml:space="preserve"> muestra los contenedores activos en ese momento</w:t>
+      </w:r>
+    </w:p>
+    <w:p>
+      <w:proofErr w:type="spellStart"/>
+      <w:r>
+        <w:t>docker</w:t>
+      </w:r>
+      <w:proofErr w:type="spellEnd"/>
+      <w:r>
+        <w:t xml:space="preserve"> </w:t>
+      </w:r>
+      <w:proofErr w:type="spellStart"/>
+      <w:r>
+        <w:t>commit</w:t>
+      </w:r>
+      <w:proofErr w:type="spellEnd"/>
+      <w:r>
+        <w:t xml:space="preserve"> </w:t>
+      </w:r>
+      <w:proofErr w:type="spellStart"/>
+      <w:r>
+        <w:t>vscodium</w:t>
+      </w:r>
+      <w:proofErr w:type="spellEnd"/>
+      <w:r>
+        <w:t xml:space="preserve"> </w:t>
+      </w:r>
+      <w:proofErr w:type="spellStart"/>
+      <w:r>
+        <w:t>vscodium</w:t>
+      </w:r>
+      <w:proofErr w:type="spellEnd"/>
+      <w:r>
+        <w:t>-es crea una imagen a partir de un contenedor que se está</w:t>
       </w:r>
     </w:p>
     <w:p>
@@ -3824,9 +5441,12 @@
     </w:p>
     <w:p>
       <w:r>
+        <w:rPr>
+          <w:noProof/>
+        </w:rPr>
         <w:drawing>
-          <wp:inline distT="0" distB="0" distL="0" distR="0" wp14:anchorId="13805CFD" wp14:editId="43FE5122">
-            <wp:extent cx="5400040" cy="292100"/>
+          <wp:inline distT="0" distB="0" distL="0" distR="0" wp14:anchorId="13805CFD" wp14:editId="438698CB">
+            <wp:extent cx="6026813" cy="326004"/>
             <wp:effectExtent l="0" t="0" r="0" b="0"/>
             <wp:docPr id="49" name="Imagen 49"/>
             <wp:cNvGraphicFramePr>
@@ -3848,7 +5468,7 @@
                   <pic:spPr>
                     <a:xfrm>
                       <a:off x="0" y="0"/>
-                      <a:ext cx="5400040" cy="292100"/>
+                      <a:ext cx="6274746" cy="339415"/>
                     </a:xfrm>
                     <a:prstGeom prst="rect">
                       <a:avLst/>
@@ -3863,10 +5483,13 @@
     </w:p>
     <w:p>
       <w:r>
+        <w:rPr>
+          <w:noProof/>
+        </w:rPr>
         <w:drawing>
-          <wp:inline distT="0" distB="0" distL="0" distR="0" wp14:anchorId="585AB3BF" wp14:editId="07EBF6DC">
-            <wp:extent cx="5400040" cy="424180"/>
-            <wp:effectExtent l="0" t="0" r="0" b="0"/>
+          <wp:inline distT="0" distB="0" distL="0" distR="0" wp14:anchorId="585AB3BF" wp14:editId="6FAAC9F0">
+            <wp:extent cx="6073454" cy="477078"/>
+            <wp:effectExtent l="0" t="0" r="3810" b="0"/>
             <wp:docPr id="50" name="Imagen 50"/>
             <wp:cNvGraphicFramePr>
               <a:graphicFrameLocks xmlns:a="http://schemas.openxmlformats.org/drawingml/2006/main" noChangeAspect="1"/>
@@ -3887,7 +5510,7 @@
                   <pic:spPr>
                     <a:xfrm>
                       <a:off x="0" y="0"/>
-                      <a:ext cx="5400040" cy="424180"/>
+                      <a:ext cx="6260197" cy="491747"/>
                     </a:xfrm>
                     <a:prstGeom prst="rect">
                       <a:avLst/>
@@ -3902,10 +5525,13 @@
     </w:p>
     <w:p>
       <w:r>
+        <w:rPr>
+          <w:noProof/>
+        </w:rPr>
         <w:drawing>
-          <wp:inline distT="0" distB="0" distL="0" distR="0" wp14:anchorId="4CD48562" wp14:editId="53B550AC">
-            <wp:extent cx="5400040" cy="388620"/>
-            <wp:effectExtent l="0" t="0" r="0" b="0"/>
+          <wp:inline distT="0" distB="0" distL="0" distR="0" wp14:anchorId="4CD48562" wp14:editId="3A83398D">
+            <wp:extent cx="6076775" cy="437322"/>
+            <wp:effectExtent l="0" t="0" r="635" b="1270"/>
             <wp:docPr id="51" name="Imagen 51"/>
             <wp:cNvGraphicFramePr>
               <a:graphicFrameLocks xmlns:a="http://schemas.openxmlformats.org/drawingml/2006/main" noChangeAspect="1"/>
@@ -3926,7 +5552,7 @@
                   <pic:spPr>
                     <a:xfrm>
                       <a:off x="0" y="0"/>
-                      <a:ext cx="5400040" cy="388620"/>
+                      <a:ext cx="6232881" cy="448556"/>
                     </a:xfrm>
                     <a:prstGeom prst="rect">
                       <a:avLst/>
@@ -3940,21 +5566,170 @@
       </w:r>
     </w:p>
     <w:p>
-      <w:r>
-        <w:t>docker run -d --name=vscodium-personalizado -p 3000:3000 -v /ruta/a/tu/codigo:/config -e</w:t>
-      </w:r>
-      <w:r>
-        <w:t xml:space="preserve"> </w:t>
-      </w:r>
-      <w:r>
-        <w:t>PUID=1000 -e PGID=1000 --restart unless-stopped vscodium-es:latest</w:t>
-      </w:r>
-    </w:p>
-    <w:p>
-      <w:r>
+      <w:pPr>
+        <w:rPr>
+          <w:sz w:val="20"/>
+          <w:szCs w:val="20"/>
+        </w:rPr>
+      </w:pPr>
+      <w:proofErr w:type="spellStart"/>
+      <w:r>
+        <w:rPr>
+          <w:sz w:val="20"/>
+          <w:szCs w:val="20"/>
+        </w:rPr>
+        <w:t>docker</w:t>
+      </w:r>
+      <w:proofErr w:type="spellEnd"/>
+      <w:r>
+        <w:rPr>
+          <w:sz w:val="20"/>
+          <w:szCs w:val="20"/>
+        </w:rPr>
+        <w:t xml:space="preserve"> run -d --</w:t>
+      </w:r>
+      <w:proofErr w:type="spellStart"/>
+      <w:r>
+        <w:rPr>
+          <w:sz w:val="20"/>
+          <w:szCs w:val="20"/>
+        </w:rPr>
+        <w:t>name</w:t>
+      </w:r>
+      <w:proofErr w:type="spellEnd"/>
+      <w:r>
+        <w:rPr>
+          <w:sz w:val="20"/>
+          <w:szCs w:val="20"/>
+        </w:rPr>
+        <w:t>=</w:t>
+      </w:r>
+      <w:proofErr w:type="spellStart"/>
+      <w:r>
+        <w:rPr>
+          <w:sz w:val="20"/>
+          <w:szCs w:val="20"/>
+        </w:rPr>
+        <w:t>vscodium</w:t>
+      </w:r>
+      <w:proofErr w:type="spellEnd"/>
+      <w:r>
+        <w:rPr>
+          <w:sz w:val="20"/>
+          <w:szCs w:val="20"/>
+        </w:rPr>
+        <w:t>-personalizado -p 3000:3000 -v</w:t>
+      </w:r>
+      <w:r>
+        <w:rPr>
+          <w:sz w:val="20"/>
+          <w:szCs w:val="20"/>
+        </w:rPr>
+        <w:t xml:space="preserve"> </w:t>
+      </w:r>
+      <w:r>
+        <w:rPr>
+          <w:sz w:val="20"/>
+          <w:szCs w:val="20"/>
+        </w:rPr>
+        <w:t>/ruta/a/tu/</w:t>
+      </w:r>
+      <w:proofErr w:type="spellStart"/>
+      <w:r>
+        <w:rPr>
+          <w:sz w:val="20"/>
+          <w:szCs w:val="20"/>
+        </w:rPr>
+        <w:t>codigo</w:t>
+      </w:r>
+      <w:proofErr w:type="spellEnd"/>
+      <w:r>
+        <w:rPr>
+          <w:sz w:val="20"/>
+          <w:szCs w:val="20"/>
+        </w:rPr>
+        <w:t>:/</w:t>
+      </w:r>
+      <w:proofErr w:type="spellStart"/>
+      <w:r>
+        <w:rPr>
+          <w:sz w:val="20"/>
+          <w:szCs w:val="20"/>
+        </w:rPr>
+        <w:t>config</w:t>
+      </w:r>
+      <w:proofErr w:type="spellEnd"/>
+      <w:r>
+        <w:rPr>
+          <w:sz w:val="20"/>
+          <w:szCs w:val="20"/>
+        </w:rPr>
+        <w:t xml:space="preserve"> -e</w:t>
+      </w:r>
+      <w:r>
+        <w:rPr>
+          <w:sz w:val="20"/>
+          <w:szCs w:val="20"/>
+        </w:rPr>
+        <w:t xml:space="preserve"> </w:t>
+      </w:r>
+      <w:r>
+        <w:rPr>
+          <w:sz w:val="20"/>
+          <w:szCs w:val="20"/>
+        </w:rPr>
+        <w:t>PUID=1000 -e PGID=1000 --</w:t>
+      </w:r>
+      <w:proofErr w:type="spellStart"/>
+      <w:r>
+        <w:rPr>
+          <w:sz w:val="20"/>
+          <w:szCs w:val="20"/>
+        </w:rPr>
+        <w:t>restart</w:t>
+      </w:r>
+      <w:proofErr w:type="spellEnd"/>
+      <w:r>
+        <w:rPr>
+          <w:sz w:val="20"/>
+          <w:szCs w:val="20"/>
+        </w:rPr>
+        <w:t xml:space="preserve"> </w:t>
+      </w:r>
+      <w:proofErr w:type="spellStart"/>
+      <w:r>
+        <w:rPr>
+          <w:sz w:val="20"/>
+          <w:szCs w:val="20"/>
+        </w:rPr>
+        <w:t>unless-stopped</w:t>
+      </w:r>
+      <w:proofErr w:type="spellEnd"/>
+      <w:r>
+        <w:rPr>
+          <w:sz w:val="20"/>
+          <w:szCs w:val="20"/>
+        </w:rPr>
+        <w:t xml:space="preserve"> </w:t>
+      </w:r>
+      <w:proofErr w:type="spellStart"/>
+      <w:r>
+        <w:rPr>
+          <w:sz w:val="20"/>
+          <w:szCs w:val="20"/>
+        </w:rPr>
+        <w:t>vscodium-es:latest</w:t>
+      </w:r>
+      <w:proofErr w:type="spellEnd"/>
+    </w:p>
+    <w:p>
+      <w:r>
+        <w:rPr>
+          <w:noProof/>
+        </w:rPr>
         <w:drawing>
-          <wp:inline distT="0" distB="0" distL="0" distR="0" wp14:anchorId="141C719C" wp14:editId="169FFC42">
-            <wp:extent cx="5400040" cy="534670"/>
+          <wp:inline distT="0" distB="0" distL="0" distR="0" wp14:anchorId="141C719C" wp14:editId="2CF8FB0E">
+            <wp:extent cx="6022982" cy="596348"/>
             <wp:effectExtent l="0" t="0" r="0" b="0"/>
             <wp:docPr id="52" name="Imagen 52"/>
             <wp:cNvGraphicFramePr>
@@ -3976,7 +5751,7 @@
                   <pic:spPr>
                     <a:xfrm>
                       <a:off x="0" y="0"/>
-                      <a:ext cx="5400040" cy="534670"/>
+                      <a:ext cx="6130782" cy="607021"/>
                     </a:xfrm>
                     <a:prstGeom prst="rect">
                       <a:avLst/>
@@ -3989,13 +5764,15 @@
         </w:drawing>
       </w:r>
     </w:p>
-    <w:p/>
-    <w:p>
-      <w:r>
+    <w:p>
+      <w:r>
+        <w:rPr>
+          <w:noProof/>
+        </w:rPr>
         <w:drawing>
-          <wp:inline distT="0" distB="0" distL="0" distR="0" wp14:anchorId="406D770E" wp14:editId="2B5A4D4E">
-            <wp:extent cx="5400040" cy="1370330"/>
-            <wp:effectExtent l="0" t="0" r="0" b="1270"/>
+          <wp:inline distT="0" distB="0" distL="0" distR="0" wp14:anchorId="406D770E" wp14:editId="2C27897A">
+            <wp:extent cx="6141378" cy="1558455"/>
+            <wp:effectExtent l="0" t="0" r="0" b="3810"/>
             <wp:docPr id="53" name="Imagen 53"/>
             <wp:cNvGraphicFramePr>
               <a:graphicFrameLocks xmlns:a="http://schemas.openxmlformats.org/drawingml/2006/main" noChangeAspect="1"/>
@@ -4016,7 +5793,7 @@
                   <pic:spPr>
                     <a:xfrm>
                       <a:off x="0" y="0"/>
-                      <a:ext cx="5400040" cy="1370330"/>
+                      <a:ext cx="6174333" cy="1566818"/>
                     </a:xfrm>
                     <a:prstGeom prst="rect">
                       <a:avLst/>
@@ -4029,8 +5806,353 @@
         </w:drawing>
       </w:r>
     </w:p>
+    <w:p>
+      <w:r>
+        <w:br w:type="page"/>
+      </w:r>
+    </w:p>
+    <w:p>
+      <w:pPr>
+        <w:pStyle w:val="Ttulo2"/>
+        <w:jc w:val="center"/>
+      </w:pPr>
+      <w:bookmarkStart w:id="10" w:name="_Toc221692789"/>
+      <w:r>
+        <w:lastRenderedPageBreak/>
+        <w:t>VSCODIUM EN ESPAÑOL</w:t>
+      </w:r>
+      <w:bookmarkEnd w:id="10"/>
+    </w:p>
+    <w:p>
+      <w:r>
+        <w:t>Nos vamos al apartado de extensiones:</w:t>
+      </w:r>
+    </w:p>
+    <w:p>
+      <w:r>
+        <w:drawing>
+          <wp:inline distT="0" distB="0" distL="0" distR="0" wp14:anchorId="15F25301" wp14:editId="7804A250">
+            <wp:extent cx="1645920" cy="786310"/>
+            <wp:effectExtent l="0" t="0" r="0" b="0"/>
+            <wp:docPr id="57" name="Imagen 57"/>
+            <wp:cNvGraphicFramePr>
+              <a:graphicFrameLocks xmlns:a="http://schemas.openxmlformats.org/drawingml/2006/main" noChangeAspect="1"/>
+            </wp:cNvGraphicFramePr>
+            <a:graphic xmlns:a="http://schemas.openxmlformats.org/drawingml/2006/main">
+              <a:graphicData uri="http://schemas.openxmlformats.org/drawingml/2006/picture">
+                <pic:pic xmlns:pic="http://schemas.openxmlformats.org/drawingml/2006/picture">
+                  <pic:nvPicPr>
+                    <pic:cNvPr id="1" name=""/>
+                    <pic:cNvPicPr/>
+                  </pic:nvPicPr>
+                  <pic:blipFill>
+                    <a:blip r:embed="rId59"/>
+                    <a:stretch>
+                      <a:fillRect/>
+                    </a:stretch>
+                  </pic:blipFill>
+                  <pic:spPr>
+                    <a:xfrm>
+                      <a:off x="0" y="0"/>
+                      <a:ext cx="1651401" cy="788929"/>
+                    </a:xfrm>
+                    <a:prstGeom prst="rect">
+                      <a:avLst/>
+                    </a:prstGeom>
+                  </pic:spPr>
+                </pic:pic>
+              </a:graphicData>
+            </a:graphic>
+          </wp:inline>
+        </w:drawing>
+      </w:r>
+    </w:p>
+    <w:p>
+      <w:r>
+        <w:t>Y descargamos la extensión:</w:t>
+      </w:r>
+    </w:p>
+    <w:p>
+      <w:r>
+        <w:drawing>
+          <wp:inline distT="0" distB="0" distL="0" distR="0" wp14:anchorId="133C68FA" wp14:editId="4B59A40F">
+            <wp:extent cx="3090923" cy="771277"/>
+            <wp:effectExtent l="0" t="0" r="0" b="0"/>
+            <wp:docPr id="58" name="Imagen 58"/>
+            <wp:cNvGraphicFramePr>
+              <a:graphicFrameLocks xmlns:a="http://schemas.openxmlformats.org/drawingml/2006/main" noChangeAspect="1"/>
+            </wp:cNvGraphicFramePr>
+            <a:graphic xmlns:a="http://schemas.openxmlformats.org/drawingml/2006/main">
+              <a:graphicData uri="http://schemas.openxmlformats.org/drawingml/2006/picture">
+                <pic:pic xmlns:pic="http://schemas.openxmlformats.org/drawingml/2006/picture">
+                  <pic:nvPicPr>
+                    <pic:cNvPr id="1" name=""/>
+                    <pic:cNvPicPr/>
+                  </pic:nvPicPr>
+                  <pic:blipFill>
+                    <a:blip r:embed="rId60"/>
+                    <a:stretch>
+                      <a:fillRect/>
+                    </a:stretch>
+                  </pic:blipFill>
+                  <pic:spPr>
+                    <a:xfrm>
+                      <a:off x="0" y="0"/>
+                      <a:ext cx="3127526" cy="780411"/>
+                    </a:xfrm>
+                    <a:prstGeom prst="rect">
+                      <a:avLst/>
+                    </a:prstGeom>
+                  </pic:spPr>
+                </pic:pic>
+              </a:graphicData>
+            </a:graphic>
+          </wp:inline>
+        </w:drawing>
+      </w:r>
+    </w:p>
+    <w:p>
+      <w:r>
+        <w:t xml:space="preserve">Pulsa estas teclas dentro de </w:t>
+      </w:r>
+      <w:proofErr w:type="spellStart"/>
+      <w:r>
+        <w:t>VSCodium</w:t>
+      </w:r>
+      <w:proofErr w:type="spellEnd"/>
+      <w:r>
+        <w:t xml:space="preserve"> Web:</w:t>
+      </w:r>
+    </w:p>
+    <w:p>
+      <w:proofErr w:type="spellStart"/>
+      <w:r>
+        <w:t>Ctrl</w:t>
+      </w:r>
+      <w:proofErr w:type="spellEnd"/>
+      <w:r>
+        <w:t xml:space="preserve"> + Shift + P</w:t>
+      </w:r>
+      <w:r>
+        <w:t xml:space="preserve"> y escribimos </w:t>
+      </w:r>
+      <w:proofErr w:type="spellStart"/>
+      <w:r>
+        <w:t>display</w:t>
+      </w:r>
+      <w:proofErr w:type="spellEnd"/>
+    </w:p>
+    <w:p>
+      <w:r>
+        <w:t>Y te aparecerá una opción llamada:</w:t>
+      </w:r>
+    </w:p>
+    <w:p>
+      <w:r>
+        <w:t xml:space="preserve">Configure </w:t>
+      </w:r>
+      <w:proofErr w:type="spellStart"/>
+      <w:r>
+        <w:t>Display</w:t>
+      </w:r>
+      <w:proofErr w:type="spellEnd"/>
+      <w:r>
+        <w:t xml:space="preserve"> </w:t>
+      </w:r>
+      <w:proofErr w:type="spellStart"/>
+      <w:r>
+        <w:t>Language</w:t>
+      </w:r>
+      <w:proofErr w:type="spellEnd"/>
+    </w:p>
+    <w:p>
+      <w:r>
+        <w:drawing>
+          <wp:inline distT="0" distB="0" distL="0" distR="0" wp14:anchorId="2A5DC3A0" wp14:editId="0AF1BDC5">
+            <wp:extent cx="3896140" cy="623963"/>
+            <wp:effectExtent l="0" t="0" r="0" b="5080"/>
+            <wp:docPr id="54" name="Imagen 54"/>
+            <wp:cNvGraphicFramePr>
+              <a:graphicFrameLocks xmlns:a="http://schemas.openxmlformats.org/drawingml/2006/main" noChangeAspect="1"/>
+            </wp:cNvGraphicFramePr>
+            <a:graphic xmlns:a="http://schemas.openxmlformats.org/drawingml/2006/main">
+              <a:graphicData uri="http://schemas.openxmlformats.org/drawingml/2006/picture">
+                <pic:pic xmlns:pic="http://schemas.openxmlformats.org/drawingml/2006/picture">
+                  <pic:nvPicPr>
+                    <pic:cNvPr id="1" name=""/>
+                    <pic:cNvPicPr/>
+                  </pic:nvPicPr>
+                  <pic:blipFill>
+                    <a:blip r:embed="rId61"/>
+                    <a:stretch>
+                      <a:fillRect/>
+                    </a:stretch>
+                  </pic:blipFill>
+                  <pic:spPr>
+                    <a:xfrm>
+                      <a:off x="0" y="0"/>
+                      <a:ext cx="3912797" cy="626631"/>
+                    </a:xfrm>
+                    <a:prstGeom prst="rect">
+                      <a:avLst/>
+                    </a:prstGeom>
+                  </pic:spPr>
+                </pic:pic>
+              </a:graphicData>
+            </a:graphic>
+          </wp:inline>
+        </w:drawing>
+      </w:r>
+    </w:p>
+    <w:p>
+      <w:r>
+        <w:t>Pulsamos en ella</w:t>
+      </w:r>
+    </w:p>
+    <w:p>
+      <w:r>
+        <w:t>Si la extensión está instalada (y en tu caso sí lo está), verás:</w:t>
+      </w:r>
+    </w:p>
+    <w:p>
+      <w:r>
+        <w:t>Español (es)</w:t>
+      </w:r>
+    </w:p>
+    <w:p>
+      <w:r>
+        <w:drawing>
+          <wp:inline distT="0" distB="0" distL="0" distR="0" wp14:anchorId="67BBCFC5" wp14:editId="01366853">
+            <wp:extent cx="3733952" cy="596348"/>
+            <wp:effectExtent l="0" t="0" r="0" b="0"/>
+            <wp:docPr id="55" name="Imagen 55"/>
+            <wp:cNvGraphicFramePr>
+              <a:graphicFrameLocks xmlns:a="http://schemas.openxmlformats.org/drawingml/2006/main" noChangeAspect="1"/>
+            </wp:cNvGraphicFramePr>
+            <a:graphic xmlns:a="http://schemas.openxmlformats.org/drawingml/2006/main">
+              <a:graphicData uri="http://schemas.openxmlformats.org/drawingml/2006/picture">
+                <pic:pic xmlns:pic="http://schemas.openxmlformats.org/drawingml/2006/picture">
+                  <pic:nvPicPr>
+                    <pic:cNvPr id="1" name=""/>
+                    <pic:cNvPicPr/>
+                  </pic:nvPicPr>
+                  <pic:blipFill>
+                    <a:blip r:embed="rId62"/>
+                    <a:stretch>
+                      <a:fillRect/>
+                    </a:stretch>
+                  </pic:blipFill>
+                  <pic:spPr>
+                    <a:xfrm>
+                      <a:off x="0" y="0"/>
+                      <a:ext cx="3767204" cy="601659"/>
+                    </a:xfrm>
+                    <a:prstGeom prst="rect">
+                      <a:avLst/>
+                    </a:prstGeom>
+                  </pic:spPr>
+                </pic:pic>
+              </a:graphicData>
+            </a:graphic>
+          </wp:inline>
+        </w:drawing>
+      </w:r>
+    </w:p>
+    <w:p>
+      <w:proofErr w:type="spellStart"/>
+      <w:r>
+        <w:t>VSCodium</w:t>
+      </w:r>
+      <w:proofErr w:type="spellEnd"/>
+      <w:r>
+        <w:t xml:space="preserve"> te pedirá:</w:t>
+      </w:r>
+    </w:p>
+    <w:p>
+      <w:r>
+        <w:drawing>
+          <wp:inline distT="0" distB="0" distL="0" distR="0" wp14:anchorId="1B71DDB9" wp14:editId="4FA7FAFD">
+            <wp:extent cx="3197665" cy="925472"/>
+            <wp:effectExtent l="0" t="0" r="3175" b="8255"/>
+            <wp:docPr id="56" name="Imagen 56"/>
+            <wp:cNvGraphicFramePr>
+              <a:graphicFrameLocks xmlns:a="http://schemas.openxmlformats.org/drawingml/2006/main" noChangeAspect="1"/>
+            </wp:cNvGraphicFramePr>
+            <a:graphic xmlns:a="http://schemas.openxmlformats.org/drawingml/2006/main">
+              <a:graphicData uri="http://schemas.openxmlformats.org/drawingml/2006/picture">
+                <pic:pic xmlns:pic="http://schemas.openxmlformats.org/drawingml/2006/picture">
+                  <pic:nvPicPr>
+                    <pic:cNvPr id="1" name=""/>
+                    <pic:cNvPicPr/>
+                  </pic:nvPicPr>
+                  <pic:blipFill>
+                    <a:blip r:embed="rId63"/>
+                    <a:stretch>
+                      <a:fillRect/>
+                    </a:stretch>
+                  </pic:blipFill>
+                  <pic:spPr>
+                    <a:xfrm>
+                      <a:off x="0" y="0"/>
+                      <a:ext cx="3221734" cy="932438"/>
+                    </a:xfrm>
+                    <a:prstGeom prst="rect">
+                      <a:avLst/>
+                    </a:prstGeom>
+                  </pic:spPr>
+                </pic:pic>
+              </a:graphicData>
+            </a:graphic>
+          </wp:inline>
+        </w:drawing>
+      </w:r>
+    </w:p>
+    <w:p>
+      <w:r>
+        <w:t>Comprobamos que funcione</w:t>
+      </w:r>
+    </w:p>
+    <w:p>
+      <w:r>
+        <w:drawing>
+          <wp:inline distT="0" distB="0" distL="0" distR="0" wp14:anchorId="6F906B47" wp14:editId="19A48D2F">
+            <wp:extent cx="5400040" cy="725170"/>
+            <wp:effectExtent l="0" t="0" r="0" b="0"/>
+            <wp:docPr id="59" name="Imagen 59"/>
+            <wp:cNvGraphicFramePr>
+              <a:graphicFrameLocks xmlns:a="http://schemas.openxmlformats.org/drawingml/2006/main" noChangeAspect="1"/>
+            </wp:cNvGraphicFramePr>
+            <a:graphic xmlns:a="http://schemas.openxmlformats.org/drawingml/2006/main">
+              <a:graphicData uri="http://schemas.openxmlformats.org/drawingml/2006/picture">
+                <pic:pic xmlns:pic="http://schemas.openxmlformats.org/drawingml/2006/picture">
+                  <pic:nvPicPr>
+                    <pic:cNvPr id="1" name=""/>
+                    <pic:cNvPicPr/>
+                  </pic:nvPicPr>
+                  <pic:blipFill>
+                    <a:blip r:embed="rId64"/>
+                    <a:stretch>
+                      <a:fillRect/>
+                    </a:stretch>
+                  </pic:blipFill>
+                  <pic:spPr>
+                    <a:xfrm>
+                      <a:off x="0" y="0"/>
+                      <a:ext cx="5400040" cy="725170"/>
+                    </a:xfrm>
+                    <a:prstGeom prst="rect">
+                      <a:avLst/>
+                    </a:prstGeom>
+                  </pic:spPr>
+                </pic:pic>
+              </a:graphicData>
+            </a:graphic>
+          </wp:inline>
+        </w:drawing>
+      </w:r>
+    </w:p>
     <w:sectPr>
-      <w:footerReference w:type="default" r:id="rId59"/>
+      <w:footerReference w:type="default" r:id="rId65"/>
       <w:pgSz w:w="11906" w:h="16838"/>
       <w:pgMar w:top="1417" w:right="1701" w:bottom="1417" w:left="1701" w:header="708" w:footer="708" w:gutter="0"/>
       <w:cols w:space="708"/>

--- a/2ºDAW/DAW/2ºTrimestre/Unidad 4/Ejercicios/actividad4.4-SuárezGarcíaPablo.docx
+++ b/2ºDAW/DAW/2ºTrimestre/Unidad 4/Ejercicios/actividad4.4-SuárezGarcíaPablo.docx
@@ -5825,11 +5825,25 @@
     </w:p>
     <w:p>
       <w:r>
-        <w:t>Nos vamos al apartado de extensiones:</w:t>
-      </w:r>
-    </w:p>
-    <w:p>
-      <w:r>
+        <w:t xml:space="preserve">Para modificar el </w:t>
+      </w:r>
+      <w:proofErr w:type="spellStart"/>
+      <w:r>
+        <w:t>vscodium</w:t>
+      </w:r>
+      <w:proofErr w:type="spellEnd"/>
+      <w:r>
+        <w:t xml:space="preserve"> en español n</w:t>
+      </w:r>
+      <w:r>
+        <w:t>os vamos al apartado de extensiones:</w:t>
+      </w:r>
+    </w:p>
+    <w:p>
+      <w:r>
+        <w:rPr>
+          <w:noProof/>
+        </w:rPr>
         <w:drawing>
           <wp:inline distT="0" distB="0" distL="0" distR="0" wp14:anchorId="15F25301" wp14:editId="7804A250">
             <wp:extent cx="1645920" cy="786310"/>
@@ -5874,6 +5888,9 @@
     </w:p>
     <w:p>
       <w:r>
+        <w:rPr>
+          <w:noProof/>
+        </w:rPr>
         <w:drawing>
           <wp:inline distT="0" distB="0" distL="0" distR="0" wp14:anchorId="133C68FA" wp14:editId="4B59A40F">
             <wp:extent cx="3090923" cy="771277"/>
@@ -5967,6 +5984,9 @@
     </w:p>
     <w:p>
       <w:r>
+        <w:rPr>
+          <w:noProof/>
+        </w:rPr>
         <w:drawing>
           <wp:inline distT="0" distB="0" distL="0" distR="0" wp14:anchorId="2A5DC3A0" wp14:editId="0AF1BDC5">
             <wp:extent cx="3896140" cy="623963"/>
@@ -6011,16 +6031,23 @@
     </w:p>
     <w:p>
       <w:r>
-        <w:t>Si la extensión está instalada (y en tu caso sí lo está), verás:</w:t>
-      </w:r>
-    </w:p>
-    <w:p>
-      <w:r>
-        <w:t>Español (es)</w:t>
-      </w:r>
-    </w:p>
-    <w:p>
-      <w:r>
+        <w:t>Si la extensión está instalada verás:</w:t>
+      </w:r>
+      <w:r>
+        <w:t xml:space="preserve"> e</w:t>
+      </w:r>
+      <w:r>
+        <w:t>spañol (es)</w:t>
+      </w:r>
+      <w:r>
+        <w:t xml:space="preserve"> y pulsamos en el</w:t>
+      </w:r>
+    </w:p>
+    <w:p>
+      <w:r>
+        <w:rPr>
+          <w:noProof/>
+        </w:rPr>
         <w:drawing>
           <wp:inline distT="0" distB="0" distL="0" distR="0" wp14:anchorId="67BBCFC5" wp14:editId="01366853">
             <wp:extent cx="3733952" cy="596348"/>
@@ -6065,11 +6092,28 @@
       </w:r>
       <w:proofErr w:type="spellEnd"/>
       <w:r>
-        <w:t xml:space="preserve"> te pedirá:</w:t>
-      </w:r>
-    </w:p>
-    <w:p>
-      <w:r>
+        <w:t xml:space="preserve"> te pedirá</w:t>
+      </w:r>
+      <w:r>
+        <w:t xml:space="preserve"> restablecer el </w:t>
+      </w:r>
+      <w:proofErr w:type="spellStart"/>
+      <w:r>
+        <w:t>vscodium</w:t>
+      </w:r>
+      <w:proofErr w:type="spellEnd"/>
+      <w:r>
+        <w:t xml:space="preserve"> en español</w:t>
+      </w:r>
+      <w:r>
+        <w:t>:</w:t>
+      </w:r>
+    </w:p>
+    <w:p>
+      <w:r>
+        <w:rPr>
+          <w:noProof/>
+        </w:rPr>
         <w:drawing>
           <wp:inline distT="0" distB="0" distL="0" distR="0" wp14:anchorId="1B71DDB9" wp14:editId="4FA7FAFD">
             <wp:extent cx="3197665" cy="925472"/>
@@ -6111,9 +6155,20 @@
       <w:r>
         <w:t>Comprobamos que funcione</w:t>
       </w:r>
-    </w:p>
-    <w:p>
-      <w:r>
+      <w:r>
+        <w:t xml:space="preserve"> </w:t>
+      </w:r>
+    </w:p>
+    <w:p>
+      <w:r>
+        <w:t>Y se ve como ha cambiado el apartado de “Buscar”</w:t>
+      </w:r>
+    </w:p>
+    <w:p>
+      <w:r>
+        <w:rPr>
+          <w:noProof/>
+        </w:rPr>
         <w:drawing>
           <wp:inline distT="0" distB="0" distL="0" distR="0" wp14:anchorId="6F906B47" wp14:editId="19A48D2F">
             <wp:extent cx="5400040" cy="725170"/>
